--- a/documentation/07 Operations/Running and Operating the System.docx
+++ b/documentation/07 Operations/Running and Operating the System.docx
@@ -289,7 +289,7 @@
                 <w:sz w:val="20"/>
                 <w:szCs w:val="20"/>
               </w:rPr>
-              <w:t>18 October 2026</w:t>
+              <w:t>24 October 2026</w:t>
             </w:r>
           </w:p>
         </w:tc>
@@ -1181,6 +1181,74 @@
           </w:p>
         </w:tc>
       </w:tr>
+      <w:tr>
+        <w:tblPrEx>
+          <w:tblCellMar>
+            <w:top w:w="0" w:type="dxa"/>
+            <w:bottom w:w="0" w:type="dxa"/>
+          </w:tblCellMar>
+        </w:tblPrEx>
+        <w:tc>
+          <w:tcPr>
+            <w:tcW w:w="1300" w:type="dxa"/>
+            <w:tcMar>
+              <w:top w:w="50" w:type="dxa"/>
+              <w:left w:w="90" w:type="dxa"/>
+              <w:bottom w:w="50" w:type="dxa"/>
+              <w:right w:w="90" w:type="dxa"/>
+            </w:tcMar>
+          </w:tcPr>
+          <w:p>
+            <w:r>
+              <w:rPr>
+                <w:sz w:val="19"/>
+                <w:szCs w:val="19"/>
+              </w:rPr>
+              <w:t>1.1</w:t>
+            </w:r>
+          </w:p>
+        </w:tc>
+        <w:tc>
+          <w:tcPr>
+            <w:tcW w:w="1900" w:type="dxa"/>
+            <w:tcMar>
+              <w:top w:w="50" w:type="dxa"/>
+              <w:left w:w="90" w:type="dxa"/>
+              <w:bottom w:w="50" w:type="dxa"/>
+              <w:right w:w="90" w:type="dxa"/>
+            </w:tcMar>
+          </w:tcPr>
+          <w:p>
+            <w:r>
+              <w:rPr>
+                <w:sz w:val="19"/>
+                <w:szCs w:val="19"/>
+              </w:rPr>
+              <w:t>24 October 2026</w:t>
+            </w:r>
+          </w:p>
+        </w:tc>
+        <w:tc>
+          <w:tcPr>
+            <w:tcW w:w="6438" w:type="dxa"/>
+            <w:tcMar>
+              <w:top w:w="50" w:type="dxa"/>
+              <w:left w:w="90" w:type="dxa"/>
+              <w:bottom w:w="50" w:type="dxa"/>
+              <w:right w:w="90" w:type="dxa"/>
+            </w:tcMar>
+          </w:tcPr>
+          <w:p>
+            <w:r>
+              <w:rPr>
+                <w:sz w:val="19"/>
+                <w:szCs w:val="19"/>
+              </w:rPr>
+              <w:t>Resetting someone's password, and the idle lock's minutes.</w:t>
+            </w:r>
+          </w:p>
+        </w:tc>
+      </w:tr>
     </w:tbl>
     <w:p>
       <w:pPr>
@@ -1213,7 +1281,7 @@
     <w:sdt>
       <w:sdtPr>
         <w:alias w:val="Contents"/>
-        <w:id w:val="-1323810586"/>
+        <w:id w:val="-1795901518"/>
       </w:sdtPr>
       <w:sdtEndPr/>
       <w:sdtContent>
@@ -1240,7 +1308,7 @@
           <w:r>
             <w:fldChar w:fldCharType="separate"/>
           </w:r>
-          <w:hyperlink w:anchor="_Toc243225242" w:history="1">
+          <w:hyperlink w:anchor="_Toc243693305" w:history="1">
             <w:r>
               <w:rPr>
                 <w:rStyle w:val="Hyperlink"/>
@@ -1264,7 +1332,7 @@
               <w:rPr>
                 <w:noProof/>
               </w:rPr>
-              <w:instrText xml:space="preserve"> PAGEREF _Toc243225242 \h </w:instrText>
+              <w:instrText xml:space="preserve"> PAGEREF _Toc243693305 \h </w:instrText>
             </w:r>
             <w:r>
               <w:rPr>
@@ -1305,7 +1373,7 @@
               <w:szCs w:val="22"/>
             </w:rPr>
           </w:pPr>
-          <w:hyperlink w:anchor="_Toc243225243" w:history="1">
+          <w:hyperlink w:anchor="_Toc243693306" w:history="1">
             <w:r>
               <w:rPr>
                 <w:rStyle w:val="Hyperlink"/>
@@ -1329,7 +1397,7 @@
               <w:rPr>
                 <w:noProof/>
               </w:rPr>
-              <w:instrText xml:space="preserve"> PAGEREF _Toc243225243 \h </w:instrText>
+              <w:instrText xml:space="preserve"> PAGEREF _Toc243693306 \h </w:instrText>
             </w:r>
             <w:r>
               <w:rPr>
@@ -1370,7 +1438,7 @@
               <w:szCs w:val="22"/>
             </w:rPr>
           </w:pPr>
-          <w:hyperlink w:anchor="_Toc243225244" w:history="1">
+          <w:hyperlink w:anchor="_Toc243693307" w:history="1">
             <w:r>
               <w:rPr>
                 <w:rStyle w:val="Hyperlink"/>
@@ -1394,7 +1462,7 @@
               <w:rPr>
                 <w:noProof/>
               </w:rPr>
-              <w:instrText xml:space="preserve"> PAGEREF _Toc243225244 \h </w:instrText>
+              <w:instrText xml:space="preserve"> PAGEREF _Toc243693307 \h </w:instrText>
             </w:r>
             <w:r>
               <w:rPr>
@@ -1435,7 +1503,7 @@
               <w:szCs w:val="22"/>
             </w:rPr>
           </w:pPr>
-          <w:hyperlink w:anchor="_Toc243225245" w:history="1">
+          <w:hyperlink w:anchor="_Toc243693308" w:history="1">
             <w:r>
               <w:rPr>
                 <w:rStyle w:val="Hyperlink"/>
@@ -1459,7 +1527,7 @@
               <w:rPr>
                 <w:noProof/>
               </w:rPr>
-              <w:instrText xml:space="preserve"> PAGEREF _Toc243225245 \h </w:instrText>
+              <w:instrText xml:space="preserve"> PAGEREF _Toc243693308 \h </w:instrText>
             </w:r>
             <w:r>
               <w:rPr>
@@ -1500,7 +1568,7 @@
               <w:szCs w:val="22"/>
             </w:rPr>
           </w:pPr>
-          <w:hyperlink w:anchor="_Toc243225246" w:history="1">
+          <w:hyperlink w:anchor="_Toc243693309" w:history="1">
             <w:r>
               <w:rPr>
                 <w:rStyle w:val="Hyperlink"/>
@@ -1524,7 +1592,7 @@
               <w:rPr>
                 <w:noProof/>
               </w:rPr>
-              <w:instrText xml:space="preserve"> PAGEREF _Toc243225246 \h </w:instrText>
+              <w:instrText xml:space="preserve"> PAGEREF _Toc243693309 \h </w:instrText>
             </w:r>
             <w:r>
               <w:rPr>
@@ -1565,7 +1633,7 @@
               <w:szCs w:val="22"/>
             </w:rPr>
           </w:pPr>
-          <w:hyperlink w:anchor="_Toc243225247" w:history="1">
+          <w:hyperlink w:anchor="_Toc243693310" w:history="1">
             <w:r>
               <w:rPr>
                 <w:rStyle w:val="Hyperlink"/>
@@ -1589,7 +1657,7 @@
               <w:rPr>
                 <w:noProof/>
               </w:rPr>
-              <w:instrText xml:space="preserve"> PAGEREF _Toc243225247 \h </w:instrText>
+              <w:instrText xml:space="preserve"> PAGEREF _Toc243693310 \h </w:instrText>
             </w:r>
             <w:r>
               <w:rPr>
@@ -1630,7 +1698,7 @@
               <w:szCs w:val="22"/>
             </w:rPr>
           </w:pPr>
-          <w:hyperlink w:anchor="_Toc243225248" w:history="1">
+          <w:hyperlink w:anchor="_Toc243693311" w:history="1">
             <w:r>
               <w:rPr>
                 <w:rStyle w:val="Hyperlink"/>
@@ -1654,7 +1722,7 @@
               <w:rPr>
                 <w:noProof/>
               </w:rPr>
-              <w:instrText xml:space="preserve"> PAGEREF _Toc243225248 \h </w:instrText>
+              <w:instrText xml:space="preserve"> PAGEREF _Toc243693311 \h </w:instrText>
             </w:r>
             <w:r>
               <w:rPr>
@@ -1695,7 +1763,7 @@
               <w:szCs w:val="22"/>
             </w:rPr>
           </w:pPr>
-          <w:hyperlink w:anchor="_Toc243225249" w:history="1">
+          <w:hyperlink w:anchor="_Toc243693312" w:history="1">
             <w:r>
               <w:rPr>
                 <w:rStyle w:val="Hyperlink"/>
@@ -1719,7 +1787,7 @@
               <w:rPr>
                 <w:noProof/>
               </w:rPr>
-              <w:instrText xml:space="preserve"> PAGEREF _Toc243225249 \h </w:instrText>
+              <w:instrText xml:space="preserve"> PAGEREF _Toc243693312 \h </w:instrText>
             </w:r>
             <w:r>
               <w:rPr>
@@ -1760,7 +1828,7 @@
               <w:szCs w:val="22"/>
             </w:rPr>
           </w:pPr>
-          <w:hyperlink w:anchor="_Toc243225250" w:history="1">
+          <w:hyperlink w:anchor="_Toc243693313" w:history="1">
             <w:r>
               <w:rPr>
                 <w:rStyle w:val="Hyperlink"/>
@@ -1784,7 +1852,7 @@
               <w:rPr>
                 <w:noProof/>
               </w:rPr>
-              <w:instrText xml:space="preserve"> PAGEREF _Toc243225250 \h </w:instrText>
+              <w:instrText xml:space="preserve"> PAGEREF _Toc243693313 \h </w:instrText>
             </w:r>
             <w:r>
               <w:rPr>
@@ -1825,7 +1893,7 @@
               <w:szCs w:val="22"/>
             </w:rPr>
           </w:pPr>
-          <w:hyperlink w:anchor="_Toc243225251" w:history="1">
+          <w:hyperlink w:anchor="_Toc243693314" w:history="1">
             <w:r>
               <w:rPr>
                 <w:rStyle w:val="Hyperlink"/>
@@ -1849,7 +1917,7 @@
               <w:rPr>
                 <w:noProof/>
               </w:rPr>
-              <w:instrText xml:space="preserve"> PAGEREF _Toc243225251 \h </w:instrText>
+              <w:instrText xml:space="preserve"> PAGEREF _Toc243693314 \h </w:instrText>
             </w:r>
             <w:r>
               <w:rPr>
@@ -1890,7 +1958,7 @@
               <w:szCs w:val="22"/>
             </w:rPr>
           </w:pPr>
-          <w:hyperlink w:anchor="_Toc243225252" w:history="1">
+          <w:hyperlink w:anchor="_Toc243693315" w:history="1">
             <w:r>
               <w:rPr>
                 <w:rStyle w:val="Hyperlink"/>
@@ -1914,7 +1982,7 @@
               <w:rPr>
                 <w:noProof/>
               </w:rPr>
-              <w:instrText xml:space="preserve"> PAGEREF _Toc243225252 \h </w:instrText>
+              <w:instrText xml:space="preserve"> PAGEREF _Toc243693315 \h </w:instrText>
             </w:r>
             <w:r>
               <w:rPr>
@@ -1955,7 +2023,7 @@
               <w:szCs w:val="22"/>
             </w:rPr>
           </w:pPr>
-          <w:hyperlink w:anchor="_Toc243225253" w:history="1">
+          <w:hyperlink w:anchor="_Toc243693316" w:history="1">
             <w:r>
               <w:rPr>
                 <w:rStyle w:val="Hyperlink"/>
@@ -1979,7 +2047,7 @@
               <w:rPr>
                 <w:noProof/>
               </w:rPr>
-              <w:instrText xml:space="preserve"> PAGEREF _Toc243225253 \h </w:instrText>
+              <w:instrText xml:space="preserve"> PAGEREF _Toc243693316 \h </w:instrText>
             </w:r>
             <w:r>
               <w:rPr>
@@ -2020,7 +2088,7 @@
               <w:szCs w:val="22"/>
             </w:rPr>
           </w:pPr>
-          <w:hyperlink w:anchor="_Toc243225254" w:history="1">
+          <w:hyperlink w:anchor="_Toc243693317" w:history="1">
             <w:r>
               <w:rPr>
                 <w:rStyle w:val="Hyperlink"/>
@@ -2044,7 +2112,7 @@
               <w:rPr>
                 <w:noProof/>
               </w:rPr>
-              <w:instrText xml:space="preserve"> PAGEREF _Toc243225254 \h </w:instrText>
+              <w:instrText xml:space="preserve"> PAGEREF _Toc243693317 \h </w:instrText>
             </w:r>
             <w:r>
               <w:rPr>
@@ -2085,7 +2153,7 @@
               <w:szCs w:val="22"/>
             </w:rPr>
           </w:pPr>
-          <w:hyperlink w:anchor="_Toc243225255" w:history="1">
+          <w:hyperlink w:anchor="_Toc243693318" w:history="1">
             <w:r>
               <w:rPr>
                 <w:rStyle w:val="Hyperlink"/>
@@ -2109,7 +2177,7 @@
               <w:rPr>
                 <w:noProof/>
               </w:rPr>
-              <w:instrText xml:space="preserve"> PAGEREF _Toc243225255 \h </w:instrText>
+              <w:instrText xml:space="preserve"> PAGEREF _Toc243693318 \h </w:instrText>
             </w:r>
             <w:r>
               <w:rPr>
@@ -2150,7 +2218,7 @@
               <w:szCs w:val="22"/>
             </w:rPr>
           </w:pPr>
-          <w:hyperlink w:anchor="_Toc243225256" w:history="1">
+          <w:hyperlink w:anchor="_Toc243693319" w:history="1">
             <w:r>
               <w:rPr>
                 <w:rStyle w:val="Hyperlink"/>
@@ -2174,7 +2242,7 @@
               <w:rPr>
                 <w:noProof/>
               </w:rPr>
-              <w:instrText xml:space="preserve"> PAGEREF _Toc243225256 \h </w:instrText>
+              <w:instrText xml:space="preserve"> PAGEREF _Toc243693319 \h </w:instrText>
             </w:r>
             <w:r>
               <w:rPr>
@@ -2215,7 +2283,7 @@
               <w:szCs w:val="22"/>
             </w:rPr>
           </w:pPr>
-          <w:hyperlink w:anchor="_Toc243225257" w:history="1">
+          <w:hyperlink w:anchor="_Toc243693320" w:history="1">
             <w:r>
               <w:rPr>
                 <w:rStyle w:val="Hyperlink"/>
@@ -2239,7 +2307,7 @@
               <w:rPr>
                 <w:noProof/>
               </w:rPr>
-              <w:instrText xml:space="preserve"> PAGEREF _Toc243225257 \h </w:instrText>
+              <w:instrText xml:space="preserve"> PAGEREF _Toc243693320 \h </w:instrText>
             </w:r>
             <w:r>
               <w:rPr>
@@ -2280,7 +2348,7 @@
               <w:szCs w:val="22"/>
             </w:rPr>
           </w:pPr>
-          <w:hyperlink w:anchor="_Toc243225258" w:history="1">
+          <w:hyperlink w:anchor="_Toc243693321" w:history="1">
             <w:r>
               <w:rPr>
                 <w:rStyle w:val="Hyperlink"/>
@@ -2304,7 +2372,7 @@
               <w:rPr>
                 <w:noProof/>
               </w:rPr>
-              <w:instrText xml:space="preserve"> PAGEREF _Toc243225258 \h </w:instrText>
+              <w:instrText xml:space="preserve"> PAGEREF _Toc243693321 \h </w:instrText>
             </w:r>
             <w:r>
               <w:rPr>
@@ -2345,7 +2413,7 @@
               <w:szCs w:val="22"/>
             </w:rPr>
           </w:pPr>
-          <w:hyperlink w:anchor="_Toc243225259" w:history="1">
+          <w:hyperlink w:anchor="_Toc243693322" w:history="1">
             <w:r>
               <w:rPr>
                 <w:rStyle w:val="Hyperlink"/>
@@ -2369,7 +2437,7 @@
               <w:rPr>
                 <w:noProof/>
               </w:rPr>
-              <w:instrText xml:space="preserve"> PAGEREF _Toc243225259 \h </w:instrText>
+              <w:instrText xml:space="preserve"> PAGEREF _Toc243693322 \h </w:instrText>
             </w:r>
             <w:r>
               <w:rPr>
@@ -2387,6 +2455,136 @@
                 <w:noProof/>
               </w:rPr>
               <w:t>17</w:t>
+            </w:r>
+            <w:r>
+              <w:rPr>
+                <w:noProof/>
+              </w:rPr>
+              <w:fldChar w:fldCharType="end"/>
+            </w:r>
+          </w:hyperlink>
+        </w:p>
+        <w:p>
+          <w:pPr>
+            <w:pStyle w:val="TOC2"/>
+            <w:tabs>
+              <w:tab w:val="right" w:leader="dot" w:pos="9628"/>
+            </w:tabs>
+            <w:rPr>
+              <w:rFonts w:asciiTheme="minorHAnsi" w:eastAsiaTheme="minorEastAsia" w:hAnsiTheme="minorHAnsi" w:cstheme="minorBidi"/>
+              <w:noProof/>
+              <w:color w:val="auto"/>
+              <w:sz w:val="22"/>
+              <w:szCs w:val="22"/>
+            </w:rPr>
+          </w:pPr>
+          <w:hyperlink w:anchor="_Toc243693323" w:history="1">
+            <w:r>
+              <w:rPr>
+                <w:rStyle w:val="Hyperlink"/>
+                <w:noProof/>
+              </w:rPr>
+              <w:t>11.4  Resetting someone's password</w:t>
+            </w:r>
+            <w:r>
+              <w:rPr>
+                <w:noProof/>
+              </w:rPr>
+              <w:tab/>
+            </w:r>
+            <w:r>
+              <w:rPr>
+                <w:noProof/>
+              </w:rPr>
+              <w:fldChar w:fldCharType="begin"/>
+            </w:r>
+            <w:r>
+              <w:rPr>
+                <w:noProof/>
+              </w:rPr>
+              <w:instrText xml:space="preserve"> PAGEREF _Toc243693323 \h </w:instrText>
+            </w:r>
+            <w:r>
+              <w:rPr>
+                <w:noProof/>
+              </w:rPr>
+            </w:r>
+            <w:r>
+              <w:rPr>
+                <w:noProof/>
+              </w:rPr>
+              <w:fldChar w:fldCharType="separate"/>
+            </w:r>
+            <w:r>
+              <w:rPr>
+                <w:noProof/>
+              </w:rPr>
+              <w:t>17</w:t>
+            </w:r>
+            <w:r>
+              <w:rPr>
+                <w:noProof/>
+              </w:rPr>
+              <w:fldChar w:fldCharType="end"/>
+            </w:r>
+          </w:hyperlink>
+        </w:p>
+        <w:p>
+          <w:pPr>
+            <w:pStyle w:val="TOC2"/>
+            <w:tabs>
+              <w:tab w:val="right" w:leader="dot" w:pos="9628"/>
+            </w:tabs>
+            <w:rPr>
+              <w:rFonts w:asciiTheme="minorHAnsi" w:eastAsiaTheme="minorEastAsia" w:hAnsiTheme="minorHAnsi" w:cstheme="minorBidi"/>
+              <w:noProof/>
+              <w:color w:val="auto"/>
+              <w:sz w:val="22"/>
+              <w:szCs w:val="22"/>
+            </w:rPr>
+          </w:pPr>
+          <w:hyperlink w:anchor="_Toc243693324" w:history="1">
+            <w:r>
+              <w:rPr>
+                <w:rStyle w:val="Hyperlink"/>
+                <w:noProof/>
+              </w:rPr>
+              <w:t>11.5  The idle lock</w:t>
+            </w:r>
+            <w:r>
+              <w:rPr>
+                <w:noProof/>
+              </w:rPr>
+              <w:tab/>
+            </w:r>
+            <w:r>
+              <w:rPr>
+                <w:noProof/>
+              </w:rPr>
+              <w:fldChar w:fldCharType="begin"/>
+            </w:r>
+            <w:r>
+              <w:rPr>
+                <w:noProof/>
+              </w:rPr>
+              <w:instrText xml:space="preserve"> PAGEREF _Toc243693324 \h </w:instrText>
+            </w:r>
+            <w:r>
+              <w:rPr>
+                <w:noProof/>
+              </w:rPr>
+            </w:r>
+            <w:r>
+              <w:rPr>
+                <w:noProof/>
+              </w:rPr>
+              <w:fldChar w:fldCharType="separate"/>
+            </w:r>
+            <w:r>
+              <w:rPr>
+                <w:noProof/>
+              </w:rPr>
+              <w:t>18</w:t>
             </w:r>
             <w:r>
               <w:rPr>
@@ -2410,7 +2608,7 @@
               <w:szCs w:val="22"/>
             </w:rPr>
           </w:pPr>
-          <w:hyperlink w:anchor="_Toc243225260" w:history="1">
+          <w:hyperlink w:anchor="_Toc243693325" w:history="1">
             <w:r>
               <w:rPr>
                 <w:rStyle w:val="Hyperlink"/>
@@ -2434,7 +2632,7 @@
               <w:rPr>
                 <w:noProof/>
               </w:rPr>
-              <w:instrText xml:space="preserve"> PAGEREF _Toc243225260 \h </w:instrText>
+              <w:instrText xml:space="preserve"> PAGEREF _Toc243693325 \h </w:instrText>
             </w:r>
             <w:r>
               <w:rPr>
@@ -2451,7 +2649,7 @@
               <w:rPr>
                 <w:noProof/>
               </w:rPr>
-              <w:t>18</w:t>
+              <w:t>19</w:t>
             </w:r>
             <w:r>
               <w:rPr>
@@ -2470,7 +2668,6 @@
     </w:sdt>
     <w:p>
       <w:r>
-        <w:lastRenderedPageBreak/>
         <w:br w:type="page"/>
       </w:r>
     </w:p>
@@ -2478,7 +2675,7 @@
       <w:pPr>
         <w:pStyle w:val="Heading1"/>
       </w:pPr>
-      <w:bookmarkStart w:id="1" w:name="_Toc243225242"/>
+      <w:bookmarkStart w:id="1" w:name="_Toc243693305"/>
       <w:r>
         <w:lastRenderedPageBreak/>
         <w:t>1  Introduction</w:t>
@@ -2490,10 +2687,10 @@
         <w:spacing w:after="120" w:line="276" w:lineRule="auto"/>
       </w:pPr>
       <w:r>
-        <w:t>Everything runs on one company computer: Windows 11 with an Ubuntu Linux environment inside it (WSL). The database and all servers run inside Ubuntu; the desktop app, ngrok and Android tools run on Windows. This guide is for the person who keeps that compu</w:t>
-      </w:r>
-      <w:r>
-        <w:t>ter and the system running.</w:t>
+        <w:t xml:space="preserve">Everything runs on one company computer: Windows 11 with an Ubuntu Linux environment inside it (WSL). The database and all servers run inside Ubuntu; the desktop app, ngrok and Android tools run on Windows. </w:t>
+      </w:r>
+      <w:r>
+        <w:t>This guide is for the person who keeps that computer and the system running.</w:t>
       </w:r>
     </w:p>
     <w:p>
@@ -2505,7 +2702,7 @@
       <w:pPr>
         <w:pStyle w:val="Heading1"/>
       </w:pPr>
-      <w:bookmarkStart w:id="2" w:name="_Toc243225243"/>
+      <w:bookmarkStart w:id="2" w:name="_Toc243693306"/>
       <w:r>
         <w:lastRenderedPageBreak/>
         <w:t>2  Where things are</w:t>
@@ -2835,14 +3032,7 @@
                 <w:sz w:val="19"/>
                 <w:szCs w:val="19"/>
               </w:rPr>
-              <w:t>C:\Scripts\Launch-Dateroem.bat (start everything in terminals), C:\Scripts\Launch-Backend.bat, C:\Scripts\Update-WSLPortProxy.ps1; /root/r</w:t>
-            </w:r>
-            <w:r>
-              <w:rPr>
-                <w:sz w:val="19"/>
-                <w:szCs w:val="19"/>
-              </w:rPr>
-              <w:t>un_backend.sh and /root/start_backend.sh inside Ubuntu</w:t>
+              <w:t>C:\Scripts\Launch-Dateroem.bat (start everything in terminals), C:\Scripts\Launch-Backend.bat, C:\Scripts\Update-WSLPortProxy.ps1; /root/run_backend.sh and /root/start_backend.sh inside Ubuntu</w:t>
             </w:r>
           </w:p>
         </w:tc>
@@ -3322,14 +3512,7 @@
                 <w:sz w:val="19"/>
                 <w:szCs w:val="19"/>
               </w:rPr>
-              <w:t>Google Cloud Console, project "Dateroem" (owned by the business Gmail</w:t>
-            </w:r>
-            <w:r>
-              <w:rPr>
-                <w:sz w:val="19"/>
-                <w:szCs w:val="19"/>
-              </w:rPr>
-              <w:t>): APIs and Services &gt; Credentials, and Google Auth Platform</w:t>
+              <w:t>Google Cloud Console, project "Dateroem" (owned by the business Gmail): APIs and Services &gt; Credentials, and Google Auth Platform</w:t>
             </w:r>
           </w:p>
         </w:tc>
@@ -3416,7 +3599,7 @@
       <w:pPr>
         <w:pStyle w:val="Heading1"/>
       </w:pPr>
-      <w:bookmarkStart w:id="3" w:name="_Toc243225244"/>
+      <w:bookmarkStart w:id="3" w:name="_Toc243693307"/>
       <w:r>
         <w:lastRenderedPageBreak/>
         <w:t>3  Starting the system</w:t>
@@ -3427,7 +3610,7 @@
       <w:pPr>
         <w:pStyle w:val="Heading2"/>
       </w:pPr>
-      <w:bookmarkStart w:id="4" w:name="_Toc243225245"/>
+      <w:bookmarkStart w:id="4" w:name="_Toc243693308"/>
       <w:r>
         <w:t>3.1  Recommended: the desktop app</w:t>
       </w:r>
@@ -3443,7 +3626,10 @@
         <w:spacing w:after="60" w:line="264" w:lineRule="auto"/>
       </w:pPr>
       <w:r>
-        <w:t>Open "Dateroem Admin Control" from the Start Menu.</w:t>
+        <w:t>Open "Dateroem Admin Con</w:t>
+      </w:r>
+      <w:r>
+        <w:t>trol" from the Start Menu.</w:t>
       </w:r>
     </w:p>
     <w:p>
@@ -3479,10 +3665,7 @@
         <w:t>Start All</w:t>
       </w:r>
       <w:r>
-        <w:t>. Each server shows "Starting... N s", then turns to running. The backend can take up to 5 minutes on a first</w:t>
-      </w:r>
-      <w:r>
-        <w:t xml:space="preserve"> start.</w:t>
+        <w:t>. Each server shows "Starting... N s", then turns to running. The backend can take up to 5 minutes on a first start.</w:t>
       </w:r>
     </w:p>
     <w:p>
@@ -3507,7 +3690,7 @@
       <w:pPr>
         <w:pStyle w:val="Heading2"/>
       </w:pPr>
-      <w:bookmarkStart w:id="5" w:name="_Toc243225246"/>
+      <w:bookmarkStart w:id="5" w:name="_Toc243693309"/>
       <w:r>
         <w:t>3.2  Alternative: the launch script</w:t>
       </w:r>
@@ -3530,14 +3713,17 @@
         <w:t>C:\Scripts\Launch-Dateroem.bat</w:t>
       </w:r>
       <w:r>
-        <w:t>. It opens a terminal for each server. Use this only if the desktop app is not available.</w:t>
+        <w:t xml:space="preserve">. It opens a terminal </w:t>
+      </w:r>
+      <w:r>
+        <w:t>for each server. Use this only if the desktop app is not available.</w:t>
       </w:r>
     </w:p>
     <w:p>
       <w:pPr>
         <w:pStyle w:val="Heading2"/>
       </w:pPr>
-      <w:bookmarkStart w:id="6" w:name="_Toc243225247"/>
+      <w:bookmarkStart w:id="6" w:name="_Toc243693310"/>
       <w:r>
         <w:t>3.3  By hand (inside Ubuntu)</w:t>
       </w:r>
@@ -3559,16 +3745,7 @@
           <w:sz w:val="17"/>
           <w:szCs w:val="17"/>
         </w:rPr>
-        <w:t>service mysq</w:t>
-      </w:r>
-      <w:r>
-        <w:rPr>
-          <w:rFonts w:ascii="Consolas" w:eastAsia="Consolas" w:hAnsi="Consolas" w:cs="Consolas"/>
-          <w:color w:val="2B2F2D"/>
-          <w:sz w:val="17"/>
-          <w:szCs w:val="17"/>
-        </w:rPr>
-        <w:t>l start</w:t>
+        <w:t>service mysql start</w:t>
       </w:r>
     </w:p>
     <w:p>
@@ -3640,17 +3817,8 @@
           <w:sz w:val="17"/>
           <w:szCs w:val="17"/>
         </w:rPr>
-        <w:t>cd /root/fathersProject/admin_server_control/server &amp;&amp; venv/bin/uvicorn app.main:app --host 0.0.0.0 --port 8002 &amp;</w:t>
-      </w:r>
-    </w:p>
-    <w:p>
-      <w:pPr>
-        <w:pBdr>
-          <w:left w:val="single" w:sz="12" w:space="8" w:color="C9D2CC"/>
-        </w:pBdr>
-        <w:shd w:val="clear" w:color="auto" w:fill="F4F5F3"/>
-        <w:ind w:left="160" w:right="160"/>
-      </w:pPr>
+        <w:t>cd /root/fathersProject/admin_server_control/server &amp;&amp; venv/bi</w:t>
+      </w:r>
       <w:r>
         <w:rPr>
           <w:rFonts w:ascii="Consolas" w:eastAsia="Consolas" w:hAnsi="Consolas" w:cs="Consolas"/>
@@ -3658,8 +3826,17 @@
           <w:sz w:val="17"/>
           <w:szCs w:val="17"/>
         </w:rPr>
-        <w:t>cd /root/fathersProject/frontend/website &amp;&amp;</w:t>
-      </w:r>
+        <w:t>n/uvicorn app.main:app --host 0.0.0.0 --port 8002 &amp;</w:t>
+      </w:r>
+    </w:p>
+    <w:p>
+      <w:pPr>
+        <w:pBdr>
+          <w:left w:val="single" w:sz="12" w:space="8" w:color="C9D2CC"/>
+        </w:pBdr>
+        <w:shd w:val="clear" w:color="auto" w:fill="F4F5F3"/>
+        <w:ind w:left="160" w:right="160"/>
+      </w:pPr>
       <w:r>
         <w:rPr>
           <w:rFonts w:ascii="Consolas" w:eastAsia="Consolas" w:hAnsi="Consolas" w:cs="Consolas"/>
@@ -3667,7 +3844,7 @@
           <w:sz w:val="17"/>
           <w:szCs w:val="17"/>
         </w:rPr>
-        <w:t xml:space="preserve"> npm run build &amp;&amp; npx vite preview --port 4173 &amp;</w:t>
+        <w:t>cd /root/fathersProject/frontend/website &amp;&amp; npm run build &amp;&amp; npx vite preview --port 4173 &amp;</w:t>
       </w:r>
     </w:p>
     <w:p>
@@ -3704,7 +3881,16 @@
           <w:sz w:val="17"/>
           <w:szCs w:val="17"/>
         </w:rPr>
-        <w:t># then on Windows: ngrok http --url &lt;reserved domain&gt; 9099</w:t>
+        <w:t># then on Windows: ngrok http --url &lt;res</w:t>
+      </w:r>
+      <w:r>
+        <w:rPr>
+          <w:rFonts w:ascii="Consolas" w:eastAsia="Consolas" w:hAnsi="Consolas" w:cs="Consolas"/>
+          <w:color w:val="2B2F2D"/>
+          <w:sz w:val="17"/>
+          <w:szCs w:val="17"/>
+        </w:rPr>
+        <w:t>erved domain&gt; 9099</w:t>
       </w:r>
     </w:p>
     <w:tbl>
@@ -4731,7 +4917,7 @@
       <w:pPr>
         <w:pStyle w:val="Heading1"/>
       </w:pPr>
-      <w:bookmarkStart w:id="7" w:name="_Toc243225248"/>
+      <w:bookmarkStart w:id="7" w:name="_Toc243693311"/>
       <w:r>
         <w:lastRenderedPageBreak/>
         <w:t>4  Stopping the s</w:t>
@@ -4787,7 +4973,7 @@
       <w:pPr>
         <w:pStyle w:val="Heading2"/>
       </w:pPr>
-      <w:bookmarkStart w:id="8" w:name="_Toc243225249"/>
+      <w:bookmarkStart w:id="8" w:name="_Toc243693312"/>
       <w:r>
         <w:t>4.1  After the move to a hosting provider</w:t>
       </w:r>
@@ -4864,7 +5050,7 @@
       <w:pPr>
         <w:pStyle w:val="Heading1"/>
       </w:pPr>
-      <w:bookmarkStart w:id="9" w:name="_Toc243225250"/>
+      <w:bookmarkStart w:id="9" w:name="_Toc243693313"/>
       <w:r>
         <w:lastRenderedPageBreak/>
         <w:t>5  The public address</w:t>
@@ -5119,7 +5305,7 @@
       <w:pPr>
         <w:pStyle w:val="Heading1"/>
       </w:pPr>
-      <w:bookmarkStart w:id="10" w:name="_Toc243225251"/>
+      <w:bookmarkStart w:id="10" w:name="_Toc243693314"/>
       <w:r>
         <w:lastRenderedPageBreak/>
         <w:t>6  Checking health</w:t>
@@ -6007,7 +6193,7 @@
       <w:pPr>
         <w:pStyle w:val="Heading1"/>
       </w:pPr>
-      <w:bookmarkStart w:id="11" w:name="_Toc243225252"/>
+      <w:bookmarkStart w:id="11" w:name="_Toc243693315"/>
       <w:r>
         <w:lastRenderedPageBreak/>
         <w:t>7  Logs</w:t>
@@ -6416,7 +6602,7 @@
       <w:pPr>
         <w:pStyle w:val="Heading1"/>
       </w:pPr>
-      <w:bookmarkStart w:id="12" w:name="_Toc243225253"/>
+      <w:bookmarkStart w:id="12" w:name="_Toc243693316"/>
       <w:r>
         <w:lastRenderedPageBreak/>
         <w:t>8  Applying changes</w:t>
@@ -7022,7 +7208,7 @@
       <w:pPr>
         <w:pStyle w:val="Heading1"/>
       </w:pPr>
-      <w:bookmarkStart w:id="13" w:name="_Toc243225254"/>
+      <w:bookmarkStart w:id="13" w:name="_Toc243693317"/>
       <w:r>
         <w:lastRenderedPageBreak/>
         <w:t>9  Testing the mobile app</w:t>
@@ -7110,7 +7296,7 @@
       <w:pPr>
         <w:pStyle w:val="Heading1"/>
       </w:pPr>
-      <w:bookmarkStart w:id="14" w:name="_Toc243225255"/>
+      <w:bookmarkStart w:id="14" w:name="_Toc243693318"/>
       <w:r>
         <w:lastRenderedPageBreak/>
         <w:t>10  Routine maintenance</w:t>
@@ -7923,7 +8109,7 @@
       <w:pPr>
         <w:pStyle w:val="Heading1"/>
       </w:pPr>
-      <w:bookmarkStart w:id="15" w:name="_Toc243225256"/>
+      <w:bookmarkStart w:id="15" w:name="_Toc243693319"/>
       <w:r>
         <w:lastRenderedPageBreak/>
         <w:t>11  Desktop access and the SuperAdmin</w:t>
@@ -8013,7 +8199,7 @@
       <w:pPr>
         <w:pStyle w:val="Heading2"/>
       </w:pPr>
-      <w:bookmarkStart w:id="16" w:name="_Toc243225257"/>
+      <w:bookmarkStart w:id="16" w:name="_Toc243693320"/>
       <w:r>
         <w:t>11.1  If the SuperAdmin's only computer is lost</w:t>
       </w:r>
@@ -8156,7 +8342,7 @@
       <w:pPr>
         <w:pStyle w:val="Heading2"/>
       </w:pPr>
-      <w:bookmarkStart w:id="17" w:name="_Toc243225258"/>
+      <w:bookmarkStart w:id="17" w:name="_Toc243693321"/>
       <w:r>
         <w:t>11.2  Giving the desktop app to another admin</w:t>
       </w:r>
@@ -8247,7 +8433,7 @@
       <w:pPr>
         <w:pStyle w:val="Heading2"/>
       </w:pPr>
-      <w:bookmarkStart w:id="18" w:name="_Toc243225259"/>
+      <w:bookmarkStart w:id="18" w:name="_Toc243693322"/>
       <w:r>
         <w:t>11.3  Correcting a username</w:t>
       </w:r>
@@ -8265,6 +8451,52 @@
       </w:r>
     </w:p>
     <w:p>
+      <w:pPr>
+        <w:pStyle w:val="Heading2"/>
+      </w:pPr>
+      <w:bookmarkStart w:id="19" w:name="_Toc243693323"/>
+      <w:r>
+        <w:t>11.4  Resetting someone's password</w:t>
+      </w:r>
+      <w:bookmarkEnd w:id="19"/>
+    </w:p>
+    <w:p>
+      <w:pPr>
+        <w:spacing w:after="120" w:line="276" w:lineRule="auto"/>
+      </w:pPr>
+      <w:r>
+        <w:t xml:space="preserve">Nobody can see a password, not even the SuperAdmin. If someone forgot theirs: Users &gt; Normal Users, select the account, Reset Password, confirm, and give them the temporary password shown - in person or by phone, never in a group chat. They are signed out </w:t>
+      </w:r>
+      <w:r>
+        <w:t>everywhere, and at their next sign-in (website, phone or desktop) they must choose a password of their own before anything else. Only the SuperAdmin resets an Admin; the SuperAdmin changes their own from Profile.</w:t>
+      </w:r>
+    </w:p>
+    <w:p>
+      <w:pPr>
+        <w:pStyle w:val="Heading2"/>
+      </w:pPr>
+      <w:bookmarkStart w:id="20" w:name="_Toc243693324"/>
+      <w:r>
+        <w:lastRenderedPageBreak/>
+        <w:t>11.5  The idle lock</w:t>
+      </w:r>
+      <w:bookmarkEnd w:id="20"/>
+    </w:p>
+    <w:p>
+      <w:pPr>
+        <w:spacing w:after="120" w:line="276" w:lineRule="auto"/>
+      </w:pPr>
+      <w:r>
+        <w:t>The desktop and phone a</w:t>
+      </w:r>
+      <w:r>
+        <w:t>pps lock after 25 minutes untouched (the desktop asks for the password, the phone for the fingerprint), with Still there? a minute before. The SuperAdmin changes the minutes (5 to 120) in the desktop app: Settings &gt; Idle lock. Other computers and phones ta</w:t>
+      </w:r>
+      <w:r>
+        <w:t>ke the new value at their next sign-in or start.</w:t>
+      </w:r>
+    </w:p>
+    <w:p>
       <w:r>
         <w:br w:type="page"/>
       </w:r>
@@ -8273,12 +8505,12 @@
       <w:pPr>
         <w:pStyle w:val="Heading1"/>
       </w:pPr>
-      <w:bookmarkStart w:id="19" w:name="_Toc243225260"/>
+      <w:bookmarkStart w:id="21" w:name="_Toc243693325"/>
       <w:r>
         <w:lastRenderedPageBreak/>
         <w:t>12  Network notes for this computer</w:t>
       </w:r>
-      <w:bookmarkEnd w:id="19"/>
+      <w:bookmarkEnd w:id="21"/>
     </w:p>
     <w:p>
       <w:pPr>
@@ -8303,7 +8535,10 @@
         <w:spacing w:after="60" w:line="264" w:lineRule="auto"/>
       </w:pPr>
       <w:r>
-        <w:t>Windows reaches the servers inside Ubuntu through WSL's port forwarding. If Windows tools suddenly cannot reach a running server, restart WSL (</w:t>
+        <w:t xml:space="preserve">Windows reaches the servers inside Ubuntu through WSL's port forwarding. </w:t>
+      </w:r>
+      <w:r>
+        <w:t>If Windows tools suddenly cannot reach a running server, restart WSL (</w:t>
       </w:r>
       <w:r>
         <w:rPr>
@@ -8328,10 +8563,10 @@
         <w:spacing w:after="60" w:line="264" w:lineRule="auto"/>
       </w:pPr>
       <w:r>
-        <w:t>Java is forced to I</w:t>
-      </w:r>
-      <w:r>
-        <w:t>Pv4 and the website proxy uses 127.0.0.1 instead of "localhost", because "localhost" sometimes resolved to an unreachable IPv6 address here.</w:t>
+        <w:t xml:space="preserve">Java is forced to IPv4 and the website proxy uses 127.0.0.1 instead of "localhost", because </w:t>
+      </w:r>
+      <w:r>
+        <w:t>"localhost" sometimes resolved to an unreachable IPv6 address here.</w:t>
       </w:r>
     </w:p>
     <w:p>
@@ -8344,10 +8579,7 @@
         <w:spacing w:after="60" w:line="264" w:lineRule="auto"/>
       </w:pPr>
       <w:r>
-        <w:t>Some external services (Safaricom, Groq) occasionally resolve to dead addresses from this network; the backend retr</w:t>
-      </w:r>
-      <w:r>
-        <w:t>ies safely.</w:t>
+        <w:t>Some external services (Safaricom, Groq) occasionally resolve to dead addresses from this network; the backend retries safely.</w:t>
       </w:r>
     </w:p>
     <w:p>
@@ -8447,7 +8679,7 @@
         <w:sz w:val="16"/>
         <w:szCs w:val="16"/>
       </w:rPr>
-      <w:t>18</w:t>
+      <w:t>19</w:t>
     </w:r>
     <w:r>
       <w:rPr>
@@ -8496,7 +8728,7 @@
         <w:sz w:val="16"/>
         <w:szCs w:val="16"/>
       </w:rPr>
-      <w:t>18</w:t>
+      <w:t>19</w:t>
     </w:r>
     <w:r>
       <w:rPr>
@@ -8580,235 +8812,235 @@
 <file path=word/numbering.xml><?xml version="1.0" encoding="utf-8"?>
 <w:numbering xmlns:wpc="http://schemas.microsoft.com/office/word/2010/wordprocessingCanvas" xmlns:cx="http://schemas.microsoft.com/office/drawing/2014/chartex" xmlns:cx1="http://schemas.microsoft.com/office/drawing/2015/9/8/chartex" xmlns:mc="http://schemas.openxmlformats.org/markup-compatibility/2006" xmlns:o="urn:schemas-microsoft-com:office:office" xmlns:r="http://schemas.openxmlformats.org/officeDocument/2006/relationships" xmlns:m="http://schemas.openxmlformats.org/officeDocument/2006/math" xmlns:v="urn:schemas-microsoft-com:vml" xmlns:wp14="http://schemas.microsoft.com/office/word/2010/wordprocessingDrawing" xmlns:wp="http://schemas.openxmlformats.org/drawingml/2006/wordprocessingDrawing" xmlns:w10="urn:schemas-microsoft-com:office:word" xmlns:w="http://schemas.openxmlformats.org/wordprocessingml/2006/main" xmlns:w14="http://schemas.microsoft.com/office/word/2010/wordml" xmlns:w15="http://schemas.microsoft.com/office/word/2012/wordml" xmlns:w16se="http://schemas.microsoft.com/office/word/2015/wordml/symex" xmlns:wpg="http://schemas.microsoft.com/office/word/2010/wordprocessingGroup" xmlns:wpi="http://schemas.microsoft.com/office/word/2010/wordprocessingInk" xmlns:wne="http://schemas.microsoft.com/office/word/2006/wordml" xmlns:wps="http://schemas.microsoft.com/office/word/2010/wordprocessingShape" mc:Ignorable="w14 w15 w16se wp14">
   <w:abstractNum w:abstractNumId="0" w15:restartNumberingAfterBreak="0">
-    <w:nsid w:val="1B1D5832"/>
+    <w:nsid w:val="0ABB6714"/>
     <w:multiLevelType w:val="hybridMultilevel"/>
-    <w:tmpl w:val="80EECC68"/>
-    <w:lvl w:ilvl="0" w:tplc="71C6284E">
+    <w:tmpl w:val="5C627462"/>
+    <w:lvl w:ilvl="0" w:tplc="57C6B982">
       <w:start w:val="1"/>
-      <w:numFmt w:val="decimal"/>
-      <w:lvlText w:val="%1."/>
+      <w:numFmt w:val="bullet"/>
+      <w:lvlText w:val="•"/>
       <w:lvlJc w:val="left"/>
       <w:pPr>
         <w:ind w:left="540" w:hanging="300"/>
       </w:pPr>
     </w:lvl>
-    <w:lvl w:ilvl="1" w:tplc="95568E0C" w:tentative="1">
+    <w:lvl w:ilvl="1" w:tplc="3D1A9964" w:tentative="1">
       <w:start w:val="1"/>
-      <w:numFmt w:val="lowerLetter"/>
-      <w:lvlText w:val="%2."/>
+      <w:numFmt w:val="bullet"/>
+      <w:lvlText w:val="–"/>
       <w:lvlJc w:val="left"/>
       <w:pPr>
         <w:ind w:left="940" w:hanging="300"/>
       </w:pPr>
     </w:lvl>
-    <w:lvl w:ilvl="2" w:tplc="D1EE3786" w:tentative="1">
+    <w:lvl w:ilvl="2" w:tplc="40322AE4" w:tentative="1">
       <w:start w:val="1"/>
-      <w:numFmt w:val="lowerRoman"/>
-      <w:lvlText w:val="%3."/>
+      <w:numFmt w:val="bullet"/>
+      <w:lvlText w:val="◦"/>
       <w:lvlJc w:val="left"/>
       <w:pPr>
         <w:ind w:left="1340" w:hanging="300"/>
       </w:pPr>
     </w:lvl>
-    <w:lvl w:ilvl="3" w:tplc="5D62D78A">
+    <w:lvl w:ilvl="3" w:tplc="B226DD8E">
       <w:numFmt w:val="decimal"/>
       <w:lvlText w:val=""/>
       <w:lvlJc w:val="left"/>
     </w:lvl>
-    <w:lvl w:ilvl="4" w:tplc="82987142">
+    <w:lvl w:ilvl="4" w:tplc="46F8F792">
       <w:numFmt w:val="decimal"/>
       <w:lvlText w:val=""/>
       <w:lvlJc w:val="left"/>
     </w:lvl>
-    <w:lvl w:ilvl="5" w:tplc="945CF72A">
+    <w:lvl w:ilvl="5" w:tplc="4C0E4B02">
       <w:numFmt w:val="decimal"/>
       <w:lvlText w:val=""/>
       <w:lvlJc w:val="left"/>
     </w:lvl>
-    <w:lvl w:ilvl="6" w:tplc="A434CA84">
+    <w:lvl w:ilvl="6" w:tplc="1C00756A">
       <w:numFmt w:val="decimal"/>
       <w:lvlText w:val=""/>
       <w:lvlJc w:val="left"/>
     </w:lvl>
-    <w:lvl w:ilvl="7" w:tplc="C7EC508E">
+    <w:lvl w:ilvl="7" w:tplc="025CD410">
       <w:numFmt w:val="decimal"/>
       <w:lvlText w:val=""/>
       <w:lvlJc w:val="left"/>
     </w:lvl>
-    <w:lvl w:ilvl="8" w:tplc="B9903BDE">
+    <w:lvl w:ilvl="8" w:tplc="FF760EC8">
       <w:numFmt w:val="decimal"/>
       <w:lvlText w:val=""/>
       <w:lvlJc w:val="left"/>
     </w:lvl>
   </w:abstractNum>
   <w:abstractNum w:abstractNumId="1" w15:restartNumberingAfterBreak="0">
-    <w:nsid w:val="1DC538C8"/>
+    <w:nsid w:val="421C5BC4"/>
     <w:multiLevelType w:val="hybridMultilevel"/>
-    <w:tmpl w:val="24E48C6A"/>
-    <w:lvl w:ilvl="0" w:tplc="2F38D026" w:tentative="1">
+    <w:tmpl w:val="801AD614"/>
+    <w:lvl w:ilvl="0" w:tplc="7C369372">
       <w:start w:val="1"/>
-      <w:numFmt w:val="bullet"/>
-      <w:lvlText w:val="●"/>
+      <w:numFmt w:val="decimal"/>
+      <w:lvlText w:val="%1."/>
       <w:lvlJc w:val="left"/>
       <w:pPr>
-        <w:ind w:left="720" w:hanging="360"/>
+        <w:ind w:left="540" w:hanging="300"/>
       </w:pPr>
     </w:lvl>
-    <w:lvl w:ilvl="1" w:tplc="EE107838" w:tentative="1">
+    <w:lvl w:ilvl="1" w:tplc="14C08E60" w:tentative="1">
       <w:start w:val="1"/>
-      <w:numFmt w:val="bullet"/>
-      <w:lvlText w:val="○"/>
+      <w:numFmt w:val="lowerLetter"/>
+      <w:lvlText w:val="%2."/>
       <w:lvlJc w:val="left"/>
       <w:pPr>
-        <w:ind w:left="1440" w:hanging="360"/>
+        <w:ind w:left="940" w:hanging="300"/>
       </w:pPr>
     </w:lvl>
-    <w:lvl w:ilvl="2" w:tplc="910E2864" w:tentative="1">
+    <w:lvl w:ilvl="2" w:tplc="6CD48342" w:tentative="1">
       <w:start w:val="1"/>
-      <w:numFmt w:val="bullet"/>
-      <w:lvlText w:val="■"/>
+      <w:numFmt w:val="lowerRoman"/>
+      <w:lvlText w:val="%3."/>
       <w:lvlJc w:val="left"/>
       <w:pPr>
-        <w:ind w:left="2160" w:hanging="360"/>
+        <w:ind w:left="1340" w:hanging="300"/>
       </w:pPr>
     </w:lvl>
-    <w:lvl w:ilvl="3" w:tplc="D29A0814" w:tentative="1">
-      <w:start w:val="1"/>
-      <w:numFmt w:val="bullet"/>
-      <w:lvlText w:val="●"/>
-      <w:lvlJc w:val="left"/>
-      <w:pPr>
-        <w:ind w:left="2880" w:hanging="360"/>
-      </w:pPr>
-    </w:lvl>
-    <w:lvl w:ilvl="4" w:tplc="6BDA1F6A" w:tentative="1">
-      <w:start w:val="1"/>
-      <w:numFmt w:val="bullet"/>
-      <w:lvlText w:val="○"/>
-      <w:lvlJc w:val="left"/>
-      <w:pPr>
-        <w:ind w:left="3600" w:hanging="360"/>
-      </w:pPr>
-    </w:lvl>
-    <w:lvl w:ilvl="5" w:tplc="65224E84" w:tentative="1">
-      <w:start w:val="1"/>
-      <w:numFmt w:val="bullet"/>
-      <w:lvlText w:val="■"/>
-      <w:lvlJc w:val="left"/>
-      <w:pPr>
-        <w:ind w:left="4320" w:hanging="360"/>
-      </w:pPr>
-    </w:lvl>
-    <w:lvl w:ilvl="6" w:tplc="81C60310" w:tentative="1">
-      <w:start w:val="1"/>
-      <w:numFmt w:val="bullet"/>
-      <w:lvlText w:val="●"/>
-      <w:lvlJc w:val="left"/>
-      <w:pPr>
-        <w:ind w:left="5040" w:hanging="360"/>
-      </w:pPr>
-    </w:lvl>
-    <w:lvl w:ilvl="7" w:tplc="B7586140" w:tentative="1">
-      <w:start w:val="1"/>
-      <w:numFmt w:val="bullet"/>
-      <w:lvlText w:val="●"/>
-      <w:lvlJc w:val="left"/>
-      <w:pPr>
-        <w:ind w:left="5760" w:hanging="360"/>
-      </w:pPr>
-    </w:lvl>
-    <w:lvl w:ilvl="8" w:tplc="7126336E" w:tentative="1">
-      <w:start w:val="1"/>
-      <w:numFmt w:val="bullet"/>
-      <w:lvlText w:val="●"/>
-      <w:lvlJc w:val="left"/>
-      <w:pPr>
-        <w:ind w:left="6480" w:hanging="360"/>
-      </w:pPr>
-    </w:lvl>
-  </w:abstractNum>
-  <w:abstractNum w:abstractNumId="2" w15:restartNumberingAfterBreak="0">
-    <w:nsid w:val="2D374DB6"/>
-    <w:multiLevelType w:val="hybridMultilevel"/>
-    <w:tmpl w:val="157EF448"/>
-    <w:lvl w:ilvl="0" w:tplc="FE4A0F32">
-      <w:start w:val="1"/>
-      <w:numFmt w:val="bullet"/>
-      <w:lvlText w:val="•"/>
-      <w:lvlJc w:val="left"/>
-      <w:pPr>
-        <w:ind w:left="540" w:hanging="300"/>
-      </w:pPr>
-    </w:lvl>
-    <w:lvl w:ilvl="1" w:tplc="5350A89E" w:tentative="1">
-      <w:start w:val="1"/>
-      <w:numFmt w:val="bullet"/>
-      <w:lvlText w:val="–"/>
-      <w:lvlJc w:val="left"/>
-      <w:pPr>
-        <w:ind w:left="940" w:hanging="300"/>
-      </w:pPr>
-    </w:lvl>
-    <w:lvl w:ilvl="2" w:tplc="46827EE2" w:tentative="1">
-      <w:start w:val="1"/>
-      <w:numFmt w:val="bullet"/>
-      <w:lvlText w:val="◦"/>
-      <w:lvlJc w:val="left"/>
-      <w:pPr>
-        <w:ind w:left="1340" w:hanging="300"/>
-      </w:pPr>
-    </w:lvl>
-    <w:lvl w:ilvl="3" w:tplc="07C2120C">
+    <w:lvl w:ilvl="3" w:tplc="DCCE7A0E">
       <w:numFmt w:val="decimal"/>
       <w:lvlText w:val=""/>
       <w:lvlJc w:val="left"/>
     </w:lvl>
-    <w:lvl w:ilvl="4" w:tplc="D3B69C26">
+    <w:lvl w:ilvl="4" w:tplc="D08C42CA">
       <w:numFmt w:val="decimal"/>
       <w:lvlText w:val=""/>
       <w:lvlJc w:val="left"/>
     </w:lvl>
-    <w:lvl w:ilvl="5" w:tplc="0BFADA5A">
+    <w:lvl w:ilvl="5" w:tplc="98AC6314">
       <w:numFmt w:val="decimal"/>
       <w:lvlText w:val=""/>
       <w:lvlJc w:val="left"/>
     </w:lvl>
-    <w:lvl w:ilvl="6" w:tplc="4468CC5A">
+    <w:lvl w:ilvl="6" w:tplc="873222BA">
       <w:numFmt w:val="decimal"/>
       <w:lvlText w:val=""/>
       <w:lvlJc w:val="left"/>
     </w:lvl>
-    <w:lvl w:ilvl="7" w:tplc="3B22013E">
+    <w:lvl w:ilvl="7" w:tplc="7F4E7BB8">
       <w:numFmt w:val="decimal"/>
       <w:lvlText w:val=""/>
       <w:lvlJc w:val="left"/>
     </w:lvl>
-    <w:lvl w:ilvl="8" w:tplc="E4344854">
+    <w:lvl w:ilvl="8" w:tplc="DD9E8034">
       <w:numFmt w:val="decimal"/>
       <w:lvlText w:val=""/>
       <w:lvlJc w:val="left"/>
     </w:lvl>
   </w:abstractNum>
+  <w:abstractNum w:abstractNumId="2" w15:restartNumberingAfterBreak="0">
+    <w:nsid w:val="725F69C0"/>
+    <w:multiLevelType w:val="hybridMultilevel"/>
+    <w:tmpl w:val="6C1E5C90"/>
+    <w:lvl w:ilvl="0" w:tplc="6FB86474" w:tentative="1">
+      <w:start w:val="1"/>
+      <w:numFmt w:val="bullet"/>
+      <w:lvlText w:val="●"/>
+      <w:lvlJc w:val="left"/>
+      <w:pPr>
+        <w:ind w:left="720" w:hanging="360"/>
+      </w:pPr>
+    </w:lvl>
+    <w:lvl w:ilvl="1" w:tplc="3D4278FE" w:tentative="1">
+      <w:start w:val="1"/>
+      <w:numFmt w:val="bullet"/>
+      <w:lvlText w:val="○"/>
+      <w:lvlJc w:val="left"/>
+      <w:pPr>
+        <w:ind w:left="1440" w:hanging="360"/>
+      </w:pPr>
+    </w:lvl>
+    <w:lvl w:ilvl="2" w:tplc="1DF0ED14" w:tentative="1">
+      <w:start w:val="1"/>
+      <w:numFmt w:val="bullet"/>
+      <w:lvlText w:val="■"/>
+      <w:lvlJc w:val="left"/>
+      <w:pPr>
+        <w:ind w:left="2160" w:hanging="360"/>
+      </w:pPr>
+    </w:lvl>
+    <w:lvl w:ilvl="3" w:tplc="BC406E90" w:tentative="1">
+      <w:start w:val="1"/>
+      <w:numFmt w:val="bullet"/>
+      <w:lvlText w:val="●"/>
+      <w:lvlJc w:val="left"/>
+      <w:pPr>
+        <w:ind w:left="2880" w:hanging="360"/>
+      </w:pPr>
+    </w:lvl>
+    <w:lvl w:ilvl="4" w:tplc="12AA534E" w:tentative="1">
+      <w:start w:val="1"/>
+      <w:numFmt w:val="bullet"/>
+      <w:lvlText w:val="○"/>
+      <w:lvlJc w:val="left"/>
+      <w:pPr>
+        <w:ind w:left="3600" w:hanging="360"/>
+      </w:pPr>
+    </w:lvl>
+    <w:lvl w:ilvl="5" w:tplc="2B1A1124" w:tentative="1">
+      <w:start w:val="1"/>
+      <w:numFmt w:val="bullet"/>
+      <w:lvlText w:val="■"/>
+      <w:lvlJc w:val="left"/>
+      <w:pPr>
+        <w:ind w:left="4320" w:hanging="360"/>
+      </w:pPr>
+    </w:lvl>
+    <w:lvl w:ilvl="6" w:tplc="E9980FF4" w:tentative="1">
+      <w:start w:val="1"/>
+      <w:numFmt w:val="bullet"/>
+      <w:lvlText w:val="●"/>
+      <w:lvlJc w:val="left"/>
+      <w:pPr>
+        <w:ind w:left="5040" w:hanging="360"/>
+      </w:pPr>
+    </w:lvl>
+    <w:lvl w:ilvl="7" w:tplc="484AA65A" w:tentative="1">
+      <w:start w:val="1"/>
+      <w:numFmt w:val="bullet"/>
+      <w:lvlText w:val="●"/>
+      <w:lvlJc w:val="left"/>
+      <w:pPr>
+        <w:ind w:left="5760" w:hanging="360"/>
+      </w:pPr>
+    </w:lvl>
+    <w:lvl w:ilvl="8" w:tplc="6FF4608A" w:tentative="1">
+      <w:start w:val="1"/>
+      <w:numFmt w:val="bullet"/>
+      <w:lvlText w:val="●"/>
+      <w:lvlJc w:val="left"/>
+      <w:pPr>
+        <w:ind w:left="6480" w:hanging="360"/>
+      </w:pPr>
+    </w:lvl>
+  </w:abstractNum>
   <w:num w:numId="1">
+    <w:abstractNumId w:val="2"/>
+    <w:lvlOverride w:ilvl="0">
+      <w:startOverride w:val="1"/>
+    </w:lvlOverride>
+  </w:num>
+  <w:num w:numId="2">
     <w:abstractNumId w:val="1"/>
     <w:lvlOverride w:ilvl="0">
       <w:startOverride w:val="1"/>
     </w:lvlOverride>
   </w:num>
-  <w:num w:numId="2">
+  <w:num w:numId="3">
     <w:abstractNumId w:val="0"/>
     <w:lvlOverride w:ilvl="0">
       <w:startOverride w:val="1"/>
     </w:lvlOverride>
   </w:num>
-  <w:num w:numId="3">
-    <w:abstractNumId w:val="2"/>
-    <w:lvlOverride w:ilvl="0">
-      <w:startOverride w:val="1"/>
-    </w:lvlOverride>
-  </w:num>
   <w:num w:numId="4">
-    <w:abstractNumId w:val="0"/>
+    <w:abstractNumId w:val="1"/>
     <w:lvlOverride w:ilvl="0">
       <w:startOverride w:val="1"/>
     </w:lvlOverride>
@@ -9437,7 +9669,7 @@
     <w:autoRedefine/>
     <w:uiPriority w:val="39"/>
     <w:unhideWhenUsed/>
-    <w:rsid w:val="000665D1"/>
+    <w:rsid w:val="00BA7D87"/>
     <w:pPr>
       <w:spacing w:after="100"/>
     </w:pPr>
@@ -9449,7 +9681,7 @@
     <w:autoRedefine/>
     <w:uiPriority w:val="39"/>
     <w:unhideWhenUsed/>
-    <w:rsid w:val="000665D1"/>
+    <w:rsid w:val="00BA7D87"/>
     <w:pPr>
       <w:spacing w:after="100"/>
       <w:ind w:left="210"/>

--- a/documentation/07 Operations/Running and Operating the System.docx
+++ b/documentation/07 Operations/Running and Operating the System.docx
@@ -1249,6 +1249,74 @@
           </w:p>
         </w:tc>
       </w:tr>
+      <w:tr>
+        <w:tblPrEx>
+          <w:tblCellMar>
+            <w:top w:w="0" w:type="dxa"/>
+            <w:bottom w:w="0" w:type="dxa"/>
+          </w:tblCellMar>
+        </w:tblPrEx>
+        <w:tc>
+          <w:tcPr>
+            <w:tcW w:w="1300" w:type="dxa"/>
+            <w:tcMar>
+              <w:top w:w="50" w:type="dxa"/>
+              <w:left w:w="90" w:type="dxa"/>
+              <w:bottom w:w="50" w:type="dxa"/>
+              <w:right w:w="90" w:type="dxa"/>
+            </w:tcMar>
+          </w:tcPr>
+          <w:p>
+            <w:r>
+              <w:rPr>
+                <w:sz w:val="19"/>
+                <w:szCs w:val="19"/>
+              </w:rPr>
+              <w:t>1.1</w:t>
+            </w:r>
+          </w:p>
+        </w:tc>
+        <w:tc>
+          <w:tcPr>
+            <w:tcW w:w="1900" w:type="dxa"/>
+            <w:tcMar>
+              <w:top w:w="50" w:type="dxa"/>
+              <w:left w:w="90" w:type="dxa"/>
+              <w:bottom w:w="50" w:type="dxa"/>
+              <w:right w:w="90" w:type="dxa"/>
+            </w:tcMar>
+          </w:tcPr>
+          <w:p>
+            <w:r>
+              <w:rPr>
+                <w:sz w:val="19"/>
+                <w:szCs w:val="19"/>
+              </w:rPr>
+              <w:t>24 October 2026</w:t>
+            </w:r>
+          </w:p>
+        </w:tc>
+        <w:tc>
+          <w:tcPr>
+            <w:tcW w:w="6438" w:type="dxa"/>
+            <w:tcMar>
+              <w:top w:w="50" w:type="dxa"/>
+              <w:left w:w="90" w:type="dxa"/>
+              <w:bottom w:w="50" w:type="dxa"/>
+              <w:right w:w="90" w:type="dxa"/>
+            </w:tcMar>
+          </w:tcPr>
+          <w:p>
+            <w:r>
+              <w:rPr>
+                <w:sz w:val="19"/>
+                <w:szCs w:val="19"/>
+              </w:rPr>
+              <w:t>Orders near their promised date.</w:t>
+            </w:r>
+          </w:p>
+        </w:tc>
+      </w:tr>
     </w:tbl>
     <w:p>
       <w:pPr>
@@ -1281,7 +1349,7 @@
     <w:sdt>
       <w:sdtPr>
         <w:alias w:val="Contents"/>
-        <w:id w:val="-1795901518"/>
+        <w:id w:val="-2063165555"/>
       </w:sdtPr>
       <w:sdtEndPr/>
       <w:sdtContent>
@@ -1308,7 +1376,7 @@
           <w:r>
             <w:fldChar w:fldCharType="separate"/>
           </w:r>
-          <w:hyperlink w:anchor="_Toc243693305" w:history="1">
+          <w:hyperlink w:anchor="_Toc243694788" w:history="1">
             <w:r>
               <w:rPr>
                 <w:rStyle w:val="Hyperlink"/>
@@ -1332,7 +1400,7 @@
               <w:rPr>
                 <w:noProof/>
               </w:rPr>
-              <w:instrText xml:space="preserve"> PAGEREF _Toc243693305 \h </w:instrText>
+              <w:instrText xml:space="preserve"> PAGEREF _Toc243694788 \h </w:instrText>
             </w:r>
             <w:r>
               <w:rPr>
@@ -1373,7 +1441,7 @@
               <w:szCs w:val="22"/>
             </w:rPr>
           </w:pPr>
-          <w:hyperlink w:anchor="_Toc243693306" w:history="1">
+          <w:hyperlink w:anchor="_Toc243694789" w:history="1">
             <w:r>
               <w:rPr>
                 <w:rStyle w:val="Hyperlink"/>
@@ -1397,7 +1465,7 @@
               <w:rPr>
                 <w:noProof/>
               </w:rPr>
-              <w:instrText xml:space="preserve"> PAGEREF _Toc243693306 \h </w:instrText>
+              <w:instrText xml:space="preserve"> PAGEREF _Toc243694789 \h </w:instrText>
             </w:r>
             <w:r>
               <w:rPr>
@@ -1438,7 +1506,7 @@
               <w:szCs w:val="22"/>
             </w:rPr>
           </w:pPr>
-          <w:hyperlink w:anchor="_Toc243693307" w:history="1">
+          <w:hyperlink w:anchor="_Toc243694790" w:history="1">
             <w:r>
               <w:rPr>
                 <w:rStyle w:val="Hyperlink"/>
@@ -1462,7 +1530,7 @@
               <w:rPr>
                 <w:noProof/>
               </w:rPr>
-              <w:instrText xml:space="preserve"> PAGEREF _Toc243693307 \h </w:instrText>
+              <w:instrText xml:space="preserve"> PAGEREF _Toc243694790 \h </w:instrText>
             </w:r>
             <w:r>
               <w:rPr>
@@ -1503,7 +1571,7 @@
               <w:szCs w:val="22"/>
             </w:rPr>
           </w:pPr>
-          <w:hyperlink w:anchor="_Toc243693308" w:history="1">
+          <w:hyperlink w:anchor="_Toc243694791" w:history="1">
             <w:r>
               <w:rPr>
                 <w:rStyle w:val="Hyperlink"/>
@@ -1527,7 +1595,7 @@
               <w:rPr>
                 <w:noProof/>
               </w:rPr>
-              <w:instrText xml:space="preserve"> PAGEREF _Toc243693308 \h </w:instrText>
+              <w:instrText xml:space="preserve"> PAGEREF _Toc243694791 \h </w:instrText>
             </w:r>
             <w:r>
               <w:rPr>
@@ -1568,7 +1636,7 @@
               <w:szCs w:val="22"/>
             </w:rPr>
           </w:pPr>
-          <w:hyperlink w:anchor="_Toc243693309" w:history="1">
+          <w:hyperlink w:anchor="_Toc243694792" w:history="1">
             <w:r>
               <w:rPr>
                 <w:rStyle w:val="Hyperlink"/>
@@ -1592,7 +1660,7 @@
               <w:rPr>
                 <w:noProof/>
               </w:rPr>
-              <w:instrText xml:space="preserve"> PAGEREF _Toc243693309 \h </w:instrText>
+              <w:instrText xml:space="preserve"> PAGEREF _Toc243694792 \h </w:instrText>
             </w:r>
             <w:r>
               <w:rPr>
@@ -1633,7 +1701,7 @@
               <w:szCs w:val="22"/>
             </w:rPr>
           </w:pPr>
-          <w:hyperlink w:anchor="_Toc243693310" w:history="1">
+          <w:hyperlink w:anchor="_Toc243694793" w:history="1">
             <w:r>
               <w:rPr>
                 <w:rStyle w:val="Hyperlink"/>
@@ -1657,7 +1725,7 @@
               <w:rPr>
                 <w:noProof/>
               </w:rPr>
-              <w:instrText xml:space="preserve"> PAGEREF _Toc243693310 \h </w:instrText>
+              <w:instrText xml:space="preserve"> PAGEREF _Toc243694793 \h </w:instrText>
             </w:r>
             <w:r>
               <w:rPr>
@@ -1698,7 +1766,7 @@
               <w:szCs w:val="22"/>
             </w:rPr>
           </w:pPr>
-          <w:hyperlink w:anchor="_Toc243693311" w:history="1">
+          <w:hyperlink w:anchor="_Toc243694794" w:history="1">
             <w:r>
               <w:rPr>
                 <w:rStyle w:val="Hyperlink"/>
@@ -1722,7 +1790,7 @@
               <w:rPr>
                 <w:noProof/>
               </w:rPr>
-              <w:instrText xml:space="preserve"> PAGEREF _Toc243693311 \h </w:instrText>
+              <w:instrText xml:space="preserve"> PAGEREF _Toc243694794 \h </w:instrText>
             </w:r>
             <w:r>
               <w:rPr>
@@ -1763,7 +1831,7 @@
               <w:szCs w:val="22"/>
             </w:rPr>
           </w:pPr>
-          <w:hyperlink w:anchor="_Toc243693312" w:history="1">
+          <w:hyperlink w:anchor="_Toc243694795" w:history="1">
             <w:r>
               <w:rPr>
                 <w:rStyle w:val="Hyperlink"/>
@@ -1787,7 +1855,7 @@
               <w:rPr>
                 <w:noProof/>
               </w:rPr>
-              <w:instrText xml:space="preserve"> PAGEREF _Toc243693312 \h </w:instrText>
+              <w:instrText xml:space="preserve"> PAGEREF _Toc243694795 \h </w:instrText>
             </w:r>
             <w:r>
               <w:rPr>
@@ -1828,7 +1896,7 @@
               <w:szCs w:val="22"/>
             </w:rPr>
           </w:pPr>
-          <w:hyperlink w:anchor="_Toc243693313" w:history="1">
+          <w:hyperlink w:anchor="_Toc243694796" w:history="1">
             <w:r>
               <w:rPr>
                 <w:rStyle w:val="Hyperlink"/>
@@ -1852,7 +1920,7 @@
               <w:rPr>
                 <w:noProof/>
               </w:rPr>
-              <w:instrText xml:space="preserve"> PAGEREF _Toc243693313 \h </w:instrText>
+              <w:instrText xml:space="preserve"> PAGEREF _Toc243694796 \h </w:instrText>
             </w:r>
             <w:r>
               <w:rPr>
@@ -1893,7 +1961,7 @@
               <w:szCs w:val="22"/>
             </w:rPr>
           </w:pPr>
-          <w:hyperlink w:anchor="_Toc243693314" w:history="1">
+          <w:hyperlink w:anchor="_Toc243694797" w:history="1">
             <w:r>
               <w:rPr>
                 <w:rStyle w:val="Hyperlink"/>
@@ -1917,7 +1985,7 @@
               <w:rPr>
                 <w:noProof/>
               </w:rPr>
-              <w:instrText xml:space="preserve"> PAGEREF _Toc243693314 \h </w:instrText>
+              <w:instrText xml:space="preserve"> PAGEREF _Toc243694797 \h </w:instrText>
             </w:r>
             <w:r>
               <w:rPr>
@@ -1958,7 +2026,7 @@
               <w:szCs w:val="22"/>
             </w:rPr>
           </w:pPr>
-          <w:hyperlink w:anchor="_Toc243693315" w:history="1">
+          <w:hyperlink w:anchor="_Toc243694798" w:history="1">
             <w:r>
               <w:rPr>
                 <w:rStyle w:val="Hyperlink"/>
@@ -1982,7 +2050,7 @@
               <w:rPr>
                 <w:noProof/>
               </w:rPr>
-              <w:instrText xml:space="preserve"> PAGEREF _Toc243693315 \h </w:instrText>
+              <w:instrText xml:space="preserve"> PAGEREF _Toc243694798 \h </w:instrText>
             </w:r>
             <w:r>
               <w:rPr>
@@ -2023,7 +2091,7 @@
               <w:szCs w:val="22"/>
             </w:rPr>
           </w:pPr>
-          <w:hyperlink w:anchor="_Toc243693316" w:history="1">
+          <w:hyperlink w:anchor="_Toc243694799" w:history="1">
             <w:r>
               <w:rPr>
                 <w:rStyle w:val="Hyperlink"/>
@@ -2047,7 +2115,7 @@
               <w:rPr>
                 <w:noProof/>
               </w:rPr>
-              <w:instrText xml:space="preserve"> PAGEREF _Toc243693316 \h </w:instrText>
+              <w:instrText xml:space="preserve"> PAGEREF _Toc243694799 \h </w:instrText>
             </w:r>
             <w:r>
               <w:rPr>
@@ -2088,7 +2156,7 @@
               <w:szCs w:val="22"/>
             </w:rPr>
           </w:pPr>
-          <w:hyperlink w:anchor="_Toc243693317" w:history="1">
+          <w:hyperlink w:anchor="_Toc243694800" w:history="1">
             <w:r>
               <w:rPr>
                 <w:rStyle w:val="Hyperlink"/>
@@ -2112,7 +2180,7 @@
               <w:rPr>
                 <w:noProof/>
               </w:rPr>
-              <w:instrText xml:space="preserve"> PAGEREF _Toc243693317 \h </w:instrText>
+              <w:instrText xml:space="preserve"> PAGEREF _Toc243694800 \h </w:instrText>
             </w:r>
             <w:r>
               <w:rPr>
@@ -2153,7 +2221,7 @@
               <w:szCs w:val="22"/>
             </w:rPr>
           </w:pPr>
-          <w:hyperlink w:anchor="_Toc243693318" w:history="1">
+          <w:hyperlink w:anchor="_Toc243694801" w:history="1">
             <w:r>
               <w:rPr>
                 <w:rStyle w:val="Hyperlink"/>
@@ -2177,7 +2245,7 @@
               <w:rPr>
                 <w:noProof/>
               </w:rPr>
-              <w:instrText xml:space="preserve"> PAGEREF _Toc243693318 \h </w:instrText>
+              <w:instrText xml:space="preserve"> PAGEREF _Toc243694801 \h </w:instrText>
             </w:r>
             <w:r>
               <w:rPr>
@@ -2218,7 +2286,7 @@
               <w:szCs w:val="22"/>
             </w:rPr>
           </w:pPr>
-          <w:hyperlink w:anchor="_Toc243693319" w:history="1">
+          <w:hyperlink w:anchor="_Toc243694802" w:history="1">
             <w:r>
               <w:rPr>
                 <w:rStyle w:val="Hyperlink"/>
@@ -2242,7 +2310,7 @@
               <w:rPr>
                 <w:noProof/>
               </w:rPr>
-              <w:instrText xml:space="preserve"> PAGEREF _Toc243693319 \h </w:instrText>
+              <w:instrText xml:space="preserve"> PAGEREF _Toc243694802 \h </w:instrText>
             </w:r>
             <w:r>
               <w:rPr>
@@ -2283,7 +2351,7 @@
               <w:szCs w:val="22"/>
             </w:rPr>
           </w:pPr>
-          <w:hyperlink w:anchor="_Toc243693320" w:history="1">
+          <w:hyperlink w:anchor="_Toc243694803" w:history="1">
             <w:r>
               <w:rPr>
                 <w:rStyle w:val="Hyperlink"/>
@@ -2307,7 +2375,7 @@
               <w:rPr>
                 <w:noProof/>
               </w:rPr>
-              <w:instrText xml:space="preserve"> PAGEREF _Toc243693320 \h </w:instrText>
+              <w:instrText xml:space="preserve"> PAGEREF _Toc243694803 \h </w:instrText>
             </w:r>
             <w:r>
               <w:rPr>
@@ -2348,7 +2416,7 @@
               <w:szCs w:val="22"/>
             </w:rPr>
           </w:pPr>
-          <w:hyperlink w:anchor="_Toc243693321" w:history="1">
+          <w:hyperlink w:anchor="_Toc243694804" w:history="1">
             <w:r>
               <w:rPr>
                 <w:rStyle w:val="Hyperlink"/>
@@ -2372,7 +2440,7 @@
               <w:rPr>
                 <w:noProof/>
               </w:rPr>
-              <w:instrText xml:space="preserve"> PAGEREF _Toc243693321 \h </w:instrText>
+              <w:instrText xml:space="preserve"> PAGEREF _Toc243694804 \h </w:instrText>
             </w:r>
             <w:r>
               <w:rPr>
@@ -2413,7 +2481,7 @@
               <w:szCs w:val="22"/>
             </w:rPr>
           </w:pPr>
-          <w:hyperlink w:anchor="_Toc243693322" w:history="1">
+          <w:hyperlink w:anchor="_Toc243694805" w:history="1">
             <w:r>
               <w:rPr>
                 <w:rStyle w:val="Hyperlink"/>
@@ -2437,7 +2505,7 @@
               <w:rPr>
                 <w:noProof/>
               </w:rPr>
-              <w:instrText xml:space="preserve"> PAGEREF _Toc243693322 \h </w:instrText>
+              <w:instrText xml:space="preserve"> PAGEREF _Toc243694805 \h </w:instrText>
             </w:r>
             <w:r>
               <w:rPr>
@@ -2478,7 +2546,7 @@
               <w:szCs w:val="22"/>
             </w:rPr>
           </w:pPr>
-          <w:hyperlink w:anchor="_Toc243693323" w:history="1">
+          <w:hyperlink w:anchor="_Toc243694806" w:history="1">
             <w:r>
               <w:rPr>
                 <w:rStyle w:val="Hyperlink"/>
@@ -2502,7 +2570,7 @@
               <w:rPr>
                 <w:noProof/>
               </w:rPr>
-              <w:instrText xml:space="preserve"> PAGEREF _Toc243693323 \h </w:instrText>
+              <w:instrText xml:space="preserve"> PAGEREF _Toc243694806 \h </w:instrText>
             </w:r>
             <w:r>
               <w:rPr>
@@ -2543,7 +2611,7 @@
               <w:szCs w:val="22"/>
             </w:rPr>
           </w:pPr>
-          <w:hyperlink w:anchor="_Toc243693324" w:history="1">
+          <w:hyperlink w:anchor="_Toc243694807" w:history="1">
             <w:r>
               <w:rPr>
                 <w:rStyle w:val="Hyperlink"/>
@@ -2567,7 +2635,72 @@
               <w:rPr>
                 <w:noProof/>
               </w:rPr>
-              <w:instrText xml:space="preserve"> PAGEREF _Toc243693324 \h </w:instrText>
+              <w:instrText xml:space="preserve"> PAGEREF _Toc243694807 \h </w:instrText>
+            </w:r>
+            <w:r>
+              <w:rPr>
+                <w:noProof/>
+              </w:rPr>
+            </w:r>
+            <w:r>
+              <w:rPr>
+                <w:noProof/>
+              </w:rPr>
+              <w:fldChar w:fldCharType="separate"/>
+            </w:r>
+            <w:r>
+              <w:rPr>
+                <w:noProof/>
+              </w:rPr>
+              <w:t>18</w:t>
+            </w:r>
+            <w:r>
+              <w:rPr>
+                <w:noProof/>
+              </w:rPr>
+              <w:fldChar w:fldCharType="end"/>
+            </w:r>
+          </w:hyperlink>
+        </w:p>
+        <w:p>
+          <w:pPr>
+            <w:pStyle w:val="TOC2"/>
+            <w:tabs>
+              <w:tab w:val="right" w:leader="dot" w:pos="9628"/>
+            </w:tabs>
+            <w:rPr>
+              <w:rFonts w:asciiTheme="minorHAnsi" w:eastAsiaTheme="minorEastAsia" w:hAnsiTheme="minorHAnsi" w:cstheme="minorBidi"/>
+              <w:noProof/>
+              <w:color w:val="auto"/>
+              <w:sz w:val="22"/>
+              <w:szCs w:val="22"/>
+            </w:rPr>
+          </w:pPr>
+          <w:hyperlink w:anchor="_Toc243694808" w:history="1">
+            <w:r>
+              <w:rPr>
+                <w:rStyle w:val="Hyperlink"/>
+                <w:noProof/>
+              </w:rPr>
+              <w:t>11.6  Orders near their promised date</w:t>
+            </w:r>
+            <w:r>
+              <w:rPr>
+                <w:noProof/>
+              </w:rPr>
+              <w:tab/>
+            </w:r>
+            <w:r>
+              <w:rPr>
+                <w:noProof/>
+              </w:rPr>
+              <w:fldChar w:fldCharType="begin"/>
+            </w:r>
+            <w:r>
+              <w:rPr>
+                <w:noProof/>
+              </w:rPr>
+              <w:instrText xml:space="preserve"> PAGEREF _Toc243694808 \h </w:instrText>
             </w:r>
             <w:r>
               <w:rPr>
@@ -2608,7 +2741,7 @@
               <w:szCs w:val="22"/>
             </w:rPr>
           </w:pPr>
-          <w:hyperlink w:anchor="_Toc243693325" w:history="1">
+          <w:hyperlink w:anchor="_Toc243694809" w:history="1">
             <w:r>
               <w:rPr>
                 <w:rStyle w:val="Hyperlink"/>
@@ -2632,7 +2765,7 @@
               <w:rPr>
                 <w:noProof/>
               </w:rPr>
-              <w:instrText xml:space="preserve"> PAGEREF _Toc243693325 \h </w:instrText>
+              <w:instrText xml:space="preserve"> PAGEREF _Toc243694809 \h </w:instrText>
             </w:r>
             <w:r>
               <w:rPr>
@@ -2675,7 +2808,7 @@
       <w:pPr>
         <w:pStyle w:val="Heading1"/>
       </w:pPr>
-      <w:bookmarkStart w:id="1" w:name="_Toc243693305"/>
+      <w:bookmarkStart w:id="1" w:name="_Toc243694788"/>
       <w:r>
         <w:lastRenderedPageBreak/>
         <w:t>1  Introduction</w:t>
@@ -2687,10 +2820,10 @@
         <w:spacing w:after="120" w:line="276" w:lineRule="auto"/>
       </w:pPr>
       <w:r>
-        <w:t xml:space="preserve">Everything runs on one company computer: Windows 11 with an Ubuntu Linux environment inside it (WSL). The database and all servers run inside Ubuntu; the desktop app, ngrok and Android tools run on Windows. </w:t>
-      </w:r>
-      <w:r>
-        <w:t>This guide is for the person who keeps that computer and the system running.</w:t>
+        <w:t xml:space="preserve">Everything runs on one company computer: Windows 11 with an Ubuntu </w:t>
+      </w:r>
+      <w:r>
+        <w:t>Linux environment inside it (WSL). The database and all servers run inside Ubuntu; the desktop app, ngrok and Android tools run on Windows. This guide is for the person who keeps that computer and the system running.</w:t>
       </w:r>
     </w:p>
     <w:p>
@@ -2702,7 +2835,7 @@
       <w:pPr>
         <w:pStyle w:val="Heading1"/>
       </w:pPr>
-      <w:bookmarkStart w:id="2" w:name="_Toc243693306"/>
+      <w:bookmarkStart w:id="2" w:name="_Toc243694789"/>
       <w:r>
         <w:lastRenderedPageBreak/>
         <w:t>2  Where things are</w:t>
@@ -3032,7 +3165,14 @@
                 <w:sz w:val="19"/>
                 <w:szCs w:val="19"/>
               </w:rPr>
-              <w:t>C:\Scripts\Launch-Dateroem.bat (start everything in terminals), C:\Scripts\Launch-Backend.bat, C:\Scripts\Update-WSLPortProxy.ps1; /root/run_backend.sh and /root/start_backend.sh inside Ubuntu</w:t>
+              <w:t>C:\Scripts\Launch-Dateroem.bat (start everything in terminals), C:\Scripts\Launch-Backend.bat, C:\Scripts\Update-WSLPortProxy.ps1; /root/run_backend.s</w:t>
+            </w:r>
+            <w:r>
+              <w:rPr>
+                <w:sz w:val="19"/>
+                <w:szCs w:val="19"/>
+              </w:rPr>
+              <w:t>h and /root/start_backend.sh inside Ubuntu</w:t>
             </w:r>
           </w:p>
         </w:tc>
@@ -3599,7 +3739,7 @@
       <w:pPr>
         <w:pStyle w:val="Heading1"/>
       </w:pPr>
-      <w:bookmarkStart w:id="3" w:name="_Toc243693307"/>
+      <w:bookmarkStart w:id="3" w:name="_Toc243694790"/>
       <w:r>
         <w:lastRenderedPageBreak/>
         <w:t>3  Starting the system</w:t>
@@ -3610,7 +3750,7 @@
       <w:pPr>
         <w:pStyle w:val="Heading2"/>
       </w:pPr>
-      <w:bookmarkStart w:id="4" w:name="_Toc243693308"/>
+      <w:bookmarkStart w:id="4" w:name="_Toc243694791"/>
       <w:r>
         <w:t>3.1  Recommended: the desktop app</w:t>
       </w:r>
@@ -3626,10 +3766,7 @@
         <w:spacing w:after="60" w:line="264" w:lineRule="auto"/>
       </w:pPr>
       <w:r>
-        <w:t>Open "Dateroem Admin Con</w:t>
-      </w:r>
-      <w:r>
-        <w:t>trol" from the Start Menu.</w:t>
+        <w:t>Open "Dateroem Admin Control" from the Start Menu.</w:t>
       </w:r>
     </w:p>
     <w:p>
@@ -3665,7 +3802,10 @@
         <w:t>Start All</w:t>
       </w:r>
       <w:r>
-        <w:t>. Each server shows "Starting... N s", then turns to running. The backend can take up to 5 minutes on a first start.</w:t>
+        <w:t>. Each server shows "Starting... N s", then turns to runni</w:t>
+      </w:r>
+      <w:r>
+        <w:t>ng. The backend can take up to 5 minutes on a first start.</w:t>
       </w:r>
     </w:p>
     <w:p>
@@ -3690,7 +3830,7 @@
       <w:pPr>
         <w:pStyle w:val="Heading2"/>
       </w:pPr>
-      <w:bookmarkStart w:id="5" w:name="_Toc243693309"/>
+      <w:bookmarkStart w:id="5" w:name="_Toc243694792"/>
       <w:r>
         <w:t>3.2  Alternative: the launch script</w:t>
       </w:r>
@@ -3713,17 +3853,17 @@
         <w:t>C:\Scripts\Launch-Dateroem.bat</w:t>
       </w:r>
       <w:r>
-        <w:t xml:space="preserve">. It opens a terminal </w:t>
-      </w:r>
-      <w:r>
-        <w:t>for each server. Use this only if the desktop app is not available.</w:t>
+        <w:t>. It opens a terminal for each server. Use this only if the desktop app is not a</w:t>
+      </w:r>
+      <w:r>
+        <w:t>vailable.</w:t>
       </w:r>
     </w:p>
     <w:p>
       <w:pPr>
         <w:pStyle w:val="Heading2"/>
       </w:pPr>
-      <w:bookmarkStart w:id="6" w:name="_Toc243693310"/>
+      <w:bookmarkStart w:id="6" w:name="_Toc243694793"/>
       <w:r>
         <w:t>3.3  By hand (inside Ubuntu)</w:t>
       </w:r>
@@ -3817,16 +3957,7 @@
           <w:sz w:val="17"/>
           <w:szCs w:val="17"/>
         </w:rPr>
-        <w:t>cd /root/fathersProject/admin_server_control/server &amp;&amp; venv/bi</w:t>
-      </w:r>
-      <w:r>
-        <w:rPr>
-          <w:rFonts w:ascii="Consolas" w:eastAsia="Consolas" w:hAnsi="Consolas" w:cs="Consolas"/>
-          <w:color w:val="2B2F2D"/>
-          <w:sz w:val="17"/>
-          <w:szCs w:val="17"/>
-        </w:rPr>
-        <w:t>n/uvicorn app.main:app --host 0.0.0.0 --port 8002 &amp;</w:t>
+        <w:t>cd /root/fathersProject/admin_server_control/server &amp;&amp; venv/bin/uvicorn app.main:app --host 0.0.0.0 --port 8002 &amp;</w:t>
       </w:r>
     </w:p>
     <w:p>
@@ -3881,16 +4012,7 @@
           <w:sz w:val="17"/>
           <w:szCs w:val="17"/>
         </w:rPr>
-        <w:t># then on Windows: ngrok http --url &lt;res</w:t>
-      </w:r>
-      <w:r>
-        <w:rPr>
-          <w:rFonts w:ascii="Consolas" w:eastAsia="Consolas" w:hAnsi="Consolas" w:cs="Consolas"/>
-          <w:color w:val="2B2F2D"/>
-          <w:sz w:val="17"/>
-          <w:szCs w:val="17"/>
-        </w:rPr>
-        <w:t>erved domain&gt; 9099</w:t>
+        <w:t># then on Windows: ngrok http --url &lt;reserved domain&gt; 9099</w:t>
       </w:r>
     </w:p>
     <w:tbl>
@@ -4917,7 +5039,7 @@
       <w:pPr>
         <w:pStyle w:val="Heading1"/>
       </w:pPr>
-      <w:bookmarkStart w:id="7" w:name="_Toc243693311"/>
+      <w:bookmarkStart w:id="7" w:name="_Toc243694794"/>
       <w:r>
         <w:lastRenderedPageBreak/>
         <w:t>4  Stopping the s</w:t>
@@ -4973,7 +5095,7 @@
       <w:pPr>
         <w:pStyle w:val="Heading2"/>
       </w:pPr>
-      <w:bookmarkStart w:id="8" w:name="_Toc243693312"/>
+      <w:bookmarkStart w:id="8" w:name="_Toc243694795"/>
       <w:r>
         <w:t>4.1  After the move to a hosting provider</w:t>
       </w:r>
@@ -5050,7 +5172,7 @@
       <w:pPr>
         <w:pStyle w:val="Heading1"/>
       </w:pPr>
-      <w:bookmarkStart w:id="9" w:name="_Toc243693313"/>
+      <w:bookmarkStart w:id="9" w:name="_Toc243694796"/>
       <w:r>
         <w:lastRenderedPageBreak/>
         <w:t>5  The public address</w:t>
@@ -5305,7 +5427,7 @@
       <w:pPr>
         <w:pStyle w:val="Heading1"/>
       </w:pPr>
-      <w:bookmarkStart w:id="10" w:name="_Toc243693314"/>
+      <w:bookmarkStart w:id="10" w:name="_Toc243694797"/>
       <w:r>
         <w:lastRenderedPageBreak/>
         <w:t>6  Checking health</w:t>
@@ -6193,7 +6315,7 @@
       <w:pPr>
         <w:pStyle w:val="Heading1"/>
       </w:pPr>
-      <w:bookmarkStart w:id="11" w:name="_Toc243693315"/>
+      <w:bookmarkStart w:id="11" w:name="_Toc243694798"/>
       <w:r>
         <w:lastRenderedPageBreak/>
         <w:t>7  Logs</w:t>
@@ -6602,7 +6724,7 @@
       <w:pPr>
         <w:pStyle w:val="Heading1"/>
       </w:pPr>
-      <w:bookmarkStart w:id="12" w:name="_Toc243693316"/>
+      <w:bookmarkStart w:id="12" w:name="_Toc243694799"/>
       <w:r>
         <w:lastRenderedPageBreak/>
         <w:t>8  Applying changes</w:t>
@@ -7208,7 +7330,7 @@
       <w:pPr>
         <w:pStyle w:val="Heading1"/>
       </w:pPr>
-      <w:bookmarkStart w:id="13" w:name="_Toc243693317"/>
+      <w:bookmarkStart w:id="13" w:name="_Toc243694800"/>
       <w:r>
         <w:lastRenderedPageBreak/>
         <w:t>9  Testing the mobile app</w:t>
@@ -7296,7 +7418,7 @@
       <w:pPr>
         <w:pStyle w:val="Heading1"/>
       </w:pPr>
-      <w:bookmarkStart w:id="14" w:name="_Toc243693318"/>
+      <w:bookmarkStart w:id="14" w:name="_Toc243694801"/>
       <w:r>
         <w:lastRenderedPageBreak/>
         <w:t>10  Routine maintenance</w:t>
@@ -8109,7 +8231,7 @@
       <w:pPr>
         <w:pStyle w:val="Heading1"/>
       </w:pPr>
-      <w:bookmarkStart w:id="15" w:name="_Toc243693319"/>
+      <w:bookmarkStart w:id="15" w:name="_Toc243694802"/>
       <w:r>
         <w:lastRenderedPageBreak/>
         <w:t>11  Desktop access and the SuperAdmin</w:t>
@@ -8199,7 +8321,7 @@
       <w:pPr>
         <w:pStyle w:val="Heading2"/>
       </w:pPr>
-      <w:bookmarkStart w:id="16" w:name="_Toc243693320"/>
+      <w:bookmarkStart w:id="16" w:name="_Toc243694803"/>
       <w:r>
         <w:t>11.1  If the SuperAdmin's only computer is lost</w:t>
       </w:r>
@@ -8342,7 +8464,7 @@
       <w:pPr>
         <w:pStyle w:val="Heading2"/>
       </w:pPr>
-      <w:bookmarkStart w:id="17" w:name="_Toc243693321"/>
+      <w:bookmarkStart w:id="17" w:name="_Toc243694804"/>
       <w:r>
         <w:t>11.2  Giving the desktop app to another admin</w:t>
       </w:r>
@@ -8433,7 +8555,7 @@
       <w:pPr>
         <w:pStyle w:val="Heading2"/>
       </w:pPr>
-      <w:bookmarkStart w:id="18" w:name="_Toc243693322"/>
+      <w:bookmarkStart w:id="18" w:name="_Toc243694805"/>
       <w:r>
         <w:t>11.3  Correcting a username</w:t>
       </w:r>
@@ -8454,7 +8576,7 @@
       <w:pPr>
         <w:pStyle w:val="Heading2"/>
       </w:pPr>
-      <w:bookmarkStart w:id="19" w:name="_Toc243693323"/>
+      <w:bookmarkStart w:id="19" w:name="_Toc243694806"/>
       <w:r>
         <w:t>11.4  Resetting someone's password</w:t>
       </w:r>
@@ -8475,7 +8597,7 @@
       <w:pPr>
         <w:pStyle w:val="Heading2"/>
       </w:pPr>
-      <w:bookmarkStart w:id="20" w:name="_Toc243693324"/>
+      <w:bookmarkStart w:id="20" w:name="_Toc243694807"/>
       <w:r>
         <w:lastRenderedPageBreak/>
         <w:t>11.5  The idle lock</w:t>
@@ -8497,6 +8619,27 @@
       </w:r>
     </w:p>
     <w:p>
+      <w:pPr>
+        <w:pStyle w:val="Heading2"/>
+      </w:pPr>
+      <w:bookmarkStart w:id="21" w:name="_Toc243694808"/>
+      <w:r>
+        <w:t>11.6  Orders near their promised date</w:t>
+      </w:r>
+      <w:bookmarkEnd w:id="21"/>
+    </w:p>
+    <w:p>
+      <w:pPr>
+        <w:spacing w:after="120" w:line="276" w:lineRule="auto"/>
+      </w:pPr>
+      <w:r>
+        <w:t>Check Insights &gt; Orders (desktop) or Orders (phone) daily. Orange orders are close to the date the customer was promised and red ones are past it - put them on a deliver</w:t>
+      </w:r>
+      <w:r>
+        <w:t>y that arrives by then, red first. Admins see the counts on the phone's Home too.</w:t>
+      </w:r>
+    </w:p>
+    <w:p>
       <w:r>
         <w:br w:type="page"/>
       </w:r>
@@ -8505,12 +8648,12 @@
       <w:pPr>
         <w:pStyle w:val="Heading1"/>
       </w:pPr>
-      <w:bookmarkStart w:id="21" w:name="_Toc243693325"/>
+      <w:bookmarkStart w:id="22" w:name="_Toc243694809"/>
       <w:r>
         <w:lastRenderedPageBreak/>
         <w:t>12  Network notes for this computer</w:t>
       </w:r>
-      <w:bookmarkEnd w:id="21"/>
+      <w:bookmarkEnd w:id="22"/>
     </w:p>
     <w:p>
       <w:pPr>
@@ -8535,10 +8678,10 @@
         <w:spacing w:after="60" w:line="264" w:lineRule="auto"/>
       </w:pPr>
       <w:r>
-        <w:t xml:space="preserve">Windows reaches the servers inside Ubuntu through WSL's port forwarding. </w:t>
-      </w:r>
-      <w:r>
-        <w:t>If Windows tools suddenly cannot reach a running server, restart WSL (</w:t>
+        <w:t>Windows reaches the servers inside Ubunt</w:t>
+      </w:r>
+      <w:r>
+        <w:t>u through WSL's port forwarding. If Windows tools suddenly cannot reach a running server, restart WSL (</w:t>
       </w:r>
       <w:r>
         <w:rPr>
@@ -8563,10 +8706,10 @@
         <w:spacing w:after="60" w:line="264" w:lineRule="auto"/>
       </w:pPr>
       <w:r>
-        <w:t xml:space="preserve">Java is forced to IPv4 and the website proxy uses 127.0.0.1 instead of "localhost", because </w:t>
-      </w:r>
-      <w:r>
-        <w:t>"localhost" sometimes resolved to an unreachable IPv6 address here.</w:t>
+        <w:t>Java is forced to IPv4 and the website proxy uses 127.0.0.1</w:t>
+      </w:r>
+      <w:r>
+        <w:t xml:space="preserve"> instead of "localhost", because "localhost" sometimes resolved to an unreachable IPv6 address here.</w:t>
       </w:r>
     </w:p>
     <w:p>
@@ -8812,10 +8955,96 @@
 <file path=word/numbering.xml><?xml version="1.0" encoding="utf-8"?>
 <w:numbering xmlns:wpc="http://schemas.microsoft.com/office/word/2010/wordprocessingCanvas" xmlns:cx="http://schemas.microsoft.com/office/drawing/2014/chartex" xmlns:cx1="http://schemas.microsoft.com/office/drawing/2015/9/8/chartex" xmlns:mc="http://schemas.openxmlformats.org/markup-compatibility/2006" xmlns:o="urn:schemas-microsoft-com:office:office" xmlns:r="http://schemas.openxmlformats.org/officeDocument/2006/relationships" xmlns:m="http://schemas.openxmlformats.org/officeDocument/2006/math" xmlns:v="urn:schemas-microsoft-com:vml" xmlns:wp14="http://schemas.microsoft.com/office/word/2010/wordprocessingDrawing" xmlns:wp="http://schemas.openxmlformats.org/drawingml/2006/wordprocessingDrawing" xmlns:w10="urn:schemas-microsoft-com:office:word" xmlns:w="http://schemas.openxmlformats.org/wordprocessingml/2006/main" xmlns:w14="http://schemas.microsoft.com/office/word/2010/wordml" xmlns:w15="http://schemas.microsoft.com/office/word/2012/wordml" xmlns:w16se="http://schemas.microsoft.com/office/word/2015/wordml/symex" xmlns:wpg="http://schemas.microsoft.com/office/word/2010/wordprocessingGroup" xmlns:wpi="http://schemas.microsoft.com/office/word/2010/wordprocessingInk" xmlns:wne="http://schemas.microsoft.com/office/word/2006/wordml" xmlns:wps="http://schemas.microsoft.com/office/word/2010/wordprocessingShape" mc:Ignorable="w14 w15 w16se wp14">
   <w:abstractNum w:abstractNumId="0" w15:restartNumberingAfterBreak="0">
-    <w:nsid w:val="0ABB6714"/>
+    <w:nsid w:val="0AC71683"/>
     <w:multiLevelType w:val="hybridMultilevel"/>
-    <w:tmpl w:val="5C627462"/>
-    <w:lvl w:ilvl="0" w:tplc="57C6B982">
+    <w:tmpl w:val="CDA49CB8"/>
+    <w:lvl w:ilvl="0" w:tplc="BE3A5624" w:tentative="1">
+      <w:start w:val="1"/>
+      <w:numFmt w:val="bullet"/>
+      <w:lvlText w:val="●"/>
+      <w:lvlJc w:val="left"/>
+      <w:pPr>
+        <w:ind w:left="720" w:hanging="360"/>
+      </w:pPr>
+    </w:lvl>
+    <w:lvl w:ilvl="1" w:tplc="02A4A6BE" w:tentative="1">
+      <w:start w:val="1"/>
+      <w:numFmt w:val="bullet"/>
+      <w:lvlText w:val="○"/>
+      <w:lvlJc w:val="left"/>
+      <w:pPr>
+        <w:ind w:left="1440" w:hanging="360"/>
+      </w:pPr>
+    </w:lvl>
+    <w:lvl w:ilvl="2" w:tplc="3DB6E9B8" w:tentative="1">
+      <w:start w:val="1"/>
+      <w:numFmt w:val="bullet"/>
+      <w:lvlText w:val="■"/>
+      <w:lvlJc w:val="left"/>
+      <w:pPr>
+        <w:ind w:left="2160" w:hanging="360"/>
+      </w:pPr>
+    </w:lvl>
+    <w:lvl w:ilvl="3" w:tplc="B5EEF54C" w:tentative="1">
+      <w:start w:val="1"/>
+      <w:numFmt w:val="bullet"/>
+      <w:lvlText w:val="●"/>
+      <w:lvlJc w:val="left"/>
+      <w:pPr>
+        <w:ind w:left="2880" w:hanging="360"/>
+      </w:pPr>
+    </w:lvl>
+    <w:lvl w:ilvl="4" w:tplc="F39675D8" w:tentative="1">
+      <w:start w:val="1"/>
+      <w:numFmt w:val="bullet"/>
+      <w:lvlText w:val="○"/>
+      <w:lvlJc w:val="left"/>
+      <w:pPr>
+        <w:ind w:left="3600" w:hanging="360"/>
+      </w:pPr>
+    </w:lvl>
+    <w:lvl w:ilvl="5" w:tplc="4D30C28C" w:tentative="1">
+      <w:start w:val="1"/>
+      <w:numFmt w:val="bullet"/>
+      <w:lvlText w:val="■"/>
+      <w:lvlJc w:val="left"/>
+      <w:pPr>
+        <w:ind w:left="4320" w:hanging="360"/>
+      </w:pPr>
+    </w:lvl>
+    <w:lvl w:ilvl="6" w:tplc="21AC1C94" w:tentative="1">
+      <w:start w:val="1"/>
+      <w:numFmt w:val="bullet"/>
+      <w:lvlText w:val="●"/>
+      <w:lvlJc w:val="left"/>
+      <w:pPr>
+        <w:ind w:left="5040" w:hanging="360"/>
+      </w:pPr>
+    </w:lvl>
+    <w:lvl w:ilvl="7" w:tplc="BC1E3B42" w:tentative="1">
+      <w:start w:val="1"/>
+      <w:numFmt w:val="bullet"/>
+      <w:lvlText w:val="●"/>
+      <w:lvlJc w:val="left"/>
+      <w:pPr>
+        <w:ind w:left="5760" w:hanging="360"/>
+      </w:pPr>
+    </w:lvl>
+    <w:lvl w:ilvl="8" w:tplc="9D648ABC" w:tentative="1">
+      <w:start w:val="1"/>
+      <w:numFmt w:val="bullet"/>
+      <w:lvlText w:val="●"/>
+      <w:lvlJc w:val="left"/>
+      <w:pPr>
+        <w:ind w:left="6480" w:hanging="360"/>
+      </w:pPr>
+    </w:lvl>
+  </w:abstractNum>
+  <w:abstractNum w:abstractNumId="1" w15:restartNumberingAfterBreak="0">
+    <w:nsid w:val="6835157D"/>
+    <w:multiLevelType w:val="hybridMultilevel"/>
+    <w:tmpl w:val="01C66F5A"/>
+    <w:lvl w:ilvl="0" w:tplc="4E9C186A">
       <w:start w:val="1"/>
       <w:numFmt w:val="bullet"/>
       <w:lvlText w:val="•"/>
@@ -8824,7 +9053,7 @@
         <w:ind w:left="540" w:hanging="300"/>
       </w:pPr>
     </w:lvl>
-    <w:lvl w:ilvl="1" w:tplc="3D1A9964" w:tentative="1">
+    <w:lvl w:ilvl="1" w:tplc="EF423AD4" w:tentative="1">
       <w:start w:val="1"/>
       <w:numFmt w:val="bullet"/>
       <w:lvlText w:val="–"/>
@@ -8833,7 +9062,7 @@
         <w:ind w:left="940" w:hanging="300"/>
       </w:pPr>
     </w:lvl>
-    <w:lvl w:ilvl="2" w:tplc="40322AE4" w:tentative="1">
+    <w:lvl w:ilvl="2" w:tplc="52DC533A" w:tentative="1">
       <w:start w:val="1"/>
       <w:numFmt w:val="bullet"/>
       <w:lvlText w:val="◦"/>
@@ -8842,205 +9071,119 @@
         <w:ind w:left="1340" w:hanging="300"/>
       </w:pPr>
     </w:lvl>
-    <w:lvl w:ilvl="3" w:tplc="B226DD8E">
+    <w:lvl w:ilvl="3" w:tplc="29180932">
       <w:numFmt w:val="decimal"/>
       <w:lvlText w:val=""/>
       <w:lvlJc w:val="left"/>
     </w:lvl>
-    <w:lvl w:ilvl="4" w:tplc="46F8F792">
+    <w:lvl w:ilvl="4" w:tplc="18E8CD2C">
       <w:numFmt w:val="decimal"/>
       <w:lvlText w:val=""/>
       <w:lvlJc w:val="left"/>
     </w:lvl>
-    <w:lvl w:ilvl="5" w:tplc="4C0E4B02">
+    <w:lvl w:ilvl="5" w:tplc="9232269E">
       <w:numFmt w:val="decimal"/>
       <w:lvlText w:val=""/>
       <w:lvlJc w:val="left"/>
     </w:lvl>
-    <w:lvl w:ilvl="6" w:tplc="1C00756A">
+    <w:lvl w:ilvl="6" w:tplc="DB6A01CA">
       <w:numFmt w:val="decimal"/>
       <w:lvlText w:val=""/>
       <w:lvlJc w:val="left"/>
     </w:lvl>
-    <w:lvl w:ilvl="7" w:tplc="025CD410">
+    <w:lvl w:ilvl="7" w:tplc="F4D060B2">
       <w:numFmt w:val="decimal"/>
       <w:lvlText w:val=""/>
       <w:lvlJc w:val="left"/>
     </w:lvl>
-    <w:lvl w:ilvl="8" w:tplc="FF760EC8">
-      <w:numFmt w:val="decimal"/>
-      <w:lvlText w:val=""/>
-      <w:lvlJc w:val="left"/>
-    </w:lvl>
-  </w:abstractNum>
-  <w:abstractNum w:abstractNumId="1" w15:restartNumberingAfterBreak="0">
-    <w:nsid w:val="421C5BC4"/>
-    <w:multiLevelType w:val="hybridMultilevel"/>
-    <w:tmpl w:val="801AD614"/>
-    <w:lvl w:ilvl="0" w:tplc="7C369372">
-      <w:start w:val="1"/>
-      <w:numFmt w:val="decimal"/>
-      <w:lvlText w:val="%1."/>
-      <w:lvlJc w:val="left"/>
-      <w:pPr>
-        <w:ind w:left="540" w:hanging="300"/>
-      </w:pPr>
-    </w:lvl>
-    <w:lvl w:ilvl="1" w:tplc="14C08E60" w:tentative="1">
-      <w:start w:val="1"/>
-      <w:numFmt w:val="lowerLetter"/>
-      <w:lvlText w:val="%2."/>
-      <w:lvlJc w:val="left"/>
-      <w:pPr>
-        <w:ind w:left="940" w:hanging="300"/>
-      </w:pPr>
-    </w:lvl>
-    <w:lvl w:ilvl="2" w:tplc="6CD48342" w:tentative="1">
-      <w:start w:val="1"/>
-      <w:numFmt w:val="lowerRoman"/>
-      <w:lvlText w:val="%3."/>
-      <w:lvlJc w:val="left"/>
-      <w:pPr>
-        <w:ind w:left="1340" w:hanging="300"/>
-      </w:pPr>
-    </w:lvl>
-    <w:lvl w:ilvl="3" w:tplc="DCCE7A0E">
-      <w:numFmt w:val="decimal"/>
-      <w:lvlText w:val=""/>
-      <w:lvlJc w:val="left"/>
-    </w:lvl>
-    <w:lvl w:ilvl="4" w:tplc="D08C42CA">
-      <w:numFmt w:val="decimal"/>
-      <w:lvlText w:val=""/>
-      <w:lvlJc w:val="left"/>
-    </w:lvl>
-    <w:lvl w:ilvl="5" w:tplc="98AC6314">
-      <w:numFmt w:val="decimal"/>
-      <w:lvlText w:val=""/>
-      <w:lvlJc w:val="left"/>
-    </w:lvl>
-    <w:lvl w:ilvl="6" w:tplc="873222BA">
-      <w:numFmt w:val="decimal"/>
-      <w:lvlText w:val=""/>
-      <w:lvlJc w:val="left"/>
-    </w:lvl>
-    <w:lvl w:ilvl="7" w:tplc="7F4E7BB8">
-      <w:numFmt w:val="decimal"/>
-      <w:lvlText w:val=""/>
-      <w:lvlJc w:val="left"/>
-    </w:lvl>
-    <w:lvl w:ilvl="8" w:tplc="DD9E8034">
+    <w:lvl w:ilvl="8" w:tplc="F140C8CC">
       <w:numFmt w:val="decimal"/>
       <w:lvlText w:val=""/>
       <w:lvlJc w:val="left"/>
     </w:lvl>
   </w:abstractNum>
   <w:abstractNum w:abstractNumId="2" w15:restartNumberingAfterBreak="0">
-    <w:nsid w:val="725F69C0"/>
+    <w:nsid w:val="6FF5580F"/>
     <w:multiLevelType w:val="hybridMultilevel"/>
-    <w:tmpl w:val="6C1E5C90"/>
-    <w:lvl w:ilvl="0" w:tplc="6FB86474" w:tentative="1">
+    <w:tmpl w:val="1AEAF3CA"/>
+    <w:lvl w:ilvl="0" w:tplc="500EB3BE">
       <w:start w:val="1"/>
-      <w:numFmt w:val="bullet"/>
-      <w:lvlText w:val="●"/>
+      <w:numFmt w:val="decimal"/>
+      <w:lvlText w:val="%1."/>
       <w:lvlJc w:val="left"/>
       <w:pPr>
-        <w:ind w:left="720" w:hanging="360"/>
+        <w:ind w:left="540" w:hanging="300"/>
       </w:pPr>
     </w:lvl>
-    <w:lvl w:ilvl="1" w:tplc="3D4278FE" w:tentative="1">
+    <w:lvl w:ilvl="1" w:tplc="3888147C" w:tentative="1">
       <w:start w:val="1"/>
-      <w:numFmt w:val="bullet"/>
-      <w:lvlText w:val="○"/>
+      <w:numFmt w:val="lowerLetter"/>
+      <w:lvlText w:val="%2."/>
       <w:lvlJc w:val="left"/>
       <w:pPr>
-        <w:ind w:left="1440" w:hanging="360"/>
+        <w:ind w:left="940" w:hanging="300"/>
       </w:pPr>
     </w:lvl>
-    <w:lvl w:ilvl="2" w:tplc="1DF0ED14" w:tentative="1">
+    <w:lvl w:ilvl="2" w:tplc="2966A828" w:tentative="1">
       <w:start w:val="1"/>
-      <w:numFmt w:val="bullet"/>
-      <w:lvlText w:val="■"/>
+      <w:numFmt w:val="lowerRoman"/>
+      <w:lvlText w:val="%3."/>
       <w:lvlJc w:val="left"/>
       <w:pPr>
-        <w:ind w:left="2160" w:hanging="360"/>
+        <w:ind w:left="1340" w:hanging="300"/>
       </w:pPr>
     </w:lvl>
-    <w:lvl w:ilvl="3" w:tplc="BC406E90" w:tentative="1">
-      <w:start w:val="1"/>
-      <w:numFmt w:val="bullet"/>
-      <w:lvlText w:val="●"/>
+    <w:lvl w:ilvl="3" w:tplc="A54253A6">
+      <w:numFmt w:val="decimal"/>
+      <w:lvlText w:val=""/>
       <w:lvlJc w:val="left"/>
-      <w:pPr>
-        <w:ind w:left="2880" w:hanging="360"/>
-      </w:pPr>
     </w:lvl>
-    <w:lvl w:ilvl="4" w:tplc="12AA534E" w:tentative="1">
-      <w:start w:val="1"/>
-      <w:numFmt w:val="bullet"/>
-      <w:lvlText w:val="○"/>
+    <w:lvl w:ilvl="4" w:tplc="7CC6345E">
+      <w:numFmt w:val="decimal"/>
+      <w:lvlText w:val=""/>
       <w:lvlJc w:val="left"/>
-      <w:pPr>
-        <w:ind w:left="3600" w:hanging="360"/>
-      </w:pPr>
     </w:lvl>
-    <w:lvl w:ilvl="5" w:tplc="2B1A1124" w:tentative="1">
-      <w:start w:val="1"/>
-      <w:numFmt w:val="bullet"/>
-      <w:lvlText w:val="■"/>
+    <w:lvl w:ilvl="5" w:tplc="5EDC8812">
+      <w:numFmt w:val="decimal"/>
+      <w:lvlText w:val=""/>
       <w:lvlJc w:val="left"/>
-      <w:pPr>
-        <w:ind w:left="4320" w:hanging="360"/>
-      </w:pPr>
     </w:lvl>
-    <w:lvl w:ilvl="6" w:tplc="E9980FF4" w:tentative="1">
-      <w:start w:val="1"/>
-      <w:numFmt w:val="bullet"/>
-      <w:lvlText w:val="●"/>
+    <w:lvl w:ilvl="6" w:tplc="9F923A88">
+      <w:numFmt w:val="decimal"/>
+      <w:lvlText w:val=""/>
       <w:lvlJc w:val="left"/>
-      <w:pPr>
-        <w:ind w:left="5040" w:hanging="360"/>
-      </w:pPr>
     </w:lvl>
-    <w:lvl w:ilvl="7" w:tplc="484AA65A" w:tentative="1">
-      <w:start w:val="1"/>
-      <w:numFmt w:val="bullet"/>
-      <w:lvlText w:val="●"/>
+    <w:lvl w:ilvl="7" w:tplc="C37E5DF6">
+      <w:numFmt w:val="decimal"/>
+      <w:lvlText w:val=""/>
       <w:lvlJc w:val="left"/>
-      <w:pPr>
-        <w:ind w:left="5760" w:hanging="360"/>
-      </w:pPr>
     </w:lvl>
-    <w:lvl w:ilvl="8" w:tplc="6FF4608A" w:tentative="1">
-      <w:start w:val="1"/>
-      <w:numFmt w:val="bullet"/>
-      <w:lvlText w:val="●"/>
+    <w:lvl w:ilvl="8" w:tplc="1C068240">
+      <w:numFmt w:val="decimal"/>
+      <w:lvlText w:val=""/>
       <w:lvlJc w:val="left"/>
-      <w:pPr>
-        <w:ind w:left="6480" w:hanging="360"/>
-      </w:pPr>
     </w:lvl>
   </w:abstractNum>
   <w:num w:numId="1">
+    <w:abstractNumId w:val="0"/>
+    <w:lvlOverride w:ilvl="0">
+      <w:startOverride w:val="1"/>
+    </w:lvlOverride>
+  </w:num>
+  <w:num w:numId="2">
     <w:abstractNumId w:val="2"/>
     <w:lvlOverride w:ilvl="0">
       <w:startOverride w:val="1"/>
     </w:lvlOverride>
   </w:num>
-  <w:num w:numId="2">
+  <w:num w:numId="3">
     <w:abstractNumId w:val="1"/>
     <w:lvlOverride w:ilvl="0">
       <w:startOverride w:val="1"/>
     </w:lvlOverride>
   </w:num>
-  <w:num w:numId="3">
-    <w:abstractNumId w:val="0"/>
-    <w:lvlOverride w:ilvl="0">
-      <w:startOverride w:val="1"/>
-    </w:lvlOverride>
-  </w:num>
   <w:num w:numId="4">
-    <w:abstractNumId w:val="1"/>
+    <w:abstractNumId w:val="2"/>
     <w:lvlOverride w:ilvl="0">
       <w:startOverride w:val="1"/>
     </w:lvlOverride>
@@ -9669,7 +9812,7 @@
     <w:autoRedefine/>
     <w:uiPriority w:val="39"/>
     <w:unhideWhenUsed/>
-    <w:rsid w:val="00BA7D87"/>
+    <w:rsid w:val="00A46908"/>
     <w:pPr>
       <w:spacing w:after="100"/>
     </w:pPr>
@@ -9681,7 +9824,7 @@
     <w:autoRedefine/>
     <w:uiPriority w:val="39"/>
     <w:unhideWhenUsed/>
-    <w:rsid w:val="00BA7D87"/>
+    <w:rsid w:val="00A46908"/>
     <w:pPr>
       <w:spacing w:after="100"/>
       <w:ind w:left="210"/>

--- a/documentation/07 Operations/Running and Operating the System.docx
+++ b/documentation/07 Operations/Running and Operating the System.docx
@@ -1317,6 +1317,74 @@
           </w:p>
         </w:tc>
       </w:tr>
+      <w:tr>
+        <w:tblPrEx>
+          <w:tblCellMar>
+            <w:top w:w="0" w:type="dxa"/>
+            <w:bottom w:w="0" w:type="dxa"/>
+          </w:tblCellMar>
+        </w:tblPrEx>
+        <w:tc>
+          <w:tcPr>
+            <w:tcW w:w="1300" w:type="dxa"/>
+            <w:tcMar>
+              <w:top w:w="50" w:type="dxa"/>
+              <w:left w:w="90" w:type="dxa"/>
+              <w:bottom w:w="50" w:type="dxa"/>
+              <w:right w:w="90" w:type="dxa"/>
+            </w:tcMar>
+          </w:tcPr>
+          <w:p>
+            <w:r>
+              <w:rPr>
+                <w:sz w:val="19"/>
+                <w:szCs w:val="19"/>
+              </w:rPr>
+              <w:t>1.1</w:t>
+            </w:r>
+          </w:p>
+        </w:tc>
+        <w:tc>
+          <w:tcPr>
+            <w:tcW w:w="1900" w:type="dxa"/>
+            <w:tcMar>
+              <w:top w:w="50" w:type="dxa"/>
+              <w:left w:w="90" w:type="dxa"/>
+              <w:bottom w:w="50" w:type="dxa"/>
+              <w:right w:w="90" w:type="dxa"/>
+            </w:tcMar>
+          </w:tcPr>
+          <w:p>
+            <w:r>
+              <w:rPr>
+                <w:sz w:val="19"/>
+                <w:szCs w:val="19"/>
+              </w:rPr>
+              <w:t>24 October 2026</w:t>
+            </w:r>
+          </w:p>
+        </w:tc>
+        <w:tc>
+          <w:tcPr>
+            <w:tcW w:w="6438" w:type="dxa"/>
+            <w:tcMar>
+              <w:top w:w="50" w:type="dxa"/>
+              <w:left w:w="90" w:type="dxa"/>
+              <w:bottom w:w="50" w:type="dxa"/>
+              <w:right w:w="90" w:type="dxa"/>
+            </w:tcMar>
+          </w:tcPr>
+          <w:p>
+            <w:r>
+              <w:rPr>
+                <w:sz w:val="19"/>
+                <w:szCs w:val="19"/>
+              </w:rPr>
+              <w:t>Checking staff worker details, and keeping the worker data key.</w:t>
+            </w:r>
+          </w:p>
+        </w:tc>
+      </w:tr>
     </w:tbl>
     <w:p>
       <w:pPr>
@@ -1349,7 +1417,7 @@
     <w:sdt>
       <w:sdtPr>
         <w:alias w:val="Contents"/>
-        <w:id w:val="-2063165555"/>
+        <w:id w:val="1981352158"/>
       </w:sdtPr>
       <w:sdtEndPr/>
       <w:sdtContent>
@@ -1376,7 +1444,7 @@
           <w:r>
             <w:fldChar w:fldCharType="separate"/>
           </w:r>
-          <w:hyperlink w:anchor="_Toc243694788" w:history="1">
+          <w:hyperlink w:anchor="_Toc243697203" w:history="1">
             <w:r>
               <w:rPr>
                 <w:rStyle w:val="Hyperlink"/>
@@ -1400,7 +1468,7 @@
               <w:rPr>
                 <w:noProof/>
               </w:rPr>
-              <w:instrText xml:space="preserve"> PAGEREF _Toc243694788 \h </w:instrText>
+              <w:instrText xml:space="preserve"> PAGEREF _Toc243697203 \h </w:instrText>
             </w:r>
             <w:r>
               <w:rPr>
@@ -1441,7 +1509,7 @@
               <w:szCs w:val="22"/>
             </w:rPr>
           </w:pPr>
-          <w:hyperlink w:anchor="_Toc243694789" w:history="1">
+          <w:hyperlink w:anchor="_Toc243697204" w:history="1">
             <w:r>
               <w:rPr>
                 <w:rStyle w:val="Hyperlink"/>
@@ -1465,7 +1533,7 @@
               <w:rPr>
                 <w:noProof/>
               </w:rPr>
-              <w:instrText xml:space="preserve"> PAGEREF _Toc243694789 \h </w:instrText>
+              <w:instrText xml:space="preserve"> PAGEREF _Toc243697204 \h </w:instrText>
             </w:r>
             <w:r>
               <w:rPr>
@@ -1506,7 +1574,7 @@
               <w:szCs w:val="22"/>
             </w:rPr>
           </w:pPr>
-          <w:hyperlink w:anchor="_Toc243694790" w:history="1">
+          <w:hyperlink w:anchor="_Toc243697205" w:history="1">
             <w:r>
               <w:rPr>
                 <w:rStyle w:val="Hyperlink"/>
@@ -1530,7 +1598,7 @@
               <w:rPr>
                 <w:noProof/>
               </w:rPr>
-              <w:instrText xml:space="preserve"> PAGEREF _Toc243694790 \h </w:instrText>
+              <w:instrText xml:space="preserve"> PAGEREF _Toc243697205 \h </w:instrText>
             </w:r>
             <w:r>
               <w:rPr>
@@ -1571,7 +1639,7 @@
               <w:szCs w:val="22"/>
             </w:rPr>
           </w:pPr>
-          <w:hyperlink w:anchor="_Toc243694791" w:history="1">
+          <w:hyperlink w:anchor="_Toc243697206" w:history="1">
             <w:r>
               <w:rPr>
                 <w:rStyle w:val="Hyperlink"/>
@@ -1595,7 +1663,7 @@
               <w:rPr>
                 <w:noProof/>
               </w:rPr>
-              <w:instrText xml:space="preserve"> PAGEREF _Toc243694791 \h </w:instrText>
+              <w:instrText xml:space="preserve"> PAGEREF _Toc243697206 \h </w:instrText>
             </w:r>
             <w:r>
               <w:rPr>
@@ -1636,7 +1704,7 @@
               <w:szCs w:val="22"/>
             </w:rPr>
           </w:pPr>
-          <w:hyperlink w:anchor="_Toc243694792" w:history="1">
+          <w:hyperlink w:anchor="_Toc243697207" w:history="1">
             <w:r>
               <w:rPr>
                 <w:rStyle w:val="Hyperlink"/>
@@ -1660,7 +1728,7 @@
               <w:rPr>
                 <w:noProof/>
               </w:rPr>
-              <w:instrText xml:space="preserve"> PAGEREF _Toc243694792 \h </w:instrText>
+              <w:instrText xml:space="preserve"> PAGEREF _Toc243697207 \h </w:instrText>
             </w:r>
             <w:r>
               <w:rPr>
@@ -1701,7 +1769,7 @@
               <w:szCs w:val="22"/>
             </w:rPr>
           </w:pPr>
-          <w:hyperlink w:anchor="_Toc243694793" w:history="1">
+          <w:hyperlink w:anchor="_Toc243697208" w:history="1">
             <w:r>
               <w:rPr>
                 <w:rStyle w:val="Hyperlink"/>
@@ -1725,7 +1793,7 @@
               <w:rPr>
                 <w:noProof/>
               </w:rPr>
-              <w:instrText xml:space="preserve"> PAGEREF _Toc243694793 \h </w:instrText>
+              <w:instrText xml:space="preserve"> PAGEREF _Toc243697208 \h </w:instrText>
             </w:r>
             <w:r>
               <w:rPr>
@@ -1766,7 +1834,7 @@
               <w:szCs w:val="22"/>
             </w:rPr>
           </w:pPr>
-          <w:hyperlink w:anchor="_Toc243694794" w:history="1">
+          <w:hyperlink w:anchor="_Toc243697209" w:history="1">
             <w:r>
               <w:rPr>
                 <w:rStyle w:val="Hyperlink"/>
@@ -1790,7 +1858,7 @@
               <w:rPr>
                 <w:noProof/>
               </w:rPr>
-              <w:instrText xml:space="preserve"> PAGEREF _Toc243694794 \h </w:instrText>
+              <w:instrText xml:space="preserve"> PAGEREF _Toc243697209 \h </w:instrText>
             </w:r>
             <w:r>
               <w:rPr>
@@ -1831,7 +1899,7 @@
               <w:szCs w:val="22"/>
             </w:rPr>
           </w:pPr>
-          <w:hyperlink w:anchor="_Toc243694795" w:history="1">
+          <w:hyperlink w:anchor="_Toc243697210" w:history="1">
             <w:r>
               <w:rPr>
                 <w:rStyle w:val="Hyperlink"/>
@@ -1855,7 +1923,7 @@
               <w:rPr>
                 <w:noProof/>
               </w:rPr>
-              <w:instrText xml:space="preserve"> PAGEREF _Toc243694795 \h </w:instrText>
+              <w:instrText xml:space="preserve"> PAGEREF _Toc243697210 \h </w:instrText>
             </w:r>
             <w:r>
               <w:rPr>
@@ -1896,7 +1964,7 @@
               <w:szCs w:val="22"/>
             </w:rPr>
           </w:pPr>
-          <w:hyperlink w:anchor="_Toc243694796" w:history="1">
+          <w:hyperlink w:anchor="_Toc243697211" w:history="1">
             <w:r>
               <w:rPr>
                 <w:rStyle w:val="Hyperlink"/>
@@ -1920,7 +1988,7 @@
               <w:rPr>
                 <w:noProof/>
               </w:rPr>
-              <w:instrText xml:space="preserve"> PAGEREF _Toc243694796 \h </w:instrText>
+              <w:instrText xml:space="preserve"> PAGEREF _Toc243697211 \h </w:instrText>
             </w:r>
             <w:r>
               <w:rPr>
@@ -1961,7 +2029,7 @@
               <w:szCs w:val="22"/>
             </w:rPr>
           </w:pPr>
-          <w:hyperlink w:anchor="_Toc243694797" w:history="1">
+          <w:hyperlink w:anchor="_Toc243697212" w:history="1">
             <w:r>
               <w:rPr>
                 <w:rStyle w:val="Hyperlink"/>
@@ -1985,7 +2053,7 @@
               <w:rPr>
                 <w:noProof/>
               </w:rPr>
-              <w:instrText xml:space="preserve"> PAGEREF _Toc243694797 \h </w:instrText>
+              <w:instrText xml:space="preserve"> PAGEREF _Toc243697212 \h </w:instrText>
             </w:r>
             <w:r>
               <w:rPr>
@@ -2026,7 +2094,7 @@
               <w:szCs w:val="22"/>
             </w:rPr>
           </w:pPr>
-          <w:hyperlink w:anchor="_Toc243694798" w:history="1">
+          <w:hyperlink w:anchor="_Toc243697213" w:history="1">
             <w:r>
               <w:rPr>
                 <w:rStyle w:val="Hyperlink"/>
@@ -2050,7 +2118,7 @@
               <w:rPr>
                 <w:noProof/>
               </w:rPr>
-              <w:instrText xml:space="preserve"> PAGEREF _Toc243694798 \h </w:instrText>
+              <w:instrText xml:space="preserve"> PAGEREF _Toc243697213 \h </w:instrText>
             </w:r>
             <w:r>
               <w:rPr>
@@ -2091,7 +2159,7 @@
               <w:szCs w:val="22"/>
             </w:rPr>
           </w:pPr>
-          <w:hyperlink w:anchor="_Toc243694799" w:history="1">
+          <w:hyperlink w:anchor="_Toc243697214" w:history="1">
             <w:r>
               <w:rPr>
                 <w:rStyle w:val="Hyperlink"/>
@@ -2115,7 +2183,7 @@
               <w:rPr>
                 <w:noProof/>
               </w:rPr>
-              <w:instrText xml:space="preserve"> PAGEREF _Toc243694799 \h </w:instrText>
+              <w:instrText xml:space="preserve"> PAGEREF _Toc243697214 \h </w:instrText>
             </w:r>
             <w:r>
               <w:rPr>
@@ -2156,7 +2224,7 @@
               <w:szCs w:val="22"/>
             </w:rPr>
           </w:pPr>
-          <w:hyperlink w:anchor="_Toc243694800" w:history="1">
+          <w:hyperlink w:anchor="_Toc243697215" w:history="1">
             <w:r>
               <w:rPr>
                 <w:rStyle w:val="Hyperlink"/>
@@ -2180,7 +2248,7 @@
               <w:rPr>
                 <w:noProof/>
               </w:rPr>
-              <w:instrText xml:space="preserve"> PAGEREF _Toc243694800 \h </w:instrText>
+              <w:instrText xml:space="preserve"> PAGEREF _Toc243697215 \h </w:instrText>
             </w:r>
             <w:r>
               <w:rPr>
@@ -2221,7 +2289,7 @@
               <w:szCs w:val="22"/>
             </w:rPr>
           </w:pPr>
-          <w:hyperlink w:anchor="_Toc243694801" w:history="1">
+          <w:hyperlink w:anchor="_Toc243697216" w:history="1">
             <w:r>
               <w:rPr>
                 <w:rStyle w:val="Hyperlink"/>
@@ -2245,7 +2313,7 @@
               <w:rPr>
                 <w:noProof/>
               </w:rPr>
-              <w:instrText xml:space="preserve"> PAGEREF _Toc243694801 \h </w:instrText>
+              <w:instrText xml:space="preserve"> PAGEREF _Toc243697216 \h </w:instrText>
             </w:r>
             <w:r>
               <w:rPr>
@@ -2286,7 +2354,7 @@
               <w:szCs w:val="22"/>
             </w:rPr>
           </w:pPr>
-          <w:hyperlink w:anchor="_Toc243694802" w:history="1">
+          <w:hyperlink w:anchor="_Toc243697217" w:history="1">
             <w:r>
               <w:rPr>
                 <w:rStyle w:val="Hyperlink"/>
@@ -2310,7 +2378,7 @@
               <w:rPr>
                 <w:noProof/>
               </w:rPr>
-              <w:instrText xml:space="preserve"> PAGEREF _Toc243694802 \h </w:instrText>
+              <w:instrText xml:space="preserve"> PAGEREF _Toc243697217 \h </w:instrText>
             </w:r>
             <w:r>
               <w:rPr>
@@ -2351,7 +2419,7 @@
               <w:szCs w:val="22"/>
             </w:rPr>
           </w:pPr>
-          <w:hyperlink w:anchor="_Toc243694803" w:history="1">
+          <w:hyperlink w:anchor="_Toc243697218" w:history="1">
             <w:r>
               <w:rPr>
                 <w:rStyle w:val="Hyperlink"/>
@@ -2375,7 +2443,7 @@
               <w:rPr>
                 <w:noProof/>
               </w:rPr>
-              <w:instrText xml:space="preserve"> PAGEREF _Toc243694803 \h </w:instrText>
+              <w:instrText xml:space="preserve"> PAGEREF _Toc243697218 \h </w:instrText>
             </w:r>
             <w:r>
               <w:rPr>
@@ -2416,7 +2484,7 @@
               <w:szCs w:val="22"/>
             </w:rPr>
           </w:pPr>
-          <w:hyperlink w:anchor="_Toc243694804" w:history="1">
+          <w:hyperlink w:anchor="_Toc243697219" w:history="1">
             <w:r>
               <w:rPr>
                 <w:rStyle w:val="Hyperlink"/>
@@ -2440,7 +2508,7 @@
               <w:rPr>
                 <w:noProof/>
               </w:rPr>
-              <w:instrText xml:space="preserve"> PAGEREF _Toc243694804 \h </w:instrText>
+              <w:instrText xml:space="preserve"> PAGEREF _Toc243697219 \h </w:instrText>
             </w:r>
             <w:r>
               <w:rPr>
@@ -2481,7 +2549,7 @@
               <w:szCs w:val="22"/>
             </w:rPr>
           </w:pPr>
-          <w:hyperlink w:anchor="_Toc243694805" w:history="1">
+          <w:hyperlink w:anchor="_Toc243697220" w:history="1">
             <w:r>
               <w:rPr>
                 <w:rStyle w:val="Hyperlink"/>
@@ -2505,7 +2573,7 @@
               <w:rPr>
                 <w:noProof/>
               </w:rPr>
-              <w:instrText xml:space="preserve"> PAGEREF _Toc243694805 \h </w:instrText>
+              <w:instrText xml:space="preserve"> PAGEREF _Toc243697220 \h </w:instrText>
             </w:r>
             <w:r>
               <w:rPr>
@@ -2546,7 +2614,7 @@
               <w:szCs w:val="22"/>
             </w:rPr>
           </w:pPr>
-          <w:hyperlink w:anchor="_Toc243694806" w:history="1">
+          <w:hyperlink w:anchor="_Toc243697221" w:history="1">
             <w:r>
               <w:rPr>
                 <w:rStyle w:val="Hyperlink"/>
@@ -2570,7 +2638,7 @@
               <w:rPr>
                 <w:noProof/>
               </w:rPr>
-              <w:instrText xml:space="preserve"> PAGEREF _Toc243694806 \h </w:instrText>
+              <w:instrText xml:space="preserve"> PAGEREF _Toc243697221 \h </w:instrText>
             </w:r>
             <w:r>
               <w:rPr>
@@ -2611,7 +2679,7 @@
               <w:szCs w:val="22"/>
             </w:rPr>
           </w:pPr>
-          <w:hyperlink w:anchor="_Toc243694807" w:history="1">
+          <w:hyperlink w:anchor="_Toc243697222" w:history="1">
             <w:r>
               <w:rPr>
                 <w:rStyle w:val="Hyperlink"/>
@@ -2635,7 +2703,7 @@
               <w:rPr>
                 <w:noProof/>
               </w:rPr>
-              <w:instrText xml:space="preserve"> PAGEREF _Toc243694807 \h </w:instrText>
+              <w:instrText xml:space="preserve"> PAGEREF _Toc243697222 \h </w:instrText>
             </w:r>
             <w:r>
               <w:rPr>
@@ -2676,7 +2744,7 @@
               <w:szCs w:val="22"/>
             </w:rPr>
           </w:pPr>
-          <w:hyperlink w:anchor="_Toc243694808" w:history="1">
+          <w:hyperlink w:anchor="_Toc243697223" w:history="1">
             <w:r>
               <w:rPr>
                 <w:rStyle w:val="Hyperlink"/>
@@ -2700,7 +2768,72 @@
               <w:rPr>
                 <w:noProof/>
               </w:rPr>
-              <w:instrText xml:space="preserve"> PAGEREF _Toc243694808 \h </w:instrText>
+              <w:instrText xml:space="preserve"> PAGEREF _Toc243697223 \h </w:instrText>
+            </w:r>
+            <w:r>
+              <w:rPr>
+                <w:noProof/>
+              </w:rPr>
+            </w:r>
+            <w:r>
+              <w:rPr>
+                <w:noProof/>
+              </w:rPr>
+              <w:fldChar w:fldCharType="separate"/>
+            </w:r>
+            <w:r>
+              <w:rPr>
+                <w:noProof/>
+              </w:rPr>
+              <w:t>18</w:t>
+            </w:r>
+            <w:r>
+              <w:rPr>
+                <w:noProof/>
+              </w:rPr>
+              <w:fldChar w:fldCharType="end"/>
+            </w:r>
+          </w:hyperlink>
+        </w:p>
+        <w:p>
+          <w:pPr>
+            <w:pStyle w:val="TOC2"/>
+            <w:tabs>
+              <w:tab w:val="right" w:leader="dot" w:pos="9628"/>
+            </w:tabs>
+            <w:rPr>
+              <w:rFonts w:asciiTheme="minorHAnsi" w:eastAsiaTheme="minorEastAsia" w:hAnsiTheme="minorHAnsi" w:cstheme="minorBidi"/>
+              <w:noProof/>
+              <w:color w:val="auto"/>
+              <w:sz w:val="22"/>
+              <w:szCs w:val="22"/>
+            </w:rPr>
+          </w:pPr>
+          <w:hyperlink w:anchor="_Toc243697224" w:history="1">
+            <w:r>
+              <w:rPr>
+                <w:rStyle w:val="Hyperlink"/>
+                <w:noProof/>
+              </w:rPr>
+              <w:t>11.7  Checking worker details</w:t>
+            </w:r>
+            <w:r>
+              <w:rPr>
+                <w:noProof/>
+              </w:rPr>
+              <w:tab/>
+            </w:r>
+            <w:r>
+              <w:rPr>
+                <w:noProof/>
+              </w:rPr>
+              <w:fldChar w:fldCharType="begin"/>
+            </w:r>
+            <w:r>
+              <w:rPr>
+                <w:noProof/>
+              </w:rPr>
+              <w:instrText xml:space="preserve"> PAGEREF _Toc243697224 \h </w:instrText>
             </w:r>
             <w:r>
               <w:rPr>
@@ -2741,7 +2874,7 @@
               <w:szCs w:val="22"/>
             </w:rPr>
           </w:pPr>
-          <w:hyperlink w:anchor="_Toc243694809" w:history="1">
+          <w:hyperlink w:anchor="_Toc243697225" w:history="1">
             <w:r>
               <w:rPr>
                 <w:rStyle w:val="Hyperlink"/>
@@ -2765,7 +2898,7 @@
               <w:rPr>
                 <w:noProof/>
               </w:rPr>
-              <w:instrText xml:space="preserve"> PAGEREF _Toc243694809 \h </w:instrText>
+              <w:instrText xml:space="preserve"> PAGEREF _Toc243697225 \h </w:instrText>
             </w:r>
             <w:r>
               <w:rPr>
@@ -2808,7 +2941,7 @@
       <w:pPr>
         <w:pStyle w:val="Heading1"/>
       </w:pPr>
-      <w:bookmarkStart w:id="1" w:name="_Toc243694788"/>
+      <w:bookmarkStart w:id="1" w:name="_Toc243697203"/>
       <w:r>
         <w:lastRenderedPageBreak/>
         <w:t>1  Introduction</w:t>
@@ -2820,10 +2953,10 @@
         <w:spacing w:after="120" w:line="276" w:lineRule="auto"/>
       </w:pPr>
       <w:r>
-        <w:t xml:space="preserve">Everything runs on one company computer: Windows 11 with an Ubuntu </w:t>
-      </w:r>
-      <w:r>
-        <w:t>Linux environment inside it (WSL). The database and all servers run inside Ubuntu; the desktop app, ngrok and Android tools run on Windows. This guide is for the person who keeps that computer and the system running.</w:t>
+        <w:t>Everything runs on one company computer: Windows 11 with an Ubuntu Linux environment inside it (WSL). The database and all servers run inside Ubuntu; the desktop app, ngrok and Android tools run on Windows. This guide is for the person who keeps that compu</w:t>
+      </w:r>
+      <w:r>
+        <w:t>ter and the system running.</w:t>
       </w:r>
     </w:p>
     <w:p>
@@ -2835,7 +2968,7 @@
       <w:pPr>
         <w:pStyle w:val="Heading1"/>
       </w:pPr>
-      <w:bookmarkStart w:id="2" w:name="_Toc243694789"/>
+      <w:bookmarkStart w:id="2" w:name="_Toc243697204"/>
       <w:r>
         <w:lastRenderedPageBreak/>
         <w:t>2  Where things are</w:t>
@@ -3165,14 +3298,7 @@
                 <w:sz w:val="19"/>
                 <w:szCs w:val="19"/>
               </w:rPr>
-              <w:t>C:\Scripts\Launch-Dateroem.bat (start everything in terminals), C:\Scripts\Launch-Backend.bat, C:\Scripts\Update-WSLPortProxy.ps1; /root/run_backend.s</w:t>
-            </w:r>
-            <w:r>
-              <w:rPr>
-                <w:sz w:val="19"/>
-                <w:szCs w:val="19"/>
-              </w:rPr>
-              <w:t>h and /root/start_backend.sh inside Ubuntu</w:t>
+              <w:t>C:\Scripts\Launch-Dateroem.bat (start everything in terminals), C:\Scripts\Launch-Backend.bat, C:\Scripts\Update-WSLPortProxy.ps1; /root/run_backend.sh and /root/start_backend.sh inside Ubuntu</w:t>
             </w:r>
           </w:p>
         </w:tc>
@@ -3739,7 +3865,7 @@
       <w:pPr>
         <w:pStyle w:val="Heading1"/>
       </w:pPr>
-      <w:bookmarkStart w:id="3" w:name="_Toc243694790"/>
+      <w:bookmarkStart w:id="3" w:name="_Toc243697205"/>
       <w:r>
         <w:lastRenderedPageBreak/>
         <w:t>3  Starting the system</w:t>
@@ -3750,7 +3876,7 @@
       <w:pPr>
         <w:pStyle w:val="Heading2"/>
       </w:pPr>
-      <w:bookmarkStart w:id="4" w:name="_Toc243694791"/>
+      <w:bookmarkStart w:id="4" w:name="_Toc243697206"/>
       <w:r>
         <w:t>3.1  Recommended: the desktop app</w:t>
       </w:r>
@@ -3830,7 +3956,7 @@
       <w:pPr>
         <w:pStyle w:val="Heading2"/>
       </w:pPr>
-      <w:bookmarkStart w:id="5" w:name="_Toc243694792"/>
+      <w:bookmarkStart w:id="5" w:name="_Toc243697207"/>
       <w:r>
         <w:t>3.2  Alternative: the launch script</w:t>
       </w:r>
@@ -3853,17 +3979,14 @@
         <w:t>C:\Scripts\Launch-Dateroem.bat</w:t>
       </w:r>
       <w:r>
-        <w:t>. It opens a terminal for each server. Use this only if the desktop app is not a</w:t>
-      </w:r>
-      <w:r>
-        <w:t>vailable.</w:t>
+        <w:t>. It opens a terminal for each server. Use this only if the desktop app is not available.</w:t>
       </w:r>
     </w:p>
     <w:p>
       <w:pPr>
         <w:pStyle w:val="Heading2"/>
       </w:pPr>
-      <w:bookmarkStart w:id="6" w:name="_Toc243694793"/>
+      <w:bookmarkStart w:id="6" w:name="_Toc243697208"/>
       <w:r>
         <w:t>3.3  By hand (inside Ubuntu)</w:t>
       </w:r>
@@ -3921,7 +4044,16 @@
           <w:sz w:val="17"/>
           <w:szCs w:val="17"/>
         </w:rPr>
-        <w:t>cd /root/fathersProject/frontend &amp;&amp; venv/bin/uvicorn app.main:app --host 0.0.0.0 --port 8000 &amp;</w:t>
+        <w:t>cd /root/fathersProject/frontend &amp;&amp; venv/bin/uv</w:t>
+      </w:r>
+      <w:r>
+        <w:rPr>
+          <w:rFonts w:ascii="Consolas" w:eastAsia="Consolas" w:hAnsi="Consolas" w:cs="Consolas"/>
+          <w:color w:val="2B2F2D"/>
+          <w:sz w:val="17"/>
+          <w:szCs w:val="17"/>
+        </w:rPr>
+        <w:t>icorn app.main:app --host 0.0.0.0 --port 8000 &amp;</w:t>
       </w:r>
     </w:p>
     <w:p>
@@ -3957,7 +4089,16 @@
           <w:sz w:val="17"/>
           <w:szCs w:val="17"/>
         </w:rPr>
-        <w:t>cd /root/fathersProject/admin_server_control/server &amp;&amp; venv/bin/uvicorn app.main:app --host 0.0.0.0 --port 8002 &amp;</w:t>
+        <w:t>cd /root/fathersProject/admin_server_control/server &amp;&amp; venv/bin/uvicorn app.main:app --host 0.0.0.0 --port 80</w:t>
+      </w:r>
+      <w:r>
+        <w:rPr>
+          <w:rFonts w:ascii="Consolas" w:eastAsia="Consolas" w:hAnsi="Consolas" w:cs="Consolas"/>
+          <w:color w:val="2B2F2D"/>
+          <w:sz w:val="17"/>
+          <w:szCs w:val="17"/>
+        </w:rPr>
+        <w:t>02 &amp;</w:t>
       </w:r>
     </w:p>
     <w:p>
@@ -4941,7 +5082,16 @@
           <w:sz w:val="19"/>
           <w:szCs w:val="19"/>
         </w:rPr>
-        <w:t>/root/dateroem_start/frontend_bff.sh</w:t>
+        <w:t>/root/dateroem_start/frontend_</w:t>
+      </w:r>
+      <w:r>
+        <w:rPr>
+          <w:rFonts w:ascii="Consolas" w:eastAsia="Consolas" w:hAnsi="Consolas" w:cs="Consolas"/>
+          <w:color w:val="3B3F3D"/>
+          <w:sz w:val="19"/>
+          <w:szCs w:val="19"/>
+        </w:rPr>
+        <w:t>bff.sh</w:t>
       </w:r>
       <w:r>
         <w:t xml:space="preserve">, </w:t>
@@ -5001,10 +5151,10 @@
       </w:pPr>
       <w:r>
         <w:lastRenderedPageBreak/>
-        <w:t>While a server behind the router is down, visitors see a "We'll be right back" page (th</w:t>
-      </w:r>
-      <w:r>
-        <w:t xml:space="preserve">e emblem, a short note and the company number) that reloads by itself when the site is back, and the apps show "We can't reach Dateroem right now" - never an error page (since 18 October 2026; Caddyfile </w:t>
+        <w:t>While a server behind the router is down, visitors see a "We'll be right back" page (the emblem, a short note and the</w:t>
+      </w:r>
+      <w:r>
+        <w:t xml:space="preserve"> company number) that reloads by itself when the site is back, and the apps show "We can't reach Dateroem right now" - never an error page (since 18 October 2026; Caddyfile </w:t>
       </w:r>
       <w:r>
         <w:rPr>
@@ -5024,10 +5174,10 @@
         <w:spacing w:after="120" w:line="276" w:lineRule="auto"/>
       </w:pPr>
       <w:r>
-        <w:t>On 18 Oct</w:t>
-      </w:r>
-      <w:r>
-        <w:t>ober 2026 the database was cleaned for going live and everything kept numbered from 1 (see the Database document). The record of every old and new number is db_backups/2026-10-18-cleanup-record.txt. Everyone signs in once more after it.</w:t>
+        <w:t>On 18 October 2026 the database was cle</w:t>
+      </w:r>
+      <w:r>
+        <w:t>aned for going live and everything kept numbered from 1 (see the Database document). The record of every old and new number is db_backups/2026-10-18-cleanup-record.txt. Everyone signs in once more after it.</w:t>
       </w:r>
     </w:p>
     <w:p>
@@ -5039,13 +5189,10 @@
       <w:pPr>
         <w:pStyle w:val="Heading1"/>
       </w:pPr>
-      <w:bookmarkStart w:id="7" w:name="_Toc243694794"/>
+      <w:bookmarkStart w:id="7" w:name="_Toc243697209"/>
       <w:r>
         <w:lastRenderedPageBreak/>
-        <w:t>4  Stopping the s</w:t>
-      </w:r>
-      <w:r>
-        <w:t>ystem</w:t>
+        <w:t>4  Stopping the system</w:t>
       </w:r>
       <w:bookmarkEnd w:id="7"/>
     </w:p>
@@ -5054,7 +5201,10 @@
         <w:spacing w:after="120" w:line="276" w:lineRule="auto"/>
       </w:pPr>
       <w:r>
-        <w:t xml:space="preserve">Sign in as the SuperAdmin, open the Servers section, press </w:t>
+        <w:t>Sign in as the SuperAdmi</w:t>
+      </w:r>
+      <w:r>
+        <w:t xml:space="preserve">n, open the Servers section, press </w:t>
       </w:r>
       <w:r>
         <w:rPr>
@@ -5064,10 +5214,10 @@
         <w:t>Stop All</w:t>
       </w:r>
       <w:r>
-        <w:t xml:space="preserve"> and confirm. Each server shows "Stopping..." until its port is closed. Since 7 October 2026 only the SuperAdmin can stop servers; anyone - signed in or not - can start them, so an ho</w:t>
-      </w:r>
-      <w:r>
-        <w:t>nest admin can always bring the system back.</w:t>
+        <w:t xml:space="preserve"> and confirm. Each server shows "Stopping..." until its port is closed. Since 7 October 2026 only the SuperAdmin can stop servers; anyone - signed in or not - can start them, so an honest admin can always bring th</w:t>
+      </w:r>
+      <w:r>
+        <w:t>e system back.</w:t>
       </w:r>
     </w:p>
     <w:p>
@@ -5095,7 +5245,7 @@
       <w:pPr>
         <w:pStyle w:val="Heading2"/>
       </w:pPr>
-      <w:bookmarkStart w:id="8" w:name="_Toc243694795"/>
+      <w:bookmarkStart w:id="8" w:name="_Toc243697210"/>
       <w:r>
         <w:t>4.1  After the move to a hosting provider</w:t>
       </w:r>
@@ -5106,16 +5256,13 @@
         <w:spacing w:after="120" w:line="276" w:lineRule="auto"/>
       </w:pPr>
       <w:r>
-        <w:t xml:space="preserve">The servers will run as services on the </w:t>
-      </w:r>
-      <w:r>
-        <w:t>provider's machine: they start when it starts and restart themselves if one stops, so nobody needs to start them by hand. Only the SuperAdmin (the owner) stops or restarts them, in the provider's control panel or by remote login, with a strong password and</w:t>
-      </w:r>
-      <w:r>
-        <w:t xml:space="preserve"> two-factor sign-in. The desktop app shows no Servers panel when its server is not this computer, and it should stay that way. An uptime service that checks the website and /api/health every minute and sends an SMS or email when something is down tells the</w:t>
-      </w:r>
-      <w:r>
-        <w:t xml:space="preserve"> SuperAdmin at once.</w:t>
+        <w:t>The servers will run as services on the provider's machine: they start</w:t>
+      </w:r>
+      <w:r>
+        <w:t xml:space="preserve"> when it starts and restart themselves if one stops, so nobody needs to start them by hand. Only the SuperAdmin (the owner) stops or restarts them, in the provider's control panel or by remote login, with a strong password and two-factor sign-in. The deskt</w:t>
+      </w:r>
+      <w:r>
+        <w:t>op app shows no Servers panel when its server is not this computer, and it should stay that way. An uptime service that checks the website and /api/health every minute and sends an SMS or email when something is down tells the SuperAdmin at once.</w:t>
       </w:r>
     </w:p>
     <w:p>
@@ -5172,7 +5319,7 @@
       <w:pPr>
         <w:pStyle w:val="Heading1"/>
       </w:pPr>
-      <w:bookmarkStart w:id="9" w:name="_Toc243694796"/>
+      <w:bookmarkStart w:id="9" w:name="_Toc243697211"/>
       <w:r>
         <w:lastRenderedPageBreak/>
         <w:t>5  The public address</w:t>
@@ -5184,10 +5331,10 @@
         <w:spacing w:after="120" w:line="276" w:lineRule="auto"/>
       </w:pPr>
       <w:r>
-        <w:t xml:space="preserve">Customers, admins elsewhere and Safaricom reach the system through one public HTTPS address: a reserved ngrok domain. ngrok runs on Windows and forwards to the Caddy router on port </w:t>
-      </w:r>
-      <w:r>
-        <w:t>9099, which decides where each path goes.</w:t>
+        <w:t>Cu</w:t>
+      </w:r>
+      <w:r>
+        <w:t>stomers, admins elsewhere and Safaricom reach the system through one public HTTPS address: a reserved ngrok domain. ngrok runs on Windows and forwards to the Caddy router on port 9099, which decides where each path goes.</w:t>
       </w:r>
     </w:p>
     <w:p>
@@ -5253,7 +5400,17 @@
           <w:sz w:val="18"/>
           <w:szCs w:val="18"/>
         </w:rPr>
-        <w:t>Figure 2: What the public address leads to</w:t>
+        <w:t>Figure 2: What the public address</w:t>
+      </w:r>
+      <w:r>
+        <w:rPr>
+          <w:i/>
+          <w:iCs/>
+          <w:color w:val="5F6B66"/>
+          <w:sz w:val="18"/>
+          <w:szCs w:val="18"/>
+        </w:rPr>
+        <w:t xml:space="preserve"> leads to</w:t>
       </w:r>
     </w:p>
     <w:p>
@@ -5302,10 +5459,10 @@
         <w:t>/admin-api/*</w:t>
       </w:r>
       <w:r>
-        <w:t xml:space="preserve"> (the desktop app on other computers, since 5 October 2026 - approved comp</w:t>
-      </w:r>
-      <w:r>
-        <w:t>uters only, its API pages hidden) and the M-Pesa callback path. The backend's other endpoints are never public.</w:t>
+        <w:t xml:space="preserve"> (the desktop app on other computers, since 5 October 2026 - approved computers only, its API pages hidden) and the M-Pesa callback path. The backend's</w:t>
+      </w:r>
+      <w:r>
+        <w:t xml:space="preserve"> other endpoints are never public.</w:t>
       </w:r>
     </w:p>
     <w:p>
@@ -5331,10 +5488,7 @@
         <w:spacing w:after="60" w:line="264" w:lineRule="auto"/>
       </w:pPr>
       <w:r>
-        <w:t>The reserved domain is what the M-Pesa callback settings and the s</w:t>
-      </w:r>
-      <w:r>
-        <w:t xml:space="preserve">hared APK point at. If the domain ever changes, update </w:t>
+        <w:t xml:space="preserve">The reserved domain is what the M-Pesa callback settings and the shared APK point at. If the domain ever changes, update </w:t>
       </w:r>
       <w:r>
         <w:rPr>
@@ -5346,10 +5500,7 @@
         <w:t>MPESA_CALLBACK_URL</w:t>
       </w:r>
       <w:r>
-        <w:t>, the B2C result URLs and the Google sign-in authorised origins (Google Cloud Console, project "Dateroem", APIs and Services &gt; Credentials, the web client), and rebuild the shared APK</w:t>
-      </w:r>
-      <w:r>
-        <w:t>.</w:t>
+        <w:t>, the B2C result URLs and the Google sign-in authorised origins (Google Cloud Console, project "Dateroem", APIs and Services &gt; Credentials, the web client), and rebuild the shared APK.</w:t>
       </w:r>
     </w:p>
     <w:p>
@@ -5362,7 +5513,10 @@
         <w:spacing w:after="60" w:line="264" w:lineRule="auto"/>
       </w:pPr>
       <w:r>
-        <w:t>The ngrok account token is stored in ngrok's own configuration on Windows, not in the project.</w:t>
+        <w:t>The ngrok account token is stored in ngrok's own configuration on Windo</w:t>
+      </w:r>
+      <w:r>
+        <w:t>ws, not in the project.</w:t>
       </w:r>
     </w:p>
     <w:p>
@@ -5388,10 +5542,10 @@
         <w:t xml:space="preserve">Tip: </w:t>
       </w:r>
       <w:r>
-        <w:t>For production the system moves to a rented server under the company domain, where Caddy obtains HTTPS certificates itself and the paths stay the same. T</w:t>
-      </w:r>
-      <w:r>
-        <w:t>he Hosting and Deployment Guide (DWS-CFG-03) and the deploy/ folder cover it: where to host, the domain, the move step by step, running the server (services, logs, backups) and every value to change.</w:t>
+        <w:t>For production the system moves to a rented server under the company domain, where Caddy obtains HTTPS certificates itself and the paths stay the same. The Hosting and Deployment Guide (DWS-CFG-03) and the deploy/ folder cover</w:t>
+      </w:r>
+      <w:r>
+        <w:t xml:space="preserve"> it: where to host, the domain, the move step by step, running the server (services, logs, backups) and every value to change.</w:t>
       </w:r>
     </w:p>
     <w:p>
@@ -5412,10 +5566,10 @@
         <w:t xml:space="preserve">Caution: </w:t>
       </w:r>
       <w:r>
-        <w:t>ngrok can be up while the Tunnel Router (Caddy) is not - then every public request fails although the website works on this computer (8 October 2026, after an internet drop). After any restart or internet drop, check that "Tunnel Router (Caddy)" shows as r</w:t>
-      </w:r>
-      <w:r>
-        <w:t>unning in the Servers section.</w:t>
+        <w:t>ngrok can be up while the Tunnel Router (Caddy) is not - then every public request fails although the website works on t</w:t>
+      </w:r>
+      <w:r>
+        <w:t>his computer (8 October 2026, after an internet drop). After any restart or internet drop, check that "Tunnel Router (Caddy)" shows as running in the Servers section.</w:t>
       </w:r>
     </w:p>
     <w:p>
@@ -5427,7 +5581,7 @@
       <w:pPr>
         <w:pStyle w:val="Heading1"/>
       </w:pPr>
-      <w:bookmarkStart w:id="10" w:name="_Toc243694797"/>
+      <w:bookmarkStart w:id="10" w:name="_Toc243697212"/>
       <w:r>
         <w:lastRenderedPageBreak/>
         <w:t>6  Checking health</w:t>
@@ -6315,7 +6469,7 @@
       <w:pPr>
         <w:pStyle w:val="Heading1"/>
       </w:pPr>
-      <w:bookmarkStart w:id="11" w:name="_Toc243694798"/>
+      <w:bookmarkStart w:id="11" w:name="_Toc243697213"/>
       <w:r>
         <w:lastRenderedPageBreak/>
         <w:t>7  Logs</w:t>
@@ -6724,7 +6878,7 @@
       <w:pPr>
         <w:pStyle w:val="Heading1"/>
       </w:pPr>
-      <w:bookmarkStart w:id="12" w:name="_Toc243694799"/>
+      <w:bookmarkStart w:id="12" w:name="_Toc243697214"/>
       <w:r>
         <w:lastRenderedPageBreak/>
         <w:t>8  Applying changes</w:t>
@@ -7330,7 +7484,7 @@
       <w:pPr>
         <w:pStyle w:val="Heading1"/>
       </w:pPr>
-      <w:bookmarkStart w:id="13" w:name="_Toc243694800"/>
+      <w:bookmarkStart w:id="13" w:name="_Toc243697215"/>
       <w:r>
         <w:lastRenderedPageBreak/>
         <w:t>9  Testing the mobile app</w:t>
@@ -7398,10 +7552,10 @@
         <w:spacing w:after="60" w:line="264" w:lineRule="auto"/>
       </w:pPr>
       <w:r>
-        <w:t>Only after the change works on USB, rebuild the shared APK with th</w:t>
-      </w:r>
-      <w:r>
-        <w:t>e public address and replace the file in the downloads folder (see DWS-MOB-02).</w:t>
+        <w:t>Only after the change works on USB, rebuild the shared APK with the public address and replace the file in the downloads fol</w:t>
+      </w:r>
+      <w:r>
+        <w:t>der (see DWS-MOB-02).</w:t>
       </w:r>
     </w:p>
     <w:p>
@@ -7418,7 +7572,7 @@
       <w:pPr>
         <w:pStyle w:val="Heading1"/>
       </w:pPr>
-      <w:bookmarkStart w:id="14" w:name="_Toc243694801"/>
+      <w:bookmarkStart w:id="14" w:name="_Toc243697216"/>
       <w:r>
         <w:lastRenderedPageBreak/>
         <w:t>10  Routine maintenance</w:t>
@@ -8231,7 +8385,7 @@
       <w:pPr>
         <w:pStyle w:val="Heading1"/>
       </w:pPr>
-      <w:bookmarkStart w:id="15" w:name="_Toc243694802"/>
+      <w:bookmarkStart w:id="15" w:name="_Toc243697217"/>
       <w:r>
         <w:lastRenderedPageBreak/>
         <w:t>11  Desktop access and the SuperAdmin</w:t>
@@ -8306,10 +8460,7 @@
         <w:t>Wrong passwords.</w:t>
       </w:r>
       <w:r>
-        <w:t xml:space="preserve"> After 5 wrong passwords in 15</w:t>
-      </w:r>
-      <w:r>
-        <w:t xml:space="preserve"> minutes the account waits from that address; restarting the admin server clears the count at once.</w:t>
+        <w:t xml:space="preserve"> After 5 wrong passwords in 15 minutes the account waits from that address; restarting the admin server clears the count at once.</w:t>
       </w:r>
     </w:p>
     <w:p>
@@ -8321,7 +8472,7 @@
       <w:pPr>
         <w:pStyle w:val="Heading2"/>
       </w:pPr>
-      <w:bookmarkStart w:id="16" w:name="_Toc243694803"/>
+      <w:bookmarkStart w:id="16" w:name="_Toc243697218"/>
       <w:r>
         <w:t>11.1  If the SuperAdmin's only computer is lost</w:t>
       </w:r>
@@ -8332,10 +8483,10 @@
         <w:spacing w:after="120" w:line="276" w:lineRule="auto"/>
       </w:pPr>
       <w:r>
-        <w:t>Nobody else can approve a computer, so this is done once on the server, inside Ubuntu, by someone with data</w:t>
-      </w:r>
-      <w:r>
-        <w:t>base access. First let the SuperAdmin sign in on the new computer so it is listed as waiting, then approve that row and block the lost one:</w:t>
+        <w:t>Nobody else can approve a computer, so this is done once on the server, insid</w:t>
+      </w:r>
+      <w:r>
+        <w:t>e Ubuntu, by someone with database access. First let the SuperAdmin sign in on the new computer so it is listed as waiting, then approve that row and block the lost one:</w:t>
       </w:r>
     </w:p>
     <w:p>
@@ -8464,7 +8615,7 @@
       <w:pPr>
         <w:pStyle w:val="Heading2"/>
       </w:pPr>
-      <w:bookmarkStart w:id="17" w:name="_Toc243694804"/>
+      <w:bookmarkStart w:id="17" w:name="_Toc243697219"/>
       <w:r>
         <w:t>11.2  Giving the desktop app to another admin</w:t>
       </w:r>
@@ -8484,10 +8635,7 @@
           <w:sz w:val="19"/>
           <w:szCs w:val="19"/>
         </w:rPr>
-        <w:t>admin_server_control\desktop\dist\Dateroem Admin Control 1.1.zip</w:t>
-      </w:r>
-      <w:r>
-        <w:t>. The admin unzips it, opens Dateroem Admin Control.exe, signs in and sees that the computer is waiting; approve it in Users &gt; Computers. The copy starts at the public tunnel address (</w:t>
+        <w:t>admin_server_control\desktop\dist\Date</w:t>
       </w:r>
       <w:r>
         <w:rPr>
@@ -8496,7 +8644,10 @@
           <w:sz w:val="19"/>
           <w:szCs w:val="19"/>
         </w:rPr>
-        <w:t>/admin-a</w:t>
+        <w:t>roem Admin Control 1.1.zip</w:t>
+      </w:r>
+      <w:r>
+        <w:t>. The admin unzips it, opens Dateroem Admin Control.exe, signs in and sees that the computer is waiting; approve it in Users &gt; Computers. The copy starts at the public tunnel address (</w:t>
       </w:r>
       <w:r>
         <w:rPr>
@@ -8505,10 +8656,13 @@
           <w:sz w:val="19"/>
           <w:szCs w:val="19"/>
         </w:rPr>
-        <w:t>pi</w:t>
-      </w:r>
-      <w:r>
-        <w:t xml:space="preserve">), so this computer, the servers and the tunnel must be running for them to work. To make a new zip (after app changes, or with the provider's address after the move), run inside </w:t>
+        <w:t>/admin-api</w:t>
+      </w:r>
+      <w:r>
+        <w:t>), so this computer, the servers and</w:t>
+      </w:r>
+      <w:r>
+        <w:t xml:space="preserve"> the tunnel must be running for them to work. To make a new zip (after app changes, or with the provider's address after the move), run inside </w:t>
       </w:r>
       <w:r>
         <w:rPr>
@@ -8539,25 +8693,19 @@
           <w:sz w:val="17"/>
           <w:szCs w:val="17"/>
         </w:rPr>
-        <w:t xml:space="preserve">venv\Scripts\python.exe build_shared_copy.py </w:t>
-      </w:r>
-      <w:r>
-        <w:rPr>
-          <w:rFonts w:ascii="Consolas" w:eastAsia="Consolas" w:hAnsi="Consolas" w:cs="Consolas"/>
-          <w:color w:val="2B2F2D"/>
-          <w:sz w:val="17"/>
-          <w:szCs w:val="17"/>
-        </w:rPr>
-        <w:t>https://&lt;public address&gt;/admin-api</w:t>
+        <w:t>venv\Scripts\python.exe build_shared_copy.py https://&lt;public address&gt;/admin-api</w:t>
       </w:r>
     </w:p>
     <w:p>
       <w:pPr>
         <w:pStyle w:val="Heading2"/>
       </w:pPr>
-      <w:bookmarkStart w:id="18" w:name="_Toc243694805"/>
-      <w:r>
-        <w:t>11.3  Correcting a username</w:t>
+      <w:bookmarkStart w:id="18" w:name="_Toc243697220"/>
+      <w:r>
+        <w:t>11.</w:t>
+      </w:r>
+      <w:r>
+        <w:t>3  Correcting a username</w:t>
       </w:r>
       <w:bookmarkEnd w:id="18"/>
     </w:p>
@@ -8566,17 +8714,17 @@
         <w:spacing w:after="120" w:line="276" w:lineRule="auto"/>
       </w:pPr>
       <w:r>
-        <w:t>If an account was made with a wrong username, the SuperAdmin selects it in Users &gt; Normal Users, presses Edit and changes the Username field. The person signs in with the new username from then</w:t>
-      </w:r>
-      <w:r>
-        <w:t xml:space="preserve"> on; their sign-in, phone and computer approvals stay as they were.</w:t>
+        <w:t>If an account was made with a wrong username, the SuperAdmin selects it in Users &gt; Normal Users, presses Edit and changes the Username field. The person signs in with the new username from then on; their sign-in, phone and computer</w:t>
+      </w:r>
+      <w:r>
+        <w:t xml:space="preserve"> approvals stay as they were.</w:t>
       </w:r>
     </w:p>
     <w:p>
       <w:pPr>
         <w:pStyle w:val="Heading2"/>
       </w:pPr>
-      <w:bookmarkStart w:id="19" w:name="_Toc243694806"/>
+      <w:bookmarkStart w:id="19" w:name="_Toc243697221"/>
       <w:r>
         <w:t>11.4  Resetting someone's password</w:t>
       </w:r>
@@ -8597,7 +8745,7 @@
       <w:pPr>
         <w:pStyle w:val="Heading2"/>
       </w:pPr>
-      <w:bookmarkStart w:id="20" w:name="_Toc243694807"/>
+      <w:bookmarkStart w:id="20" w:name="_Toc243697222"/>
       <w:r>
         <w:lastRenderedPageBreak/>
         <w:t>11.5  The idle lock</w:t>
@@ -8622,7 +8770,7 @@
       <w:pPr>
         <w:pStyle w:val="Heading2"/>
       </w:pPr>
-      <w:bookmarkStart w:id="21" w:name="_Toc243694808"/>
+      <w:bookmarkStart w:id="21" w:name="_Toc243697223"/>
       <w:r>
         <w:t>11.6  Orders near their promised date</w:t>
       </w:r>
@@ -8640,6 +8788,41 @@
       </w:r>
     </w:p>
     <w:p>
+      <w:pPr>
+        <w:pStyle w:val="Heading2"/>
+      </w:pPr>
+      <w:bookmarkStart w:id="22" w:name="_Toc243697224"/>
+      <w:r>
+        <w:t>11.7  Checking worker details</w:t>
+      </w:r>
+      <w:bookmarkEnd w:id="22"/>
+    </w:p>
+    <w:p>
+      <w:pPr>
+        <w:spacing w:after="120" w:line="276" w:lineRule="auto"/>
+      </w:pPr>
+      <w:r>
+        <w:t>Staff fill in their worker details in the phone app (My profile &gt; Worker details). In the desktop app, Users &gt; Worker Details shows who is Waiti</w:t>
+      </w:r>
+      <w:r>
+        <w:t>ng for checking. The SuperAdmin selects the person, Open Details, compares the numbers with the photos (View Photo), and presses Mark Verified - or Send Back... saying what to fix (the person sees the note on their phone). Each opening is written to the au</w:t>
+      </w:r>
+      <w:r>
+        <w:t>dit log; don't copy the numbers or photos anywhere else. When someone leaves, the details stay until the SuperAdmin presses Delete All Details.</w:t>
+      </w:r>
+    </w:p>
+    <w:p>
+      <w:pPr>
+        <w:spacing w:after="120" w:line="276" w:lineRule="auto"/>
+      </w:pPr>
+      <w:r>
+        <w:t>The details are encrypted with the worker data key (app.workers.data-secret in the backend's application.propert</w:t>
+      </w:r>
+      <w:r>
+        <w:t>ies). Keep a second copy of that file, or of that one line, away from this computer with the owner: if the key is lost, the details and photos can never be read again, even from a database backup.</w:t>
+      </w:r>
+    </w:p>
+    <w:p>
       <w:r>
         <w:br w:type="page"/>
       </w:r>
@@ -8648,12 +8831,12 @@
       <w:pPr>
         <w:pStyle w:val="Heading1"/>
       </w:pPr>
-      <w:bookmarkStart w:id="22" w:name="_Toc243694809"/>
+      <w:bookmarkStart w:id="23" w:name="_Toc243697225"/>
       <w:r>
         <w:lastRenderedPageBreak/>
         <w:t>12  Network notes for this computer</w:t>
       </w:r>
-      <w:bookmarkEnd w:id="22"/>
+      <w:bookmarkEnd w:id="23"/>
     </w:p>
     <w:p>
       <w:pPr>
@@ -8665,7 +8848,10 @@
         <w:spacing w:after="60" w:line="264" w:lineRule="auto"/>
       </w:pPr>
       <w:r>
-        <w:t>MySQL runs on port 3309 because something outside the project keeps a phantom listener on 3306.</w:t>
+        <w:t>MySQL runs on port 33</w:t>
+      </w:r>
+      <w:r>
+        <w:t>09 because something outside the project keeps a phantom listener on 3306.</w:t>
       </w:r>
     </w:p>
     <w:p>
@@ -8678,10 +8864,7 @@
         <w:spacing w:after="60" w:line="264" w:lineRule="auto"/>
       </w:pPr>
       <w:r>
-        <w:t>Windows reaches the servers inside Ubunt</w:t>
-      </w:r>
-      <w:r>
-        <w:t>u through WSL's port forwarding. If Windows tools suddenly cannot reach a running server, restart WSL (</w:t>
+        <w:t>Windows reaches the servers inside Ubuntu through WSL's port forwarding. If Windows tools suddenly cannot reach a running server, restart WSL (</w:t>
       </w:r>
       <w:r>
         <w:rPr>
@@ -8693,7 +8876,10 @@
         <w:t>wsl --shutdown</w:t>
       </w:r>
       <w:r>
-        <w:t>, then start again) or run C:\Scripts\Update-WSLPortProxy.ps1 as administrator.</w:t>
+        <w:t>, then start again) or r</w:t>
+      </w:r>
+      <w:r>
+        <w:t>un C:\Scripts\Update-WSLPortProxy.ps1 as administrator.</w:t>
       </w:r>
     </w:p>
     <w:p>
@@ -8706,10 +8892,7 @@
         <w:spacing w:after="60" w:line="264" w:lineRule="auto"/>
       </w:pPr>
       <w:r>
-        <w:t>Java is forced to IPv4 and the website proxy uses 127.0.0.1</w:t>
-      </w:r>
-      <w:r>
-        <w:t xml:space="preserve"> instead of "localhost", because "localhost" sometimes resolved to an unreachable IPv6 address here.</w:t>
+        <w:t>Java is forced to IPv4 and the website proxy uses 127.0.0.1 instead of "localhost", because "localhost" sometimes resolved to an unreachable IPv6 address here.</w:t>
       </w:r>
     </w:p>
     <w:p>
@@ -8722,7 +8905,10 @@
         <w:spacing w:after="60" w:line="264" w:lineRule="auto"/>
       </w:pPr>
       <w:r>
-        <w:t>Some external services (Safaricom, Groq) occasionally resolve to dead addresses from this network; the backend retries safely.</w:t>
+        <w:t>Some external services (Safaricom, Groq)</w:t>
+      </w:r>
+      <w:r>
+        <w:t xml:space="preserve"> occasionally resolve to dead addresses from this network; the backend retries safely.</w:t>
       </w:r>
     </w:p>
     <w:p>
@@ -8955,10 +9141,10 @@
 <file path=word/numbering.xml><?xml version="1.0" encoding="utf-8"?>
 <w:numbering xmlns:wpc="http://schemas.microsoft.com/office/word/2010/wordprocessingCanvas" xmlns:cx="http://schemas.microsoft.com/office/drawing/2014/chartex" xmlns:cx1="http://schemas.microsoft.com/office/drawing/2015/9/8/chartex" xmlns:mc="http://schemas.openxmlformats.org/markup-compatibility/2006" xmlns:o="urn:schemas-microsoft-com:office:office" xmlns:r="http://schemas.openxmlformats.org/officeDocument/2006/relationships" xmlns:m="http://schemas.openxmlformats.org/officeDocument/2006/math" xmlns:v="urn:schemas-microsoft-com:vml" xmlns:wp14="http://schemas.microsoft.com/office/word/2010/wordprocessingDrawing" xmlns:wp="http://schemas.openxmlformats.org/drawingml/2006/wordprocessingDrawing" xmlns:w10="urn:schemas-microsoft-com:office:word" xmlns:w="http://schemas.openxmlformats.org/wordprocessingml/2006/main" xmlns:w14="http://schemas.microsoft.com/office/word/2010/wordml" xmlns:w15="http://schemas.microsoft.com/office/word/2012/wordml" xmlns:w16se="http://schemas.microsoft.com/office/word/2015/wordml/symex" xmlns:wpg="http://schemas.microsoft.com/office/word/2010/wordprocessingGroup" xmlns:wpi="http://schemas.microsoft.com/office/word/2010/wordprocessingInk" xmlns:wne="http://schemas.microsoft.com/office/word/2006/wordml" xmlns:wps="http://schemas.microsoft.com/office/word/2010/wordprocessingShape" mc:Ignorable="w14 w15 w16se wp14">
   <w:abstractNum w:abstractNumId="0" w15:restartNumberingAfterBreak="0">
-    <w:nsid w:val="0AC71683"/>
+    <w:nsid w:val="15CA1DF5"/>
     <w:multiLevelType w:val="hybridMultilevel"/>
-    <w:tmpl w:val="CDA49CB8"/>
-    <w:lvl w:ilvl="0" w:tplc="BE3A5624" w:tentative="1">
+    <w:tmpl w:val="C946326C"/>
+    <w:lvl w:ilvl="0" w:tplc="C9323C3E" w:tentative="1">
       <w:start w:val="1"/>
       <w:numFmt w:val="bullet"/>
       <w:lvlText w:val="●"/>
@@ -8967,7 +9153,7 @@
         <w:ind w:left="720" w:hanging="360"/>
       </w:pPr>
     </w:lvl>
-    <w:lvl w:ilvl="1" w:tplc="02A4A6BE" w:tentative="1">
+    <w:lvl w:ilvl="1" w:tplc="6EC60A86" w:tentative="1">
       <w:start w:val="1"/>
       <w:numFmt w:val="bullet"/>
       <w:lvlText w:val="○"/>
@@ -8976,7 +9162,7 @@
         <w:ind w:left="1440" w:hanging="360"/>
       </w:pPr>
     </w:lvl>
-    <w:lvl w:ilvl="2" w:tplc="3DB6E9B8" w:tentative="1">
+    <w:lvl w:ilvl="2" w:tplc="0B949796" w:tentative="1">
       <w:start w:val="1"/>
       <w:numFmt w:val="bullet"/>
       <w:lvlText w:val="■"/>
@@ -8985,7 +9171,7 @@
         <w:ind w:left="2160" w:hanging="360"/>
       </w:pPr>
     </w:lvl>
-    <w:lvl w:ilvl="3" w:tplc="B5EEF54C" w:tentative="1">
+    <w:lvl w:ilvl="3" w:tplc="02C22C10" w:tentative="1">
       <w:start w:val="1"/>
       <w:numFmt w:val="bullet"/>
       <w:lvlText w:val="●"/>
@@ -8994,7 +9180,7 @@
         <w:ind w:left="2880" w:hanging="360"/>
       </w:pPr>
     </w:lvl>
-    <w:lvl w:ilvl="4" w:tplc="F39675D8" w:tentative="1">
+    <w:lvl w:ilvl="4" w:tplc="D70C9306" w:tentative="1">
       <w:start w:val="1"/>
       <w:numFmt w:val="bullet"/>
       <w:lvlText w:val="○"/>
@@ -9003,7 +9189,7 @@
         <w:ind w:left="3600" w:hanging="360"/>
       </w:pPr>
     </w:lvl>
-    <w:lvl w:ilvl="5" w:tplc="4D30C28C" w:tentative="1">
+    <w:lvl w:ilvl="5" w:tplc="BC6E49CE" w:tentative="1">
       <w:start w:val="1"/>
       <w:numFmt w:val="bullet"/>
       <w:lvlText w:val="■"/>
@@ -9012,7 +9198,7 @@
         <w:ind w:left="4320" w:hanging="360"/>
       </w:pPr>
     </w:lvl>
-    <w:lvl w:ilvl="6" w:tplc="21AC1C94" w:tentative="1">
+    <w:lvl w:ilvl="6" w:tplc="E6E473CE" w:tentative="1">
       <w:start w:val="1"/>
       <w:numFmt w:val="bullet"/>
       <w:lvlText w:val="●"/>
@@ -9021,7 +9207,7 @@
         <w:ind w:left="5040" w:hanging="360"/>
       </w:pPr>
     </w:lvl>
-    <w:lvl w:ilvl="7" w:tplc="BC1E3B42" w:tentative="1">
+    <w:lvl w:ilvl="7" w:tplc="2E02921C" w:tentative="1">
       <w:start w:val="1"/>
       <w:numFmt w:val="bullet"/>
       <w:lvlText w:val="●"/>
@@ -9030,7 +9216,7 @@
         <w:ind w:left="5760" w:hanging="360"/>
       </w:pPr>
     </w:lvl>
-    <w:lvl w:ilvl="8" w:tplc="9D648ABC" w:tentative="1">
+    <w:lvl w:ilvl="8" w:tplc="C0CCC558" w:tentative="1">
       <w:start w:val="1"/>
       <w:numFmt w:val="bullet"/>
       <w:lvlText w:val="●"/>
@@ -9041,10 +9227,10 @@
     </w:lvl>
   </w:abstractNum>
   <w:abstractNum w:abstractNumId="1" w15:restartNumberingAfterBreak="0">
-    <w:nsid w:val="6835157D"/>
+    <w:nsid w:val="223A32EC"/>
     <w:multiLevelType w:val="hybridMultilevel"/>
-    <w:tmpl w:val="01C66F5A"/>
-    <w:lvl w:ilvl="0" w:tplc="4E9C186A">
+    <w:tmpl w:val="7004B4F8"/>
+    <w:lvl w:ilvl="0" w:tplc="2A206F10">
       <w:start w:val="1"/>
       <w:numFmt w:val="bullet"/>
       <w:lvlText w:val="•"/>
@@ -9053,7 +9239,7 @@
         <w:ind w:left="540" w:hanging="300"/>
       </w:pPr>
     </w:lvl>
-    <w:lvl w:ilvl="1" w:tplc="EF423AD4" w:tentative="1">
+    <w:lvl w:ilvl="1" w:tplc="1B3041BA" w:tentative="1">
       <w:start w:val="1"/>
       <w:numFmt w:val="bullet"/>
       <w:lvlText w:val="–"/>
@@ -9062,7 +9248,7 @@
         <w:ind w:left="940" w:hanging="300"/>
       </w:pPr>
     </w:lvl>
-    <w:lvl w:ilvl="2" w:tplc="52DC533A" w:tentative="1">
+    <w:lvl w:ilvl="2" w:tplc="F760DF5C" w:tentative="1">
       <w:start w:val="1"/>
       <w:numFmt w:val="bullet"/>
       <w:lvlText w:val="◦"/>
@@ -9071,42 +9257,42 @@
         <w:ind w:left="1340" w:hanging="300"/>
       </w:pPr>
     </w:lvl>
-    <w:lvl w:ilvl="3" w:tplc="29180932">
+    <w:lvl w:ilvl="3" w:tplc="7B500B80">
       <w:numFmt w:val="decimal"/>
       <w:lvlText w:val=""/>
       <w:lvlJc w:val="left"/>
     </w:lvl>
-    <w:lvl w:ilvl="4" w:tplc="18E8CD2C">
+    <w:lvl w:ilvl="4" w:tplc="68F27BA8">
       <w:numFmt w:val="decimal"/>
       <w:lvlText w:val=""/>
       <w:lvlJc w:val="left"/>
     </w:lvl>
-    <w:lvl w:ilvl="5" w:tplc="9232269E">
+    <w:lvl w:ilvl="5" w:tplc="54221DFE">
       <w:numFmt w:val="decimal"/>
       <w:lvlText w:val=""/>
       <w:lvlJc w:val="left"/>
     </w:lvl>
-    <w:lvl w:ilvl="6" w:tplc="DB6A01CA">
+    <w:lvl w:ilvl="6" w:tplc="FBDE405C">
       <w:numFmt w:val="decimal"/>
       <w:lvlText w:val=""/>
       <w:lvlJc w:val="left"/>
     </w:lvl>
-    <w:lvl w:ilvl="7" w:tplc="F4D060B2">
+    <w:lvl w:ilvl="7" w:tplc="57085822">
       <w:numFmt w:val="decimal"/>
       <w:lvlText w:val=""/>
       <w:lvlJc w:val="left"/>
     </w:lvl>
-    <w:lvl w:ilvl="8" w:tplc="F140C8CC">
+    <w:lvl w:ilvl="8" w:tplc="69020358">
       <w:numFmt w:val="decimal"/>
       <w:lvlText w:val=""/>
       <w:lvlJc w:val="left"/>
     </w:lvl>
   </w:abstractNum>
   <w:abstractNum w:abstractNumId="2" w15:restartNumberingAfterBreak="0">
-    <w:nsid w:val="6FF5580F"/>
+    <w:nsid w:val="50D3741E"/>
     <w:multiLevelType w:val="hybridMultilevel"/>
-    <w:tmpl w:val="1AEAF3CA"/>
-    <w:lvl w:ilvl="0" w:tplc="500EB3BE">
+    <w:tmpl w:val="E30A71CE"/>
+    <w:lvl w:ilvl="0" w:tplc="4F8AE8C0">
       <w:start w:val="1"/>
       <w:numFmt w:val="decimal"/>
       <w:lvlText w:val="%1."/>
@@ -9115,7 +9301,7 @@
         <w:ind w:left="540" w:hanging="300"/>
       </w:pPr>
     </w:lvl>
-    <w:lvl w:ilvl="1" w:tplc="3888147C" w:tentative="1">
+    <w:lvl w:ilvl="1" w:tplc="C200F272" w:tentative="1">
       <w:start w:val="1"/>
       <w:numFmt w:val="lowerLetter"/>
       <w:lvlText w:val="%2."/>
@@ -9124,7 +9310,7 @@
         <w:ind w:left="940" w:hanging="300"/>
       </w:pPr>
     </w:lvl>
-    <w:lvl w:ilvl="2" w:tplc="2966A828" w:tentative="1">
+    <w:lvl w:ilvl="2" w:tplc="B9CA0F3A" w:tentative="1">
       <w:start w:val="1"/>
       <w:numFmt w:val="lowerRoman"/>
       <w:lvlText w:val="%3."/>
@@ -9133,32 +9319,32 @@
         <w:ind w:left="1340" w:hanging="300"/>
       </w:pPr>
     </w:lvl>
-    <w:lvl w:ilvl="3" w:tplc="A54253A6">
+    <w:lvl w:ilvl="3" w:tplc="A92C8E68">
       <w:numFmt w:val="decimal"/>
       <w:lvlText w:val=""/>
       <w:lvlJc w:val="left"/>
     </w:lvl>
-    <w:lvl w:ilvl="4" w:tplc="7CC6345E">
+    <w:lvl w:ilvl="4" w:tplc="CEBA4BF4">
       <w:numFmt w:val="decimal"/>
       <w:lvlText w:val=""/>
       <w:lvlJc w:val="left"/>
     </w:lvl>
-    <w:lvl w:ilvl="5" w:tplc="5EDC8812">
+    <w:lvl w:ilvl="5" w:tplc="3FAC374C">
       <w:numFmt w:val="decimal"/>
       <w:lvlText w:val=""/>
       <w:lvlJc w:val="left"/>
     </w:lvl>
-    <w:lvl w:ilvl="6" w:tplc="9F923A88">
+    <w:lvl w:ilvl="6" w:tplc="E22444C2">
       <w:numFmt w:val="decimal"/>
       <w:lvlText w:val=""/>
       <w:lvlJc w:val="left"/>
     </w:lvl>
-    <w:lvl w:ilvl="7" w:tplc="C37E5DF6">
+    <w:lvl w:ilvl="7" w:tplc="1CAC7912">
       <w:numFmt w:val="decimal"/>
       <w:lvlText w:val=""/>
       <w:lvlJc w:val="left"/>
     </w:lvl>
-    <w:lvl w:ilvl="8" w:tplc="1C068240">
+    <w:lvl w:ilvl="8" w:tplc="4A1444FE">
       <w:numFmt w:val="decimal"/>
       <w:lvlText w:val=""/>
       <w:lvlJc w:val="left"/>
@@ -9812,7 +9998,7 @@
     <w:autoRedefine/>
     <w:uiPriority w:val="39"/>
     <w:unhideWhenUsed/>
-    <w:rsid w:val="00A46908"/>
+    <w:rsid w:val="00D70FDD"/>
     <w:pPr>
       <w:spacing w:after="100"/>
     </w:pPr>
@@ -9824,7 +10010,7 @@
     <w:autoRedefine/>
     <w:uiPriority w:val="39"/>
     <w:unhideWhenUsed/>
-    <w:rsid w:val="00A46908"/>
+    <w:rsid w:val="00D70FDD"/>
     <w:pPr>
       <w:spacing w:after="100"/>
       <w:ind w:left="210"/>

--- a/documentation/07 Operations/Running and Operating the System.docx
+++ b/documentation/07 Operations/Running and Operating the System.docx
@@ -80,7 +80,7 @@
           <w:left w:w="10" w:type="dxa"/>
           <w:right w:w="10" w:type="dxa"/>
         </w:tblCellMar>
-        <w:tblLook w:val="04A0" w:firstRow="1" w:lastRow="0" w:firstColumn="1" w:lastColumn="0" w:noHBand="0" w:noVBand="1"/>
+        <w:tblLook w:val="0000" w:firstRow="0" w:lastRow="0" w:firstColumn="0" w:lastColumn="0" w:noHBand="0" w:noVBand="0"/>
       </w:tblPr>
       <w:tblGrid>
         <w:gridCol w:w="2600"/>
@@ -461,7 +461,7 @@
           <w:left w:w="10" w:type="dxa"/>
           <w:right w:w="10" w:type="dxa"/>
         </w:tblCellMar>
-        <w:tblLook w:val="04A0" w:firstRow="1" w:lastRow="0" w:firstColumn="1" w:lastColumn="0" w:noHBand="0" w:noVBand="1"/>
+        <w:tblLook w:val="0000" w:firstRow="0" w:lastRow="0" w:firstColumn="0" w:lastColumn="0" w:noHBand="0" w:noVBand="0"/>
       </w:tblPr>
       <w:tblGrid>
         <w:gridCol w:w="1300"/>
@@ -1385,6 +1385,74 @@
           </w:p>
         </w:tc>
       </w:tr>
+      <w:tr>
+        <w:tblPrEx>
+          <w:tblCellMar>
+            <w:top w:w="0" w:type="dxa"/>
+            <w:bottom w:w="0" w:type="dxa"/>
+          </w:tblCellMar>
+        </w:tblPrEx>
+        <w:tc>
+          <w:tcPr>
+            <w:tcW w:w="1300" w:type="dxa"/>
+            <w:tcMar>
+              <w:top w:w="50" w:type="dxa"/>
+              <w:left w:w="90" w:type="dxa"/>
+              <w:bottom w:w="50" w:type="dxa"/>
+              <w:right w:w="90" w:type="dxa"/>
+            </w:tcMar>
+          </w:tcPr>
+          <w:p>
+            <w:r>
+              <w:rPr>
+                <w:sz w:val="19"/>
+                <w:szCs w:val="19"/>
+              </w:rPr>
+              <w:t>1.1</w:t>
+            </w:r>
+          </w:p>
+        </w:tc>
+        <w:tc>
+          <w:tcPr>
+            <w:tcW w:w="1900" w:type="dxa"/>
+            <w:tcMar>
+              <w:top w:w="50" w:type="dxa"/>
+              <w:left w:w="90" w:type="dxa"/>
+              <w:bottom w:w="50" w:type="dxa"/>
+              <w:right w:w="90" w:type="dxa"/>
+            </w:tcMar>
+          </w:tcPr>
+          <w:p>
+            <w:r>
+              <w:rPr>
+                <w:sz w:val="19"/>
+                <w:szCs w:val="19"/>
+              </w:rPr>
+              <w:t>24 October 2026</w:t>
+            </w:r>
+          </w:p>
+        </w:tc>
+        <w:tc>
+          <w:tcPr>
+            <w:tcW w:w="6438" w:type="dxa"/>
+            <w:tcMar>
+              <w:top w:w="50" w:type="dxa"/>
+              <w:left w:w="90" w:type="dxa"/>
+              <w:bottom w:w="50" w:type="dxa"/>
+              <w:right w:w="90" w:type="dxa"/>
+            </w:tcMar>
+          </w:tcPr>
+          <w:p>
+            <w:r>
+              <w:rPr>
+                <w:sz w:val="19"/>
+                <w:szCs w:val="19"/>
+              </w:rPr>
+              <w:t>Checking that every save arrives (scripts/check_field_flow.py).</w:t>
+            </w:r>
+          </w:p>
+        </w:tc>
+      </w:tr>
     </w:tbl>
     <w:p>
       <w:pPr>
@@ -1417,7 +1485,7 @@
     <w:sdt>
       <w:sdtPr>
         <w:alias w:val="Contents"/>
-        <w:id w:val="1981352158"/>
+        <w:id w:val="619657728"/>
       </w:sdtPr>
       <w:sdtEndPr/>
       <w:sdtContent>
@@ -1444,7 +1512,7 @@
           <w:r>
             <w:fldChar w:fldCharType="separate"/>
           </w:r>
-          <w:hyperlink w:anchor="_Toc243697203" w:history="1">
+          <w:hyperlink w:anchor="_Toc243700217" w:history="1">
             <w:r>
               <w:rPr>
                 <w:rStyle w:val="Hyperlink"/>
@@ -1468,7 +1536,7 @@
               <w:rPr>
                 <w:noProof/>
               </w:rPr>
-              <w:instrText xml:space="preserve"> PAGEREF _Toc243697203 \h </w:instrText>
+              <w:instrText xml:space="preserve"> PAGEREF _Toc243700217 \h </w:instrText>
             </w:r>
             <w:r>
               <w:rPr>
@@ -1509,7 +1577,7 @@
               <w:szCs w:val="22"/>
             </w:rPr>
           </w:pPr>
-          <w:hyperlink w:anchor="_Toc243697204" w:history="1">
+          <w:hyperlink w:anchor="_Toc243700218" w:history="1">
             <w:r>
               <w:rPr>
                 <w:rStyle w:val="Hyperlink"/>
@@ -1533,7 +1601,7 @@
               <w:rPr>
                 <w:noProof/>
               </w:rPr>
-              <w:instrText xml:space="preserve"> PAGEREF _Toc243697204 \h </w:instrText>
+              <w:instrText xml:space="preserve"> PAGEREF _Toc243700218 \h </w:instrText>
             </w:r>
             <w:r>
               <w:rPr>
@@ -1574,7 +1642,7 @@
               <w:szCs w:val="22"/>
             </w:rPr>
           </w:pPr>
-          <w:hyperlink w:anchor="_Toc243697205" w:history="1">
+          <w:hyperlink w:anchor="_Toc243700219" w:history="1">
             <w:r>
               <w:rPr>
                 <w:rStyle w:val="Hyperlink"/>
@@ -1598,7 +1666,7 @@
               <w:rPr>
                 <w:noProof/>
               </w:rPr>
-              <w:instrText xml:space="preserve"> PAGEREF _Toc243697205 \h </w:instrText>
+              <w:instrText xml:space="preserve"> PAGEREF _Toc243700219 \h </w:instrText>
             </w:r>
             <w:r>
               <w:rPr>
@@ -1639,7 +1707,7 @@
               <w:szCs w:val="22"/>
             </w:rPr>
           </w:pPr>
-          <w:hyperlink w:anchor="_Toc243697206" w:history="1">
+          <w:hyperlink w:anchor="_Toc243700220" w:history="1">
             <w:r>
               <w:rPr>
                 <w:rStyle w:val="Hyperlink"/>
@@ -1663,7 +1731,7 @@
               <w:rPr>
                 <w:noProof/>
               </w:rPr>
-              <w:instrText xml:space="preserve"> PAGEREF _Toc243697206 \h </w:instrText>
+              <w:instrText xml:space="preserve"> PAGEREF _Toc243700220 \h </w:instrText>
             </w:r>
             <w:r>
               <w:rPr>
@@ -1704,7 +1772,7 @@
               <w:szCs w:val="22"/>
             </w:rPr>
           </w:pPr>
-          <w:hyperlink w:anchor="_Toc243697207" w:history="1">
+          <w:hyperlink w:anchor="_Toc243700221" w:history="1">
             <w:r>
               <w:rPr>
                 <w:rStyle w:val="Hyperlink"/>
@@ -1728,7 +1796,7 @@
               <w:rPr>
                 <w:noProof/>
               </w:rPr>
-              <w:instrText xml:space="preserve"> PAGEREF _Toc243697207 \h </w:instrText>
+              <w:instrText xml:space="preserve"> PAGEREF _Toc243700221 \h </w:instrText>
             </w:r>
             <w:r>
               <w:rPr>
@@ -1769,7 +1837,7 @@
               <w:szCs w:val="22"/>
             </w:rPr>
           </w:pPr>
-          <w:hyperlink w:anchor="_Toc243697208" w:history="1">
+          <w:hyperlink w:anchor="_Toc243700222" w:history="1">
             <w:r>
               <w:rPr>
                 <w:rStyle w:val="Hyperlink"/>
@@ -1793,7 +1861,7 @@
               <w:rPr>
                 <w:noProof/>
               </w:rPr>
-              <w:instrText xml:space="preserve"> PAGEREF _Toc243697208 \h </w:instrText>
+              <w:instrText xml:space="preserve"> PAGEREF _Toc243700222 \h </w:instrText>
             </w:r>
             <w:r>
               <w:rPr>
@@ -1834,7 +1902,7 @@
               <w:szCs w:val="22"/>
             </w:rPr>
           </w:pPr>
-          <w:hyperlink w:anchor="_Toc243697209" w:history="1">
+          <w:hyperlink w:anchor="_Toc243700223" w:history="1">
             <w:r>
               <w:rPr>
                 <w:rStyle w:val="Hyperlink"/>
@@ -1858,7 +1926,7 @@
               <w:rPr>
                 <w:noProof/>
               </w:rPr>
-              <w:instrText xml:space="preserve"> PAGEREF _Toc243697209 \h </w:instrText>
+              <w:instrText xml:space="preserve"> PAGEREF _Toc243700223 \h </w:instrText>
             </w:r>
             <w:r>
               <w:rPr>
@@ -1899,7 +1967,7 @@
               <w:szCs w:val="22"/>
             </w:rPr>
           </w:pPr>
-          <w:hyperlink w:anchor="_Toc243697210" w:history="1">
+          <w:hyperlink w:anchor="_Toc243700224" w:history="1">
             <w:r>
               <w:rPr>
                 <w:rStyle w:val="Hyperlink"/>
@@ -1923,7 +1991,7 @@
               <w:rPr>
                 <w:noProof/>
               </w:rPr>
-              <w:instrText xml:space="preserve"> PAGEREF _Toc243697210 \h </w:instrText>
+              <w:instrText xml:space="preserve"> PAGEREF _Toc243700224 \h </w:instrText>
             </w:r>
             <w:r>
               <w:rPr>
@@ -1964,7 +2032,7 @@
               <w:szCs w:val="22"/>
             </w:rPr>
           </w:pPr>
-          <w:hyperlink w:anchor="_Toc243697211" w:history="1">
+          <w:hyperlink w:anchor="_Toc243700225" w:history="1">
             <w:r>
               <w:rPr>
                 <w:rStyle w:val="Hyperlink"/>
@@ -1988,7 +2056,7 @@
               <w:rPr>
                 <w:noProof/>
               </w:rPr>
-              <w:instrText xml:space="preserve"> PAGEREF _Toc243697211 \h </w:instrText>
+              <w:instrText xml:space="preserve"> PAGEREF _Toc243700225 \h </w:instrText>
             </w:r>
             <w:r>
               <w:rPr>
@@ -2029,7 +2097,7 @@
               <w:szCs w:val="22"/>
             </w:rPr>
           </w:pPr>
-          <w:hyperlink w:anchor="_Toc243697212" w:history="1">
+          <w:hyperlink w:anchor="_Toc243700226" w:history="1">
             <w:r>
               <w:rPr>
                 <w:rStyle w:val="Hyperlink"/>
@@ -2053,7 +2121,7 @@
               <w:rPr>
                 <w:noProof/>
               </w:rPr>
-              <w:instrText xml:space="preserve"> PAGEREF _Toc243697212 \h </w:instrText>
+              <w:instrText xml:space="preserve"> PAGEREF _Toc243700226 \h </w:instrText>
             </w:r>
             <w:r>
               <w:rPr>
@@ -2094,7 +2162,7 @@
               <w:szCs w:val="22"/>
             </w:rPr>
           </w:pPr>
-          <w:hyperlink w:anchor="_Toc243697213" w:history="1">
+          <w:hyperlink w:anchor="_Toc243700227" w:history="1">
             <w:r>
               <w:rPr>
                 <w:rStyle w:val="Hyperlink"/>
@@ -2118,7 +2186,7 @@
               <w:rPr>
                 <w:noProof/>
               </w:rPr>
-              <w:instrText xml:space="preserve"> PAGEREF _Toc243697213 \h </w:instrText>
+              <w:instrText xml:space="preserve"> PAGEREF _Toc243700227 \h </w:instrText>
             </w:r>
             <w:r>
               <w:rPr>
@@ -2159,7 +2227,7 @@
               <w:szCs w:val="22"/>
             </w:rPr>
           </w:pPr>
-          <w:hyperlink w:anchor="_Toc243697214" w:history="1">
+          <w:hyperlink w:anchor="_Toc243700228" w:history="1">
             <w:r>
               <w:rPr>
                 <w:rStyle w:val="Hyperlink"/>
@@ -2183,7 +2251,7 @@
               <w:rPr>
                 <w:noProof/>
               </w:rPr>
-              <w:instrText xml:space="preserve"> PAGEREF _Toc243697214 \h </w:instrText>
+              <w:instrText xml:space="preserve"> PAGEREF _Toc243700228 \h </w:instrText>
             </w:r>
             <w:r>
               <w:rPr>
@@ -2224,7 +2292,7 @@
               <w:szCs w:val="22"/>
             </w:rPr>
           </w:pPr>
-          <w:hyperlink w:anchor="_Toc243697215" w:history="1">
+          <w:hyperlink w:anchor="_Toc243700229" w:history="1">
             <w:r>
               <w:rPr>
                 <w:rStyle w:val="Hyperlink"/>
@@ -2248,7 +2316,7 @@
               <w:rPr>
                 <w:noProof/>
               </w:rPr>
-              <w:instrText xml:space="preserve"> PAGEREF _Toc243697215 \h </w:instrText>
+              <w:instrText xml:space="preserve"> PAGEREF _Toc243700229 \h </w:instrText>
             </w:r>
             <w:r>
               <w:rPr>
@@ -2289,7 +2357,7 @@
               <w:szCs w:val="22"/>
             </w:rPr>
           </w:pPr>
-          <w:hyperlink w:anchor="_Toc243697216" w:history="1">
+          <w:hyperlink w:anchor="_Toc243700230" w:history="1">
             <w:r>
               <w:rPr>
                 <w:rStyle w:val="Hyperlink"/>
@@ -2313,7 +2381,7 @@
               <w:rPr>
                 <w:noProof/>
               </w:rPr>
-              <w:instrText xml:space="preserve"> PAGEREF _Toc243697216 \h </w:instrText>
+              <w:instrText xml:space="preserve"> PAGEREF _Toc243700230 \h </w:instrText>
             </w:r>
             <w:r>
               <w:rPr>
@@ -2354,7 +2422,7 @@
               <w:szCs w:val="22"/>
             </w:rPr>
           </w:pPr>
-          <w:hyperlink w:anchor="_Toc243697217" w:history="1">
+          <w:hyperlink w:anchor="_Toc243700231" w:history="1">
             <w:r>
               <w:rPr>
                 <w:rStyle w:val="Hyperlink"/>
@@ -2378,7 +2446,7 @@
               <w:rPr>
                 <w:noProof/>
               </w:rPr>
-              <w:instrText xml:space="preserve"> PAGEREF _Toc243697217 \h </w:instrText>
+              <w:instrText xml:space="preserve"> PAGEREF _Toc243700231 \h </w:instrText>
             </w:r>
             <w:r>
               <w:rPr>
@@ -2419,7 +2487,7 @@
               <w:szCs w:val="22"/>
             </w:rPr>
           </w:pPr>
-          <w:hyperlink w:anchor="_Toc243697218" w:history="1">
+          <w:hyperlink w:anchor="_Toc243700232" w:history="1">
             <w:r>
               <w:rPr>
                 <w:rStyle w:val="Hyperlink"/>
@@ -2443,7 +2511,7 @@
               <w:rPr>
                 <w:noProof/>
               </w:rPr>
-              <w:instrText xml:space="preserve"> PAGEREF _Toc243697218 \h </w:instrText>
+              <w:instrText xml:space="preserve"> PAGEREF _Toc243700232 \h </w:instrText>
             </w:r>
             <w:r>
               <w:rPr>
@@ -2484,7 +2552,7 @@
               <w:szCs w:val="22"/>
             </w:rPr>
           </w:pPr>
-          <w:hyperlink w:anchor="_Toc243697219" w:history="1">
+          <w:hyperlink w:anchor="_Toc243700233" w:history="1">
             <w:r>
               <w:rPr>
                 <w:rStyle w:val="Hyperlink"/>
@@ -2508,7 +2576,7 @@
               <w:rPr>
                 <w:noProof/>
               </w:rPr>
-              <w:instrText xml:space="preserve"> PAGEREF _Toc243697219 \h </w:instrText>
+              <w:instrText xml:space="preserve"> PAGEREF _Toc243700233 \h </w:instrText>
             </w:r>
             <w:r>
               <w:rPr>
@@ -2549,7 +2617,7 @@
               <w:szCs w:val="22"/>
             </w:rPr>
           </w:pPr>
-          <w:hyperlink w:anchor="_Toc243697220" w:history="1">
+          <w:hyperlink w:anchor="_Toc243700234" w:history="1">
             <w:r>
               <w:rPr>
                 <w:rStyle w:val="Hyperlink"/>
@@ -2573,7 +2641,7 @@
               <w:rPr>
                 <w:noProof/>
               </w:rPr>
-              <w:instrText xml:space="preserve"> PAGEREF _Toc243697220 \h </w:instrText>
+              <w:instrText xml:space="preserve"> PAGEREF _Toc243700234 \h </w:instrText>
             </w:r>
             <w:r>
               <w:rPr>
@@ -2614,7 +2682,7 @@
               <w:szCs w:val="22"/>
             </w:rPr>
           </w:pPr>
-          <w:hyperlink w:anchor="_Toc243697221" w:history="1">
+          <w:hyperlink w:anchor="_Toc243700235" w:history="1">
             <w:r>
               <w:rPr>
                 <w:rStyle w:val="Hyperlink"/>
@@ -2638,7 +2706,7 @@
               <w:rPr>
                 <w:noProof/>
               </w:rPr>
-              <w:instrText xml:space="preserve"> PAGEREF _Toc243697221 \h </w:instrText>
+              <w:instrText xml:space="preserve"> PAGEREF _Toc243700235 \h </w:instrText>
             </w:r>
             <w:r>
               <w:rPr>
@@ -2679,7 +2747,7 @@
               <w:szCs w:val="22"/>
             </w:rPr>
           </w:pPr>
-          <w:hyperlink w:anchor="_Toc243697222" w:history="1">
+          <w:hyperlink w:anchor="_Toc243700236" w:history="1">
             <w:r>
               <w:rPr>
                 <w:rStyle w:val="Hyperlink"/>
@@ -2703,7 +2771,7 @@
               <w:rPr>
                 <w:noProof/>
               </w:rPr>
-              <w:instrText xml:space="preserve"> PAGEREF _Toc243697222 \h </w:instrText>
+              <w:instrText xml:space="preserve"> PAGEREF _Toc243700236 \h </w:instrText>
             </w:r>
             <w:r>
               <w:rPr>
@@ -2744,7 +2812,7 @@
               <w:szCs w:val="22"/>
             </w:rPr>
           </w:pPr>
-          <w:hyperlink w:anchor="_Toc243697223" w:history="1">
+          <w:hyperlink w:anchor="_Toc243700237" w:history="1">
             <w:r>
               <w:rPr>
                 <w:rStyle w:val="Hyperlink"/>
@@ -2768,7 +2836,7 @@
               <w:rPr>
                 <w:noProof/>
               </w:rPr>
-              <w:instrText xml:space="preserve"> PAGEREF _Toc243697223 \h </w:instrText>
+              <w:instrText xml:space="preserve"> PAGEREF _Toc243700237 \h </w:instrText>
             </w:r>
             <w:r>
               <w:rPr>
@@ -2809,7 +2877,7 @@
               <w:szCs w:val="22"/>
             </w:rPr>
           </w:pPr>
-          <w:hyperlink w:anchor="_Toc243697224" w:history="1">
+          <w:hyperlink w:anchor="_Toc243700238" w:history="1">
             <w:r>
               <w:rPr>
                 <w:rStyle w:val="Hyperlink"/>
@@ -2833,7 +2901,72 @@
               <w:rPr>
                 <w:noProof/>
               </w:rPr>
-              <w:instrText xml:space="preserve"> PAGEREF _Toc243697224 \h </w:instrText>
+              <w:instrText xml:space="preserve"> PAGEREF _Toc243700238 \h </w:instrText>
+            </w:r>
+            <w:r>
+              <w:rPr>
+                <w:noProof/>
+              </w:rPr>
+            </w:r>
+            <w:r>
+              <w:rPr>
+                <w:noProof/>
+              </w:rPr>
+              <w:fldChar w:fldCharType="separate"/>
+            </w:r>
+            <w:r>
+              <w:rPr>
+                <w:noProof/>
+              </w:rPr>
+              <w:t>18</w:t>
+            </w:r>
+            <w:r>
+              <w:rPr>
+                <w:noProof/>
+              </w:rPr>
+              <w:fldChar w:fldCharType="end"/>
+            </w:r>
+          </w:hyperlink>
+        </w:p>
+        <w:p>
+          <w:pPr>
+            <w:pStyle w:val="TOC2"/>
+            <w:tabs>
+              <w:tab w:val="right" w:leader="dot" w:pos="9628"/>
+            </w:tabs>
+            <w:rPr>
+              <w:rFonts w:asciiTheme="minorHAnsi" w:eastAsiaTheme="minorEastAsia" w:hAnsiTheme="minorHAnsi" w:cstheme="minorBidi"/>
+              <w:noProof/>
+              <w:color w:val="auto"/>
+              <w:sz w:val="22"/>
+              <w:szCs w:val="22"/>
+            </w:rPr>
+          </w:pPr>
+          <w:hyperlink w:anchor="_Toc243700239" w:history="1">
+            <w:r>
+              <w:rPr>
+                <w:rStyle w:val="Hyperlink"/>
+                <w:noProof/>
+              </w:rPr>
+              <w:t>11.8  Checking that every save arrives</w:t>
+            </w:r>
+            <w:r>
+              <w:rPr>
+                <w:noProof/>
+              </w:rPr>
+              <w:tab/>
+            </w:r>
+            <w:r>
+              <w:rPr>
+                <w:noProof/>
+              </w:rPr>
+              <w:fldChar w:fldCharType="begin"/>
+            </w:r>
+            <w:r>
+              <w:rPr>
+                <w:noProof/>
+              </w:rPr>
+              <w:instrText xml:space="preserve"> PAGEREF _Toc243700239 \h </w:instrText>
             </w:r>
             <w:r>
               <w:rPr>
@@ -2874,7 +3007,7 @@
               <w:szCs w:val="22"/>
             </w:rPr>
           </w:pPr>
-          <w:hyperlink w:anchor="_Toc243697225" w:history="1">
+          <w:hyperlink w:anchor="_Toc243700240" w:history="1">
             <w:r>
               <w:rPr>
                 <w:rStyle w:val="Hyperlink"/>
@@ -2898,7 +3031,7 @@
               <w:rPr>
                 <w:noProof/>
               </w:rPr>
-              <w:instrText xml:space="preserve"> PAGEREF _Toc243697225 \h </w:instrText>
+              <w:instrText xml:space="preserve"> PAGEREF _Toc243700240 \h </w:instrText>
             </w:r>
             <w:r>
               <w:rPr>
@@ -2941,7 +3074,7 @@
       <w:pPr>
         <w:pStyle w:val="Heading1"/>
       </w:pPr>
-      <w:bookmarkStart w:id="1" w:name="_Toc243697203"/>
+      <w:bookmarkStart w:id="1" w:name="_Toc243700217"/>
       <w:r>
         <w:lastRenderedPageBreak/>
         <w:t>1  Introduction</w:t>
@@ -2953,10 +3086,10 @@
         <w:spacing w:after="120" w:line="276" w:lineRule="auto"/>
       </w:pPr>
       <w:r>
-        <w:t>Everything runs on one company computer: Windows 11 with an Ubuntu Linux environment inside it (WSL). The database and all servers run inside Ubuntu; the desktop app, ngrok and Android tools run on Windows. This guide is for the person who keeps that compu</w:t>
-      </w:r>
-      <w:r>
-        <w:t>ter and the system running.</w:t>
+        <w:t>Everything runs on one company computer: Windows 11 with an Ubuntu Linux environment inside it (WSL). The database and all servers run inside Ubuntu; the desktop app, ngrok and Android tools run on Windows. This guide is for the person wh</w:t>
+      </w:r>
+      <w:r>
+        <w:t>o keeps that computer and the system running.</w:t>
       </w:r>
     </w:p>
     <w:p>
@@ -2968,7 +3101,7 @@
       <w:pPr>
         <w:pStyle w:val="Heading1"/>
       </w:pPr>
-      <w:bookmarkStart w:id="2" w:name="_Toc243697204"/>
+      <w:bookmarkStart w:id="2" w:name="_Toc243700218"/>
       <w:r>
         <w:lastRenderedPageBreak/>
         <w:t>2  Where things are</w:t>
@@ -2991,7 +3124,7 @@
           <w:left w:w="10" w:type="dxa"/>
           <w:right w:w="10" w:type="dxa"/>
         </w:tblCellMar>
-        <w:tblLook w:val="04A0" w:firstRow="1" w:lastRow="0" w:firstColumn="1" w:lastColumn="0" w:noHBand="0" w:noVBand="1"/>
+        <w:tblLook w:val="0000" w:firstRow="0" w:lastRow="0" w:firstColumn="0" w:lastColumn="0" w:noHBand="0" w:noVBand="0"/>
       </w:tblPr>
       <w:tblGrid>
         <w:gridCol w:w="2944"/>
@@ -3357,7 +3490,14 @@
                 <w:sz w:val="19"/>
                 <w:szCs w:val="19"/>
               </w:rPr>
-              <w:t>/root/fathersProject/media (products/, campaigns/)</w:t>
+              <w:t>/root/fathersProject/media (product</w:t>
+            </w:r>
+            <w:r>
+              <w:rPr>
+                <w:sz w:val="19"/>
+                <w:szCs w:val="19"/>
+              </w:rPr>
+              <w:t>s/, campaigns/)</w:t>
             </w:r>
           </w:p>
         </w:tc>
@@ -3865,7 +4005,7 @@
       <w:pPr>
         <w:pStyle w:val="Heading1"/>
       </w:pPr>
-      <w:bookmarkStart w:id="3" w:name="_Toc243697205"/>
+      <w:bookmarkStart w:id="3" w:name="_Toc243700219"/>
       <w:r>
         <w:lastRenderedPageBreak/>
         <w:t>3  Starting the system</w:t>
@@ -3876,7 +4016,7 @@
       <w:pPr>
         <w:pStyle w:val="Heading2"/>
       </w:pPr>
-      <w:bookmarkStart w:id="4" w:name="_Toc243697206"/>
+      <w:bookmarkStart w:id="4" w:name="_Toc243700220"/>
       <w:r>
         <w:t>3.1  Recommended: the desktop app</w:t>
       </w:r>
@@ -3956,7 +4096,7 @@
       <w:pPr>
         <w:pStyle w:val="Heading2"/>
       </w:pPr>
-      <w:bookmarkStart w:id="5" w:name="_Toc243697207"/>
+      <w:bookmarkStart w:id="5" w:name="_Toc243700221"/>
       <w:r>
         <w:t>3.2  Alternative: the launch script</w:t>
       </w:r>
@@ -3986,7 +4126,7 @@
       <w:pPr>
         <w:pStyle w:val="Heading2"/>
       </w:pPr>
-      <w:bookmarkStart w:id="6" w:name="_Toc243697208"/>
+      <w:bookmarkStart w:id="6" w:name="_Toc243700222"/>
       <w:r>
         <w:t>3.3  By hand (inside Ubuntu)</w:t>
       </w:r>
@@ -4172,7 +4312,7 @@
           <w:left w:w="10" w:type="dxa"/>
           <w:right w:w="10" w:type="dxa"/>
         </w:tblCellMar>
-        <w:tblLook w:val="04A0" w:firstRow="1" w:lastRow="0" w:firstColumn="1" w:lastColumn="0" w:noHBand="0" w:noVBand="1"/>
+        <w:tblLook w:val="0000" w:firstRow="0" w:lastRow="0" w:firstColumn="0" w:lastColumn="0" w:noHBand="0" w:noVBand="0"/>
       </w:tblPr>
       <w:tblGrid>
         <w:gridCol w:w="3212"/>
@@ -5189,7 +5329,7 @@
       <w:pPr>
         <w:pStyle w:val="Heading1"/>
       </w:pPr>
-      <w:bookmarkStart w:id="7" w:name="_Toc243697209"/>
+      <w:bookmarkStart w:id="7" w:name="_Toc243700223"/>
       <w:r>
         <w:lastRenderedPageBreak/>
         <w:t>4  Stopping the system</w:t>
@@ -5245,7 +5385,7 @@
       <w:pPr>
         <w:pStyle w:val="Heading2"/>
       </w:pPr>
-      <w:bookmarkStart w:id="8" w:name="_Toc243697210"/>
+      <w:bookmarkStart w:id="8" w:name="_Toc243700224"/>
       <w:r>
         <w:t>4.1  After the move to a hosting provider</w:t>
       </w:r>
@@ -5319,7 +5459,7 @@
       <w:pPr>
         <w:pStyle w:val="Heading1"/>
       </w:pPr>
-      <w:bookmarkStart w:id="9" w:name="_Toc243697211"/>
+      <w:bookmarkStart w:id="9" w:name="_Toc243700225"/>
       <w:r>
         <w:lastRenderedPageBreak/>
         <w:t>5  The public address</w:t>
@@ -5581,7 +5721,7 @@
       <w:pPr>
         <w:pStyle w:val="Heading1"/>
       </w:pPr>
-      <w:bookmarkStart w:id="10" w:name="_Toc243697212"/>
+      <w:bookmarkStart w:id="10" w:name="_Toc243700226"/>
       <w:r>
         <w:lastRenderedPageBreak/>
         <w:t>6  Checking health</w:t>
@@ -5604,7 +5744,7 @@
           <w:left w:w="10" w:type="dxa"/>
           <w:right w:w="10" w:type="dxa"/>
         </w:tblCellMar>
-        <w:tblLook w:val="04A0" w:firstRow="1" w:lastRow="0" w:firstColumn="1" w:lastColumn="0" w:noHBand="0" w:noVBand="1"/>
+        <w:tblLook w:val="0000" w:firstRow="0" w:lastRow="0" w:firstColumn="0" w:lastColumn="0" w:noHBand="0" w:noVBand="0"/>
       </w:tblPr>
       <w:tblGrid>
         <w:gridCol w:w="2409"/>
@@ -6469,7 +6609,7 @@
       <w:pPr>
         <w:pStyle w:val="Heading1"/>
       </w:pPr>
-      <w:bookmarkStart w:id="11" w:name="_Toc243697213"/>
+      <w:bookmarkStart w:id="11" w:name="_Toc243700227"/>
       <w:r>
         <w:lastRenderedPageBreak/>
         <w:t>7  Logs</w:t>
@@ -6492,7 +6632,7 @@
           <w:left w:w="10" w:type="dxa"/>
           <w:right w:w="10" w:type="dxa"/>
         </w:tblCellMar>
-        <w:tblLook w:val="04A0" w:firstRow="1" w:lastRow="0" w:firstColumn="1" w:lastColumn="0" w:noHBand="0" w:noVBand="1"/>
+        <w:tblLook w:val="0000" w:firstRow="0" w:lastRow="0" w:firstColumn="0" w:lastColumn="0" w:noHBand="0" w:noVBand="0"/>
       </w:tblPr>
       <w:tblGrid>
         <w:gridCol w:w="2944"/>
@@ -6878,7 +7018,7 @@
       <w:pPr>
         <w:pStyle w:val="Heading1"/>
       </w:pPr>
-      <w:bookmarkStart w:id="12" w:name="_Toc243697214"/>
+      <w:bookmarkStart w:id="12" w:name="_Toc243700228"/>
       <w:r>
         <w:lastRenderedPageBreak/>
         <w:t>8  Applying changes</w:t>
@@ -6901,7 +7041,7 @@
           <w:left w:w="10" w:type="dxa"/>
           <w:right w:w="10" w:type="dxa"/>
         </w:tblCellMar>
-        <w:tblLook w:val="04A0" w:firstRow="1" w:lastRow="0" w:firstColumn="1" w:lastColumn="0" w:noHBand="0" w:noVBand="1"/>
+        <w:tblLook w:val="0000" w:firstRow="0" w:lastRow="0" w:firstColumn="0" w:lastColumn="0" w:noHBand="0" w:noVBand="0"/>
       </w:tblPr>
       <w:tblGrid>
         <w:gridCol w:w="2944"/>
@@ -7484,7 +7624,7 @@
       <w:pPr>
         <w:pStyle w:val="Heading1"/>
       </w:pPr>
-      <w:bookmarkStart w:id="13" w:name="_Toc243697215"/>
+      <w:bookmarkStart w:id="13" w:name="_Toc243700229"/>
       <w:r>
         <w:lastRenderedPageBreak/>
         <w:t>9  Testing the mobile app</w:t>
@@ -7572,7 +7712,7 @@
       <w:pPr>
         <w:pStyle w:val="Heading1"/>
       </w:pPr>
-      <w:bookmarkStart w:id="14" w:name="_Toc243697216"/>
+      <w:bookmarkStart w:id="14" w:name="_Toc243700230"/>
       <w:r>
         <w:lastRenderedPageBreak/>
         <w:t>10  Routine maintenance</w:t>
@@ -7595,7 +7735,7 @@
           <w:left w:w="10" w:type="dxa"/>
           <w:right w:w="10" w:type="dxa"/>
         </w:tblCellMar>
-        <w:tblLook w:val="04A0" w:firstRow="1" w:lastRow="0" w:firstColumn="1" w:lastColumn="0" w:noHBand="0" w:noVBand="1"/>
+        <w:tblLook w:val="0000" w:firstRow="0" w:lastRow="0" w:firstColumn="0" w:lastColumn="0" w:noHBand="0" w:noVBand="0"/>
       </w:tblPr>
       <w:tblGrid>
         <w:gridCol w:w="1823"/>
@@ -7721,7 +7861,14 @@
                 <w:sz w:val="19"/>
                 <w:szCs w:val="19"/>
               </w:rPr>
-              <w:t>Check all servers are green; look at unassigned transactions and pending refunds; confirm the tunnel is online; answer new customer emails under the Customers label in the business Gmail</w:t>
+              <w:t>Check all servers are green; look at unassigned transactions and pending refunds; confirm the tunnel is online; answer new customer emails under the Customers label in the business Gmai</w:t>
+            </w:r>
+            <w:r>
+              <w:rPr>
+                <w:sz w:val="19"/>
+                <w:szCs w:val="19"/>
+              </w:rPr>
+              <w:t>l</w:t>
             </w:r>
           </w:p>
         </w:tc>
@@ -7782,14 +7929,7 @@
                 <w:sz w:val="19"/>
                 <w:szCs w:val="19"/>
               </w:rPr>
-              <w:t>Back up the database (see DWS-BE-02) and copy the file off th</w:t>
-            </w:r>
-            <w:r>
-              <w:rPr>
-                <w:sz w:val="19"/>
-                <w:szCs w:val="19"/>
-              </w:rPr>
-              <w:t>e computer; check free disk space; review the backend log for payment errors; glance at Users &gt; Phones (nothing should be waiting that nobody expects)</w:t>
+              <w:t>Back up the database (see DWS-BE-02) and copy the file off the computer; check free disk space; review the backend log for payment errors; glance at Users &gt; Phones (nothing should be waiting that nobody expects)</w:t>
             </w:r>
           </w:p>
         </w:tc>
@@ -8385,7 +8525,7 @@
       <w:pPr>
         <w:pStyle w:val="Heading1"/>
       </w:pPr>
-      <w:bookmarkStart w:id="15" w:name="_Toc243697217"/>
+      <w:bookmarkStart w:id="15" w:name="_Toc243700231"/>
       <w:r>
         <w:lastRenderedPageBreak/>
         <w:t>11  Desktop access and the SuperAdmin</w:t>
@@ -8472,7 +8612,7 @@
       <w:pPr>
         <w:pStyle w:val="Heading2"/>
       </w:pPr>
-      <w:bookmarkStart w:id="16" w:name="_Toc243697218"/>
+      <w:bookmarkStart w:id="16" w:name="_Toc243700232"/>
       <w:r>
         <w:t>11.1  If the SuperAdmin's only computer is lost</w:t>
       </w:r>
@@ -8615,7 +8755,7 @@
       <w:pPr>
         <w:pStyle w:val="Heading2"/>
       </w:pPr>
-      <w:bookmarkStart w:id="17" w:name="_Toc243697219"/>
+      <w:bookmarkStart w:id="17" w:name="_Toc243700233"/>
       <w:r>
         <w:t>11.2  Giving the desktop app to another admin</w:t>
       </w:r>
@@ -8700,7 +8840,7 @@
       <w:pPr>
         <w:pStyle w:val="Heading2"/>
       </w:pPr>
-      <w:bookmarkStart w:id="18" w:name="_Toc243697220"/>
+      <w:bookmarkStart w:id="18" w:name="_Toc243700234"/>
       <w:r>
         <w:t>11.</w:t>
       </w:r>
@@ -8724,7 +8864,7 @@
       <w:pPr>
         <w:pStyle w:val="Heading2"/>
       </w:pPr>
-      <w:bookmarkStart w:id="19" w:name="_Toc243697221"/>
+      <w:bookmarkStart w:id="19" w:name="_Toc243700235"/>
       <w:r>
         <w:t>11.4  Resetting someone's password</w:t>
       </w:r>
@@ -8735,17 +8875,20 @@
         <w:spacing w:after="120" w:line="276" w:lineRule="auto"/>
       </w:pPr>
       <w:r>
-        <w:t xml:space="preserve">Nobody can see a password, not even the SuperAdmin. If someone forgot theirs: Users &gt; Normal Users, select the account, Reset Password, confirm, and give them the temporary password shown - in person or by phone, never in a group chat. They are signed out </w:t>
-      </w:r>
-      <w:r>
-        <w:t>everywhere, and at their next sign-in (website, phone or desktop) they must choose a password of their own before anything else. Only the SuperAdmin resets an Admin; the SuperAdmin changes their own from Profile.</w:t>
+        <w:t>Nobody can see a password, not even the SuperAdmin. If someone forgot theirs: Users &gt; Normal Users, select the account, Reset Password, confirm, and give them the temporary password shown - i</w:t>
+      </w:r>
+      <w:r>
+        <w:t>n person or by phone, never in a group chat. They are signed out everywhere, and at their next sign-in (website, phone or desktop) they must choose a password of their own before anything else. Only the SuperAdmin resets an Admin; the SuperAdmin changes th</w:t>
+      </w:r>
+      <w:r>
+        <w:t>eir own from Profile.</w:t>
       </w:r>
     </w:p>
     <w:p>
       <w:pPr>
         <w:pStyle w:val="Heading2"/>
       </w:pPr>
-      <w:bookmarkStart w:id="20" w:name="_Toc243697222"/>
+      <w:bookmarkStart w:id="20" w:name="_Toc243700236"/>
       <w:r>
         <w:lastRenderedPageBreak/>
         <w:t>11.5  The idle lock</w:t>
@@ -8757,20 +8900,17 @@
         <w:spacing w:after="120" w:line="276" w:lineRule="auto"/>
       </w:pPr>
       <w:r>
-        <w:t>The desktop and phone a</w:t>
-      </w:r>
-      <w:r>
-        <w:t>pps lock after 25 minutes untouched (the desktop asks for the password, the phone for the fingerprint), with Still there? a minute before. The SuperAdmin changes the minutes (5 to 120) in the desktop app: Settings &gt; Idle lock. Other computers and phones ta</w:t>
-      </w:r>
-      <w:r>
-        <w:t>ke the new value at their next sign-in or start.</w:t>
+        <w:t>The desktop and phone apps lock after 25 minutes untouched (the desktop asks for the password, the phone for the fingerprint), with Still there? a minute before. The SuperAdmin changes the minutes (5 to 120) in the</w:t>
+      </w:r>
+      <w:r>
+        <w:t xml:space="preserve"> desktop app: Settings &gt; Idle lock. Other computers and phones take the new value at their next sign-in or start.</w:t>
       </w:r>
     </w:p>
     <w:p>
       <w:pPr>
         <w:pStyle w:val="Heading2"/>
       </w:pPr>
-      <w:bookmarkStart w:id="21" w:name="_Toc243697223"/>
+      <w:bookmarkStart w:id="21" w:name="_Toc243700237"/>
       <w:r>
         <w:t>11.6  Orders near their promised date</w:t>
       </w:r>
@@ -8781,19 +8921,19 @@
         <w:spacing w:after="120" w:line="276" w:lineRule="auto"/>
       </w:pPr>
       <w:r>
-        <w:t>Check Insights &gt; Orders (desktop) or Orders (phone) daily. Orange orders are close to the date the customer was promised and red ones are past it - put them on a deliver</w:t>
-      </w:r>
-      <w:r>
-        <w:t>y that arrives by then, red first. Admins see the counts on the phone's Home too.</w:t>
+        <w:t>Check Insights &gt; Orders (desktop) or Orders (phone) daily. Orange orders are close to the date the customer was promised and red ones are past it - put them on a delivery that arrives by then, red first. Admins see the counts on the phone's Home too.</w:t>
       </w:r>
     </w:p>
     <w:p>
       <w:pPr>
         <w:pStyle w:val="Heading2"/>
       </w:pPr>
-      <w:bookmarkStart w:id="22" w:name="_Toc243697224"/>
-      <w:r>
-        <w:t>11.7  Checking worker details</w:t>
+      <w:bookmarkStart w:id="22" w:name="_Toc243700238"/>
+      <w:r>
+        <w:t xml:space="preserve">11.7 </w:t>
+      </w:r>
+      <w:r>
+        <w:t xml:space="preserve"> Checking worker details</w:t>
       </w:r>
       <w:bookmarkEnd w:id="22"/>
     </w:p>
@@ -8802,13 +8942,13 @@
         <w:spacing w:after="120" w:line="276" w:lineRule="auto"/>
       </w:pPr>
       <w:r>
-        <w:t>Staff fill in their worker details in the phone app (My profile &gt; Worker details). In the desktop app, Users &gt; Worker Details shows who is Waiti</w:t>
-      </w:r>
-      <w:r>
-        <w:t>ng for checking. The SuperAdmin selects the person, Open Details, compares the numbers with the photos (View Photo), and presses Mark Verified - or Send Back... saying what to fix (the person sees the note on their phone). Each opening is written to the au</w:t>
-      </w:r>
-      <w:r>
-        <w:t>dit log; don't copy the numbers or photos anywhere else. When someone leaves, the details stay until the SuperAdmin presses Delete All Details.</w:t>
+        <w:t xml:space="preserve">Staff fill in their worker details in the phone app (My profile &gt; Worker details). In the desktop app, Users &gt; Worker Details shows who is Waiting for checking. The SuperAdmin selects the person, Open Details, compares the numbers </w:t>
+      </w:r>
+      <w:r>
+        <w:t>with the photos (View Photo), and presses Mark Verified - or Send Back... saying what to fix (the person sees the note on their phone). Each opening is written to the audit log; don't copy the numbers or photos anywhere else. When someone leaves, the detai</w:t>
+      </w:r>
+      <w:r>
+        <w:t>ls stay until the SuperAdmin presses Delete All Details.</w:t>
       </w:r>
     </w:p>
     <w:p>
@@ -8816,10 +8956,37 @@
         <w:spacing w:after="120" w:line="276" w:lineRule="auto"/>
       </w:pPr>
       <w:r>
-        <w:t>The details are encrypted with the worker data key (app.workers.data-secret in the backend's application.propert</w:t>
-      </w:r>
-      <w:r>
-        <w:t>ies). Keep a second copy of that file, or of that one line, away from this computer with the owner: if the key is lost, the details and photos can never be read again, even from a database backup.</w:t>
+        <w:t>The details are encrypted with the worker data key (app.workers.data-secret in the backend's application.properties). Keep a second copy of that file, or of that one line, away from this computer wit</w:t>
+      </w:r>
+      <w:r>
+        <w:t>h the owner: if the key is lost, the details and photos can never be read again, even from a database backup.</w:t>
+      </w:r>
+    </w:p>
+    <w:p>
+      <w:pPr>
+        <w:pStyle w:val="Heading2"/>
+      </w:pPr>
+      <w:bookmarkStart w:id="23" w:name="_Toc243700239"/>
+      <w:r>
+        <w:t>11.8  Checking that every save arrives</w:t>
+      </w:r>
+      <w:bookmarkEnd w:id="23"/>
+    </w:p>
+    <w:p>
+      <w:pPr>
+        <w:spacing w:after="120" w:line="276" w:lineRule="auto"/>
+      </w:pPr>
+      <w:r>
+        <w:t>After changing a form, a server route or a backend save, run python3 scripts/check_field_flow.py in /root/f</w:t>
+      </w:r>
+      <w:r>
+        <w:t>athersProject. It follows each save of the desktop, phone and website (126 on 24 October 2026) through its server into the backend and lists any field dropped on the way (LOST), emptied by edits from an app that never sends it (WIPED), reset to a default (</w:t>
+      </w:r>
+      <w:r>
+        <w:t>RESET) or sent under a name the backend doesn't read (IGNORED); 0 to look at means all is well. Cases checked by hand and meant to be so are listed under KNOWN in the script with the reason. The backup to GitHub runs it first and stops if it finds anything</w:t>
+      </w:r>
+      <w:r>
+        <w:t>.</w:t>
       </w:r>
     </w:p>
     <w:p>
@@ -8831,12 +8998,12 @@
       <w:pPr>
         <w:pStyle w:val="Heading1"/>
       </w:pPr>
-      <w:bookmarkStart w:id="23" w:name="_Toc243697225"/>
+      <w:bookmarkStart w:id="24" w:name="_Toc243700240"/>
       <w:r>
         <w:lastRenderedPageBreak/>
         <w:t>12  Network notes for this computer</w:t>
       </w:r>
-      <w:bookmarkEnd w:id="23"/>
+      <w:bookmarkEnd w:id="24"/>
     </w:p>
     <w:p>
       <w:pPr>
@@ -8848,10 +9015,7 @@
         <w:spacing w:after="60" w:line="264" w:lineRule="auto"/>
       </w:pPr>
       <w:r>
-        <w:t>MySQL runs on port 33</w:t>
-      </w:r>
-      <w:r>
-        <w:t>09 because something outside the project keeps a phantom listener on 3306.</w:t>
+        <w:t>MySQL runs on port 3309 because something outside the project keeps a phantom listener on 3306.</w:t>
       </w:r>
     </w:p>
     <w:p>
@@ -8864,7 +9028,10 @@
         <w:spacing w:after="60" w:line="264" w:lineRule="auto"/>
       </w:pPr>
       <w:r>
-        <w:t>Windows reaches the servers inside Ubuntu through WSL's port forwarding. If Windows tools suddenly cannot reach a running server, restart WSL (</w:t>
+        <w:t>Windows reaches the servers inside Ubuntu through WSL's port forwarding. If Windows tools suddenly cannot reach a runnin</w:t>
+      </w:r>
+      <w:r>
+        <w:t>g server, restart WSL (</w:t>
       </w:r>
       <w:r>
         <w:rPr>
@@ -8876,10 +9043,7 @@
         <w:t>wsl --shutdown</w:t>
       </w:r>
       <w:r>
-        <w:t>, then start again) or r</w:t>
-      </w:r>
-      <w:r>
-        <w:t>un C:\Scripts\Update-WSLPortProxy.ps1 as administrator.</w:t>
+        <w:t>, then start again) or run C:\Scripts\Update-WSLPortProxy.ps1 as administrator.</w:t>
       </w:r>
     </w:p>
     <w:p>
@@ -8892,7 +9056,10 @@
         <w:spacing w:after="60" w:line="264" w:lineRule="auto"/>
       </w:pPr>
       <w:r>
-        <w:t>Java is forced to IPv4 and the website proxy uses 127.0.0.1 instead of "localhost", because "localhost" sometimes resolved to an unreachable IPv6 address here.</w:t>
+        <w:t>Java is forced to IPv4 and the website proxy uses 127.0.0.1 instead of "localhost", because "localhost" sometimes resolved to an unreachabl</w:t>
+      </w:r>
+      <w:r>
+        <w:t>e IPv6 address here.</w:t>
       </w:r>
     </w:p>
     <w:p>
@@ -8905,10 +9072,7 @@
         <w:spacing w:after="60" w:line="264" w:lineRule="auto"/>
       </w:pPr>
       <w:r>
-        <w:t>Some external services (Safaricom, Groq)</w:t>
-      </w:r>
-      <w:r>
-        <w:t xml:space="preserve"> occasionally resolve to dead addresses from this network; the backend retries safely.</w:t>
+        <w:t>Some external services (Safaricom, Groq) occasionally resolve to dead addresses from this network; the backend retries safely.</w:t>
       </w:r>
     </w:p>
     <w:p>
@@ -9110,7 +9274,15 @@
         <w:sz w:val="16"/>
         <w:szCs w:val="16"/>
       </w:rPr>
-      <w:t>Dateroem Wood Sales - System Documentation</w:t>
+      <w:t>Dateroem Wood Sales - System Document</w:t>
+    </w:r>
+    <w:r>
+      <w:rPr>
+        <w:color w:val="5F6B66"/>
+        <w:sz w:val="16"/>
+        <w:szCs w:val="16"/>
+      </w:rPr>
+      <w:t>ation</w:t>
     </w:r>
     <w:r>
       <w:rPr>
@@ -9141,10 +9313,10 @@
 <file path=word/numbering.xml><?xml version="1.0" encoding="utf-8"?>
 <w:numbering xmlns:wpc="http://schemas.microsoft.com/office/word/2010/wordprocessingCanvas" xmlns:cx="http://schemas.microsoft.com/office/drawing/2014/chartex" xmlns:cx1="http://schemas.microsoft.com/office/drawing/2015/9/8/chartex" xmlns:mc="http://schemas.openxmlformats.org/markup-compatibility/2006" xmlns:o="urn:schemas-microsoft-com:office:office" xmlns:r="http://schemas.openxmlformats.org/officeDocument/2006/relationships" xmlns:m="http://schemas.openxmlformats.org/officeDocument/2006/math" xmlns:v="urn:schemas-microsoft-com:vml" xmlns:wp14="http://schemas.microsoft.com/office/word/2010/wordprocessingDrawing" xmlns:wp="http://schemas.openxmlformats.org/drawingml/2006/wordprocessingDrawing" xmlns:w10="urn:schemas-microsoft-com:office:word" xmlns:w="http://schemas.openxmlformats.org/wordprocessingml/2006/main" xmlns:w14="http://schemas.microsoft.com/office/word/2010/wordml" xmlns:w15="http://schemas.microsoft.com/office/word/2012/wordml" xmlns:w16se="http://schemas.microsoft.com/office/word/2015/wordml/symex" xmlns:wpg="http://schemas.microsoft.com/office/word/2010/wordprocessingGroup" xmlns:wpi="http://schemas.microsoft.com/office/word/2010/wordprocessingInk" xmlns:wne="http://schemas.microsoft.com/office/word/2006/wordml" xmlns:wps="http://schemas.microsoft.com/office/word/2010/wordprocessingShape" mc:Ignorable="w14 w15 w16se wp14">
   <w:abstractNum w:abstractNumId="0" w15:restartNumberingAfterBreak="0">
-    <w:nsid w:val="15CA1DF5"/>
+    <w:nsid w:val="020F2D2C"/>
     <w:multiLevelType w:val="hybridMultilevel"/>
-    <w:tmpl w:val="C946326C"/>
-    <w:lvl w:ilvl="0" w:tplc="C9323C3E" w:tentative="1">
+    <w:tmpl w:val="5E3EC524"/>
+    <w:lvl w:ilvl="0" w:tplc="9F589530" w:tentative="1">
       <w:start w:val="1"/>
       <w:numFmt w:val="bullet"/>
       <w:lvlText w:val="●"/>
@@ -9153,7 +9325,7 @@
         <w:ind w:left="720" w:hanging="360"/>
       </w:pPr>
     </w:lvl>
-    <w:lvl w:ilvl="1" w:tplc="6EC60A86" w:tentative="1">
+    <w:lvl w:ilvl="1" w:tplc="FE303704" w:tentative="1">
       <w:start w:val="1"/>
       <w:numFmt w:val="bullet"/>
       <w:lvlText w:val="○"/>
@@ -9162,7 +9334,7 @@
         <w:ind w:left="1440" w:hanging="360"/>
       </w:pPr>
     </w:lvl>
-    <w:lvl w:ilvl="2" w:tplc="0B949796" w:tentative="1">
+    <w:lvl w:ilvl="2" w:tplc="049C3840" w:tentative="1">
       <w:start w:val="1"/>
       <w:numFmt w:val="bullet"/>
       <w:lvlText w:val="■"/>
@@ -9171,7 +9343,7 @@
         <w:ind w:left="2160" w:hanging="360"/>
       </w:pPr>
     </w:lvl>
-    <w:lvl w:ilvl="3" w:tplc="02C22C10" w:tentative="1">
+    <w:lvl w:ilvl="3" w:tplc="82D6B11A" w:tentative="1">
       <w:start w:val="1"/>
       <w:numFmt w:val="bullet"/>
       <w:lvlText w:val="●"/>
@@ -9180,7 +9352,7 @@
         <w:ind w:left="2880" w:hanging="360"/>
       </w:pPr>
     </w:lvl>
-    <w:lvl w:ilvl="4" w:tplc="D70C9306" w:tentative="1">
+    <w:lvl w:ilvl="4" w:tplc="E58E3552" w:tentative="1">
       <w:start w:val="1"/>
       <w:numFmt w:val="bullet"/>
       <w:lvlText w:val="○"/>
@@ -9189,7 +9361,7 @@
         <w:ind w:left="3600" w:hanging="360"/>
       </w:pPr>
     </w:lvl>
-    <w:lvl w:ilvl="5" w:tplc="BC6E49CE" w:tentative="1">
+    <w:lvl w:ilvl="5" w:tplc="12106F8C" w:tentative="1">
       <w:start w:val="1"/>
       <w:numFmt w:val="bullet"/>
       <w:lvlText w:val="■"/>
@@ -9198,7 +9370,7 @@
         <w:ind w:left="4320" w:hanging="360"/>
       </w:pPr>
     </w:lvl>
-    <w:lvl w:ilvl="6" w:tplc="E6E473CE" w:tentative="1">
+    <w:lvl w:ilvl="6" w:tplc="B3240F2A" w:tentative="1">
       <w:start w:val="1"/>
       <w:numFmt w:val="bullet"/>
       <w:lvlText w:val="●"/>
@@ -9207,7 +9379,7 @@
         <w:ind w:left="5040" w:hanging="360"/>
       </w:pPr>
     </w:lvl>
-    <w:lvl w:ilvl="7" w:tplc="2E02921C" w:tentative="1">
+    <w:lvl w:ilvl="7" w:tplc="112AD146" w:tentative="1">
       <w:start w:val="1"/>
       <w:numFmt w:val="bullet"/>
       <w:lvlText w:val="●"/>
@@ -9216,7 +9388,7 @@
         <w:ind w:left="5760" w:hanging="360"/>
       </w:pPr>
     </w:lvl>
-    <w:lvl w:ilvl="8" w:tplc="C0CCC558" w:tentative="1">
+    <w:lvl w:ilvl="8" w:tplc="06C4FA26" w:tentative="1">
       <w:start w:val="1"/>
       <w:numFmt w:val="bullet"/>
       <w:lvlText w:val="●"/>
@@ -9227,10 +9399,10 @@
     </w:lvl>
   </w:abstractNum>
   <w:abstractNum w:abstractNumId="1" w15:restartNumberingAfterBreak="0">
-    <w:nsid w:val="223A32EC"/>
+    <w:nsid w:val="037A2166"/>
     <w:multiLevelType w:val="hybridMultilevel"/>
-    <w:tmpl w:val="7004B4F8"/>
-    <w:lvl w:ilvl="0" w:tplc="2A206F10">
+    <w:tmpl w:val="02C24EA6"/>
+    <w:lvl w:ilvl="0" w:tplc="9AAEB2A2">
       <w:start w:val="1"/>
       <w:numFmt w:val="bullet"/>
       <w:lvlText w:val="•"/>
@@ -9239,7 +9411,7 @@
         <w:ind w:left="540" w:hanging="300"/>
       </w:pPr>
     </w:lvl>
-    <w:lvl w:ilvl="1" w:tplc="1B3041BA" w:tentative="1">
+    <w:lvl w:ilvl="1" w:tplc="9C32A632" w:tentative="1">
       <w:start w:val="1"/>
       <w:numFmt w:val="bullet"/>
       <w:lvlText w:val="–"/>
@@ -9248,7 +9420,7 @@
         <w:ind w:left="940" w:hanging="300"/>
       </w:pPr>
     </w:lvl>
-    <w:lvl w:ilvl="2" w:tplc="F760DF5C" w:tentative="1">
+    <w:lvl w:ilvl="2" w:tplc="478AE2A8" w:tentative="1">
       <w:start w:val="1"/>
       <w:numFmt w:val="bullet"/>
       <w:lvlText w:val="◦"/>
@@ -9257,42 +9429,42 @@
         <w:ind w:left="1340" w:hanging="300"/>
       </w:pPr>
     </w:lvl>
-    <w:lvl w:ilvl="3" w:tplc="7B500B80">
+    <w:lvl w:ilvl="3" w:tplc="FE0CDEF2">
       <w:numFmt w:val="decimal"/>
       <w:lvlText w:val=""/>
       <w:lvlJc w:val="left"/>
     </w:lvl>
-    <w:lvl w:ilvl="4" w:tplc="68F27BA8">
+    <w:lvl w:ilvl="4" w:tplc="6930F3BC">
       <w:numFmt w:val="decimal"/>
       <w:lvlText w:val=""/>
       <w:lvlJc w:val="left"/>
     </w:lvl>
-    <w:lvl w:ilvl="5" w:tplc="54221DFE">
+    <w:lvl w:ilvl="5" w:tplc="25A46C38">
       <w:numFmt w:val="decimal"/>
       <w:lvlText w:val=""/>
       <w:lvlJc w:val="left"/>
     </w:lvl>
-    <w:lvl w:ilvl="6" w:tplc="FBDE405C">
+    <w:lvl w:ilvl="6" w:tplc="2C66D2D6">
       <w:numFmt w:val="decimal"/>
       <w:lvlText w:val=""/>
       <w:lvlJc w:val="left"/>
     </w:lvl>
-    <w:lvl w:ilvl="7" w:tplc="57085822">
+    <w:lvl w:ilvl="7" w:tplc="D43206E2">
       <w:numFmt w:val="decimal"/>
       <w:lvlText w:val=""/>
       <w:lvlJc w:val="left"/>
     </w:lvl>
-    <w:lvl w:ilvl="8" w:tplc="69020358">
+    <w:lvl w:ilvl="8" w:tplc="5C5EF82C">
       <w:numFmt w:val="decimal"/>
       <w:lvlText w:val=""/>
       <w:lvlJc w:val="left"/>
     </w:lvl>
   </w:abstractNum>
   <w:abstractNum w:abstractNumId="2" w15:restartNumberingAfterBreak="0">
-    <w:nsid w:val="50D3741E"/>
+    <w:nsid w:val="3D831C0F"/>
     <w:multiLevelType w:val="hybridMultilevel"/>
-    <w:tmpl w:val="E30A71CE"/>
-    <w:lvl w:ilvl="0" w:tplc="4F8AE8C0">
+    <w:tmpl w:val="4000A608"/>
+    <w:lvl w:ilvl="0" w:tplc="F924A176">
       <w:start w:val="1"/>
       <w:numFmt w:val="decimal"/>
       <w:lvlText w:val="%1."/>
@@ -9301,7 +9473,7 @@
         <w:ind w:left="540" w:hanging="300"/>
       </w:pPr>
     </w:lvl>
-    <w:lvl w:ilvl="1" w:tplc="C200F272" w:tentative="1">
+    <w:lvl w:ilvl="1" w:tplc="BBAA10E4" w:tentative="1">
       <w:start w:val="1"/>
       <w:numFmt w:val="lowerLetter"/>
       <w:lvlText w:val="%2."/>
@@ -9310,7 +9482,7 @@
         <w:ind w:left="940" w:hanging="300"/>
       </w:pPr>
     </w:lvl>
-    <w:lvl w:ilvl="2" w:tplc="B9CA0F3A" w:tentative="1">
+    <w:lvl w:ilvl="2" w:tplc="759EB632" w:tentative="1">
       <w:start w:val="1"/>
       <w:numFmt w:val="lowerRoman"/>
       <w:lvlText w:val="%3."/>
@@ -9319,32 +9491,32 @@
         <w:ind w:left="1340" w:hanging="300"/>
       </w:pPr>
     </w:lvl>
-    <w:lvl w:ilvl="3" w:tplc="A92C8E68">
+    <w:lvl w:ilvl="3" w:tplc="4B08D148">
       <w:numFmt w:val="decimal"/>
       <w:lvlText w:val=""/>
       <w:lvlJc w:val="left"/>
     </w:lvl>
-    <w:lvl w:ilvl="4" w:tplc="CEBA4BF4">
+    <w:lvl w:ilvl="4" w:tplc="7368F598">
       <w:numFmt w:val="decimal"/>
       <w:lvlText w:val=""/>
       <w:lvlJc w:val="left"/>
     </w:lvl>
-    <w:lvl w:ilvl="5" w:tplc="3FAC374C">
+    <w:lvl w:ilvl="5" w:tplc="77462D24">
       <w:numFmt w:val="decimal"/>
       <w:lvlText w:val=""/>
       <w:lvlJc w:val="left"/>
     </w:lvl>
-    <w:lvl w:ilvl="6" w:tplc="E22444C2">
+    <w:lvl w:ilvl="6" w:tplc="0EAAE3D2">
       <w:numFmt w:val="decimal"/>
       <w:lvlText w:val=""/>
       <w:lvlJc w:val="left"/>
     </w:lvl>
-    <w:lvl w:ilvl="7" w:tplc="1CAC7912">
+    <w:lvl w:ilvl="7" w:tplc="6D7A67E8">
       <w:numFmt w:val="decimal"/>
       <w:lvlText w:val=""/>
       <w:lvlJc w:val="left"/>
     </w:lvl>
-    <w:lvl w:ilvl="8" w:tplc="4A1444FE">
+    <w:lvl w:ilvl="8" w:tplc="ABD8F2C8">
       <w:numFmt w:val="decimal"/>
       <w:lvlText w:val=""/>
       <w:lvlJc w:val="left"/>
@@ -9998,7 +10170,7 @@
     <w:autoRedefine/>
     <w:uiPriority w:val="39"/>
     <w:unhideWhenUsed/>
-    <w:rsid w:val="00D70FDD"/>
+    <w:rsid w:val="00DD16DE"/>
     <w:pPr>
       <w:spacing w:after="100"/>
     </w:pPr>
@@ -10010,7 +10182,7 @@
     <w:autoRedefine/>
     <w:uiPriority w:val="39"/>
     <w:unhideWhenUsed/>
-    <w:rsid w:val="00D70FDD"/>
+    <w:rsid w:val="00DD16DE"/>
     <w:pPr>
       <w:spacing w:after="100"/>
       <w:ind w:left="210"/>

--- a/documentation/07 Operations/Running and Operating the System.docx
+++ b/documentation/07 Operations/Running and Operating the System.docx
@@ -1453,6 +1453,74 @@
           </w:p>
         </w:tc>
       </w:tr>
+      <w:tr>
+        <w:tblPrEx>
+          <w:tblCellMar>
+            <w:top w:w="0" w:type="dxa"/>
+            <w:bottom w:w="0" w:type="dxa"/>
+          </w:tblCellMar>
+        </w:tblPrEx>
+        <w:tc>
+          <w:tcPr>
+            <w:tcW w:w="1300" w:type="dxa"/>
+            <w:tcMar>
+              <w:top w:w="50" w:type="dxa"/>
+              <w:left w:w="90" w:type="dxa"/>
+              <w:bottom w:w="50" w:type="dxa"/>
+              <w:right w:w="90" w:type="dxa"/>
+            </w:tcMar>
+          </w:tcPr>
+          <w:p>
+            <w:r>
+              <w:rPr>
+                <w:sz w:val="19"/>
+                <w:szCs w:val="19"/>
+              </w:rPr>
+              <w:t>1.1</w:t>
+            </w:r>
+          </w:p>
+        </w:tc>
+        <w:tc>
+          <w:tcPr>
+            <w:tcW w:w="1900" w:type="dxa"/>
+            <w:tcMar>
+              <w:top w:w="50" w:type="dxa"/>
+              <w:left w:w="90" w:type="dxa"/>
+              <w:bottom w:w="50" w:type="dxa"/>
+              <w:right w:w="90" w:type="dxa"/>
+            </w:tcMar>
+          </w:tcPr>
+          <w:p>
+            <w:r>
+              <w:rPr>
+                <w:sz w:val="19"/>
+                <w:szCs w:val="19"/>
+              </w:rPr>
+              <w:t>24 October 2026</w:t>
+            </w:r>
+          </w:p>
+        </w:tc>
+        <w:tc>
+          <w:tcPr>
+            <w:tcW w:w="6438" w:type="dxa"/>
+            <w:tcMar>
+              <w:top w:w="50" w:type="dxa"/>
+              <w:left w:w="90" w:type="dxa"/>
+              <w:bottom w:w="50" w:type="dxa"/>
+              <w:right w:w="90" w:type="dxa"/>
+            </w:tcMar>
+          </w:tcPr>
+          <w:p>
+            <w:r>
+              <w:rPr>
+                <w:sz w:val="19"/>
+                <w:szCs w:val="19"/>
+              </w:rPr>
+              <w:t>Changing a policy page.</w:t>
+            </w:r>
+          </w:p>
+        </w:tc>
+      </w:tr>
     </w:tbl>
     <w:p>
       <w:pPr>
@@ -1464,7 +1532,15 @@
           <w:sz w:val="20"/>
           <w:szCs w:val="20"/>
         </w:rPr>
-        <w:t>Keep this document up to date: when a feature, setting or server changes, edit the matching section here and add a line to the table above.</w:t>
+        <w:t>Keep this document up to date: when a feature, setting or server changes, edit the matching section here and add a line to the</w:t>
+      </w:r>
+      <w:r>
+        <w:rPr>
+          <w:color w:val="5F6B66"/>
+          <w:sz w:val="20"/>
+          <w:szCs w:val="20"/>
+        </w:rPr>
+        <w:t xml:space="preserve"> table above.</w:t>
       </w:r>
     </w:p>
     <w:p>
@@ -1485,7 +1561,7 @@
     <w:sdt>
       <w:sdtPr>
         <w:alias w:val="Contents"/>
-        <w:id w:val="619657728"/>
+        <w:id w:val="1946801622"/>
       </w:sdtPr>
       <w:sdtEndPr/>
       <w:sdtContent>
@@ -1512,7 +1588,7 @@
           <w:r>
             <w:fldChar w:fldCharType="separate"/>
           </w:r>
-          <w:hyperlink w:anchor="_Toc243700217" w:history="1">
+          <w:hyperlink w:anchor="_Toc243726487" w:history="1">
             <w:r>
               <w:rPr>
                 <w:rStyle w:val="Hyperlink"/>
@@ -1536,7 +1612,7 @@
               <w:rPr>
                 <w:noProof/>
               </w:rPr>
-              <w:instrText xml:space="preserve"> PAGEREF _Toc243700217 \h </w:instrText>
+              <w:instrText xml:space="preserve"> PAGEREF _Toc243726487 \h </w:instrText>
             </w:r>
             <w:r>
               <w:rPr>
@@ -1577,7 +1653,7 @@
               <w:szCs w:val="22"/>
             </w:rPr>
           </w:pPr>
-          <w:hyperlink w:anchor="_Toc243700218" w:history="1">
+          <w:hyperlink w:anchor="_Toc243726488" w:history="1">
             <w:r>
               <w:rPr>
                 <w:rStyle w:val="Hyperlink"/>
@@ -1601,7 +1677,7 @@
               <w:rPr>
                 <w:noProof/>
               </w:rPr>
-              <w:instrText xml:space="preserve"> PAGEREF _Toc243700218 \h </w:instrText>
+              <w:instrText xml:space="preserve"> PAGEREF _Toc243726488 \h </w:instrText>
             </w:r>
             <w:r>
               <w:rPr>
@@ -1642,7 +1718,7 @@
               <w:szCs w:val="22"/>
             </w:rPr>
           </w:pPr>
-          <w:hyperlink w:anchor="_Toc243700219" w:history="1">
+          <w:hyperlink w:anchor="_Toc243726489" w:history="1">
             <w:r>
               <w:rPr>
                 <w:rStyle w:val="Hyperlink"/>
@@ -1666,7 +1742,7 @@
               <w:rPr>
                 <w:noProof/>
               </w:rPr>
-              <w:instrText xml:space="preserve"> PAGEREF _Toc243700219 \h </w:instrText>
+              <w:instrText xml:space="preserve"> PAGEREF _Toc243726489 \h </w:instrText>
             </w:r>
             <w:r>
               <w:rPr>
@@ -1707,7 +1783,7 @@
               <w:szCs w:val="22"/>
             </w:rPr>
           </w:pPr>
-          <w:hyperlink w:anchor="_Toc243700220" w:history="1">
+          <w:hyperlink w:anchor="_Toc243726490" w:history="1">
             <w:r>
               <w:rPr>
                 <w:rStyle w:val="Hyperlink"/>
@@ -1731,7 +1807,7 @@
               <w:rPr>
                 <w:noProof/>
               </w:rPr>
-              <w:instrText xml:space="preserve"> PAGEREF _Toc243700220 \h </w:instrText>
+              <w:instrText xml:space="preserve"> PAGEREF _Toc243726490 \h </w:instrText>
             </w:r>
             <w:r>
               <w:rPr>
@@ -1772,7 +1848,7 @@
               <w:szCs w:val="22"/>
             </w:rPr>
           </w:pPr>
-          <w:hyperlink w:anchor="_Toc243700221" w:history="1">
+          <w:hyperlink w:anchor="_Toc243726491" w:history="1">
             <w:r>
               <w:rPr>
                 <w:rStyle w:val="Hyperlink"/>
@@ -1796,7 +1872,7 @@
               <w:rPr>
                 <w:noProof/>
               </w:rPr>
-              <w:instrText xml:space="preserve"> PAGEREF _Toc243700221 \h </w:instrText>
+              <w:instrText xml:space="preserve"> PAGEREF _Toc243726491 \h </w:instrText>
             </w:r>
             <w:r>
               <w:rPr>
@@ -1837,7 +1913,7 @@
               <w:szCs w:val="22"/>
             </w:rPr>
           </w:pPr>
-          <w:hyperlink w:anchor="_Toc243700222" w:history="1">
+          <w:hyperlink w:anchor="_Toc243726492" w:history="1">
             <w:r>
               <w:rPr>
                 <w:rStyle w:val="Hyperlink"/>
@@ -1861,7 +1937,7 @@
               <w:rPr>
                 <w:noProof/>
               </w:rPr>
-              <w:instrText xml:space="preserve"> PAGEREF _Toc243700222 \h </w:instrText>
+              <w:instrText xml:space="preserve"> PAGEREF _Toc243726492 \h </w:instrText>
             </w:r>
             <w:r>
               <w:rPr>
@@ -1902,7 +1978,7 @@
               <w:szCs w:val="22"/>
             </w:rPr>
           </w:pPr>
-          <w:hyperlink w:anchor="_Toc243700223" w:history="1">
+          <w:hyperlink w:anchor="_Toc243726493" w:history="1">
             <w:r>
               <w:rPr>
                 <w:rStyle w:val="Hyperlink"/>
@@ -1926,7 +2002,7 @@
               <w:rPr>
                 <w:noProof/>
               </w:rPr>
-              <w:instrText xml:space="preserve"> PAGEREF _Toc243700223 \h </w:instrText>
+              <w:instrText xml:space="preserve"> PAGEREF _Toc243726493 \h </w:instrText>
             </w:r>
             <w:r>
               <w:rPr>
@@ -1967,7 +2043,7 @@
               <w:szCs w:val="22"/>
             </w:rPr>
           </w:pPr>
-          <w:hyperlink w:anchor="_Toc243700224" w:history="1">
+          <w:hyperlink w:anchor="_Toc243726494" w:history="1">
             <w:r>
               <w:rPr>
                 <w:rStyle w:val="Hyperlink"/>
@@ -1991,7 +2067,7 @@
               <w:rPr>
                 <w:noProof/>
               </w:rPr>
-              <w:instrText xml:space="preserve"> PAGEREF _Toc243700224 \h </w:instrText>
+              <w:instrText xml:space="preserve"> PAGEREF _Toc243726494 \h </w:instrText>
             </w:r>
             <w:r>
               <w:rPr>
@@ -2032,7 +2108,7 @@
               <w:szCs w:val="22"/>
             </w:rPr>
           </w:pPr>
-          <w:hyperlink w:anchor="_Toc243700225" w:history="1">
+          <w:hyperlink w:anchor="_Toc243726495" w:history="1">
             <w:r>
               <w:rPr>
                 <w:rStyle w:val="Hyperlink"/>
@@ -2056,7 +2132,7 @@
               <w:rPr>
                 <w:noProof/>
               </w:rPr>
-              <w:instrText xml:space="preserve"> PAGEREF _Toc243700225 \h </w:instrText>
+              <w:instrText xml:space="preserve"> PAGEREF _Toc243726495 \h </w:instrText>
             </w:r>
             <w:r>
               <w:rPr>
@@ -2097,7 +2173,7 @@
               <w:szCs w:val="22"/>
             </w:rPr>
           </w:pPr>
-          <w:hyperlink w:anchor="_Toc243700226" w:history="1">
+          <w:hyperlink w:anchor="_Toc243726496" w:history="1">
             <w:r>
               <w:rPr>
                 <w:rStyle w:val="Hyperlink"/>
@@ -2121,7 +2197,7 @@
               <w:rPr>
                 <w:noProof/>
               </w:rPr>
-              <w:instrText xml:space="preserve"> PAGEREF _Toc243700226 \h </w:instrText>
+              <w:instrText xml:space="preserve"> PAGEREF _Toc243726496 \h </w:instrText>
             </w:r>
             <w:r>
               <w:rPr>
@@ -2162,7 +2238,7 @@
               <w:szCs w:val="22"/>
             </w:rPr>
           </w:pPr>
-          <w:hyperlink w:anchor="_Toc243700227" w:history="1">
+          <w:hyperlink w:anchor="_Toc243726497" w:history="1">
             <w:r>
               <w:rPr>
                 <w:rStyle w:val="Hyperlink"/>
@@ -2186,7 +2262,7 @@
               <w:rPr>
                 <w:noProof/>
               </w:rPr>
-              <w:instrText xml:space="preserve"> PAGEREF _Toc243700227 \h </w:instrText>
+              <w:instrText xml:space="preserve"> PAGEREF _Toc243726497 \h </w:instrText>
             </w:r>
             <w:r>
               <w:rPr>
@@ -2227,7 +2303,7 @@
               <w:szCs w:val="22"/>
             </w:rPr>
           </w:pPr>
-          <w:hyperlink w:anchor="_Toc243700228" w:history="1">
+          <w:hyperlink w:anchor="_Toc243726498" w:history="1">
             <w:r>
               <w:rPr>
                 <w:rStyle w:val="Hyperlink"/>
@@ -2251,7 +2327,7 @@
               <w:rPr>
                 <w:noProof/>
               </w:rPr>
-              <w:instrText xml:space="preserve"> PAGEREF _Toc243700228 \h </w:instrText>
+              <w:instrText xml:space="preserve"> PAGEREF _Toc243726498 \h </w:instrText>
             </w:r>
             <w:r>
               <w:rPr>
@@ -2292,7 +2368,7 @@
               <w:szCs w:val="22"/>
             </w:rPr>
           </w:pPr>
-          <w:hyperlink w:anchor="_Toc243700229" w:history="1">
+          <w:hyperlink w:anchor="_Toc243726499" w:history="1">
             <w:r>
               <w:rPr>
                 <w:rStyle w:val="Hyperlink"/>
@@ -2316,7 +2392,7 @@
               <w:rPr>
                 <w:noProof/>
               </w:rPr>
-              <w:instrText xml:space="preserve"> PAGEREF _Toc243700229 \h </w:instrText>
+              <w:instrText xml:space="preserve"> PAGEREF _Toc243726499 \h </w:instrText>
             </w:r>
             <w:r>
               <w:rPr>
@@ -2357,7 +2433,7 @@
               <w:szCs w:val="22"/>
             </w:rPr>
           </w:pPr>
-          <w:hyperlink w:anchor="_Toc243700230" w:history="1">
+          <w:hyperlink w:anchor="_Toc243726500" w:history="1">
             <w:r>
               <w:rPr>
                 <w:rStyle w:val="Hyperlink"/>
@@ -2381,7 +2457,7 @@
               <w:rPr>
                 <w:noProof/>
               </w:rPr>
-              <w:instrText xml:space="preserve"> PAGEREF _Toc243700230 \h </w:instrText>
+              <w:instrText xml:space="preserve"> PAGEREF _Toc243726500 \h </w:instrText>
             </w:r>
             <w:r>
               <w:rPr>
@@ -2422,7 +2498,7 @@
               <w:szCs w:val="22"/>
             </w:rPr>
           </w:pPr>
-          <w:hyperlink w:anchor="_Toc243700231" w:history="1">
+          <w:hyperlink w:anchor="_Toc243726501" w:history="1">
             <w:r>
               <w:rPr>
                 <w:rStyle w:val="Hyperlink"/>
@@ -2446,7 +2522,7 @@
               <w:rPr>
                 <w:noProof/>
               </w:rPr>
-              <w:instrText xml:space="preserve"> PAGEREF _Toc243700231 \h </w:instrText>
+              <w:instrText xml:space="preserve"> PAGEREF _Toc243726501 \h </w:instrText>
             </w:r>
             <w:r>
               <w:rPr>
@@ -2487,7 +2563,7 @@
               <w:szCs w:val="22"/>
             </w:rPr>
           </w:pPr>
-          <w:hyperlink w:anchor="_Toc243700232" w:history="1">
+          <w:hyperlink w:anchor="_Toc243726502" w:history="1">
             <w:r>
               <w:rPr>
                 <w:rStyle w:val="Hyperlink"/>
@@ -2511,7 +2587,7 @@
               <w:rPr>
                 <w:noProof/>
               </w:rPr>
-              <w:instrText xml:space="preserve"> PAGEREF _Toc243700232 \h </w:instrText>
+              <w:instrText xml:space="preserve"> PAGEREF _Toc243726502 \h </w:instrText>
             </w:r>
             <w:r>
               <w:rPr>
@@ -2552,7 +2628,7 @@
               <w:szCs w:val="22"/>
             </w:rPr>
           </w:pPr>
-          <w:hyperlink w:anchor="_Toc243700233" w:history="1">
+          <w:hyperlink w:anchor="_Toc243726503" w:history="1">
             <w:r>
               <w:rPr>
                 <w:rStyle w:val="Hyperlink"/>
@@ -2576,7 +2652,7 @@
               <w:rPr>
                 <w:noProof/>
               </w:rPr>
-              <w:instrText xml:space="preserve"> PAGEREF _Toc243700233 \h </w:instrText>
+              <w:instrText xml:space="preserve"> PAGEREF _Toc243726503 \h </w:instrText>
             </w:r>
             <w:r>
               <w:rPr>
@@ -2617,7 +2693,7 @@
               <w:szCs w:val="22"/>
             </w:rPr>
           </w:pPr>
-          <w:hyperlink w:anchor="_Toc243700234" w:history="1">
+          <w:hyperlink w:anchor="_Toc243726504" w:history="1">
             <w:r>
               <w:rPr>
                 <w:rStyle w:val="Hyperlink"/>
@@ -2641,7 +2717,7 @@
               <w:rPr>
                 <w:noProof/>
               </w:rPr>
-              <w:instrText xml:space="preserve"> PAGEREF _Toc243700234 \h </w:instrText>
+              <w:instrText xml:space="preserve"> PAGEREF _Toc243726504 \h </w:instrText>
             </w:r>
             <w:r>
               <w:rPr>
@@ -2682,7 +2758,7 @@
               <w:szCs w:val="22"/>
             </w:rPr>
           </w:pPr>
-          <w:hyperlink w:anchor="_Toc243700235" w:history="1">
+          <w:hyperlink w:anchor="_Toc243726505" w:history="1">
             <w:r>
               <w:rPr>
                 <w:rStyle w:val="Hyperlink"/>
@@ -2706,7 +2782,7 @@
               <w:rPr>
                 <w:noProof/>
               </w:rPr>
-              <w:instrText xml:space="preserve"> PAGEREF _Toc243700235 \h </w:instrText>
+              <w:instrText xml:space="preserve"> PAGEREF _Toc243726505 \h </w:instrText>
             </w:r>
             <w:r>
               <w:rPr>
@@ -2747,7 +2823,7 @@
               <w:szCs w:val="22"/>
             </w:rPr>
           </w:pPr>
-          <w:hyperlink w:anchor="_Toc243700236" w:history="1">
+          <w:hyperlink w:anchor="_Toc243726506" w:history="1">
             <w:r>
               <w:rPr>
                 <w:rStyle w:val="Hyperlink"/>
@@ -2771,7 +2847,7 @@
               <w:rPr>
                 <w:noProof/>
               </w:rPr>
-              <w:instrText xml:space="preserve"> PAGEREF _Toc243700236 \h </w:instrText>
+              <w:instrText xml:space="preserve"> PAGEREF _Toc243726506 \h </w:instrText>
             </w:r>
             <w:r>
               <w:rPr>
@@ -2812,7 +2888,7 @@
               <w:szCs w:val="22"/>
             </w:rPr>
           </w:pPr>
-          <w:hyperlink w:anchor="_Toc243700237" w:history="1">
+          <w:hyperlink w:anchor="_Toc243726507" w:history="1">
             <w:r>
               <w:rPr>
                 <w:rStyle w:val="Hyperlink"/>
@@ -2836,7 +2912,7 @@
               <w:rPr>
                 <w:noProof/>
               </w:rPr>
-              <w:instrText xml:space="preserve"> PAGEREF _Toc243700237 \h </w:instrText>
+              <w:instrText xml:space="preserve"> PAGEREF _Toc243726507 \h </w:instrText>
             </w:r>
             <w:r>
               <w:rPr>
@@ -2877,7 +2953,7 @@
               <w:szCs w:val="22"/>
             </w:rPr>
           </w:pPr>
-          <w:hyperlink w:anchor="_Toc243700238" w:history="1">
+          <w:hyperlink w:anchor="_Toc243726508" w:history="1">
             <w:r>
               <w:rPr>
                 <w:rStyle w:val="Hyperlink"/>
@@ -2901,7 +2977,7 @@
               <w:rPr>
                 <w:noProof/>
               </w:rPr>
-              <w:instrText xml:space="preserve"> PAGEREF _Toc243700238 \h </w:instrText>
+              <w:instrText xml:space="preserve"> PAGEREF _Toc243726508 \h </w:instrText>
             </w:r>
             <w:r>
               <w:rPr>
@@ -2942,7 +3018,7 @@
               <w:szCs w:val="22"/>
             </w:rPr>
           </w:pPr>
-          <w:hyperlink w:anchor="_Toc243700239" w:history="1">
+          <w:hyperlink w:anchor="_Toc243726509" w:history="1">
             <w:r>
               <w:rPr>
                 <w:rStyle w:val="Hyperlink"/>
@@ -2966,7 +3042,72 @@
               <w:rPr>
                 <w:noProof/>
               </w:rPr>
-              <w:instrText xml:space="preserve"> PAGEREF _Toc243700239 \h </w:instrText>
+              <w:instrText xml:space="preserve"> PAGEREF _Toc243726509 \h </w:instrText>
+            </w:r>
+            <w:r>
+              <w:rPr>
+                <w:noProof/>
+              </w:rPr>
+            </w:r>
+            <w:r>
+              <w:rPr>
+                <w:noProof/>
+              </w:rPr>
+              <w:fldChar w:fldCharType="separate"/>
+            </w:r>
+            <w:r>
+              <w:rPr>
+                <w:noProof/>
+              </w:rPr>
+              <w:t>18</w:t>
+            </w:r>
+            <w:r>
+              <w:rPr>
+                <w:noProof/>
+              </w:rPr>
+              <w:fldChar w:fldCharType="end"/>
+            </w:r>
+          </w:hyperlink>
+        </w:p>
+        <w:p>
+          <w:pPr>
+            <w:pStyle w:val="TOC2"/>
+            <w:tabs>
+              <w:tab w:val="right" w:leader="dot" w:pos="9628"/>
+            </w:tabs>
+            <w:rPr>
+              <w:rFonts w:asciiTheme="minorHAnsi" w:eastAsiaTheme="minorEastAsia" w:hAnsiTheme="minorHAnsi" w:cstheme="minorBidi"/>
+              <w:noProof/>
+              <w:color w:val="auto"/>
+              <w:sz w:val="22"/>
+              <w:szCs w:val="22"/>
+            </w:rPr>
+          </w:pPr>
+          <w:hyperlink w:anchor="_Toc243726510" w:history="1">
+            <w:r>
+              <w:rPr>
+                <w:rStyle w:val="Hyperlink"/>
+                <w:noProof/>
+              </w:rPr>
+              <w:t>11.9  Changing a policy</w:t>
+            </w:r>
+            <w:r>
+              <w:rPr>
+                <w:noProof/>
+              </w:rPr>
+              <w:tab/>
+            </w:r>
+            <w:r>
+              <w:rPr>
+                <w:noProof/>
+              </w:rPr>
+              <w:fldChar w:fldCharType="begin"/>
+            </w:r>
+            <w:r>
+              <w:rPr>
+                <w:noProof/>
+              </w:rPr>
+              <w:instrText xml:space="preserve"> PAGEREF _Toc243726510 \h </w:instrText>
             </w:r>
             <w:r>
               <w:rPr>
@@ -3007,7 +3148,7 @@
               <w:szCs w:val="22"/>
             </w:rPr>
           </w:pPr>
-          <w:hyperlink w:anchor="_Toc243700240" w:history="1">
+          <w:hyperlink w:anchor="_Toc243726511" w:history="1">
             <w:r>
               <w:rPr>
                 <w:rStyle w:val="Hyperlink"/>
@@ -3031,7 +3172,7 @@
               <w:rPr>
                 <w:noProof/>
               </w:rPr>
-              <w:instrText xml:space="preserve"> PAGEREF _Toc243700240 \h </w:instrText>
+              <w:instrText xml:space="preserve"> PAGEREF _Toc243726511 \h </w:instrText>
             </w:r>
             <w:r>
               <w:rPr>
@@ -3074,7 +3215,7 @@
       <w:pPr>
         <w:pStyle w:val="Heading1"/>
       </w:pPr>
-      <w:bookmarkStart w:id="1" w:name="_Toc243700217"/>
+      <w:bookmarkStart w:id="1" w:name="_Toc243726487"/>
       <w:r>
         <w:lastRenderedPageBreak/>
         <w:t>1  Introduction</w:t>
@@ -3086,10 +3227,10 @@
         <w:spacing w:after="120" w:line="276" w:lineRule="auto"/>
       </w:pPr>
       <w:r>
-        <w:t>Everything runs on one company computer: Windows 11 with an Ubuntu Linux environment inside it (WSL). The database and all servers run inside Ubuntu; the desktop app, ngrok and Android tools run on Windows. This guide is for the person wh</w:t>
-      </w:r>
-      <w:r>
-        <w:t>o keeps that computer and the system running.</w:t>
+        <w:t>Everything runs on one company computer: Windows 11 with an Ubuntu Linux environment inside it (WSL). The database and all servers run inside Ubuntu; the desktop app, ngrok and Android tools run on Windows. This guide is for the person who keeps that compu</w:t>
+      </w:r>
+      <w:r>
+        <w:t>ter and the system running.</w:t>
       </w:r>
     </w:p>
     <w:p>
@@ -3101,7 +3242,7 @@
       <w:pPr>
         <w:pStyle w:val="Heading1"/>
       </w:pPr>
-      <w:bookmarkStart w:id="2" w:name="_Toc243700218"/>
+      <w:bookmarkStart w:id="2" w:name="_Toc243726488"/>
       <w:r>
         <w:lastRenderedPageBreak/>
         <w:t>2  Where things are</w:t>
@@ -4005,7 +4146,7 @@
       <w:pPr>
         <w:pStyle w:val="Heading1"/>
       </w:pPr>
-      <w:bookmarkStart w:id="3" w:name="_Toc243700219"/>
+      <w:bookmarkStart w:id="3" w:name="_Toc243726489"/>
       <w:r>
         <w:lastRenderedPageBreak/>
         <w:t>3  Starting the system</w:t>
@@ -4016,7 +4157,7 @@
       <w:pPr>
         <w:pStyle w:val="Heading2"/>
       </w:pPr>
-      <w:bookmarkStart w:id="4" w:name="_Toc243700220"/>
+      <w:bookmarkStart w:id="4" w:name="_Toc243726490"/>
       <w:r>
         <w:t>3.1  Recommended: the desktop app</w:t>
       </w:r>
@@ -4096,7 +4237,7 @@
       <w:pPr>
         <w:pStyle w:val="Heading2"/>
       </w:pPr>
-      <w:bookmarkStart w:id="5" w:name="_Toc243700221"/>
+      <w:bookmarkStart w:id="5" w:name="_Toc243726491"/>
       <w:r>
         <w:t>3.2  Alternative: the launch script</w:t>
       </w:r>
@@ -4126,7 +4267,7 @@
       <w:pPr>
         <w:pStyle w:val="Heading2"/>
       </w:pPr>
-      <w:bookmarkStart w:id="6" w:name="_Toc243700222"/>
+      <w:bookmarkStart w:id="6" w:name="_Toc243726492"/>
       <w:r>
         <w:t>3.3  By hand (inside Ubuntu)</w:t>
       </w:r>
@@ -5329,7 +5470,7 @@
       <w:pPr>
         <w:pStyle w:val="Heading1"/>
       </w:pPr>
-      <w:bookmarkStart w:id="7" w:name="_Toc243700223"/>
+      <w:bookmarkStart w:id="7" w:name="_Toc243726493"/>
       <w:r>
         <w:lastRenderedPageBreak/>
         <w:t>4  Stopping the system</w:t>
@@ -5385,7 +5526,7 @@
       <w:pPr>
         <w:pStyle w:val="Heading2"/>
       </w:pPr>
-      <w:bookmarkStart w:id="8" w:name="_Toc243700224"/>
+      <w:bookmarkStart w:id="8" w:name="_Toc243726494"/>
       <w:r>
         <w:t>4.1  After the move to a hosting provider</w:t>
       </w:r>
@@ -5459,7 +5600,7 @@
       <w:pPr>
         <w:pStyle w:val="Heading1"/>
       </w:pPr>
-      <w:bookmarkStart w:id="9" w:name="_Toc243700225"/>
+      <w:bookmarkStart w:id="9" w:name="_Toc243726495"/>
       <w:r>
         <w:lastRenderedPageBreak/>
         <w:t>5  The public address</w:t>
@@ -5599,10 +5740,7 @@
         <w:t>/admin-api/*</w:t>
       </w:r>
       <w:r>
-        <w:t xml:space="preserve"> (the desktop app on other computers, since 5 October 2026 - approved computers only, its API pages hidden) and the M-Pesa callback path. The backend's</w:t>
-      </w:r>
-      <w:r>
-        <w:t xml:space="preserve"> other endpoints are never public.</w:t>
+        <w:t xml:space="preserve"> (the desktop app on other computers, since 5 October 2026 - approved computers only, its API pages hidden) and the M-Pesa callback path. The backend's other endpoints are never public.</w:t>
       </w:r>
     </w:p>
     <w:p>
@@ -5615,7 +5753,10 @@
         <w:spacing w:after="60" w:line="264" w:lineRule="auto"/>
       </w:pPr>
       <w:r>
-        <w:t>The ngrok status page on Windows is http://localhost:4040 (requests, errors).</w:t>
+        <w:t>The ngrok status page on Windows is http://localhost:4040 (requests, e</w:t>
+      </w:r>
+      <w:r>
+        <w:t>rrors).</w:t>
       </w:r>
     </w:p>
     <w:p>
@@ -5640,7 +5781,10 @@
         <w:t>MPESA_CALLBACK_URL</w:t>
       </w:r>
       <w:r>
-        <w:t>, the B2C result URLs and the Google sign-in authorised origins (Google Cloud Console, project "Dateroem", APIs and Services &gt; Credentials, the web client), and rebuild the shared APK.</w:t>
+        <w:t>, the B2C result URLs and the Google sign-in authorised origins (Google Cloud Console, project "Dateroem", AP</w:t>
+      </w:r>
+      <w:r>
+        <w:t>Is and Services &gt; Credentials, the web client), and rebuild the shared APK.</w:t>
       </w:r>
     </w:p>
     <w:p>
@@ -5653,10 +5797,7 @@
         <w:spacing w:after="60" w:line="264" w:lineRule="auto"/>
       </w:pPr>
       <w:r>
-        <w:t>The ngrok account token is stored in ngrok's own configuration on Windo</w:t>
-      </w:r>
-      <w:r>
-        <w:t>ws, not in the project.</w:t>
+        <w:t>The ngrok account token is stored in ngrok's own configuration on Windows, not in the project.</w:t>
       </w:r>
     </w:p>
     <w:p>
@@ -5682,10 +5823,13 @@
         <w:t xml:space="preserve">Tip: </w:t>
       </w:r>
       <w:r>
-        <w:t>For production the system moves to a rented server under the company domain, where Caddy obtains HTTPS certificates itself and the paths stay the same. The Hosting and Deployment Guide (DWS-CFG-03) and the deploy/ folder cover</w:t>
-      </w:r>
-      <w:r>
-        <w:t xml:space="preserve"> it: where to host, the domain, the move step by step, running the server (services, logs, backups) and every value to change.</w:t>
+        <w:t>For production the system moves to a rented server under the company domain, wh</w:t>
+      </w:r>
+      <w:r>
+        <w:t>ere Caddy obtains HTTPS certificates itself and the paths stay the same. The Hosting and Deployment Guide (DWS-CFG-03) and the deploy/ folder cover it: where to host, the domain, the move step by step, running the server (services, logs, backups) and every</w:t>
+      </w:r>
+      <w:r>
+        <w:t xml:space="preserve"> value to change.</w:t>
       </w:r>
     </w:p>
     <w:p>
@@ -5706,10 +5850,10 @@
         <w:t xml:space="preserve">Caution: </w:t>
       </w:r>
       <w:r>
-        <w:t>ngrok can be up while the Tunnel Router (Caddy) is not - then every public request fails although the website works on t</w:t>
-      </w:r>
-      <w:r>
-        <w:t>his computer (8 October 2026, after an internet drop). After any restart or internet drop, check that "Tunnel Router (Caddy)" shows as running in the Servers section.</w:t>
+        <w:t>ngrok can be up while the Tunnel Router (Caddy) is not - then every public request fails although the website works on this computer (8 October 2026, after an internet drop). After any restart or internet drop, check that "Tunnel</w:t>
+      </w:r>
+      <w:r>
+        <w:t xml:space="preserve"> Router (Caddy)" shows as running in the Servers section.</w:t>
       </w:r>
     </w:p>
     <w:p>
@@ -5721,7 +5865,7 @@
       <w:pPr>
         <w:pStyle w:val="Heading1"/>
       </w:pPr>
-      <w:bookmarkStart w:id="10" w:name="_Toc243700226"/>
+      <w:bookmarkStart w:id="10" w:name="_Toc243726496"/>
       <w:r>
         <w:lastRenderedPageBreak/>
         <w:t>6  Checking health</w:t>
@@ -6609,7 +6753,7 @@
       <w:pPr>
         <w:pStyle w:val="Heading1"/>
       </w:pPr>
-      <w:bookmarkStart w:id="11" w:name="_Toc243700227"/>
+      <w:bookmarkStart w:id="11" w:name="_Toc243726497"/>
       <w:r>
         <w:lastRenderedPageBreak/>
         <w:t>7  Logs</w:t>
@@ -7018,7 +7162,7 @@
       <w:pPr>
         <w:pStyle w:val="Heading1"/>
       </w:pPr>
-      <w:bookmarkStart w:id="12" w:name="_Toc243700228"/>
+      <w:bookmarkStart w:id="12" w:name="_Toc243726498"/>
       <w:r>
         <w:lastRenderedPageBreak/>
         <w:t>8  Applying changes</w:t>
@@ -7624,7 +7768,7 @@
       <w:pPr>
         <w:pStyle w:val="Heading1"/>
       </w:pPr>
-      <w:bookmarkStart w:id="13" w:name="_Toc243700229"/>
+      <w:bookmarkStart w:id="13" w:name="_Toc243726499"/>
       <w:r>
         <w:lastRenderedPageBreak/>
         <w:t>9  Testing the mobile app</w:t>
@@ -7692,10 +7836,10 @@
         <w:spacing w:after="60" w:line="264" w:lineRule="auto"/>
       </w:pPr>
       <w:r>
-        <w:t>Only after the change works on USB, rebuild the shared APK with the public address and replace the file in the downloads fol</w:t>
-      </w:r>
-      <w:r>
-        <w:t>der (see DWS-MOB-02).</w:t>
+        <w:t>Only after the change works on USB, rebuild the shared APK with th</w:t>
+      </w:r>
+      <w:r>
+        <w:t>e public address and replace the file in the downloads folder (see DWS-MOB-02).</w:t>
       </w:r>
     </w:p>
     <w:p>
@@ -7712,7 +7856,7 @@
       <w:pPr>
         <w:pStyle w:val="Heading1"/>
       </w:pPr>
-      <w:bookmarkStart w:id="14" w:name="_Toc243700230"/>
+      <w:bookmarkStart w:id="14" w:name="_Toc243726500"/>
       <w:r>
         <w:lastRenderedPageBreak/>
         <w:t>10  Routine maintenance</w:t>
@@ -7861,14 +8005,14 @@
                 <w:sz w:val="19"/>
                 <w:szCs w:val="19"/>
               </w:rPr>
-              <w:t>Check all servers are green; look at unassigned transactions and pending refunds; confirm the tunnel is online; answer new customer emails under the Customers label in the business Gmai</w:t>
-            </w:r>
-            <w:r>
-              <w:rPr>
-                <w:sz w:val="19"/>
-                <w:szCs w:val="19"/>
-              </w:rPr>
-              <w:t>l</w:t>
+              <w:t>Check all servers are green; look at unassigned transactions and pending refunds; confirm the tunnel is online; answer new cust</w:t>
+            </w:r>
+            <w:r>
+              <w:rPr>
+                <w:sz w:val="19"/>
+                <w:szCs w:val="19"/>
+              </w:rPr>
+              <w:t>omer emails under the Customers label in the business Gmail</w:t>
             </w:r>
           </w:p>
         </w:tc>
@@ -7988,7 +8132,14 @@
                 <w:sz w:val="19"/>
                 <w:szCs w:val="19"/>
               </w:rPr>
-              <w:t>Install Windows and Ubuntu updates (then restart and Start All); review user accounts and disable people who left</w:t>
+              <w:t xml:space="preserve">Install Windows and Ubuntu updates </w:t>
+            </w:r>
+            <w:r>
+              <w:rPr>
+                <w:sz w:val="19"/>
+                <w:szCs w:val="19"/>
+              </w:rPr>
+              <w:t>(then restart and Start All); review user accounts and disable people who left</w:t>
             </w:r>
           </w:p>
         </w:tc>
@@ -8525,7 +8676,7 @@
       <w:pPr>
         <w:pStyle w:val="Heading1"/>
       </w:pPr>
-      <w:bookmarkStart w:id="15" w:name="_Toc243700231"/>
+      <w:bookmarkStart w:id="15" w:name="_Toc243726501"/>
       <w:r>
         <w:lastRenderedPageBreak/>
         <w:t>11  Desktop access and the SuperAdmin</w:t>
@@ -8557,10 +8708,10 @@
         <w:t>First sign-in after the update.</w:t>
       </w:r>
       <w:r>
-        <w:t xml:space="preserve"> Sign in</w:t>
-      </w:r>
-      <w:r>
-        <w:t xml:space="preserve"> as the SuperAdmin first on the owner's computer: the SuperAdmin's first computer is approved automatically. Then each Admin signs in on their own computer, sees "This computer is waiting for approval", and the SuperAdmin approves it in Users &gt; Computers.</w:t>
+        <w:t xml:space="preserve"> Sign in as the SuperAdmin first on the owner's computer: the SuperAdmin's first computer is approved automatically. Then each Admin signs in on their own computer, sees "This computer is waiting for approval", and the SuperAdmin approves it in Users &gt; Com</w:t>
+      </w:r>
+      <w:r>
+        <w:t>puters.</w:t>
       </w:r>
     </w:p>
     <w:p>
@@ -8600,7 +8751,10 @@
         <w:t>Wrong passwords.</w:t>
       </w:r>
       <w:r>
-        <w:t xml:space="preserve"> After 5 wrong passwords in 15 minutes the account waits from that address; restarting the admin server clears the count at once.</w:t>
+        <w:t xml:space="preserve"> After 5 wrong passwor</w:t>
+      </w:r>
+      <w:r>
+        <w:t>ds in 15 minutes the account waits from that address; restarting the admin server clears the count at once.</w:t>
       </w:r>
     </w:p>
     <w:p>
@@ -8612,7 +8766,7 @@
       <w:pPr>
         <w:pStyle w:val="Heading2"/>
       </w:pPr>
-      <w:bookmarkStart w:id="16" w:name="_Toc243700232"/>
+      <w:bookmarkStart w:id="16" w:name="_Toc243726502"/>
       <w:r>
         <w:t>11.1  If the SuperAdmin's only computer is lost</w:t>
       </w:r>
@@ -8623,10 +8777,10 @@
         <w:spacing w:after="120" w:line="276" w:lineRule="auto"/>
       </w:pPr>
       <w:r>
-        <w:t>Nobody else can approve a computer, so this is done once on the server, insid</w:t>
-      </w:r>
-      <w:r>
-        <w:t>e Ubuntu, by someone with database access. First let the SuperAdmin sign in on the new computer so it is listed as waiting, then approve that row and block the lost one:</w:t>
+        <w:t>Nobody else can approve a computer, so this is done once on the server, inside Ubuntu, by someone w</w:t>
+      </w:r>
+      <w:r>
+        <w:t>ith database access. First let the SuperAdmin sign in on the new computer so it is listed as waiting, then approve that row and block the lost one:</w:t>
       </w:r>
     </w:p>
     <w:p>
@@ -8755,7 +8909,7 @@
       <w:pPr>
         <w:pStyle w:val="Heading2"/>
       </w:pPr>
-      <w:bookmarkStart w:id="17" w:name="_Toc243700233"/>
+      <w:bookmarkStart w:id="17" w:name="_Toc243726503"/>
       <w:r>
         <w:t>11.2  Giving the desktop app to another admin</w:t>
       </w:r>
@@ -8840,7 +8994,7 @@
       <w:pPr>
         <w:pStyle w:val="Heading2"/>
       </w:pPr>
-      <w:bookmarkStart w:id="18" w:name="_Toc243700234"/>
+      <w:bookmarkStart w:id="18" w:name="_Toc243726504"/>
       <w:r>
         <w:t>11.</w:t>
       </w:r>
@@ -8864,7 +9018,7 @@
       <w:pPr>
         <w:pStyle w:val="Heading2"/>
       </w:pPr>
-      <w:bookmarkStart w:id="19" w:name="_Toc243700235"/>
+      <w:bookmarkStart w:id="19" w:name="_Toc243726505"/>
       <w:r>
         <w:t>11.4  Resetting someone's password</w:t>
       </w:r>
@@ -8888,7 +9042,7 @@
       <w:pPr>
         <w:pStyle w:val="Heading2"/>
       </w:pPr>
-      <w:bookmarkStart w:id="20" w:name="_Toc243700236"/>
+      <w:bookmarkStart w:id="20" w:name="_Toc243726506"/>
       <w:r>
         <w:lastRenderedPageBreak/>
         <w:t>11.5  The idle lock</w:t>
@@ -8910,7 +9064,7 @@
       <w:pPr>
         <w:pStyle w:val="Heading2"/>
       </w:pPr>
-      <w:bookmarkStart w:id="21" w:name="_Toc243700237"/>
+      <w:bookmarkStart w:id="21" w:name="_Toc243726507"/>
       <w:r>
         <w:t>11.6  Orders near their promised date</w:t>
       </w:r>
@@ -8928,7 +9082,7 @@
       <w:pPr>
         <w:pStyle w:val="Heading2"/>
       </w:pPr>
-      <w:bookmarkStart w:id="22" w:name="_Toc243700238"/>
+      <w:bookmarkStart w:id="22" w:name="_Toc243726508"/>
       <w:r>
         <w:t xml:space="preserve">11.7 </w:t>
       </w:r>
@@ -8966,7 +9120,7 @@
       <w:pPr>
         <w:pStyle w:val="Heading2"/>
       </w:pPr>
-      <w:bookmarkStart w:id="23" w:name="_Toc243700239"/>
+      <w:bookmarkStart w:id="23" w:name="_Toc243726509"/>
       <w:r>
         <w:t>11.8  Checking that every save arrives</w:t>
       </w:r>
@@ -8990,6 +9144,27 @@
       </w:r>
     </w:p>
     <w:p>
+      <w:pPr>
+        <w:pStyle w:val="Heading2"/>
+      </w:pPr>
+      <w:bookmarkStart w:id="24" w:name="_Toc243726510"/>
+      <w:r>
+        <w:t>11.9  Changing a policy</w:t>
+      </w:r>
+      <w:bookmarkEnd w:id="24"/>
+    </w:p>
+    <w:p>
+      <w:pPr>
+        <w:spacing w:after="120" w:line="276" w:lineRule="auto"/>
+      </w:pPr>
+      <w:r>
+        <w:t xml:space="preserve">The words of Returns &amp; Refunds, Privacy and Terms are in frontend/website/src/core/policies.js, with the date shown at the top (POLICY_UPDATED - change it with the words). When a refund rule changes, change three places together: </w:t>
+      </w:r>
+      <w:r>
+        <w:t>that file, the Help answer "Can I change or cancel an order after paying?" (desktop FAQs) and the assistant's rules in backend AiChatService.java (the customer guide). Then rebuild the website (see Applying changes) and restart the backend.</w:t>
+      </w:r>
+    </w:p>
+    <w:p>
       <w:r>
         <w:br w:type="page"/>
       </w:r>
@@ -8998,12 +9173,15 @@
       <w:pPr>
         <w:pStyle w:val="Heading1"/>
       </w:pPr>
-      <w:bookmarkStart w:id="24" w:name="_Toc243700240"/>
+      <w:bookmarkStart w:id="25" w:name="_Toc243726511"/>
       <w:r>
         <w:lastRenderedPageBreak/>
-        <w:t>12  Network notes for this computer</w:t>
-      </w:r>
-      <w:bookmarkEnd w:id="24"/>
+        <w:t>12  Network n</w:t>
+      </w:r>
+      <w:r>
+        <w:t>otes for this computer</w:t>
+      </w:r>
+      <w:bookmarkEnd w:id="25"/>
     </w:p>
     <w:p>
       <w:pPr>
@@ -9028,10 +9206,10 @@
         <w:spacing w:after="60" w:line="264" w:lineRule="auto"/>
       </w:pPr>
       <w:r>
-        <w:t>Windows reaches the servers inside Ubuntu through WSL's port forwarding. If Windows tools suddenly cannot reach a runnin</w:t>
-      </w:r>
-      <w:r>
-        <w:t>g server, restart WSL (</w:t>
+        <w:t>Windows reaches the servers inside Ubuntu through WSL's port forwarding. If Windows tools suddenly cannot reach a running server, restart</w:t>
+      </w:r>
+      <w:r>
+        <w:t xml:space="preserve"> WSL (</w:t>
       </w:r>
       <w:r>
         <w:rPr>
@@ -9056,10 +9234,10 @@
         <w:spacing w:after="60" w:line="264" w:lineRule="auto"/>
       </w:pPr>
       <w:r>
-        <w:t>Java is forced to IPv4 and the website proxy uses 127.0.0.1 instead of "localhost", because "localhost" sometimes resolved to an unreachabl</w:t>
-      </w:r>
-      <w:r>
-        <w:t>e IPv6 address here.</w:t>
+        <w:t>Java is forced to IPv4 and the website proxy uses 127.0.0.1 instead of "localhost", because "localhost" sometimes resolved to an unreachable IPv6 address he</w:t>
+      </w:r>
+      <w:r>
+        <w:t>re.</w:t>
       </w:r>
     </w:p>
     <w:p>
@@ -9274,15 +9452,7 @@
         <w:sz w:val="16"/>
         <w:szCs w:val="16"/>
       </w:rPr>
-      <w:t>Dateroem Wood Sales - System Document</w:t>
-    </w:r>
-    <w:r>
-      <w:rPr>
-        <w:color w:val="5F6B66"/>
-        <w:sz w:val="16"/>
-        <w:szCs w:val="16"/>
-      </w:rPr>
-      <w:t>ation</w:t>
+      <w:t>Dateroem Wood Sales - System Documentation</w:t>
     </w:r>
     <w:r>
       <w:rPr>
@@ -9313,10 +9483,10 @@
 <file path=word/numbering.xml><?xml version="1.0" encoding="utf-8"?>
 <w:numbering xmlns:wpc="http://schemas.microsoft.com/office/word/2010/wordprocessingCanvas" xmlns:cx="http://schemas.microsoft.com/office/drawing/2014/chartex" xmlns:cx1="http://schemas.microsoft.com/office/drawing/2015/9/8/chartex" xmlns:mc="http://schemas.openxmlformats.org/markup-compatibility/2006" xmlns:o="urn:schemas-microsoft-com:office:office" xmlns:r="http://schemas.openxmlformats.org/officeDocument/2006/relationships" xmlns:m="http://schemas.openxmlformats.org/officeDocument/2006/math" xmlns:v="urn:schemas-microsoft-com:vml" xmlns:wp14="http://schemas.microsoft.com/office/word/2010/wordprocessingDrawing" xmlns:wp="http://schemas.openxmlformats.org/drawingml/2006/wordprocessingDrawing" xmlns:w10="urn:schemas-microsoft-com:office:word" xmlns:w="http://schemas.openxmlformats.org/wordprocessingml/2006/main" xmlns:w14="http://schemas.microsoft.com/office/word/2010/wordml" xmlns:w15="http://schemas.microsoft.com/office/word/2012/wordml" xmlns:w16se="http://schemas.microsoft.com/office/word/2015/wordml/symex" xmlns:wpg="http://schemas.microsoft.com/office/word/2010/wordprocessingGroup" xmlns:wpi="http://schemas.microsoft.com/office/word/2010/wordprocessingInk" xmlns:wne="http://schemas.microsoft.com/office/word/2006/wordml" xmlns:wps="http://schemas.microsoft.com/office/word/2010/wordprocessingShape" mc:Ignorable="w14 w15 w16se wp14">
   <w:abstractNum w:abstractNumId="0" w15:restartNumberingAfterBreak="0">
-    <w:nsid w:val="020F2D2C"/>
+    <w:nsid w:val="07F16321"/>
     <w:multiLevelType w:val="hybridMultilevel"/>
-    <w:tmpl w:val="5E3EC524"/>
-    <w:lvl w:ilvl="0" w:tplc="9F589530" w:tentative="1">
+    <w:tmpl w:val="56B28742"/>
+    <w:lvl w:ilvl="0" w:tplc="844E1E92" w:tentative="1">
       <w:start w:val="1"/>
       <w:numFmt w:val="bullet"/>
       <w:lvlText w:val="●"/>
@@ -9325,7 +9495,7 @@
         <w:ind w:left="720" w:hanging="360"/>
       </w:pPr>
     </w:lvl>
-    <w:lvl w:ilvl="1" w:tplc="FE303704" w:tentative="1">
+    <w:lvl w:ilvl="1" w:tplc="14066F14" w:tentative="1">
       <w:start w:val="1"/>
       <w:numFmt w:val="bullet"/>
       <w:lvlText w:val="○"/>
@@ -9334,7 +9504,7 @@
         <w:ind w:left="1440" w:hanging="360"/>
       </w:pPr>
     </w:lvl>
-    <w:lvl w:ilvl="2" w:tplc="049C3840" w:tentative="1">
+    <w:lvl w:ilvl="2" w:tplc="D25EEF76" w:tentative="1">
       <w:start w:val="1"/>
       <w:numFmt w:val="bullet"/>
       <w:lvlText w:val="■"/>
@@ -9343,7 +9513,7 @@
         <w:ind w:left="2160" w:hanging="360"/>
       </w:pPr>
     </w:lvl>
-    <w:lvl w:ilvl="3" w:tplc="82D6B11A" w:tentative="1">
+    <w:lvl w:ilvl="3" w:tplc="46246AEA" w:tentative="1">
       <w:start w:val="1"/>
       <w:numFmt w:val="bullet"/>
       <w:lvlText w:val="●"/>
@@ -9352,7 +9522,7 @@
         <w:ind w:left="2880" w:hanging="360"/>
       </w:pPr>
     </w:lvl>
-    <w:lvl w:ilvl="4" w:tplc="E58E3552" w:tentative="1">
+    <w:lvl w:ilvl="4" w:tplc="32C04EE4" w:tentative="1">
       <w:start w:val="1"/>
       <w:numFmt w:val="bullet"/>
       <w:lvlText w:val="○"/>
@@ -9361,7 +9531,7 @@
         <w:ind w:left="3600" w:hanging="360"/>
       </w:pPr>
     </w:lvl>
-    <w:lvl w:ilvl="5" w:tplc="12106F8C" w:tentative="1">
+    <w:lvl w:ilvl="5" w:tplc="FC6C6F9E" w:tentative="1">
       <w:start w:val="1"/>
       <w:numFmt w:val="bullet"/>
       <w:lvlText w:val="■"/>
@@ -9370,7 +9540,7 @@
         <w:ind w:left="4320" w:hanging="360"/>
       </w:pPr>
     </w:lvl>
-    <w:lvl w:ilvl="6" w:tplc="B3240F2A" w:tentative="1">
+    <w:lvl w:ilvl="6" w:tplc="7CFA08AA" w:tentative="1">
       <w:start w:val="1"/>
       <w:numFmt w:val="bullet"/>
       <w:lvlText w:val="●"/>
@@ -9379,7 +9549,7 @@
         <w:ind w:left="5040" w:hanging="360"/>
       </w:pPr>
     </w:lvl>
-    <w:lvl w:ilvl="7" w:tplc="112AD146" w:tentative="1">
+    <w:lvl w:ilvl="7" w:tplc="A0B266DE" w:tentative="1">
       <w:start w:val="1"/>
       <w:numFmt w:val="bullet"/>
       <w:lvlText w:val="●"/>
@@ -9388,7 +9558,7 @@
         <w:ind w:left="5760" w:hanging="360"/>
       </w:pPr>
     </w:lvl>
-    <w:lvl w:ilvl="8" w:tplc="06C4FA26" w:tentative="1">
+    <w:lvl w:ilvl="8" w:tplc="AFE46194" w:tentative="1">
       <w:start w:val="1"/>
       <w:numFmt w:val="bullet"/>
       <w:lvlText w:val="●"/>
@@ -9399,124 +9569,124 @@
     </w:lvl>
   </w:abstractNum>
   <w:abstractNum w:abstractNumId="1" w15:restartNumberingAfterBreak="0">
-    <w:nsid w:val="037A2166"/>
+    <w:nsid w:val="158D09C9"/>
     <w:multiLevelType w:val="hybridMultilevel"/>
-    <w:tmpl w:val="02C24EA6"/>
-    <w:lvl w:ilvl="0" w:tplc="9AAEB2A2">
+    <w:tmpl w:val="0E6E1710"/>
+    <w:lvl w:ilvl="0" w:tplc="0AE65B0E">
       <w:start w:val="1"/>
-      <w:numFmt w:val="bullet"/>
-      <w:lvlText w:val="•"/>
+      <w:numFmt w:val="decimal"/>
+      <w:lvlText w:val="%1."/>
       <w:lvlJc w:val="left"/>
       <w:pPr>
         <w:ind w:left="540" w:hanging="300"/>
       </w:pPr>
     </w:lvl>
-    <w:lvl w:ilvl="1" w:tplc="9C32A632" w:tentative="1">
+    <w:lvl w:ilvl="1" w:tplc="B5482EB0" w:tentative="1">
       <w:start w:val="1"/>
-      <w:numFmt w:val="bullet"/>
-      <w:lvlText w:val="–"/>
+      <w:numFmt w:val="lowerLetter"/>
+      <w:lvlText w:val="%2."/>
       <w:lvlJc w:val="left"/>
       <w:pPr>
         <w:ind w:left="940" w:hanging="300"/>
       </w:pPr>
     </w:lvl>
-    <w:lvl w:ilvl="2" w:tplc="478AE2A8" w:tentative="1">
+    <w:lvl w:ilvl="2" w:tplc="6938F460" w:tentative="1">
       <w:start w:val="1"/>
-      <w:numFmt w:val="bullet"/>
-      <w:lvlText w:val="◦"/>
+      <w:numFmt w:val="lowerRoman"/>
+      <w:lvlText w:val="%3."/>
       <w:lvlJc w:val="left"/>
       <w:pPr>
         <w:ind w:left="1340" w:hanging="300"/>
       </w:pPr>
     </w:lvl>
-    <w:lvl w:ilvl="3" w:tplc="FE0CDEF2">
+    <w:lvl w:ilvl="3" w:tplc="9962E750">
       <w:numFmt w:val="decimal"/>
       <w:lvlText w:val=""/>
       <w:lvlJc w:val="left"/>
     </w:lvl>
-    <w:lvl w:ilvl="4" w:tplc="6930F3BC">
+    <w:lvl w:ilvl="4" w:tplc="7BF4ACAC">
       <w:numFmt w:val="decimal"/>
       <w:lvlText w:val=""/>
       <w:lvlJc w:val="left"/>
     </w:lvl>
-    <w:lvl w:ilvl="5" w:tplc="25A46C38">
+    <w:lvl w:ilvl="5" w:tplc="E634E90A">
       <w:numFmt w:val="decimal"/>
       <w:lvlText w:val=""/>
       <w:lvlJc w:val="left"/>
     </w:lvl>
-    <w:lvl w:ilvl="6" w:tplc="2C66D2D6">
+    <w:lvl w:ilvl="6" w:tplc="BC4E735A">
       <w:numFmt w:val="decimal"/>
       <w:lvlText w:val=""/>
       <w:lvlJc w:val="left"/>
     </w:lvl>
-    <w:lvl w:ilvl="7" w:tplc="D43206E2">
+    <w:lvl w:ilvl="7" w:tplc="C278F342">
       <w:numFmt w:val="decimal"/>
       <w:lvlText w:val=""/>
       <w:lvlJc w:val="left"/>
     </w:lvl>
-    <w:lvl w:ilvl="8" w:tplc="5C5EF82C">
+    <w:lvl w:ilvl="8" w:tplc="E12620C8">
       <w:numFmt w:val="decimal"/>
       <w:lvlText w:val=""/>
       <w:lvlJc w:val="left"/>
     </w:lvl>
   </w:abstractNum>
   <w:abstractNum w:abstractNumId="2" w15:restartNumberingAfterBreak="0">
-    <w:nsid w:val="3D831C0F"/>
+    <w:nsid w:val="735304FB"/>
     <w:multiLevelType w:val="hybridMultilevel"/>
-    <w:tmpl w:val="4000A608"/>
-    <w:lvl w:ilvl="0" w:tplc="F924A176">
+    <w:tmpl w:val="7DEAF7A0"/>
+    <w:lvl w:ilvl="0" w:tplc="75F6D61E">
       <w:start w:val="1"/>
-      <w:numFmt w:val="decimal"/>
-      <w:lvlText w:val="%1."/>
+      <w:numFmt w:val="bullet"/>
+      <w:lvlText w:val="•"/>
       <w:lvlJc w:val="left"/>
       <w:pPr>
         <w:ind w:left="540" w:hanging="300"/>
       </w:pPr>
     </w:lvl>
-    <w:lvl w:ilvl="1" w:tplc="BBAA10E4" w:tentative="1">
+    <w:lvl w:ilvl="1" w:tplc="CC1A7670" w:tentative="1">
       <w:start w:val="1"/>
-      <w:numFmt w:val="lowerLetter"/>
-      <w:lvlText w:val="%2."/>
+      <w:numFmt w:val="bullet"/>
+      <w:lvlText w:val="–"/>
       <w:lvlJc w:val="left"/>
       <w:pPr>
         <w:ind w:left="940" w:hanging="300"/>
       </w:pPr>
     </w:lvl>
-    <w:lvl w:ilvl="2" w:tplc="759EB632" w:tentative="1">
+    <w:lvl w:ilvl="2" w:tplc="0A8C11F6" w:tentative="1">
       <w:start w:val="1"/>
-      <w:numFmt w:val="lowerRoman"/>
-      <w:lvlText w:val="%3."/>
+      <w:numFmt w:val="bullet"/>
+      <w:lvlText w:val="◦"/>
       <w:lvlJc w:val="left"/>
       <w:pPr>
         <w:ind w:left="1340" w:hanging="300"/>
       </w:pPr>
     </w:lvl>
-    <w:lvl w:ilvl="3" w:tplc="4B08D148">
+    <w:lvl w:ilvl="3" w:tplc="4D345238">
       <w:numFmt w:val="decimal"/>
       <w:lvlText w:val=""/>
       <w:lvlJc w:val="left"/>
     </w:lvl>
-    <w:lvl w:ilvl="4" w:tplc="7368F598">
+    <w:lvl w:ilvl="4" w:tplc="BB30A2FA">
       <w:numFmt w:val="decimal"/>
       <w:lvlText w:val=""/>
       <w:lvlJc w:val="left"/>
     </w:lvl>
-    <w:lvl w:ilvl="5" w:tplc="77462D24">
+    <w:lvl w:ilvl="5" w:tplc="C3B44842">
       <w:numFmt w:val="decimal"/>
       <w:lvlText w:val=""/>
       <w:lvlJc w:val="left"/>
     </w:lvl>
-    <w:lvl w:ilvl="6" w:tplc="0EAAE3D2">
+    <w:lvl w:ilvl="6" w:tplc="A31AC5BE">
       <w:numFmt w:val="decimal"/>
       <w:lvlText w:val=""/>
       <w:lvlJc w:val="left"/>
     </w:lvl>
-    <w:lvl w:ilvl="7" w:tplc="6D7A67E8">
+    <w:lvl w:ilvl="7" w:tplc="8DA6B482">
       <w:numFmt w:val="decimal"/>
       <w:lvlText w:val=""/>
       <w:lvlJc w:val="left"/>
     </w:lvl>
-    <w:lvl w:ilvl="8" w:tplc="ABD8F2C8">
+    <w:lvl w:ilvl="8" w:tplc="6E784E38">
       <w:numFmt w:val="decimal"/>
       <w:lvlText w:val=""/>
       <w:lvlJc w:val="left"/>
@@ -9529,19 +9699,19 @@
     </w:lvlOverride>
   </w:num>
   <w:num w:numId="2">
+    <w:abstractNumId w:val="1"/>
+    <w:lvlOverride w:ilvl="0">
+      <w:startOverride w:val="1"/>
+    </w:lvlOverride>
+  </w:num>
+  <w:num w:numId="3">
     <w:abstractNumId w:val="2"/>
     <w:lvlOverride w:ilvl="0">
       <w:startOverride w:val="1"/>
     </w:lvlOverride>
   </w:num>
-  <w:num w:numId="3">
+  <w:num w:numId="4">
     <w:abstractNumId w:val="1"/>
-    <w:lvlOverride w:ilvl="0">
-      <w:startOverride w:val="1"/>
-    </w:lvlOverride>
-  </w:num>
-  <w:num w:numId="4">
-    <w:abstractNumId w:val="2"/>
     <w:lvlOverride w:ilvl="0">
       <w:startOverride w:val="1"/>
     </w:lvlOverride>
@@ -10170,7 +10340,7 @@
     <w:autoRedefine/>
     <w:uiPriority w:val="39"/>
     <w:unhideWhenUsed/>
-    <w:rsid w:val="00DD16DE"/>
+    <w:rsid w:val="00D01CF2"/>
     <w:pPr>
       <w:spacing w:after="100"/>
     </w:pPr>
@@ -10182,7 +10352,7 @@
     <w:autoRedefine/>
     <w:uiPriority w:val="39"/>
     <w:unhideWhenUsed/>
-    <w:rsid w:val="00DD16DE"/>
+    <w:rsid w:val="00D01CF2"/>
     <w:pPr>
       <w:spacing w:after="100"/>
       <w:ind w:left="210"/>

--- a/documentation/07 Operations/Running and Operating the System.docx
+++ b/documentation/07 Operations/Running and Operating the System.docx
@@ -289,7 +289,7 @@
                 <w:sz w:val="20"/>
                 <w:szCs w:val="20"/>
               </w:rPr>
-              <w:t>24 October 2026</w:t>
+              <w:t>25 October 2026</w:t>
             </w:r>
           </w:p>
         </w:tc>
@@ -1521,6 +1521,74 @@
           </w:p>
         </w:tc>
       </w:tr>
+      <w:tr>
+        <w:tblPrEx>
+          <w:tblCellMar>
+            <w:top w:w="0" w:type="dxa"/>
+            <w:bottom w:w="0" w:type="dxa"/>
+          </w:tblCellMar>
+        </w:tblPrEx>
+        <w:tc>
+          <w:tcPr>
+            <w:tcW w:w="1300" w:type="dxa"/>
+            <w:tcMar>
+              <w:top w:w="50" w:type="dxa"/>
+              <w:left w:w="90" w:type="dxa"/>
+              <w:bottom w:w="50" w:type="dxa"/>
+              <w:right w:w="90" w:type="dxa"/>
+            </w:tcMar>
+          </w:tcPr>
+          <w:p>
+            <w:r>
+              <w:rPr>
+                <w:sz w:val="19"/>
+                <w:szCs w:val="19"/>
+              </w:rPr>
+              <w:t>1.1</w:t>
+            </w:r>
+          </w:p>
+        </w:tc>
+        <w:tc>
+          <w:tcPr>
+            <w:tcW w:w="1900" w:type="dxa"/>
+            <w:tcMar>
+              <w:top w:w="50" w:type="dxa"/>
+              <w:left w:w="90" w:type="dxa"/>
+              <w:bottom w:w="50" w:type="dxa"/>
+              <w:right w:w="90" w:type="dxa"/>
+            </w:tcMar>
+          </w:tcPr>
+          <w:p>
+            <w:r>
+              <w:rPr>
+                <w:sz w:val="19"/>
+                <w:szCs w:val="19"/>
+              </w:rPr>
+              <w:t>25 October 2026</w:t>
+            </w:r>
+          </w:p>
+        </w:tc>
+        <w:tc>
+          <w:tcPr>
+            <w:tcW w:w="6438" w:type="dxa"/>
+            <w:tcMar>
+              <w:top w:w="50" w:type="dxa"/>
+              <w:left w:w="90" w:type="dxa"/>
+              <w:bottom w:w="50" w:type="dxa"/>
+              <w:right w:w="90" w:type="dxa"/>
+            </w:tcMar>
+          </w:tcPr>
+          <w:p>
+            <w:r>
+              <w:rPr>
+                <w:sz w:val="19"/>
+                <w:szCs w:val="19"/>
+              </w:rPr>
+              <w:t>Running the system on the HostAfrica server: signing in, health, restarts, logs, backups and updates; this computer now only forwards the old address and is used for development.</w:t>
+            </w:r>
+          </w:p>
+        </w:tc>
+      </w:tr>
     </w:tbl>
     <w:p>
       <w:pPr>
@@ -1532,7 +1600,7 @@
           <w:sz w:val="20"/>
           <w:szCs w:val="20"/>
         </w:rPr>
-        <w:t>Keep this document up to date: when a feature, setting or server changes, edit the matching section here and add a line to the</w:t>
+        <w:t>Keep this document up to date: when a feature, setting or server changes, ed</w:t>
       </w:r>
       <w:r>
         <w:rPr>
@@ -1540,7 +1608,7 @@
           <w:sz w:val="20"/>
           <w:szCs w:val="20"/>
         </w:rPr>
-        <w:t xml:space="preserve"> table above.</w:t>
+        <w:t>it the matching section here and add a line to the table above.</w:t>
       </w:r>
     </w:p>
     <w:p>
@@ -1561,7 +1629,7 @@
     <w:sdt>
       <w:sdtPr>
         <w:alias w:val="Contents"/>
-        <w:id w:val="1946801622"/>
+        <w:id w:val="-1609033862"/>
       </w:sdtPr>
       <w:sdtEndPr/>
       <w:sdtContent>
@@ -1588,13 +1656,13 @@
           <w:r>
             <w:fldChar w:fldCharType="separate"/>
           </w:r>
-          <w:hyperlink w:anchor="_Toc243726487" w:history="1">
+          <w:hyperlink w:anchor="_Toc243815931" w:history="1">
             <w:r>
               <w:rPr>
                 <w:rStyle w:val="Hyperlink"/>
                 <w:noProof/>
               </w:rPr>
-              <w:t>1  Introduction</w:t>
+              <w:t>1  Running on the HostAfrica server</w:t>
             </w:r>
             <w:r>
               <w:rPr>
@@ -1612,7 +1680,202 @@
               <w:rPr>
                 <w:noProof/>
               </w:rPr>
-              <w:instrText xml:space="preserve"> PAGEREF _Toc243726487 \h </w:instrText>
+              <w:instrText xml:space="preserve"> PAGEREF _Toc243815931 \h </w:instrText>
+            </w:r>
+            <w:r>
+              <w:rPr>
+                <w:noProof/>
+              </w:rPr>
+            </w:r>
+            <w:r>
+              <w:rPr>
+                <w:noProof/>
+              </w:rPr>
+              <w:fldChar w:fldCharType="separate"/>
+            </w:r>
+            <w:r>
+              <w:rPr>
+                <w:noProof/>
+              </w:rPr>
+              <w:t>4</w:t>
+            </w:r>
+            <w:r>
+              <w:rPr>
+                <w:noProof/>
+              </w:rPr>
+              <w:fldChar w:fldCharType="end"/>
+            </w:r>
+          </w:hyperlink>
+        </w:p>
+        <w:p>
+          <w:pPr>
+            <w:pStyle w:val="TOC2"/>
+            <w:tabs>
+              <w:tab w:val="right" w:leader="dot" w:pos="9628"/>
+            </w:tabs>
+            <w:rPr>
+              <w:rFonts w:asciiTheme="minorHAnsi" w:eastAsiaTheme="minorEastAsia" w:hAnsiTheme="minorHAnsi" w:cstheme="minorBidi"/>
+              <w:noProof/>
+              <w:color w:val="auto"/>
+              <w:sz w:val="22"/>
+              <w:szCs w:val="22"/>
+            </w:rPr>
+          </w:pPr>
+          <w:hyperlink w:anchor="_Toc243815932" w:history="1">
+            <w:r>
+              <w:rPr>
+                <w:rStyle w:val="Hyperlink"/>
+                <w:noProof/>
+              </w:rPr>
+              <w:t>1.1  Signing in to the server</w:t>
+            </w:r>
+            <w:r>
+              <w:rPr>
+                <w:noProof/>
+              </w:rPr>
+              <w:tab/>
+            </w:r>
+            <w:r>
+              <w:rPr>
+                <w:noProof/>
+              </w:rPr>
+              <w:fldChar w:fldCharType="begin"/>
+            </w:r>
+            <w:r>
+              <w:rPr>
+                <w:noProof/>
+              </w:rPr>
+              <w:instrText xml:space="preserve"> PAGEREF _Toc243815932 \h </w:instrText>
+            </w:r>
+            <w:r>
+              <w:rPr>
+                <w:noProof/>
+              </w:rPr>
+            </w:r>
+            <w:r>
+              <w:rPr>
+                <w:noProof/>
+              </w:rPr>
+              <w:fldChar w:fldCharType="separate"/>
+            </w:r>
+            <w:r>
+              <w:rPr>
+                <w:noProof/>
+              </w:rPr>
+              <w:t>4</w:t>
+            </w:r>
+            <w:r>
+              <w:rPr>
+                <w:noProof/>
+              </w:rPr>
+              <w:fldChar w:fldCharType="end"/>
+            </w:r>
+          </w:hyperlink>
+        </w:p>
+        <w:p>
+          <w:pPr>
+            <w:pStyle w:val="TOC2"/>
+            <w:tabs>
+              <w:tab w:val="right" w:leader="dot" w:pos="9628"/>
+            </w:tabs>
+            <w:rPr>
+              <w:rFonts w:asciiTheme="minorHAnsi" w:eastAsiaTheme="minorEastAsia" w:hAnsiTheme="minorHAnsi" w:cstheme="minorBidi"/>
+              <w:noProof/>
+              <w:color w:val="auto"/>
+              <w:sz w:val="22"/>
+              <w:szCs w:val="22"/>
+            </w:rPr>
+          </w:pPr>
+          <w:hyperlink w:anchor="_Toc243815933" w:history="1">
+            <w:r>
+              <w:rPr>
+                <w:rStyle w:val="Hyperlink"/>
+                <w:noProof/>
+              </w:rPr>
+              <w:t>1.2  Putting out a new version</w:t>
+            </w:r>
+            <w:r>
+              <w:rPr>
+                <w:noProof/>
+              </w:rPr>
+              <w:tab/>
+            </w:r>
+            <w:r>
+              <w:rPr>
+                <w:noProof/>
+              </w:rPr>
+              <w:fldChar w:fldCharType="begin"/>
+            </w:r>
+            <w:r>
+              <w:rPr>
+                <w:noProof/>
+              </w:rPr>
+              <w:instrText xml:space="preserve"> PAGEREF _Toc243815933 \h </w:instrText>
+            </w:r>
+            <w:r>
+              <w:rPr>
+                <w:noProof/>
+              </w:rPr>
+            </w:r>
+            <w:r>
+              <w:rPr>
+                <w:noProof/>
+              </w:rPr>
+              <w:fldChar w:fldCharType="separate"/>
+            </w:r>
+            <w:r>
+              <w:rPr>
+                <w:noProof/>
+              </w:rPr>
+              <w:t>4</w:t>
+            </w:r>
+            <w:r>
+              <w:rPr>
+                <w:noProof/>
+              </w:rPr>
+              <w:fldChar w:fldCharType="end"/>
+            </w:r>
+          </w:hyperlink>
+        </w:p>
+        <w:p>
+          <w:pPr>
+            <w:pStyle w:val="TOC2"/>
+            <w:tabs>
+              <w:tab w:val="right" w:leader="dot" w:pos="9628"/>
+            </w:tabs>
+            <w:rPr>
+              <w:rFonts w:asciiTheme="minorHAnsi" w:eastAsiaTheme="minorEastAsia" w:hAnsiTheme="minorHAnsi" w:cstheme="minorBidi"/>
+              <w:noProof/>
+              <w:color w:val="auto"/>
+              <w:sz w:val="22"/>
+              <w:szCs w:val="22"/>
+            </w:rPr>
+          </w:pPr>
+          <w:hyperlink w:anchor="_Toc243815934" w:history="1">
+            <w:r>
+              <w:rPr>
+                <w:rStyle w:val="Hyperlink"/>
+                <w:noProof/>
+              </w:rPr>
+              <w:t>1.3  Left behind at the move</w:t>
+            </w:r>
+            <w:r>
+              <w:rPr>
+                <w:noProof/>
+              </w:rPr>
+              <w:tab/>
+            </w:r>
+            <w:r>
+              <w:rPr>
+                <w:noProof/>
+              </w:rPr>
+              <w:fldChar w:fldCharType="begin"/>
+            </w:r>
+            <w:r>
+              <w:rPr>
+                <w:noProof/>
+              </w:rPr>
+              <w:instrText xml:space="preserve"> PAGEREF _Toc243815934 \h </w:instrText>
             </w:r>
             <w:r>
               <w:rPr>
@@ -1653,13 +1916,13 @@
               <w:szCs w:val="22"/>
             </w:rPr>
           </w:pPr>
-          <w:hyperlink w:anchor="_Toc243726488" w:history="1">
+          <w:hyperlink w:anchor="_Toc243815935" w:history="1">
             <w:r>
               <w:rPr>
                 <w:rStyle w:val="Hyperlink"/>
                 <w:noProof/>
               </w:rPr>
-              <w:t>2  Where things are</w:t>
+              <w:t>2  Introduction</w:t>
             </w:r>
             <w:r>
               <w:rPr>
@@ -1677,7 +1940,7 @@
               <w:rPr>
                 <w:noProof/>
               </w:rPr>
-              <w:instrText xml:space="preserve"> PAGEREF _Toc243726488 \h </w:instrText>
+              <w:instrText xml:space="preserve"> PAGEREF _Toc243815935 \h </w:instrText>
             </w:r>
             <w:r>
               <w:rPr>
@@ -1718,13 +1981,13 @@
               <w:szCs w:val="22"/>
             </w:rPr>
           </w:pPr>
-          <w:hyperlink w:anchor="_Toc243726489" w:history="1">
+          <w:hyperlink w:anchor="_Toc243815936" w:history="1">
             <w:r>
               <w:rPr>
                 <w:rStyle w:val="Hyperlink"/>
                 <w:noProof/>
               </w:rPr>
-              <w:t>3  Starting the system</w:t>
+              <w:t>3  Where things are</w:t>
             </w:r>
             <w:r>
               <w:rPr>
@@ -1742,7 +2005,7 @@
               <w:rPr>
                 <w:noProof/>
               </w:rPr>
-              <w:instrText xml:space="preserve"> PAGEREF _Toc243726489 \h </w:instrText>
+              <w:instrText xml:space="preserve"> PAGEREF _Toc243815936 \h </w:instrText>
             </w:r>
             <w:r>
               <w:rPr>
@@ -1759,7 +2022,72 @@
               <w:rPr>
                 <w:noProof/>
               </w:rPr>
-              <w:t>7</w:t>
+              <w:t>6</w:t>
+            </w:r>
+            <w:r>
+              <w:rPr>
+                <w:noProof/>
+              </w:rPr>
+              <w:fldChar w:fldCharType="end"/>
+            </w:r>
+          </w:hyperlink>
+        </w:p>
+        <w:p>
+          <w:pPr>
+            <w:pStyle w:val="TOC1"/>
+            <w:tabs>
+              <w:tab w:val="right" w:leader="dot" w:pos="9628"/>
+            </w:tabs>
+            <w:rPr>
+              <w:rFonts w:asciiTheme="minorHAnsi" w:eastAsiaTheme="minorEastAsia" w:hAnsiTheme="minorHAnsi" w:cstheme="minorBidi"/>
+              <w:noProof/>
+              <w:color w:val="auto"/>
+              <w:sz w:val="22"/>
+              <w:szCs w:val="22"/>
+            </w:rPr>
+          </w:pPr>
+          <w:hyperlink w:anchor="_Toc243815937" w:history="1">
+            <w:r>
+              <w:rPr>
+                <w:rStyle w:val="Hyperlink"/>
+                <w:noProof/>
+              </w:rPr>
+              <w:t>4  Starting the system</w:t>
+            </w:r>
+            <w:r>
+              <w:rPr>
+                <w:noProof/>
+              </w:rPr>
+              <w:tab/>
+            </w:r>
+            <w:r>
+              <w:rPr>
+                <w:noProof/>
+              </w:rPr>
+              <w:fldChar w:fldCharType="begin"/>
+            </w:r>
+            <w:r>
+              <w:rPr>
+                <w:noProof/>
+              </w:rPr>
+              <w:instrText xml:space="preserve"> PAGEREF _Toc243815937 \h </w:instrText>
+            </w:r>
+            <w:r>
+              <w:rPr>
+                <w:noProof/>
+              </w:rPr>
+            </w:r>
+            <w:r>
+              <w:rPr>
+                <w:noProof/>
+              </w:rPr>
+              <w:fldChar w:fldCharType="separate"/>
+            </w:r>
+            <w:r>
+              <w:rPr>
+                <w:noProof/>
+              </w:rPr>
+              <w:t>8</w:t>
             </w:r>
             <w:r>
               <w:rPr>
@@ -1783,13 +2111,13 @@
               <w:szCs w:val="22"/>
             </w:rPr>
           </w:pPr>
-          <w:hyperlink w:anchor="_Toc243726490" w:history="1">
+          <w:hyperlink w:anchor="_Toc243815938" w:history="1">
             <w:r>
               <w:rPr>
                 <w:rStyle w:val="Hyperlink"/>
                 <w:noProof/>
               </w:rPr>
-              <w:t>3.1  Recommended: the desktop app</w:t>
+              <w:t>4.1  Recommended: the desktop app</w:t>
             </w:r>
             <w:r>
               <w:rPr>
@@ -1807,7 +2135,7 @@
               <w:rPr>
                 <w:noProof/>
               </w:rPr>
-              <w:instrText xml:space="preserve"> PAGEREF _Toc243726490 \h </w:instrText>
+              <w:instrText xml:space="preserve"> PAGEREF _Toc243815938 \h </w:instrText>
             </w:r>
             <w:r>
               <w:rPr>
@@ -1824,7 +2152,7 @@
               <w:rPr>
                 <w:noProof/>
               </w:rPr>
-              <w:t>7</w:t>
+              <w:t>8</w:t>
             </w:r>
             <w:r>
               <w:rPr>
@@ -1848,13 +2176,13 @@
               <w:szCs w:val="22"/>
             </w:rPr>
           </w:pPr>
-          <w:hyperlink w:anchor="_Toc243726491" w:history="1">
+          <w:hyperlink w:anchor="_Toc243815939" w:history="1">
             <w:r>
               <w:rPr>
                 <w:rStyle w:val="Hyperlink"/>
                 <w:noProof/>
               </w:rPr>
-              <w:t>3.2  Alternative: the launch script</w:t>
+              <w:t>4.2  Alternative: the launch script</w:t>
             </w:r>
             <w:r>
               <w:rPr>
@@ -1872,7 +2200,7 @@
               <w:rPr>
                 <w:noProof/>
               </w:rPr>
-              <w:instrText xml:space="preserve"> PAGEREF _Toc243726491 \h </w:instrText>
+              <w:instrText xml:space="preserve"> PAGEREF _Toc243815939 \h </w:instrText>
             </w:r>
             <w:r>
               <w:rPr>
@@ -1889,7 +2217,7 @@
               <w:rPr>
                 <w:noProof/>
               </w:rPr>
-              <w:t>7</w:t>
+              <w:t>8</w:t>
             </w:r>
             <w:r>
               <w:rPr>
@@ -1913,13 +2241,13 @@
               <w:szCs w:val="22"/>
             </w:rPr>
           </w:pPr>
-          <w:hyperlink w:anchor="_Toc243726492" w:history="1">
+          <w:hyperlink w:anchor="_Toc243815940" w:history="1">
             <w:r>
               <w:rPr>
                 <w:rStyle w:val="Hyperlink"/>
                 <w:noProof/>
               </w:rPr>
-              <w:t>3.3  By hand (inside Ubuntu)</w:t>
+              <w:t>4.3  By hand (inside Ubuntu)</w:t>
             </w:r>
             <w:r>
               <w:rPr>
@@ -1937,7 +2265,7 @@
               <w:rPr>
                 <w:noProof/>
               </w:rPr>
-              <w:instrText xml:space="preserve"> PAGEREF _Toc243726492 \h </w:instrText>
+              <w:instrText xml:space="preserve"> PAGEREF _Toc243815940 \h </w:instrText>
             </w:r>
             <w:r>
               <w:rPr>
@@ -1954,7 +2282,7 @@
               <w:rPr>
                 <w:noProof/>
               </w:rPr>
-              <w:t>7</w:t>
+              <w:t>8</w:t>
             </w:r>
             <w:r>
               <w:rPr>
@@ -1978,13 +2306,13 @@
               <w:szCs w:val="22"/>
             </w:rPr>
           </w:pPr>
-          <w:hyperlink w:anchor="_Toc243726493" w:history="1">
+          <w:hyperlink w:anchor="_Toc243815941" w:history="1">
             <w:r>
               <w:rPr>
                 <w:rStyle w:val="Hyperlink"/>
                 <w:noProof/>
               </w:rPr>
-              <w:t>4  Stopping the system</w:t>
+              <w:t>5  Stopping the system</w:t>
             </w:r>
             <w:r>
               <w:rPr>
@@ -2002,7 +2330,7 @@
               <w:rPr>
                 <w:noProof/>
               </w:rPr>
-              <w:instrText xml:space="preserve"> PAGEREF _Toc243726493 \h </w:instrText>
+              <w:instrText xml:space="preserve"> PAGEREF _Toc243815941 \h </w:instrText>
             </w:r>
             <w:r>
               <w:rPr>
@@ -2019,7 +2347,7 @@
               <w:rPr>
                 <w:noProof/>
               </w:rPr>
-              <w:t>9</w:t>
+              <w:t>10</w:t>
             </w:r>
             <w:r>
               <w:rPr>
@@ -2043,13 +2371,13 @@
               <w:szCs w:val="22"/>
             </w:rPr>
           </w:pPr>
-          <w:hyperlink w:anchor="_Toc243726494" w:history="1">
+          <w:hyperlink w:anchor="_Toc243815942" w:history="1">
             <w:r>
               <w:rPr>
                 <w:rStyle w:val="Hyperlink"/>
                 <w:noProof/>
               </w:rPr>
-              <w:t>4.1  After the move to a hosting provider</w:t>
+              <w:t>5.1  After the move to a hosting provider</w:t>
             </w:r>
             <w:r>
               <w:rPr>
@@ -2067,7 +2395,7 @@
               <w:rPr>
                 <w:noProof/>
               </w:rPr>
-              <w:instrText xml:space="preserve"> PAGEREF _Toc243726494 \h </w:instrText>
+              <w:instrText xml:space="preserve"> PAGEREF _Toc243815942 \h </w:instrText>
             </w:r>
             <w:r>
               <w:rPr>
@@ -2084,7 +2412,7 @@
               <w:rPr>
                 <w:noProof/>
               </w:rPr>
-              <w:t>9</w:t>
+              <w:t>10</w:t>
             </w:r>
             <w:r>
               <w:rPr>
@@ -2108,13 +2436,13 @@
               <w:szCs w:val="22"/>
             </w:rPr>
           </w:pPr>
-          <w:hyperlink w:anchor="_Toc243726495" w:history="1">
+          <w:hyperlink w:anchor="_Toc243815943" w:history="1">
             <w:r>
               <w:rPr>
                 <w:rStyle w:val="Hyperlink"/>
                 <w:noProof/>
               </w:rPr>
-              <w:t>5  The public address</w:t>
+              <w:t>6  The public address</w:t>
             </w:r>
             <w:r>
               <w:rPr>
@@ -2132,7 +2460,7 @@
               <w:rPr>
                 <w:noProof/>
               </w:rPr>
-              <w:instrText xml:space="preserve"> PAGEREF _Toc243726495 \h </w:instrText>
+              <w:instrText xml:space="preserve"> PAGEREF _Toc243815943 \h </w:instrText>
             </w:r>
             <w:r>
               <w:rPr>
@@ -2149,7 +2477,7 @@
               <w:rPr>
                 <w:noProof/>
               </w:rPr>
-              <w:t>10</w:t>
+              <w:t>11</w:t>
             </w:r>
             <w:r>
               <w:rPr>
@@ -2173,13 +2501,13 @@
               <w:szCs w:val="22"/>
             </w:rPr>
           </w:pPr>
-          <w:hyperlink w:anchor="_Toc243726496" w:history="1">
+          <w:hyperlink w:anchor="_Toc243815944" w:history="1">
             <w:r>
               <w:rPr>
                 <w:rStyle w:val="Hyperlink"/>
                 <w:noProof/>
               </w:rPr>
-              <w:t>6  Checking health</w:t>
+              <w:t>7  Checking health</w:t>
             </w:r>
             <w:r>
               <w:rPr>
@@ -2197,7 +2525,7 @@
               <w:rPr>
                 <w:noProof/>
               </w:rPr>
-              <w:instrText xml:space="preserve"> PAGEREF _Toc243726496 \h </w:instrText>
+              <w:instrText xml:space="preserve"> PAGEREF _Toc243815944 \h </w:instrText>
             </w:r>
             <w:r>
               <w:rPr>
@@ -2214,7 +2542,7 @@
               <w:rPr>
                 <w:noProof/>
               </w:rPr>
-              <w:t>12</w:t>
+              <w:t>13</w:t>
             </w:r>
             <w:r>
               <w:rPr>
@@ -2238,13 +2566,13 @@
               <w:szCs w:val="22"/>
             </w:rPr>
           </w:pPr>
-          <w:hyperlink w:anchor="_Toc243726497" w:history="1">
+          <w:hyperlink w:anchor="_Toc243815945" w:history="1">
             <w:r>
               <w:rPr>
                 <w:rStyle w:val="Hyperlink"/>
                 <w:noProof/>
               </w:rPr>
-              <w:t>7  Logs</w:t>
+              <w:t>8  Logs</w:t>
             </w:r>
             <w:r>
               <w:rPr>
@@ -2262,7 +2590,7 @@
               <w:rPr>
                 <w:noProof/>
               </w:rPr>
-              <w:instrText xml:space="preserve"> PAGEREF _Toc243726497 \h </w:instrText>
+              <w:instrText xml:space="preserve"> PAGEREF _Toc243815945 \h </w:instrText>
             </w:r>
             <w:r>
               <w:rPr>
@@ -2279,7 +2607,7 @@
               <w:rPr>
                 <w:noProof/>
               </w:rPr>
-              <w:t>13</w:t>
+              <w:t>14</w:t>
             </w:r>
             <w:r>
               <w:rPr>
@@ -2303,13 +2631,13 @@
               <w:szCs w:val="22"/>
             </w:rPr>
           </w:pPr>
-          <w:hyperlink w:anchor="_Toc243726498" w:history="1">
+          <w:hyperlink w:anchor="_Toc243815946" w:history="1">
             <w:r>
               <w:rPr>
                 <w:rStyle w:val="Hyperlink"/>
                 <w:noProof/>
               </w:rPr>
-              <w:t>8  Applying changes</w:t>
+              <w:t>9  Applying changes</w:t>
             </w:r>
             <w:r>
               <w:rPr>
@@ -2327,7 +2655,7 @@
               <w:rPr>
                 <w:noProof/>
               </w:rPr>
-              <w:instrText xml:space="preserve"> PAGEREF _Toc243726498 \h </w:instrText>
+              <w:instrText xml:space="preserve"> PAGEREF _Toc243815946 \h </w:instrText>
             </w:r>
             <w:r>
               <w:rPr>
@@ -2344,7 +2672,7 @@
               <w:rPr>
                 <w:noProof/>
               </w:rPr>
-              <w:t>14</w:t>
+              <w:t>15</w:t>
             </w:r>
             <w:r>
               <w:rPr>
@@ -2368,13 +2696,13 @@
               <w:szCs w:val="22"/>
             </w:rPr>
           </w:pPr>
-          <w:hyperlink w:anchor="_Toc243726499" w:history="1">
+          <w:hyperlink w:anchor="_Toc243815947" w:history="1">
             <w:r>
               <w:rPr>
                 <w:rStyle w:val="Hyperlink"/>
                 <w:noProof/>
               </w:rPr>
-              <w:t>9  Testing the mobile app</w:t>
+              <w:t>10  Testing the mobile app</w:t>
             </w:r>
             <w:r>
               <w:rPr>
@@ -2392,7 +2720,7 @@
               <w:rPr>
                 <w:noProof/>
               </w:rPr>
-              <w:instrText xml:space="preserve"> PAGEREF _Toc243726499 \h </w:instrText>
+              <w:instrText xml:space="preserve"> PAGEREF _Toc243815947 \h </w:instrText>
             </w:r>
             <w:r>
               <w:rPr>
@@ -2409,7 +2737,7 @@
               <w:rPr>
                 <w:noProof/>
               </w:rPr>
-              <w:t>15</w:t>
+              <w:t>16</w:t>
             </w:r>
             <w:r>
               <w:rPr>
@@ -2433,13 +2761,13 @@
               <w:szCs w:val="22"/>
             </w:rPr>
           </w:pPr>
-          <w:hyperlink w:anchor="_Toc243726500" w:history="1">
+          <w:hyperlink w:anchor="_Toc243815948" w:history="1">
             <w:r>
               <w:rPr>
                 <w:rStyle w:val="Hyperlink"/>
                 <w:noProof/>
               </w:rPr>
-              <w:t>10  Routine maintenance</w:t>
+              <w:t>11  Routine maintenance</w:t>
             </w:r>
             <w:r>
               <w:rPr>
@@ -2457,7 +2785,7 @@
               <w:rPr>
                 <w:noProof/>
               </w:rPr>
-              <w:instrText xml:space="preserve"> PAGEREF _Toc243726500 \h </w:instrText>
+              <w:instrText xml:space="preserve"> PAGEREF _Toc243815948 \h </w:instrText>
             </w:r>
             <w:r>
               <w:rPr>
@@ -2474,7 +2802,7 @@
               <w:rPr>
                 <w:noProof/>
               </w:rPr>
-              <w:t>16</w:t>
+              <w:t>17</w:t>
             </w:r>
             <w:r>
               <w:rPr>
@@ -2498,13 +2826,13 @@
               <w:szCs w:val="22"/>
             </w:rPr>
           </w:pPr>
-          <w:hyperlink w:anchor="_Toc243726501" w:history="1">
+          <w:hyperlink w:anchor="_Toc243815949" w:history="1">
             <w:r>
               <w:rPr>
                 <w:rStyle w:val="Hyperlink"/>
                 <w:noProof/>
               </w:rPr>
-              <w:t>11  Desktop access and the SuperAdmin</w:t>
+              <w:t>12  Desktop access and the SuperAdmin</w:t>
             </w:r>
             <w:r>
               <w:rPr>
@@ -2522,7 +2850,7 @@
               <w:rPr>
                 <w:noProof/>
               </w:rPr>
-              <w:instrText xml:space="preserve"> PAGEREF _Toc243726501 \h </w:instrText>
+              <w:instrText xml:space="preserve"> PAGEREF _Toc243815949 \h </w:instrText>
             </w:r>
             <w:r>
               <w:rPr>
@@ -2539,7 +2867,7 @@
               <w:rPr>
                 <w:noProof/>
               </w:rPr>
-              <w:t>17</w:t>
+              <w:t>18</w:t>
             </w:r>
             <w:r>
               <w:rPr>
@@ -2563,13 +2891,13 @@
               <w:szCs w:val="22"/>
             </w:rPr>
           </w:pPr>
-          <w:hyperlink w:anchor="_Toc243726502" w:history="1">
+          <w:hyperlink w:anchor="_Toc243815950" w:history="1">
             <w:r>
               <w:rPr>
                 <w:rStyle w:val="Hyperlink"/>
                 <w:noProof/>
               </w:rPr>
-              <w:t>11.1  If the SuperAdmin's only computer is lost</w:t>
+              <w:t>12.1  If the SuperAdmin's only computer is lost</w:t>
             </w:r>
             <w:r>
               <w:rPr>
@@ -2587,7 +2915,7 @@
               <w:rPr>
                 <w:noProof/>
               </w:rPr>
-              <w:instrText xml:space="preserve"> PAGEREF _Toc243726502 \h </w:instrText>
+              <w:instrText xml:space="preserve"> PAGEREF _Toc243815950 \h </w:instrText>
             </w:r>
             <w:r>
               <w:rPr>
@@ -2604,7 +2932,7 @@
               <w:rPr>
                 <w:noProof/>
               </w:rPr>
-              <w:t>17</w:t>
+              <w:t>18</w:t>
             </w:r>
             <w:r>
               <w:rPr>
@@ -2628,13 +2956,13 @@
               <w:szCs w:val="22"/>
             </w:rPr>
           </w:pPr>
-          <w:hyperlink w:anchor="_Toc243726503" w:history="1">
+          <w:hyperlink w:anchor="_Toc243815951" w:history="1">
             <w:r>
               <w:rPr>
                 <w:rStyle w:val="Hyperlink"/>
                 <w:noProof/>
               </w:rPr>
-              <w:t>11.2  Giving the desktop app to another admin</w:t>
+              <w:t>12.2  Giving the desktop app to another admin</w:t>
             </w:r>
             <w:r>
               <w:rPr>
@@ -2652,7 +2980,7 @@
               <w:rPr>
                 <w:noProof/>
               </w:rPr>
-              <w:instrText xml:space="preserve"> PAGEREF _Toc243726503 \h </w:instrText>
+              <w:instrText xml:space="preserve"> PAGEREF _Toc243815951 \h </w:instrText>
             </w:r>
             <w:r>
               <w:rPr>
@@ -2669,7 +2997,7 @@
               <w:rPr>
                 <w:noProof/>
               </w:rPr>
-              <w:t>17</w:t>
+              <w:t>18</w:t>
             </w:r>
             <w:r>
               <w:rPr>
@@ -2693,13 +3021,13 @@
               <w:szCs w:val="22"/>
             </w:rPr>
           </w:pPr>
-          <w:hyperlink w:anchor="_Toc243726504" w:history="1">
+          <w:hyperlink w:anchor="_Toc243815952" w:history="1">
             <w:r>
               <w:rPr>
                 <w:rStyle w:val="Hyperlink"/>
                 <w:noProof/>
               </w:rPr>
-              <w:t>11.3  Correcting a username</w:t>
+              <w:t>12.3  Correcting a username</w:t>
             </w:r>
             <w:r>
               <w:rPr>
@@ -2717,7 +3045,7 @@
               <w:rPr>
                 <w:noProof/>
               </w:rPr>
-              <w:instrText xml:space="preserve"> PAGEREF _Toc243726504 \h </w:instrText>
+              <w:instrText xml:space="preserve"> PAGEREF _Toc243815952 \h </w:instrText>
             </w:r>
             <w:r>
               <w:rPr>
@@ -2734,7 +3062,7 @@
               <w:rPr>
                 <w:noProof/>
               </w:rPr>
-              <w:t>17</w:t>
+              <w:t>18</w:t>
             </w:r>
             <w:r>
               <w:rPr>
@@ -2758,13 +3086,13 @@
               <w:szCs w:val="22"/>
             </w:rPr>
           </w:pPr>
-          <w:hyperlink w:anchor="_Toc243726505" w:history="1">
+          <w:hyperlink w:anchor="_Toc243815953" w:history="1">
             <w:r>
               <w:rPr>
                 <w:rStyle w:val="Hyperlink"/>
                 <w:noProof/>
               </w:rPr>
-              <w:t>11.4  Resetting someone's password</w:t>
+              <w:t>12.4  Resetting someone's password</w:t>
             </w:r>
             <w:r>
               <w:rPr>
@@ -2782,7 +3110,7 @@
               <w:rPr>
                 <w:noProof/>
               </w:rPr>
-              <w:instrText xml:space="preserve"> PAGEREF _Toc243726505 \h </w:instrText>
+              <w:instrText xml:space="preserve"> PAGEREF _Toc243815953 \h </w:instrText>
             </w:r>
             <w:r>
               <w:rPr>
@@ -2799,7 +3127,7 @@
               <w:rPr>
                 <w:noProof/>
               </w:rPr>
-              <w:t>17</w:t>
+              <w:t>18</w:t>
             </w:r>
             <w:r>
               <w:rPr>
@@ -2823,13 +3151,13 @@
               <w:szCs w:val="22"/>
             </w:rPr>
           </w:pPr>
-          <w:hyperlink w:anchor="_Toc243726506" w:history="1">
+          <w:hyperlink w:anchor="_Toc243815954" w:history="1">
             <w:r>
               <w:rPr>
                 <w:rStyle w:val="Hyperlink"/>
                 <w:noProof/>
               </w:rPr>
-              <w:t>11.5  The idle lock</w:t>
+              <w:t>12.5  The idle lock</w:t>
             </w:r>
             <w:r>
               <w:rPr>
@@ -2847,7 +3175,7 @@
               <w:rPr>
                 <w:noProof/>
               </w:rPr>
-              <w:instrText xml:space="preserve"> PAGEREF _Toc243726506 \h </w:instrText>
+              <w:instrText xml:space="preserve"> PAGEREF _Toc243815954 \h </w:instrText>
             </w:r>
             <w:r>
               <w:rPr>
@@ -2864,7 +3192,7 @@
               <w:rPr>
                 <w:noProof/>
               </w:rPr>
-              <w:t>18</w:t>
+              <w:t>19</w:t>
             </w:r>
             <w:r>
               <w:rPr>
@@ -2888,13 +3216,13 @@
               <w:szCs w:val="22"/>
             </w:rPr>
           </w:pPr>
-          <w:hyperlink w:anchor="_Toc243726507" w:history="1">
+          <w:hyperlink w:anchor="_Toc243815955" w:history="1">
             <w:r>
               <w:rPr>
                 <w:rStyle w:val="Hyperlink"/>
                 <w:noProof/>
               </w:rPr>
-              <w:t>11.6  Orders near their promised date</w:t>
+              <w:t>12.6  Orders near their promised date</w:t>
             </w:r>
             <w:r>
               <w:rPr>
@@ -2912,7 +3240,7 @@
               <w:rPr>
                 <w:noProof/>
               </w:rPr>
-              <w:instrText xml:space="preserve"> PAGEREF _Toc243726507 \h </w:instrText>
+              <w:instrText xml:space="preserve"> PAGEREF _Toc243815955 \h </w:instrText>
             </w:r>
             <w:r>
               <w:rPr>
@@ -2929,7 +3257,7 @@
               <w:rPr>
                 <w:noProof/>
               </w:rPr>
-              <w:t>18</w:t>
+              <w:t>19</w:t>
             </w:r>
             <w:r>
               <w:rPr>
@@ -2953,13 +3281,13 @@
               <w:szCs w:val="22"/>
             </w:rPr>
           </w:pPr>
-          <w:hyperlink w:anchor="_Toc243726508" w:history="1">
+          <w:hyperlink w:anchor="_Toc243815956" w:history="1">
             <w:r>
               <w:rPr>
                 <w:rStyle w:val="Hyperlink"/>
                 <w:noProof/>
               </w:rPr>
-              <w:t>11.7  Checking worker details</w:t>
+              <w:t>12.7  Checking worker details</w:t>
             </w:r>
             <w:r>
               <w:rPr>
@@ -2977,7 +3305,7 @@
               <w:rPr>
                 <w:noProof/>
               </w:rPr>
-              <w:instrText xml:space="preserve"> PAGEREF _Toc243726508 \h </w:instrText>
+              <w:instrText xml:space="preserve"> PAGEREF _Toc243815956 \h </w:instrText>
             </w:r>
             <w:r>
               <w:rPr>
@@ -2994,7 +3322,7 @@
               <w:rPr>
                 <w:noProof/>
               </w:rPr>
-              <w:t>18</w:t>
+              <w:t>19</w:t>
             </w:r>
             <w:r>
               <w:rPr>
@@ -3018,13 +3346,13 @@
               <w:szCs w:val="22"/>
             </w:rPr>
           </w:pPr>
-          <w:hyperlink w:anchor="_Toc243726509" w:history="1">
+          <w:hyperlink w:anchor="_Toc243815957" w:history="1">
             <w:r>
               <w:rPr>
                 <w:rStyle w:val="Hyperlink"/>
                 <w:noProof/>
               </w:rPr>
-              <w:t>11.8  Checking that every save arrives</w:t>
+              <w:t>12.8  Checking that every save arrives</w:t>
             </w:r>
             <w:r>
               <w:rPr>
@@ -3042,7 +3370,7 @@
               <w:rPr>
                 <w:noProof/>
               </w:rPr>
-              <w:instrText xml:space="preserve"> PAGEREF _Toc243726509 \h </w:instrText>
+              <w:instrText xml:space="preserve"> PAGEREF _Toc243815957 \h </w:instrText>
             </w:r>
             <w:r>
               <w:rPr>
@@ -3059,7 +3387,7 @@
               <w:rPr>
                 <w:noProof/>
               </w:rPr>
-              <w:t>18</w:t>
+              <w:t>19</w:t>
             </w:r>
             <w:r>
               <w:rPr>
@@ -3083,13 +3411,13 @@
               <w:szCs w:val="22"/>
             </w:rPr>
           </w:pPr>
-          <w:hyperlink w:anchor="_Toc243726510" w:history="1">
+          <w:hyperlink w:anchor="_Toc243815958" w:history="1">
             <w:r>
               <w:rPr>
                 <w:rStyle w:val="Hyperlink"/>
                 <w:noProof/>
               </w:rPr>
-              <w:t>11.9  Changing a policy</w:t>
+              <w:t>12.9  Changing a policy</w:t>
             </w:r>
             <w:r>
               <w:rPr>
@@ -3107,7 +3435,7 @@
               <w:rPr>
                 <w:noProof/>
               </w:rPr>
-              <w:instrText xml:space="preserve"> PAGEREF _Toc243726510 \h </w:instrText>
+              <w:instrText xml:space="preserve"> PAGEREF _Toc243815958 \h </w:instrText>
             </w:r>
             <w:r>
               <w:rPr>
@@ -3124,7 +3452,7 @@
               <w:rPr>
                 <w:noProof/>
               </w:rPr>
-              <w:t>18</w:t>
+              <w:t>19</w:t>
             </w:r>
             <w:r>
               <w:rPr>
@@ -3148,13 +3476,13 @@
               <w:szCs w:val="22"/>
             </w:rPr>
           </w:pPr>
-          <w:hyperlink w:anchor="_Toc243726511" w:history="1">
+          <w:hyperlink w:anchor="_Toc243815959" w:history="1">
             <w:r>
               <w:rPr>
                 <w:rStyle w:val="Hyperlink"/>
                 <w:noProof/>
               </w:rPr>
-              <w:t>12  Network notes for this computer</w:t>
+              <w:t>13  Network notes for this computer</w:t>
             </w:r>
             <w:r>
               <w:rPr>
@@ -3172,7 +3500,7 @@
               <w:rPr>
                 <w:noProof/>
               </w:rPr>
-              <w:instrText xml:space="preserve"> PAGEREF _Toc243726511 \h </w:instrText>
+              <w:instrText xml:space="preserve"> PAGEREF _Toc243815959 \h </w:instrText>
             </w:r>
             <w:r>
               <w:rPr>
@@ -3189,7 +3517,7 @@
               <w:rPr>
                 <w:noProof/>
               </w:rPr>
-              <w:t>19</w:t>
+              <w:t>20</w:t>
             </w:r>
             <w:r>
               <w:rPr>
@@ -3215,10 +3543,10 @@
       <w:pPr>
         <w:pStyle w:val="Heading1"/>
       </w:pPr>
-      <w:bookmarkStart w:id="1" w:name="_Toc243726487"/>
+      <w:bookmarkStart w:id="1" w:name="_Toc243815931"/>
       <w:r>
         <w:lastRenderedPageBreak/>
-        <w:t>1  Introduction</w:t>
+        <w:t>1  Running on the HostAfrica server</w:t>
       </w:r>
       <w:bookmarkEnd w:id="1"/>
     </w:p>
@@ -3227,10 +3555,475 @@
         <w:spacing w:after="120" w:line="276" w:lineRule="auto"/>
       </w:pPr>
       <w:r>
-        <w:t>Everything runs on one company computer: Windows 11 with an Ubuntu Linux environment inside it (WSL). The database and all servers run inside Ubuntu; the desktop app, ngrok and Android tools run on Windows. This guide is for the person who keeps that compu</w:t>
-      </w:r>
-      <w:r>
-        <w:t>ter and the system running.</w:t>
+        <w:t>Since 25 October 2026 the system runs on the HostAfrica Kenya VPS C2 at https://dateroemwoods.co.ke (server name server.dateroemwoods.co.ke: Ubuntu 24.04, 1 processor, 2 GB memory with a 2 GB swap file, 50 GB disk, Nairobi time). Everything customers and s</w:t>
+      </w:r>
+      <w:r>
+        <w:t>taff use - the website, the phone app's server, the desktop app's server, the backend and the database - runs there as services that start by themselves after a restart. The sections after this one describe this company computer, which is now where the sys</w:t>
+      </w:r>
+      <w:r>
+        <w:t>tem is developed and tested; its router only forwards the old tunnel address to the new site (Caddyfile, a 308 redirect - the setup before the move is in Caddyfile.before-move-2026-10-25).</w:t>
+      </w:r>
+    </w:p>
+    <w:p>
+      <w:pPr>
+        <w:pStyle w:val="Heading2"/>
+      </w:pPr>
+      <w:bookmarkStart w:id="2" w:name="_Toc243815932"/>
+      <w:r>
+        <w:t>1.1  Signing in to the server</w:t>
+      </w:r>
+      <w:bookmarkEnd w:id="2"/>
+    </w:p>
+    <w:p>
+      <w:pPr>
+        <w:spacing w:after="120" w:line="276" w:lineRule="auto"/>
+      </w:pPr>
+      <w:r>
+        <w:t xml:space="preserve">From Ubuntu on the company computer: </w:t>
+      </w:r>
+      <w:r>
+        <w:t xml:space="preserve">ssh -i /root/.ssh/dateroem_server root@dateroemwoods.co.ke. Only that key can sign in - password sign-in is switched off (/etc/ssh/sshd_config.d/10-dateroem.conf). HostAfrica's client area can still reset the root password and open a console if the key is </w:t>
+      </w:r>
+      <w:r>
+        <w:t>ever lost.</w:t>
+      </w:r>
+    </w:p>
+    <w:tbl>
+      <w:tblPr>
+        <w:tblW w:w="9638" w:type="dxa"/>
+        <w:tblBorders>
+          <w:top w:val="single" w:sz="4" w:space="0" w:color="C9D2CC"/>
+          <w:left w:val="single" w:sz="4" w:space="0" w:color="C9D2CC"/>
+          <w:bottom w:val="single" w:sz="4" w:space="0" w:color="C9D2CC"/>
+          <w:right w:val="single" w:sz="4" w:space="0" w:color="C9D2CC"/>
+          <w:insideH w:val="single" w:sz="4" w:space="0" w:color="C9D2CC"/>
+          <w:insideV w:val="single" w:sz="4" w:space="0" w:color="C9D2CC"/>
+        </w:tblBorders>
+        <w:tblLayout w:type="fixed"/>
+        <w:tblCellMar>
+          <w:left w:w="10" w:type="dxa"/>
+          <w:right w:w="10" w:type="dxa"/>
+        </w:tblCellMar>
+        <w:tblLook w:val="0000" w:firstRow="0" w:lastRow="0" w:firstColumn="0" w:lastColumn="0" w:noHBand="0" w:noVBand="0"/>
+      </w:tblPr>
+      <w:tblGrid>
+        <w:gridCol w:w="2965"/>
+        <w:gridCol w:w="6673"/>
+      </w:tblGrid>
+      <w:tr>
+        <w:tblPrEx>
+          <w:tblCellMar>
+            <w:top w:w="0" w:type="dxa"/>
+            <w:bottom w:w="0" w:type="dxa"/>
+          </w:tblCellMar>
+        </w:tblPrEx>
+        <w:trPr>
+          <w:cantSplit/>
+          <w:tblHeader/>
+        </w:trPr>
+        <w:tc>
+          <w:tcPr>
+            <w:tcW w:w="2965" w:type="dxa"/>
+            <w:shd w:val="clear" w:color="auto" w:fill="1F4D3A"/>
+            <w:tcMar>
+              <w:top w:w="50" w:type="dxa"/>
+              <w:left w:w="90" w:type="dxa"/>
+              <w:bottom w:w="50" w:type="dxa"/>
+              <w:right w:w="90" w:type="dxa"/>
+            </w:tcMar>
+          </w:tcPr>
+          <w:p>
+            <w:pPr>
+              <w:spacing w:after="20" w:line="252" w:lineRule="auto"/>
+            </w:pPr>
+            <w:r>
+              <w:rPr>
+                <w:b/>
+                <w:bCs/>
+                <w:color w:val="FFFFFF"/>
+                <w:sz w:val="19"/>
+                <w:szCs w:val="19"/>
+              </w:rPr>
+              <w:t>To</w:t>
+            </w:r>
+          </w:p>
+        </w:tc>
+        <w:tc>
+          <w:tcPr>
+            <w:tcW w:w="6673" w:type="dxa"/>
+            <w:shd w:val="clear" w:color="auto" w:fill="1F4D3A"/>
+            <w:tcMar>
+              <w:top w:w="50" w:type="dxa"/>
+              <w:left w:w="90" w:type="dxa"/>
+              <w:bottom w:w="50" w:type="dxa"/>
+              <w:right w:w="90" w:type="dxa"/>
+            </w:tcMar>
+          </w:tcPr>
+          <w:p>
+            <w:pPr>
+              <w:spacing w:after="20" w:line="252" w:lineRule="auto"/>
+            </w:pPr>
+            <w:r>
+              <w:rPr>
+                <w:b/>
+                <w:bCs/>
+                <w:color w:val="FFFFFF"/>
+                <w:sz w:val="19"/>
+                <w:szCs w:val="19"/>
+              </w:rPr>
+              <w:t>Run on the server</w:t>
+            </w:r>
+          </w:p>
+        </w:tc>
+      </w:tr>
+      <w:tr>
+        <w:tblPrEx>
+          <w:tblCellMar>
+            <w:top w:w="0" w:type="dxa"/>
+            <w:bottom w:w="0" w:type="dxa"/>
+          </w:tblCellMar>
+        </w:tblPrEx>
+        <w:trPr>
+          <w:cantSplit/>
+        </w:trPr>
+        <w:tc>
+          <w:tcPr>
+            <w:tcW w:w="2965" w:type="dxa"/>
+            <w:tcMar>
+              <w:top w:w="50" w:type="dxa"/>
+              <w:left w:w="90" w:type="dxa"/>
+              <w:bottom w:w="50" w:type="dxa"/>
+              <w:right w:w="90" w:type="dxa"/>
+            </w:tcMar>
+          </w:tcPr>
+          <w:p>
+            <w:pPr>
+              <w:spacing w:after="20" w:line="252" w:lineRule="auto"/>
+            </w:pPr>
+            <w:r>
+              <w:rPr>
+                <w:b/>
+                <w:bCs/>
+                <w:sz w:val="19"/>
+                <w:szCs w:val="19"/>
+              </w:rPr>
+              <w:t>See that everything is up</w:t>
+            </w:r>
+          </w:p>
+        </w:tc>
+        <w:tc>
+          <w:tcPr>
+            <w:tcW w:w="6673" w:type="dxa"/>
+            <w:tcMar>
+              <w:top w:w="50" w:type="dxa"/>
+              <w:left w:w="90" w:type="dxa"/>
+              <w:bottom w:w="50" w:type="dxa"/>
+              <w:right w:w="90" w:type="dxa"/>
+            </w:tcMar>
+          </w:tcPr>
+          <w:p>
+            <w:pPr>
+              <w:spacing w:after="20" w:line="252" w:lineRule="auto"/>
+            </w:pPr>
+            <w:r>
+              <w:rPr>
+                <w:sz w:val="19"/>
+                <w:szCs w:val="19"/>
+              </w:rPr>
+              <w:t>sudo bash /srv/dateroem/deploy/scripts/check-server.sh - every server, the public addresses, the payment-path guard, settings still empty, the HTTPS certificate, the last backup, memory and disk</w:t>
+            </w:r>
+          </w:p>
+        </w:tc>
+      </w:tr>
+      <w:tr>
+        <w:tblPrEx>
+          <w:tblCellMar>
+            <w:top w:w="0" w:type="dxa"/>
+            <w:bottom w:w="0" w:type="dxa"/>
+          </w:tblCellMar>
+        </w:tblPrEx>
+        <w:trPr>
+          <w:cantSplit/>
+        </w:trPr>
+        <w:tc>
+          <w:tcPr>
+            <w:tcW w:w="2965" w:type="dxa"/>
+            <w:shd w:val="clear" w:color="auto" w:fill="F4F5F3"/>
+            <w:tcMar>
+              <w:top w:w="50" w:type="dxa"/>
+              <w:left w:w="90" w:type="dxa"/>
+              <w:bottom w:w="50" w:type="dxa"/>
+              <w:right w:w="90" w:type="dxa"/>
+            </w:tcMar>
+          </w:tcPr>
+          <w:p>
+            <w:pPr>
+              <w:spacing w:after="20" w:line="252" w:lineRule="auto"/>
+            </w:pPr>
+            <w:r>
+              <w:rPr>
+                <w:b/>
+                <w:bCs/>
+                <w:sz w:val="19"/>
+                <w:szCs w:val="19"/>
+              </w:rPr>
+              <w:t>Restart one part</w:t>
+            </w:r>
+          </w:p>
+        </w:tc>
+        <w:tc>
+          <w:tcPr>
+            <w:tcW w:w="6673" w:type="dxa"/>
+            <w:shd w:val="clear" w:color="auto" w:fill="F4F5F3"/>
+            <w:tcMar>
+              <w:top w:w="50" w:type="dxa"/>
+              <w:left w:w="90" w:type="dxa"/>
+              <w:bottom w:w="50" w:type="dxa"/>
+              <w:right w:w="90" w:type="dxa"/>
+            </w:tcMar>
+          </w:tcPr>
+          <w:p>
+            <w:pPr>
+              <w:spacing w:after="20" w:line="252" w:lineRule="auto"/>
+            </w:pPr>
+            <w:r>
+              <w:rPr>
+                <w:sz w:val="19"/>
+                <w:szCs w:val="19"/>
+              </w:rPr>
+              <w:t>sudo systemctl restart dateroem-backend (or dateroem-website-server, dateroem-mobile-server, dateroem-admin-server, caddy). The backend needs one to two minutes on this one-processor server</w:t>
+            </w:r>
+          </w:p>
+        </w:tc>
+      </w:tr>
+      <w:tr>
+        <w:tblPrEx>
+          <w:tblCellMar>
+            <w:top w:w="0" w:type="dxa"/>
+            <w:bottom w:w="0" w:type="dxa"/>
+          </w:tblCellMar>
+        </w:tblPrEx>
+        <w:trPr>
+          <w:cantSplit/>
+        </w:trPr>
+        <w:tc>
+          <w:tcPr>
+            <w:tcW w:w="2965" w:type="dxa"/>
+            <w:tcMar>
+              <w:top w:w="50" w:type="dxa"/>
+              <w:left w:w="90" w:type="dxa"/>
+              <w:bottom w:w="50" w:type="dxa"/>
+              <w:right w:w="90" w:type="dxa"/>
+            </w:tcMar>
+          </w:tcPr>
+          <w:p>
+            <w:pPr>
+              <w:spacing w:after="20" w:line="252" w:lineRule="auto"/>
+            </w:pPr>
+            <w:r>
+              <w:rPr>
+                <w:b/>
+                <w:bCs/>
+                <w:sz w:val="19"/>
+                <w:szCs w:val="19"/>
+              </w:rPr>
+              <w:t>Read a log</w:t>
+            </w:r>
+          </w:p>
+        </w:tc>
+        <w:tc>
+          <w:tcPr>
+            <w:tcW w:w="6673" w:type="dxa"/>
+            <w:tcMar>
+              <w:top w:w="50" w:type="dxa"/>
+              <w:left w:w="90" w:type="dxa"/>
+              <w:bottom w:w="50" w:type="dxa"/>
+              <w:right w:w="90" w:type="dxa"/>
+            </w:tcMar>
+          </w:tcPr>
+          <w:p>
+            <w:pPr>
+              <w:spacing w:after="20" w:line="252" w:lineRule="auto"/>
+            </w:pPr>
+            <w:r>
+              <w:rPr>
+                <w:sz w:val="19"/>
+                <w:szCs w:val="19"/>
+              </w:rPr>
+              <w:t>sudo journalctl -u dateroem-backend -n 100 (any service name); the router: sudo journalctl -u caddy</w:t>
+            </w:r>
+          </w:p>
+        </w:tc>
+      </w:tr>
+      <w:tr>
+        <w:tblPrEx>
+          <w:tblCellMar>
+            <w:top w:w="0" w:type="dxa"/>
+            <w:bottom w:w="0" w:type="dxa"/>
+          </w:tblCellMar>
+        </w:tblPrEx>
+        <w:trPr>
+          <w:cantSplit/>
+        </w:trPr>
+        <w:tc>
+          <w:tcPr>
+            <w:tcW w:w="2965" w:type="dxa"/>
+            <w:shd w:val="clear" w:color="auto" w:fill="F4F5F3"/>
+            <w:tcMar>
+              <w:top w:w="50" w:type="dxa"/>
+              <w:left w:w="90" w:type="dxa"/>
+              <w:bottom w:w="50" w:type="dxa"/>
+              <w:right w:w="90" w:type="dxa"/>
+            </w:tcMar>
+          </w:tcPr>
+          <w:p>
+            <w:pPr>
+              <w:spacing w:after="20" w:line="252" w:lineRule="auto"/>
+            </w:pPr>
+            <w:r>
+              <w:rPr>
+                <w:b/>
+                <w:bCs/>
+                <w:sz w:val="19"/>
+                <w:szCs w:val="19"/>
+              </w:rPr>
+              <w:t>Back up now</w:t>
+            </w:r>
+          </w:p>
+        </w:tc>
+        <w:tc>
+          <w:tcPr>
+            <w:tcW w:w="6673" w:type="dxa"/>
+            <w:shd w:val="clear" w:color="auto" w:fill="F4F5F3"/>
+            <w:tcMar>
+              <w:top w:w="50" w:type="dxa"/>
+              <w:left w:w="90" w:type="dxa"/>
+              <w:bottom w:w="50" w:type="dxa"/>
+              <w:right w:w="90" w:type="dxa"/>
+            </w:tcMar>
+          </w:tcPr>
+          <w:p>
+            <w:pPr>
+              <w:spacing w:after="20" w:line="252" w:lineRule="auto"/>
+            </w:pPr>
+            <w:r>
+              <w:rPr>
+                <w:sz w:val="19"/>
+                <w:szCs w:val="19"/>
+              </w:rPr>
+              <w:t>sudo dateroem-backup (it also runs every night at 02:30; the database and the pictures, kept for 7 days in /srv/dateroem/backups)</w:t>
+            </w:r>
+          </w:p>
+        </w:tc>
+      </w:tr>
+      <w:tr>
+        <w:tblPrEx>
+          <w:tblCellMar>
+            <w:top w:w="0" w:type="dxa"/>
+            <w:bottom w:w="0" w:type="dxa"/>
+          </w:tblCellMar>
+        </w:tblPrEx>
+        <w:trPr>
+          <w:cantSplit/>
+        </w:trPr>
+        <w:tc>
+          <w:tcPr>
+            <w:tcW w:w="2965" w:type="dxa"/>
+            <w:tcMar>
+              <w:top w:w="50" w:type="dxa"/>
+              <w:left w:w="90" w:type="dxa"/>
+              <w:bottom w:w="50" w:type="dxa"/>
+              <w:right w:w="90" w:type="dxa"/>
+            </w:tcMar>
+          </w:tcPr>
+          <w:p>
+            <w:pPr>
+              <w:spacing w:after="20" w:line="252" w:lineRule="auto"/>
+            </w:pPr>
+            <w:r>
+              <w:rPr>
+                <w:b/>
+                <w:bCs/>
+                <w:sz w:val="19"/>
+                <w:szCs w:val="19"/>
+              </w:rPr>
+              <w:t>Change a setting</w:t>
+            </w:r>
+          </w:p>
+        </w:tc>
+        <w:tc>
+          <w:tcPr>
+            <w:tcW w:w="6673" w:type="dxa"/>
+            <w:tcMar>
+              <w:top w:w="50" w:type="dxa"/>
+              <w:left w:w="90" w:type="dxa"/>
+              <w:bottom w:w="50" w:type="dxa"/>
+              <w:right w:w="90" w:type="dxa"/>
+            </w:tcMar>
+          </w:tcPr>
+          <w:p>
+            <w:pPr>
+              <w:spacing w:after="20" w:line="252" w:lineRule="auto"/>
+            </w:pPr>
+            <w:r>
+              <w:rPr>
+                <w:sz w:val="19"/>
+                <w:szCs w:val="19"/>
+              </w:rPr>
+              <w:t>sudo nano /etc/dateroem/backend.env (or website-server.env ...), then restart that service. The live M-Pesa, SMS, Groq and worker keys come with the release - see the Hosting and Deployment Guide</w:t>
+            </w:r>
+          </w:p>
+        </w:tc>
+      </w:tr>
+    </w:tbl>
+    <w:p>
+      <w:pPr>
+        <w:spacing w:after="120"/>
+      </w:pPr>
+    </w:p>
+    <w:p>
+      <w:pPr>
+        <w:pStyle w:val="Heading2"/>
+      </w:pPr>
+      <w:bookmarkStart w:id="3" w:name="_Toc243815933"/>
+      <w:r>
+        <w:t>1.2  Putting out a new version</w:t>
+      </w:r>
+      <w:bookmarkEnd w:id="3"/>
+    </w:p>
+    <w:p>
+      <w:pPr>
+        <w:spacing w:after="120" w:line="276" w:lineRule="auto"/>
+      </w:pPr>
+      <w:r>
+        <w:t>On the company computer: bash /root/fathersProject/deploy/scripts/make-release.sh, copy the file to the server (scp -i /root/.ssh/dateroem_server deploy/out/dateroem-release-&lt;date&gt;.tar.gz root@dateroemwoods.co.ke:/root/), then on the server sudo bash /srv/</w:t>
+      </w:r>
+      <w:r>
+        <w:t>dateroem/deploy/scripts/install-release.sh /root/dateroem-release-&lt;date&gt;.tar.gz - it keeps the settings, pictures and database, restarts everything and runs the health check. Delete the release file on both sides afterwards: it carries the live keys.</w:t>
+      </w:r>
+    </w:p>
+    <w:p>
+      <w:pPr>
+        <w:pStyle w:val="Heading2"/>
+      </w:pPr>
+      <w:bookmarkStart w:id="4" w:name="_Toc243815934"/>
+      <w:r>
+        <w:t xml:space="preserve">1.3  </w:t>
+      </w:r>
+      <w:r>
+        <w:t>Left behind at the move</w:t>
+      </w:r>
+      <w:bookmarkEnd w:id="4"/>
+    </w:p>
+    <w:p>
+      <w:pPr>
+        <w:spacing w:after="120" w:line="276" w:lineRule="auto"/>
+      </w:pPr>
+      <w:r>
+        <w:t>At the owner's request the two M-Pesa text messages the SuperAdmin's phone had read in (20 and 22 October, while its sync tick could not be switched off) and the two transactions made from them were not carried over, and SMS sync wa</w:t>
+      </w:r>
+      <w:r>
+        <w:t>s switched off for the SuperAdmin; the company computer keeps its full copy. Everything else moved: 4 accounts, the order, 7 products, the payment, 2 approved phones and 2 approved computers.</w:t>
       </w:r>
     </w:p>
     <w:p>
@@ -3242,12 +4035,42 @@
       <w:pPr>
         <w:pStyle w:val="Heading1"/>
       </w:pPr>
-      <w:bookmarkStart w:id="2" w:name="_Toc243726488"/>
+      <w:bookmarkStart w:id="5" w:name="_Toc243815935"/>
       <w:r>
         <w:lastRenderedPageBreak/>
-        <w:t>2  Where things are</w:t>
-      </w:r>
-      <w:bookmarkEnd w:id="2"/>
+        <w:t>2  Introduction</w:t>
+      </w:r>
+      <w:bookmarkEnd w:id="5"/>
+    </w:p>
+    <w:p>
+      <w:pPr>
+        <w:spacing w:after="120" w:line="276" w:lineRule="auto"/>
+      </w:pPr>
+      <w:r>
+        <w:t>Everything runs on one company computer: Windo</w:t>
+      </w:r>
+      <w:r>
+        <w:t>ws 11 with an Ubuntu Linux environment inside it (WSL). The database and all servers run inside Ubuntu; the desktop app, ngrok and Android tools run on Windows. This guide is for the person who keeps that computer and the system running.</w:t>
+      </w:r>
+    </w:p>
+    <w:p>
+      <w:r>
+        <w:br w:type="page"/>
+      </w:r>
+    </w:p>
+    <w:p>
+      <w:pPr>
+        <w:pStyle w:val="Heading1"/>
+      </w:pPr>
+      <w:bookmarkStart w:id="6" w:name="_Toc243815936"/>
+      <w:r>
+        <w:lastRenderedPageBreak/>
+        <w:t xml:space="preserve">3  Where things </w:t>
+      </w:r>
+      <w:r>
+        <w:t>are</w:t>
+      </w:r>
+      <w:bookmarkEnd w:id="6"/>
     </w:p>
     <w:tbl>
       <w:tblPr>
@@ -4146,22 +4969,22 @@
       <w:pPr>
         <w:pStyle w:val="Heading1"/>
       </w:pPr>
-      <w:bookmarkStart w:id="3" w:name="_Toc243726489"/>
+      <w:bookmarkStart w:id="7" w:name="_Toc243815937"/>
       <w:r>
         <w:lastRenderedPageBreak/>
-        <w:t>3  Starting the system</w:t>
-      </w:r>
-      <w:bookmarkEnd w:id="3"/>
+        <w:t>4  Starting the system</w:t>
+      </w:r>
+      <w:bookmarkEnd w:id="7"/>
     </w:p>
     <w:p>
       <w:pPr>
         <w:pStyle w:val="Heading2"/>
       </w:pPr>
-      <w:bookmarkStart w:id="4" w:name="_Toc243726490"/>
-      <w:r>
-        <w:t>3.1  Recommended: the desktop app</w:t>
-      </w:r>
-      <w:bookmarkEnd w:id="4"/>
+      <w:bookmarkStart w:id="8" w:name="_Toc243815938"/>
+      <w:r>
+        <w:t>4.1  Recommended: the desktop app</w:t>
+      </w:r>
+      <w:bookmarkEnd w:id="8"/>
     </w:p>
     <w:p>
       <w:pPr>
@@ -4237,11 +5060,11 @@
       <w:pPr>
         <w:pStyle w:val="Heading2"/>
       </w:pPr>
-      <w:bookmarkStart w:id="5" w:name="_Toc243726491"/>
-      <w:r>
-        <w:t>3.2  Alternative: the launch script</w:t>
-      </w:r>
-      <w:bookmarkEnd w:id="5"/>
+      <w:bookmarkStart w:id="9" w:name="_Toc243815939"/>
+      <w:r>
+        <w:t>4.2  Alternative: the launch script</w:t>
+      </w:r>
+      <w:bookmarkEnd w:id="9"/>
     </w:p>
     <w:p>
       <w:pPr>
@@ -4260,18 +5083,21 @@
         <w:t>C:\Scripts\Launch-Dateroem.bat</w:t>
       </w:r>
       <w:r>
-        <w:t>. It opens a terminal for each server. Use this only if the desktop app is not available.</w:t>
+        <w:t>. It opens a terminal for each server. Use this only if the desktop app is not a</w:t>
+      </w:r>
+      <w:r>
+        <w:t>vailable.</w:t>
       </w:r>
     </w:p>
     <w:p>
       <w:pPr>
         <w:pStyle w:val="Heading2"/>
       </w:pPr>
-      <w:bookmarkStart w:id="6" w:name="_Toc243726492"/>
-      <w:r>
-        <w:t>3.3  By hand (inside Ubuntu)</w:t>
-      </w:r>
-      <w:bookmarkEnd w:id="6"/>
+      <w:bookmarkStart w:id="10" w:name="_Toc243815940"/>
+      <w:r>
+        <w:t>4.3  By hand (inside Ubuntu)</w:t>
+      </w:r>
+      <w:bookmarkEnd w:id="10"/>
     </w:p>
     <w:p>
       <w:pPr>
@@ -4325,8 +5151,17 @@
           <w:sz w:val="17"/>
           <w:szCs w:val="17"/>
         </w:rPr>
-        <w:t>cd /root/fathersProject/frontend &amp;&amp; venv/bin/uv</w:t>
-      </w:r>
+        <w:t>cd /root/fathersProject/frontend &amp;&amp; venv/bin/uvicorn app.main:app --host 0.0.0.0 --port 8000 &amp;</w:t>
+      </w:r>
+    </w:p>
+    <w:p>
+      <w:pPr>
+        <w:pBdr>
+          <w:left w:val="single" w:sz="12" w:space="8" w:color="C9D2CC"/>
+        </w:pBdr>
+        <w:shd w:val="clear" w:color="auto" w:fill="F4F5F3"/>
+        <w:ind w:left="160" w:right="160"/>
+      </w:pPr>
       <w:r>
         <w:rPr>
           <w:rFonts w:ascii="Consolas" w:eastAsia="Consolas" w:hAnsi="Consolas" w:cs="Consolas"/>
@@ -4334,17 +5169,8 @@
           <w:sz w:val="17"/>
           <w:szCs w:val="17"/>
         </w:rPr>
-        <w:t>icorn app.main:app --host 0.0.0.0 --port 8000 &amp;</w:t>
-      </w:r>
-    </w:p>
-    <w:p>
-      <w:pPr>
-        <w:pBdr>
-          <w:left w:val="single" w:sz="12" w:space="8" w:color="C9D2CC"/>
-        </w:pBdr>
-        <w:shd w:val="clear" w:color="auto" w:fill="F4F5F3"/>
-        <w:ind w:left="160" w:right="160"/>
-      </w:pPr>
+        <w:t>cd /root/fathersProject/mobileSe</w:t>
+      </w:r>
       <w:r>
         <w:rPr>
           <w:rFonts w:ascii="Consolas" w:eastAsia="Consolas" w:hAnsi="Consolas" w:cs="Consolas"/>
@@ -4352,7 +5178,7 @@
           <w:sz w:val="17"/>
           <w:szCs w:val="17"/>
         </w:rPr>
-        <w:t>cd /root/fathersProject/mobileServer &amp;&amp; venv/bin/uvicorn app.main:app --host 0.0.0.0 --port 8001 &amp;</w:t>
+        <w:t>rver &amp;&amp; venv/bin/uvicorn app.main:app --host 0.0.0.0 --port 8001 &amp;</w:t>
       </w:r>
     </w:p>
     <w:p>
@@ -4370,16 +5196,7 @@
           <w:sz w:val="17"/>
           <w:szCs w:val="17"/>
         </w:rPr>
-        <w:t>cd /root/fathersProject/admin_server_control/server &amp;&amp; venv/bin/uvicorn app.main:app --host 0.0.0.0 --port 80</w:t>
-      </w:r>
-      <w:r>
-        <w:rPr>
-          <w:rFonts w:ascii="Consolas" w:eastAsia="Consolas" w:hAnsi="Consolas" w:cs="Consolas"/>
-          <w:color w:val="2B2F2D"/>
-          <w:sz w:val="17"/>
-          <w:szCs w:val="17"/>
-        </w:rPr>
-        <w:t>02 &amp;</w:t>
+        <w:t>cd /root/fathersProject/admin_server_control/server &amp;&amp; venv/bin/uvicorn app.main:app --host 0.0.0.0 --port 8002 &amp;</w:t>
       </w:r>
     </w:p>
     <w:p>
@@ -5455,10 +6272,7 @@
         <w:spacing w:after="120" w:line="276" w:lineRule="auto"/>
       </w:pPr>
       <w:r>
-        <w:t>On 18 October 2026 the database was cle</w:t>
-      </w:r>
-      <w:r>
-        <w:t>aned for going live and everything kept numbered from 1 (see the Database document). The record of every old and new number is db_backups/2026-10-18-cleanup-record.txt. Everyone signs in once more after it.</w:t>
+        <w:t>On 18 October 2026 the database was cleaned for going live and everything kept numbered from 1 (see the Database document). The record of every old and new number is db_backups/2026-10-18-cleanup-record.txt. Everyone signs in once more after it.</w:t>
       </w:r>
     </w:p>
     <w:p>
@@ -5470,22 +6284,22 @@
       <w:pPr>
         <w:pStyle w:val="Heading1"/>
       </w:pPr>
-      <w:bookmarkStart w:id="7" w:name="_Toc243726493"/>
+      <w:bookmarkStart w:id="11" w:name="_Toc243815941"/>
       <w:r>
         <w:lastRenderedPageBreak/>
-        <w:t>4  Stopping the system</w:t>
-      </w:r>
-      <w:bookmarkEnd w:id="7"/>
+        <w:t>5  Stopp</w:t>
+      </w:r>
+      <w:r>
+        <w:t>ing the system</w:t>
+      </w:r>
+      <w:bookmarkEnd w:id="11"/>
     </w:p>
     <w:p>
       <w:pPr>
         <w:spacing w:after="120" w:line="276" w:lineRule="auto"/>
       </w:pPr>
       <w:r>
-        <w:t>Sign in as the SuperAdmi</w:t>
-      </w:r>
-      <w:r>
-        <w:t xml:space="preserve">n, open the Servers section, press </w:t>
+        <w:t xml:space="preserve">Sign in as the SuperAdmin, open the Servers section, press </w:t>
       </w:r>
       <w:r>
         <w:rPr>
@@ -5495,10 +6309,10 @@
         <w:t>Stop All</w:t>
       </w:r>
       <w:r>
-        <w:t xml:space="preserve"> and confirm. Each server shows "Stopping..." until its port is closed. Since 7 October 2026 only the SuperAdmin can stop servers; anyone - signed in or not - can start them, so an honest admin can always bring th</w:t>
-      </w:r>
-      <w:r>
-        <w:t>e system back.</w:t>
+        <w:t xml:space="preserve"> and confirm. Each server shows "Stopping..." until its port is closed. Since 7 October 2026 only the SuperAdmin can stop servers; anyone - signed in or not - can start them,</w:t>
+      </w:r>
+      <w:r>
+        <w:t xml:space="preserve"> so an honest admin can always bring the system back.</w:t>
       </w:r>
     </w:p>
     <w:p>
@@ -5526,24 +6340,27 @@
       <w:pPr>
         <w:pStyle w:val="Heading2"/>
       </w:pPr>
-      <w:bookmarkStart w:id="8" w:name="_Toc243726494"/>
-      <w:r>
-        <w:t>4.1  After the move to a hosting provider</w:t>
-      </w:r>
-      <w:bookmarkEnd w:id="8"/>
+      <w:bookmarkStart w:id="12" w:name="_Toc243815942"/>
+      <w:r>
+        <w:t>5.1  After the move to a hosting provider</w:t>
+      </w:r>
+      <w:bookmarkEnd w:id="12"/>
     </w:p>
     <w:p>
       <w:pPr>
         <w:spacing w:after="120" w:line="276" w:lineRule="auto"/>
       </w:pPr>
       <w:r>
-        <w:t>The servers will run as services on the provider's machine: they start</w:t>
-      </w:r>
-      <w:r>
-        <w:t xml:space="preserve"> when it starts and restart themselves if one stops, so nobody needs to start them by hand. Only the SuperAdmin (the owner) stops or restarts them, in the provider's control panel or by remote login, with a strong password and two-factor sign-in. The deskt</w:t>
-      </w:r>
-      <w:r>
-        <w:t>op app shows no Servers panel when its server is not this computer, and it should stay that way. An uptime service that checks the website and /api/health every minute and sends an SMS or email when something is down tells the SuperAdmin at once.</w:t>
+        <w:t>The servers will run as service</w:t>
+      </w:r>
+      <w:r>
+        <w:t>s on the provider's machine: they start when it starts and restart themselves if one stops, so nobody needs to start them by hand. Only the SuperAdmin (the owner) stops or restarts them, in the provider's control panel or by remote login, with a strong pas</w:t>
+      </w:r>
+      <w:r>
+        <w:t xml:space="preserve">sword and two-factor sign-in. The desktop app shows no Servers panel when its server is not this computer, and it should stay that way. An uptime service that checks the website and /api/health every minute and sends an SMS or email when something is down </w:t>
+      </w:r>
+      <w:r>
+        <w:t>tells the SuperAdmin at once.</w:t>
       </w:r>
     </w:p>
     <w:p>
@@ -5600,22 +6417,22 @@
       <w:pPr>
         <w:pStyle w:val="Heading1"/>
       </w:pPr>
-      <w:bookmarkStart w:id="9" w:name="_Toc243726495"/>
+      <w:bookmarkStart w:id="13" w:name="_Toc243815943"/>
       <w:r>
         <w:lastRenderedPageBreak/>
-        <w:t>5  The public address</w:t>
-      </w:r>
-      <w:bookmarkEnd w:id="9"/>
+        <w:t>6  The public address</w:t>
+      </w:r>
+      <w:bookmarkEnd w:id="13"/>
     </w:p>
     <w:p>
       <w:pPr>
         <w:spacing w:after="120" w:line="276" w:lineRule="auto"/>
       </w:pPr>
       <w:r>
-        <w:t>Cu</w:t>
-      </w:r>
-      <w:r>
-        <w:t>stomers, admins elsewhere and Safaricom reach the system through one public HTTPS address: a reserved ngrok domain. ngrok runs on Windows and forwards to the Caddy router on port 9099, which decides where each path goes.</w:t>
+        <w:t xml:space="preserve">Customers, admins elsewhere and Safaricom reach the system through one public HTTPS address: a reserved ngrok domain. ngrok runs on Windows and forwards to the Caddy router on port </w:t>
+      </w:r>
+      <w:r>
+        <w:t>9099, which decides where each path goes.</w:t>
       </w:r>
     </w:p>
     <w:p>
@@ -5681,17 +6498,7 @@
           <w:sz w:val="18"/>
           <w:szCs w:val="18"/>
         </w:rPr>
-        <w:t>Figure 2: What the public address</w:t>
-      </w:r>
-      <w:r>
-        <w:rPr>
-          <w:i/>
-          <w:iCs/>
-          <w:color w:val="5F6B66"/>
-          <w:sz w:val="18"/>
-          <w:szCs w:val="18"/>
-        </w:rPr>
-        <w:t xml:space="preserve"> leads to</w:t>
+        <w:t>Figure 2: What the public address leads to</w:t>
       </w:r>
     </w:p>
     <w:p>
@@ -5740,7 +6547,10 @@
         <w:t>/admin-api/*</w:t>
       </w:r>
       <w:r>
-        <w:t xml:space="preserve"> (the desktop app on other computers, since 5 October 2026 - approved computers only, its API pages hidden) and the M-Pesa callback path. The backend's other endpoints are never public.</w:t>
+        <w:t xml:space="preserve"> (the desktop app on other computers, since 5 October 2026 - approved comp</w:t>
+      </w:r>
+      <w:r>
+        <w:t>uters only, its API pages hidden) and the M-Pesa callback path. The backend's other endpoints are never public.</w:t>
       </w:r>
     </w:p>
     <w:p>
@@ -5753,10 +6563,7 @@
         <w:spacing w:after="60" w:line="264" w:lineRule="auto"/>
       </w:pPr>
       <w:r>
-        <w:t>The ngrok status page on Windows is http://localhost:4040 (requests, e</w:t>
-      </w:r>
-      <w:r>
-        <w:t>rrors).</w:t>
+        <w:t>The ngrok status page on Windows is http://localhost:4040 (requests, errors).</w:t>
       </w:r>
     </w:p>
     <w:p>
@@ -5769,7 +6576,10 @@
         <w:spacing w:after="60" w:line="264" w:lineRule="auto"/>
       </w:pPr>
       <w:r>
-        <w:t xml:space="preserve">The reserved domain is what the M-Pesa callback settings and the shared APK point at. If the domain ever changes, update </w:t>
+        <w:t>The reserved domain is what the M-Pesa callback settings and the s</w:t>
+      </w:r>
+      <w:r>
+        <w:t xml:space="preserve">hared APK point at. If the domain ever changes, update </w:t>
       </w:r>
       <w:r>
         <w:rPr>
@@ -5781,10 +6591,10 @@
         <w:t>MPESA_CALLBACK_URL</w:t>
       </w:r>
       <w:r>
-        <w:t>, the B2C result URLs and the Google sign-in authorised origins (Google Cloud Console, project "Dateroem", AP</w:t>
-      </w:r>
-      <w:r>
-        <w:t>Is and Services &gt; Credentials, the web client), and rebuild the shared APK.</w:t>
+        <w:t>, the B2C result URLs and the Google sign-in authorised origins (Google Cloud Console, project "Dateroem", APIs and Services &gt; Credentials, the web client), and rebuild the shared APK</w:t>
+      </w:r>
+      <w:r>
+        <w:t>.</w:t>
       </w:r>
     </w:p>
     <w:p>
@@ -5823,13 +6633,10 @@
         <w:t xml:space="preserve">Tip: </w:t>
       </w:r>
       <w:r>
-        <w:t>For production the system moves to a rented server under the company domain, wh</w:t>
-      </w:r>
-      <w:r>
-        <w:t>ere Caddy obtains HTTPS certificates itself and the paths stay the same. The Hosting and Deployment Guide (DWS-CFG-03) and the deploy/ folder cover it: where to host, the domain, the move step by step, running the server (services, logs, backups) and every</w:t>
-      </w:r>
-      <w:r>
-        <w:t xml:space="preserve"> value to change.</w:t>
+        <w:t>For production the system moves to a rented server under the company domain, where Caddy obtains HTTPS certificates itself and the paths stay the same. T</w:t>
+      </w:r>
+      <w:r>
+        <w:t>he Hosting and Deployment Guide (DWS-CFG-03) and the deploy/ folder cover it: where to host, the domain, the move step by step, running the server (services, logs, backups) and every value to change.</w:t>
       </w:r>
     </w:p>
     <w:p>
@@ -5850,10 +6657,10 @@
         <w:t xml:space="preserve">Caution: </w:t>
       </w:r>
       <w:r>
-        <w:t>ngrok can be up while the Tunnel Router (Caddy) is not - then every public request fails although the website works on this computer (8 October 2026, after an internet drop). After any restart or internet drop, check that "Tunnel</w:t>
-      </w:r>
-      <w:r>
-        <w:t xml:space="preserve"> Router (Caddy)" shows as running in the Servers section.</w:t>
+        <w:t>ngrok can be up while the Tunnel Router (Caddy)</w:t>
+      </w:r>
+      <w:r>
+        <w:t xml:space="preserve"> is not - then every public request fails although the website works on this computer (8 October 2026, after an internet drop). After any restart or internet drop, check that "Tunnel Router (Caddy)" shows as running in the Servers section.</w:t>
       </w:r>
     </w:p>
     <w:p>
@@ -5865,12 +6672,15 @@
       <w:pPr>
         <w:pStyle w:val="Heading1"/>
       </w:pPr>
-      <w:bookmarkStart w:id="10" w:name="_Toc243726496"/>
+      <w:bookmarkStart w:id="14" w:name="_Toc243815944"/>
       <w:r>
         <w:lastRenderedPageBreak/>
-        <w:t>6  Checking health</w:t>
-      </w:r>
-      <w:bookmarkEnd w:id="10"/>
+        <w:t>7  Checking he</w:t>
+      </w:r>
+      <w:r>
+        <w:t>alth</w:t>
+      </w:r>
+      <w:bookmarkEnd w:id="14"/>
     </w:p>
     <w:tbl>
       <w:tblPr>
@@ -6753,12 +7563,12 @@
       <w:pPr>
         <w:pStyle w:val="Heading1"/>
       </w:pPr>
-      <w:bookmarkStart w:id="11" w:name="_Toc243726497"/>
+      <w:bookmarkStart w:id="15" w:name="_Toc243815945"/>
       <w:r>
         <w:lastRenderedPageBreak/>
-        <w:t>7  Logs</w:t>
-      </w:r>
-      <w:bookmarkEnd w:id="11"/>
+        <w:t>8  Logs</w:t>
+      </w:r>
+      <w:bookmarkEnd w:id="15"/>
     </w:p>
     <w:tbl>
       <w:tblPr>
@@ -7162,12 +7972,12 @@
       <w:pPr>
         <w:pStyle w:val="Heading1"/>
       </w:pPr>
-      <w:bookmarkStart w:id="12" w:name="_Toc243726498"/>
+      <w:bookmarkStart w:id="16" w:name="_Toc243815946"/>
       <w:r>
         <w:lastRenderedPageBreak/>
-        <w:t>8  Applying changes</w:t>
-      </w:r>
-      <w:bookmarkEnd w:id="12"/>
+        <w:t>9  Applying changes</w:t>
+      </w:r>
+      <w:bookmarkEnd w:id="16"/>
     </w:p>
     <w:tbl>
       <w:tblPr>
@@ -7768,12 +8578,12 @@
       <w:pPr>
         <w:pStyle w:val="Heading1"/>
       </w:pPr>
-      <w:bookmarkStart w:id="13" w:name="_Toc243726499"/>
+      <w:bookmarkStart w:id="17" w:name="_Toc243815947"/>
       <w:r>
         <w:lastRenderedPageBreak/>
-        <w:t>9  Testing the mobile app</w:t>
-      </w:r>
-      <w:bookmarkEnd w:id="13"/>
+        <w:t>10  Testing the mobile app</w:t>
+      </w:r>
+      <w:bookmarkEnd w:id="17"/>
     </w:p>
     <w:p>
       <w:pPr>
@@ -7856,12 +8666,12 @@
       <w:pPr>
         <w:pStyle w:val="Heading1"/>
       </w:pPr>
-      <w:bookmarkStart w:id="14" w:name="_Toc243726500"/>
+      <w:bookmarkStart w:id="18" w:name="_Toc243815948"/>
       <w:r>
         <w:lastRenderedPageBreak/>
-        <w:t>10  Routine maintenance</w:t>
-      </w:r>
-      <w:bookmarkEnd w:id="14"/>
+        <w:t>11  Routine maintenance</w:t>
+      </w:r>
+      <w:bookmarkEnd w:id="18"/>
     </w:p>
     <w:tbl>
       <w:tblPr>
@@ -8676,12 +9486,12 @@
       <w:pPr>
         <w:pStyle w:val="Heading1"/>
       </w:pPr>
-      <w:bookmarkStart w:id="15" w:name="_Toc243726501"/>
+      <w:bookmarkStart w:id="19" w:name="_Toc243815949"/>
       <w:r>
         <w:lastRenderedPageBreak/>
-        <w:t>11  Desktop access and the SuperAdmin</w:t>
-      </w:r>
-      <w:bookmarkEnd w:id="15"/>
+        <w:t>12  Desktop access and the SuperAdmin</w:t>
+      </w:r>
+      <w:bookmarkEnd w:id="19"/>
     </w:p>
     <w:p>
       <w:pPr>
@@ -8708,10 +9518,10 @@
         <w:t>First sign-in after the update.</w:t>
       </w:r>
       <w:r>
-        <w:t xml:space="preserve"> Sign in as the SuperAdmin first on the owner's computer: the SuperAdmin's first computer is approved automatically. Then each Admin signs in on their own computer, sees "This computer is waiting for approval", and the SuperAdmin approves it in Users &gt; Com</w:t>
-      </w:r>
-      <w:r>
-        <w:t>puters.</w:t>
+        <w:t xml:space="preserve"> Sign in</w:t>
+      </w:r>
+      <w:r>
+        <w:t xml:space="preserve"> as the SuperAdmin first on the owner's computer: the SuperAdmin's first computer is approved automatically. Then each Admin signs in on their own computer, sees "This computer is waiting for approval", and the SuperAdmin approves it in Users &gt; Computers.</w:t>
       </w:r>
     </w:p>
     <w:p>
@@ -8751,10 +9561,10 @@
         <w:t>Wrong passwords.</w:t>
       </w:r>
       <w:r>
-        <w:t xml:space="preserve"> After 5 wrong passwor</w:t>
-      </w:r>
-      <w:r>
-        <w:t>ds in 15 minutes the account waits from that address; restarting the admin server clears the count at once.</w:t>
+        <w:t xml:space="preserve"> After 5 wrong passwords in 15</w:t>
+      </w:r>
+      <w:r>
+        <w:t xml:space="preserve"> minutes the account waits from that address; restarting the admin server clears the count at once.</w:t>
       </w:r>
     </w:p>
     <w:p>
@@ -8766,21 +9576,21 @@
       <w:pPr>
         <w:pStyle w:val="Heading2"/>
       </w:pPr>
-      <w:bookmarkStart w:id="16" w:name="_Toc243726502"/>
-      <w:r>
-        <w:t>11.1  If the SuperAdmin's only computer is lost</w:t>
-      </w:r>
-      <w:bookmarkEnd w:id="16"/>
+      <w:bookmarkStart w:id="20" w:name="_Toc243815950"/>
+      <w:r>
+        <w:t>12.1  If the SuperAdmin's only computer is lost</w:t>
+      </w:r>
+      <w:bookmarkEnd w:id="20"/>
     </w:p>
     <w:p>
       <w:pPr>
         <w:spacing w:after="120" w:line="276" w:lineRule="auto"/>
       </w:pPr>
       <w:r>
-        <w:t>Nobody else can approve a computer, so this is done once on the server, inside Ubuntu, by someone w</w:t>
-      </w:r>
-      <w:r>
-        <w:t>ith database access. First let the SuperAdmin sign in on the new computer so it is listed as waiting, then approve that row and block the lost one:</w:t>
+        <w:t>Nobody else can approve a computer, so this is done once on the server, inside Ubuntu, by someone with data</w:t>
+      </w:r>
+      <w:r>
+        <w:t>base access. First let the SuperAdmin sign in on the new computer so it is listed as waiting, then approve that row and block the lost one:</w:t>
       </w:r>
     </w:p>
     <w:p>
@@ -8909,11 +9719,11 @@
       <w:pPr>
         <w:pStyle w:val="Heading2"/>
       </w:pPr>
-      <w:bookmarkStart w:id="17" w:name="_Toc243726503"/>
-      <w:r>
-        <w:t>11.2  Giving the desktop app to another admin</w:t>
-      </w:r>
-      <w:bookmarkEnd w:id="17"/>
+      <w:bookmarkStart w:id="21" w:name="_Toc243815951"/>
+      <w:r>
+        <w:t>12.2  Giving the desktop app to another admin</w:t>
+      </w:r>
+      <w:bookmarkEnd w:id="21"/>
     </w:p>
     <w:p>
       <w:pPr>
@@ -8953,10 +9763,7 @@
         <w:t>/admin-api</w:t>
       </w:r>
       <w:r>
-        <w:t>), so this computer, the servers and</w:t>
-      </w:r>
-      <w:r>
-        <w:t xml:space="preserve"> the tunnel must be running for them to work. To make a new zip (after app changes, or with the provider's address after the move), run inside </w:t>
+        <w:t xml:space="preserve">), so this computer, the servers and the tunnel must be running for them to work. To make a new zip (after app changes, or with the provider's address after the move), run inside </w:t>
       </w:r>
       <w:r>
         <w:rPr>
@@ -8987,88 +9794,94 @@
           <w:sz w:val="17"/>
           <w:szCs w:val="17"/>
         </w:rPr>
-        <w:t>venv\Scripts\python.exe build_shared_copy.py https://&lt;public address&gt;/admin-api</w:t>
+        <w:t>venv\Scripts\python.exe build_shared_copy.py ht</w:t>
+      </w:r>
+      <w:r>
+        <w:rPr>
+          <w:rFonts w:ascii="Consolas" w:eastAsia="Consolas" w:hAnsi="Consolas" w:cs="Consolas"/>
+          <w:color w:val="2B2F2D"/>
+          <w:sz w:val="17"/>
+          <w:szCs w:val="17"/>
+        </w:rPr>
+        <w:t>tps://&lt;public address&gt;/admin-api</w:t>
       </w:r>
     </w:p>
     <w:p>
       <w:pPr>
         <w:pStyle w:val="Heading2"/>
       </w:pPr>
-      <w:bookmarkStart w:id="18" w:name="_Toc243726504"/>
-      <w:r>
-        <w:t>11.</w:t>
-      </w:r>
-      <w:r>
-        <w:t>3  Correcting a username</w:t>
-      </w:r>
-      <w:bookmarkEnd w:id="18"/>
+      <w:bookmarkStart w:id="22" w:name="_Toc243815952"/>
+      <w:r>
+        <w:t>12.3  Correcting a username</w:t>
+      </w:r>
+      <w:bookmarkEnd w:id="22"/>
     </w:p>
     <w:p>
       <w:pPr>
         <w:spacing w:after="120" w:line="276" w:lineRule="auto"/>
       </w:pPr>
       <w:r>
-        <w:t>If an account was made with a wrong username, the SuperAdmin selects it in Users &gt; Normal Users, presses Edit and changes the Username field. The person signs in with the new username from then on; their sign-in, phone and computer</w:t>
-      </w:r>
-      <w:r>
-        <w:t xml:space="preserve"> approvals stay as they were.</w:t>
+        <w:t>If an account was made with a wrong username, the SuperAdmin selects it in Users &gt; Normal Users, presses Edit and changes the Username field. The person signs in with the new username from then o</w:t>
+      </w:r>
+      <w:r>
+        <w:t>n; their sign-in, phone and computer approvals stay as they were.</w:t>
       </w:r>
     </w:p>
     <w:p>
       <w:pPr>
         <w:pStyle w:val="Heading2"/>
       </w:pPr>
-      <w:bookmarkStart w:id="19" w:name="_Toc243726505"/>
-      <w:r>
-        <w:t>11.4  Resetting someone's password</w:t>
-      </w:r>
-      <w:bookmarkEnd w:id="19"/>
+      <w:bookmarkStart w:id="23" w:name="_Toc243815953"/>
+      <w:r>
+        <w:t>12.4  Resetting someone's password</w:t>
+      </w:r>
+      <w:bookmarkEnd w:id="23"/>
     </w:p>
     <w:p>
       <w:pPr>
         <w:spacing w:after="120" w:line="276" w:lineRule="auto"/>
       </w:pPr>
       <w:r>
-        <w:t>Nobody can see a password, not even the SuperAdmin. If someone forgot theirs: Users &gt; Normal Users, select the account, Reset Password, confirm, and give them the temporary password shown - i</w:t>
-      </w:r>
-      <w:r>
-        <w:t>n person or by phone, never in a group chat. They are signed out everywhere, and at their next sign-in (website, phone or desktop) they must choose a password of their own before anything else. Only the SuperAdmin resets an Admin; the SuperAdmin changes th</w:t>
-      </w:r>
-      <w:r>
-        <w:t>eir own from Profile.</w:t>
+        <w:t>Nobody can see a password, not even the SuperAdmin. If someone forgot theirs: Users &gt; Normal Users, select the account, Reset Password, confirm, and give t</w:t>
+      </w:r>
+      <w:r>
+        <w:t>hem the temporary password shown - in person or by phone, never in a group chat. They are signed out everywhere, and at their next sign-in (website, phone or desktop) they must choose a password of their own before anything else. Only the SuperAdmin resets</w:t>
+      </w:r>
+      <w:r>
+        <w:t xml:space="preserve"> an Admin; the SuperAdmin changes their own from Profile.</w:t>
       </w:r>
     </w:p>
     <w:p>
       <w:pPr>
         <w:pStyle w:val="Heading2"/>
       </w:pPr>
-      <w:bookmarkStart w:id="20" w:name="_Toc243726506"/>
+      <w:bookmarkStart w:id="24" w:name="_Toc243815954"/>
       <w:r>
         <w:lastRenderedPageBreak/>
-        <w:t>11.5  The idle lock</w:t>
-      </w:r>
-      <w:bookmarkEnd w:id="20"/>
+        <w:t>12.5  The idle lock</w:t>
+      </w:r>
+      <w:bookmarkEnd w:id="24"/>
     </w:p>
     <w:p>
       <w:pPr>
         <w:spacing w:after="120" w:line="276" w:lineRule="auto"/>
       </w:pPr>
       <w:r>
-        <w:t>The desktop and phone apps lock after 25 minutes untouched (the desktop asks for the password, the phone for the fingerprint), with Still there? a minute before. The SuperAdmin changes the minutes (5 to 120) in the</w:t>
-      </w:r>
-      <w:r>
-        <w:t xml:space="preserve"> desktop app: Settings &gt; Idle lock. Other computers and phones take the new value at their next sign-in or start.</w:t>
+        <w:t>The desktop and phone apps lock after 25 minutes untouched (the desktop asks for the password, the phone for the fingerprint), with Still there? a minute before. The SuperAdmin c</w:t>
+      </w:r>
+      <w:r>
+        <w:t>hanges the minutes (5 to 120) in the desktop app: Settings &gt; Idle lock. Other computers and phones take the new value at their next sign-in or start.</w:t>
       </w:r>
     </w:p>
     <w:p>
       <w:pPr>
         <w:pStyle w:val="Heading2"/>
       </w:pPr>
-      <w:bookmarkStart w:id="21" w:name="_Toc243726507"/>
-      <w:r>
-        <w:t>11.6  Orders near their promised date</w:t>
-      </w:r>
-      <w:bookmarkEnd w:id="21"/>
+      <w:bookmarkStart w:id="25" w:name="_Toc243815955"/>
+      <w:r>
+        <w:t>12.6  Orders near their promised date</w:t>
+      </w:r>
+      <w:bookmarkEnd w:id="25"/>
     </w:p>
     <w:p>
       <w:pPr>
@@ -9082,14 +9895,14 @@
       <w:pPr>
         <w:pStyle w:val="Heading2"/>
       </w:pPr>
-      <w:bookmarkStart w:id="22" w:name="_Toc243726508"/>
-      <w:r>
-        <w:t xml:space="preserve">11.7 </w:t>
+      <w:bookmarkStart w:id="26" w:name="_Toc243815956"/>
+      <w:r>
+        <w:t xml:space="preserve">12.7 </w:t>
       </w:r>
       <w:r>
         <w:t xml:space="preserve"> Checking worker details</w:t>
       </w:r>
-      <w:bookmarkEnd w:id="22"/>
+      <w:bookmarkEnd w:id="26"/>
     </w:p>
     <w:p>
       <w:pPr>
@@ -9120,11 +9933,11 @@
       <w:pPr>
         <w:pStyle w:val="Heading2"/>
       </w:pPr>
-      <w:bookmarkStart w:id="23" w:name="_Toc243726509"/>
-      <w:r>
-        <w:t>11.8  Checking that every save arrives</w:t>
-      </w:r>
-      <w:bookmarkEnd w:id="23"/>
+      <w:bookmarkStart w:id="27" w:name="_Toc243815957"/>
+      <w:r>
+        <w:t>12.8  Checking that every save arrives</w:t>
+      </w:r>
+      <w:bookmarkEnd w:id="27"/>
     </w:p>
     <w:p>
       <w:pPr>
@@ -9147,11 +9960,11 @@
       <w:pPr>
         <w:pStyle w:val="Heading2"/>
       </w:pPr>
-      <w:bookmarkStart w:id="24" w:name="_Toc243726510"/>
-      <w:r>
-        <w:t>11.9  Changing a policy</w:t>
-      </w:r>
-      <w:bookmarkEnd w:id="24"/>
+      <w:bookmarkStart w:id="28" w:name="_Toc243815958"/>
+      <w:r>
+        <w:t>12.9  Changing a policy</w:t>
+      </w:r>
+      <w:bookmarkEnd w:id="28"/>
     </w:p>
     <w:p>
       <w:pPr>
@@ -9173,15 +9986,15 @@
       <w:pPr>
         <w:pStyle w:val="Heading1"/>
       </w:pPr>
-      <w:bookmarkStart w:id="25" w:name="_Toc243726511"/>
+      <w:bookmarkStart w:id="29" w:name="_Toc243815959"/>
       <w:r>
         <w:lastRenderedPageBreak/>
-        <w:t>12  Network n</w:t>
+        <w:t>13  Network n</w:t>
       </w:r>
       <w:r>
         <w:t>otes for this computer</w:t>
       </w:r>
-      <w:bookmarkEnd w:id="25"/>
+      <w:bookmarkEnd w:id="29"/>
     </w:p>
     <w:p>
       <w:pPr>
@@ -9350,7 +10163,7 @@
         <w:sz w:val="16"/>
         <w:szCs w:val="16"/>
       </w:rPr>
-      <w:t>19</w:t>
+      <w:t>20</w:t>
     </w:r>
     <w:r>
       <w:rPr>
@@ -9399,7 +10212,7 @@
         <w:sz w:val="16"/>
         <w:szCs w:val="16"/>
       </w:rPr>
-      <w:t>19</w:t>
+      <w:t>20</w:t>
     </w:r>
     <w:r>
       <w:rPr>
@@ -9468,7 +10281,15 @@
         <w:sz w:val="16"/>
         <w:szCs w:val="16"/>
       </w:rPr>
-      <w:t>Running and Operating the System</w:t>
+      <w:t>Running and</w:t>
+    </w:r>
+    <w:r>
+      <w:rPr>
+        <w:color w:val="5F6B66"/>
+        <w:sz w:val="16"/>
+        <w:szCs w:val="16"/>
+      </w:rPr>
+      <w:t xml:space="preserve"> Operating the System</w:t>
     </w:r>
   </w:p>
 </w:hdr>
@@ -9483,96 +10304,10 @@
 <file path=word/numbering.xml><?xml version="1.0" encoding="utf-8"?>
 <w:numbering xmlns:wpc="http://schemas.microsoft.com/office/word/2010/wordprocessingCanvas" xmlns:cx="http://schemas.microsoft.com/office/drawing/2014/chartex" xmlns:cx1="http://schemas.microsoft.com/office/drawing/2015/9/8/chartex" xmlns:mc="http://schemas.openxmlformats.org/markup-compatibility/2006" xmlns:o="urn:schemas-microsoft-com:office:office" xmlns:r="http://schemas.openxmlformats.org/officeDocument/2006/relationships" xmlns:m="http://schemas.openxmlformats.org/officeDocument/2006/math" xmlns:v="urn:schemas-microsoft-com:vml" xmlns:wp14="http://schemas.microsoft.com/office/word/2010/wordprocessingDrawing" xmlns:wp="http://schemas.openxmlformats.org/drawingml/2006/wordprocessingDrawing" xmlns:w10="urn:schemas-microsoft-com:office:word" xmlns:w="http://schemas.openxmlformats.org/wordprocessingml/2006/main" xmlns:w14="http://schemas.microsoft.com/office/word/2010/wordml" xmlns:w15="http://schemas.microsoft.com/office/word/2012/wordml" xmlns:w16se="http://schemas.microsoft.com/office/word/2015/wordml/symex" xmlns:wpg="http://schemas.microsoft.com/office/word/2010/wordprocessingGroup" xmlns:wpi="http://schemas.microsoft.com/office/word/2010/wordprocessingInk" xmlns:wne="http://schemas.microsoft.com/office/word/2006/wordml" xmlns:wps="http://schemas.microsoft.com/office/word/2010/wordprocessingShape" mc:Ignorable="w14 w15 w16se wp14">
   <w:abstractNum w:abstractNumId="0" w15:restartNumberingAfterBreak="0">
-    <w:nsid w:val="07F16321"/>
+    <w:nsid w:val="13402001"/>
     <w:multiLevelType w:val="hybridMultilevel"/>
-    <w:tmpl w:val="56B28742"/>
-    <w:lvl w:ilvl="0" w:tplc="844E1E92" w:tentative="1">
-      <w:start w:val="1"/>
-      <w:numFmt w:val="bullet"/>
-      <w:lvlText w:val="●"/>
-      <w:lvlJc w:val="left"/>
-      <w:pPr>
-        <w:ind w:left="720" w:hanging="360"/>
-      </w:pPr>
-    </w:lvl>
-    <w:lvl w:ilvl="1" w:tplc="14066F14" w:tentative="1">
-      <w:start w:val="1"/>
-      <w:numFmt w:val="bullet"/>
-      <w:lvlText w:val="○"/>
-      <w:lvlJc w:val="left"/>
-      <w:pPr>
-        <w:ind w:left="1440" w:hanging="360"/>
-      </w:pPr>
-    </w:lvl>
-    <w:lvl w:ilvl="2" w:tplc="D25EEF76" w:tentative="1">
-      <w:start w:val="1"/>
-      <w:numFmt w:val="bullet"/>
-      <w:lvlText w:val="■"/>
-      <w:lvlJc w:val="left"/>
-      <w:pPr>
-        <w:ind w:left="2160" w:hanging="360"/>
-      </w:pPr>
-    </w:lvl>
-    <w:lvl w:ilvl="3" w:tplc="46246AEA" w:tentative="1">
-      <w:start w:val="1"/>
-      <w:numFmt w:val="bullet"/>
-      <w:lvlText w:val="●"/>
-      <w:lvlJc w:val="left"/>
-      <w:pPr>
-        <w:ind w:left="2880" w:hanging="360"/>
-      </w:pPr>
-    </w:lvl>
-    <w:lvl w:ilvl="4" w:tplc="32C04EE4" w:tentative="1">
-      <w:start w:val="1"/>
-      <w:numFmt w:val="bullet"/>
-      <w:lvlText w:val="○"/>
-      <w:lvlJc w:val="left"/>
-      <w:pPr>
-        <w:ind w:left="3600" w:hanging="360"/>
-      </w:pPr>
-    </w:lvl>
-    <w:lvl w:ilvl="5" w:tplc="FC6C6F9E" w:tentative="1">
-      <w:start w:val="1"/>
-      <w:numFmt w:val="bullet"/>
-      <w:lvlText w:val="■"/>
-      <w:lvlJc w:val="left"/>
-      <w:pPr>
-        <w:ind w:left="4320" w:hanging="360"/>
-      </w:pPr>
-    </w:lvl>
-    <w:lvl w:ilvl="6" w:tplc="7CFA08AA" w:tentative="1">
-      <w:start w:val="1"/>
-      <w:numFmt w:val="bullet"/>
-      <w:lvlText w:val="●"/>
-      <w:lvlJc w:val="left"/>
-      <w:pPr>
-        <w:ind w:left="5040" w:hanging="360"/>
-      </w:pPr>
-    </w:lvl>
-    <w:lvl w:ilvl="7" w:tplc="A0B266DE" w:tentative="1">
-      <w:start w:val="1"/>
-      <w:numFmt w:val="bullet"/>
-      <w:lvlText w:val="●"/>
-      <w:lvlJc w:val="left"/>
-      <w:pPr>
-        <w:ind w:left="5760" w:hanging="360"/>
-      </w:pPr>
-    </w:lvl>
-    <w:lvl w:ilvl="8" w:tplc="AFE46194" w:tentative="1">
-      <w:start w:val="1"/>
-      <w:numFmt w:val="bullet"/>
-      <w:lvlText w:val="●"/>
-      <w:lvlJc w:val="left"/>
-      <w:pPr>
-        <w:ind w:left="6480" w:hanging="360"/>
-      </w:pPr>
-    </w:lvl>
-  </w:abstractNum>
-  <w:abstractNum w:abstractNumId="1" w15:restartNumberingAfterBreak="0">
-    <w:nsid w:val="158D09C9"/>
-    <w:multiLevelType w:val="hybridMultilevel"/>
-    <w:tmpl w:val="0E6E1710"/>
-    <w:lvl w:ilvl="0" w:tplc="0AE65B0E">
+    <w:tmpl w:val="EB2448A8"/>
+    <w:lvl w:ilvl="0" w:tplc="D4E60E22">
       <w:start w:val="1"/>
       <w:numFmt w:val="decimal"/>
       <w:lvlText w:val="%1."/>
@@ -9581,7 +10316,7 @@
         <w:ind w:left="540" w:hanging="300"/>
       </w:pPr>
     </w:lvl>
-    <w:lvl w:ilvl="1" w:tplc="B5482EB0" w:tentative="1">
+    <w:lvl w:ilvl="1" w:tplc="98FA5422" w:tentative="1">
       <w:start w:val="1"/>
       <w:numFmt w:val="lowerLetter"/>
       <w:lvlText w:val="%2."/>
@@ -9590,7 +10325,7 @@
         <w:ind w:left="940" w:hanging="300"/>
       </w:pPr>
     </w:lvl>
-    <w:lvl w:ilvl="2" w:tplc="6938F460" w:tentative="1">
+    <w:lvl w:ilvl="2" w:tplc="1EC019B6" w:tentative="1">
       <w:start w:val="1"/>
       <w:numFmt w:val="lowerRoman"/>
       <w:lvlText w:val="%3."/>
@@ -9599,42 +10334,128 @@
         <w:ind w:left="1340" w:hanging="300"/>
       </w:pPr>
     </w:lvl>
-    <w:lvl w:ilvl="3" w:tplc="9962E750">
+    <w:lvl w:ilvl="3" w:tplc="CD829E8E">
       <w:numFmt w:val="decimal"/>
       <w:lvlText w:val=""/>
       <w:lvlJc w:val="left"/>
     </w:lvl>
-    <w:lvl w:ilvl="4" w:tplc="7BF4ACAC">
+    <w:lvl w:ilvl="4" w:tplc="1CA421BC">
       <w:numFmt w:val="decimal"/>
       <w:lvlText w:val=""/>
       <w:lvlJc w:val="left"/>
     </w:lvl>
-    <w:lvl w:ilvl="5" w:tplc="E634E90A">
+    <w:lvl w:ilvl="5" w:tplc="B5006462">
       <w:numFmt w:val="decimal"/>
       <w:lvlText w:val=""/>
       <w:lvlJc w:val="left"/>
     </w:lvl>
-    <w:lvl w:ilvl="6" w:tplc="BC4E735A">
+    <w:lvl w:ilvl="6" w:tplc="93C09B98">
       <w:numFmt w:val="decimal"/>
       <w:lvlText w:val=""/>
       <w:lvlJc w:val="left"/>
     </w:lvl>
-    <w:lvl w:ilvl="7" w:tplc="C278F342">
+    <w:lvl w:ilvl="7" w:tplc="9A229390">
       <w:numFmt w:val="decimal"/>
       <w:lvlText w:val=""/>
       <w:lvlJc w:val="left"/>
     </w:lvl>
-    <w:lvl w:ilvl="8" w:tplc="E12620C8">
+    <w:lvl w:ilvl="8" w:tplc="8440335E">
       <w:numFmt w:val="decimal"/>
       <w:lvlText w:val=""/>
       <w:lvlJc w:val="left"/>
     </w:lvl>
   </w:abstractNum>
+  <w:abstractNum w:abstractNumId="1" w15:restartNumberingAfterBreak="0">
+    <w:nsid w:val="44AB1977"/>
+    <w:multiLevelType w:val="hybridMultilevel"/>
+    <w:tmpl w:val="3CD41DDE"/>
+    <w:lvl w:ilvl="0" w:tplc="159678B0" w:tentative="1">
+      <w:start w:val="1"/>
+      <w:numFmt w:val="bullet"/>
+      <w:lvlText w:val="●"/>
+      <w:lvlJc w:val="left"/>
+      <w:pPr>
+        <w:ind w:left="720" w:hanging="360"/>
+      </w:pPr>
+    </w:lvl>
+    <w:lvl w:ilvl="1" w:tplc="60C02F96" w:tentative="1">
+      <w:start w:val="1"/>
+      <w:numFmt w:val="bullet"/>
+      <w:lvlText w:val="○"/>
+      <w:lvlJc w:val="left"/>
+      <w:pPr>
+        <w:ind w:left="1440" w:hanging="360"/>
+      </w:pPr>
+    </w:lvl>
+    <w:lvl w:ilvl="2" w:tplc="E3B4ED46" w:tentative="1">
+      <w:start w:val="1"/>
+      <w:numFmt w:val="bullet"/>
+      <w:lvlText w:val="■"/>
+      <w:lvlJc w:val="left"/>
+      <w:pPr>
+        <w:ind w:left="2160" w:hanging="360"/>
+      </w:pPr>
+    </w:lvl>
+    <w:lvl w:ilvl="3" w:tplc="1D74365A" w:tentative="1">
+      <w:start w:val="1"/>
+      <w:numFmt w:val="bullet"/>
+      <w:lvlText w:val="●"/>
+      <w:lvlJc w:val="left"/>
+      <w:pPr>
+        <w:ind w:left="2880" w:hanging="360"/>
+      </w:pPr>
+    </w:lvl>
+    <w:lvl w:ilvl="4" w:tplc="8C8AF086" w:tentative="1">
+      <w:start w:val="1"/>
+      <w:numFmt w:val="bullet"/>
+      <w:lvlText w:val="○"/>
+      <w:lvlJc w:val="left"/>
+      <w:pPr>
+        <w:ind w:left="3600" w:hanging="360"/>
+      </w:pPr>
+    </w:lvl>
+    <w:lvl w:ilvl="5" w:tplc="EB303652" w:tentative="1">
+      <w:start w:val="1"/>
+      <w:numFmt w:val="bullet"/>
+      <w:lvlText w:val="■"/>
+      <w:lvlJc w:val="left"/>
+      <w:pPr>
+        <w:ind w:left="4320" w:hanging="360"/>
+      </w:pPr>
+    </w:lvl>
+    <w:lvl w:ilvl="6" w:tplc="5F4C7128" w:tentative="1">
+      <w:start w:val="1"/>
+      <w:numFmt w:val="bullet"/>
+      <w:lvlText w:val="●"/>
+      <w:lvlJc w:val="left"/>
+      <w:pPr>
+        <w:ind w:left="5040" w:hanging="360"/>
+      </w:pPr>
+    </w:lvl>
+    <w:lvl w:ilvl="7" w:tplc="75D4B7F8" w:tentative="1">
+      <w:start w:val="1"/>
+      <w:numFmt w:val="bullet"/>
+      <w:lvlText w:val="●"/>
+      <w:lvlJc w:val="left"/>
+      <w:pPr>
+        <w:ind w:left="5760" w:hanging="360"/>
+      </w:pPr>
+    </w:lvl>
+    <w:lvl w:ilvl="8" w:tplc="5922078A" w:tentative="1">
+      <w:start w:val="1"/>
+      <w:numFmt w:val="bullet"/>
+      <w:lvlText w:val="●"/>
+      <w:lvlJc w:val="left"/>
+      <w:pPr>
+        <w:ind w:left="6480" w:hanging="360"/>
+      </w:pPr>
+    </w:lvl>
+  </w:abstractNum>
   <w:abstractNum w:abstractNumId="2" w15:restartNumberingAfterBreak="0">
-    <w:nsid w:val="735304FB"/>
+    <w:nsid w:val="56F25A6C"/>
     <w:multiLevelType w:val="hybridMultilevel"/>
-    <w:tmpl w:val="7DEAF7A0"/>
-    <w:lvl w:ilvl="0" w:tplc="75F6D61E">
+    <w:tmpl w:val="747E6B1E"/>
+    <w:lvl w:ilvl="0" w:tplc="D25002D4">
       <w:start w:val="1"/>
       <w:numFmt w:val="bullet"/>
       <w:lvlText w:val="•"/>
@@ -9643,7 +10464,7 @@
         <w:ind w:left="540" w:hanging="300"/>
       </w:pPr>
     </w:lvl>
-    <w:lvl w:ilvl="1" w:tplc="CC1A7670" w:tentative="1">
+    <w:lvl w:ilvl="1" w:tplc="F3D01D8C" w:tentative="1">
       <w:start w:val="1"/>
       <w:numFmt w:val="bullet"/>
       <w:lvlText w:val="–"/>
@@ -9652,7 +10473,7 @@
         <w:ind w:left="940" w:hanging="300"/>
       </w:pPr>
     </w:lvl>
-    <w:lvl w:ilvl="2" w:tplc="0A8C11F6" w:tentative="1">
+    <w:lvl w:ilvl="2" w:tplc="D66C9874" w:tentative="1">
       <w:start w:val="1"/>
       <w:numFmt w:val="bullet"/>
       <w:lvlText w:val="◦"/>
@@ -9661,45 +10482,45 @@
         <w:ind w:left="1340" w:hanging="300"/>
       </w:pPr>
     </w:lvl>
-    <w:lvl w:ilvl="3" w:tplc="4D345238">
+    <w:lvl w:ilvl="3" w:tplc="2A8EFDE6">
       <w:numFmt w:val="decimal"/>
       <w:lvlText w:val=""/>
       <w:lvlJc w:val="left"/>
     </w:lvl>
-    <w:lvl w:ilvl="4" w:tplc="BB30A2FA">
+    <w:lvl w:ilvl="4" w:tplc="F348BE6E">
       <w:numFmt w:val="decimal"/>
       <w:lvlText w:val=""/>
       <w:lvlJc w:val="left"/>
     </w:lvl>
-    <w:lvl w:ilvl="5" w:tplc="C3B44842">
+    <w:lvl w:ilvl="5" w:tplc="F4088E00">
       <w:numFmt w:val="decimal"/>
       <w:lvlText w:val=""/>
       <w:lvlJc w:val="left"/>
     </w:lvl>
-    <w:lvl w:ilvl="6" w:tplc="A31AC5BE">
+    <w:lvl w:ilvl="6" w:tplc="29C6EB3C">
       <w:numFmt w:val="decimal"/>
       <w:lvlText w:val=""/>
       <w:lvlJc w:val="left"/>
     </w:lvl>
-    <w:lvl w:ilvl="7" w:tplc="8DA6B482">
+    <w:lvl w:ilvl="7" w:tplc="E86617E0">
       <w:numFmt w:val="decimal"/>
       <w:lvlText w:val=""/>
       <w:lvlJc w:val="left"/>
     </w:lvl>
-    <w:lvl w:ilvl="8" w:tplc="6E784E38">
+    <w:lvl w:ilvl="8" w:tplc="36024298">
       <w:numFmt w:val="decimal"/>
       <w:lvlText w:val=""/>
       <w:lvlJc w:val="left"/>
     </w:lvl>
   </w:abstractNum>
   <w:num w:numId="1">
-    <w:abstractNumId w:val="0"/>
+    <w:abstractNumId w:val="1"/>
     <w:lvlOverride w:ilvl="0">
       <w:startOverride w:val="1"/>
     </w:lvlOverride>
   </w:num>
   <w:num w:numId="2">
-    <w:abstractNumId w:val="1"/>
+    <w:abstractNumId w:val="0"/>
     <w:lvlOverride w:ilvl="0">
       <w:startOverride w:val="1"/>
     </w:lvlOverride>
@@ -9711,7 +10532,7 @@
     </w:lvlOverride>
   </w:num>
   <w:num w:numId="4">
-    <w:abstractNumId w:val="1"/>
+    <w:abstractNumId w:val="0"/>
     <w:lvlOverride w:ilvl="0">
       <w:startOverride w:val="1"/>
     </w:lvlOverride>
@@ -10340,7 +11161,7 @@
     <w:autoRedefine/>
     <w:uiPriority w:val="39"/>
     <w:unhideWhenUsed/>
-    <w:rsid w:val="00D01CF2"/>
+    <w:rsid w:val="008649D7"/>
     <w:pPr>
       <w:spacing w:after="100"/>
     </w:pPr>
@@ -10352,7 +11173,7 @@
     <w:autoRedefine/>
     <w:uiPriority w:val="39"/>
     <w:unhideWhenUsed/>
-    <w:rsid w:val="00D01CF2"/>
+    <w:rsid w:val="008649D7"/>
     <w:pPr>
       <w:spacing w:after="100"/>
       <w:ind w:left="210"/>

--- a/documentation/07 Operations/Running and Operating the System.docx
+++ b/documentation/07 Operations/Running and Operating the System.docx
@@ -80,7 +80,7 @@
           <w:left w:w="10" w:type="dxa"/>
           <w:right w:w="10" w:type="dxa"/>
         </w:tblCellMar>
-        <w:tblLook w:val="0000" w:firstRow="0" w:lastRow="0" w:firstColumn="0" w:lastColumn="0" w:noHBand="0" w:noVBand="0"/>
+        <w:tblLook w:val="04A0" w:firstRow="1" w:lastRow="0" w:firstColumn="1" w:lastColumn="0" w:noHBand="0" w:noVBand="1"/>
       </w:tblPr>
       <w:tblGrid>
         <w:gridCol w:w="2600"/>
@@ -289,7 +289,7 @@
                 <w:sz w:val="20"/>
                 <w:szCs w:val="20"/>
               </w:rPr>
-              <w:t>25 October 2026</w:t>
+              <w:t>26 October 2026</w:t>
             </w:r>
           </w:p>
         </w:tc>
@@ -461,7 +461,7 @@
           <w:left w:w="10" w:type="dxa"/>
           <w:right w:w="10" w:type="dxa"/>
         </w:tblCellMar>
-        <w:tblLook w:val="0000" w:firstRow="0" w:lastRow="0" w:firstColumn="0" w:lastColumn="0" w:noHBand="0" w:noVBand="0"/>
+        <w:tblLook w:val="04A0" w:firstRow="1" w:lastRow="0" w:firstColumn="1" w:lastColumn="0" w:noHBand="0" w:noVBand="1"/>
       </w:tblPr>
       <w:tblGrid>
         <w:gridCol w:w="1300"/>
@@ -1589,6 +1589,81 @@
           </w:p>
         </w:tc>
       </w:tr>
+      <w:tr>
+        <w:tblPrEx>
+          <w:tblCellMar>
+            <w:top w:w="0" w:type="dxa"/>
+            <w:bottom w:w="0" w:type="dxa"/>
+          </w:tblCellMar>
+        </w:tblPrEx>
+        <w:tc>
+          <w:tcPr>
+            <w:tcW w:w="1300" w:type="dxa"/>
+            <w:tcMar>
+              <w:top w:w="50" w:type="dxa"/>
+              <w:left w:w="90" w:type="dxa"/>
+              <w:bottom w:w="50" w:type="dxa"/>
+              <w:right w:w="90" w:type="dxa"/>
+            </w:tcMar>
+          </w:tcPr>
+          <w:p>
+            <w:r>
+              <w:rPr>
+                <w:sz w:val="19"/>
+                <w:szCs w:val="19"/>
+              </w:rPr>
+              <w:t>1.1</w:t>
+            </w:r>
+          </w:p>
+        </w:tc>
+        <w:tc>
+          <w:tcPr>
+            <w:tcW w:w="1900" w:type="dxa"/>
+            <w:tcMar>
+              <w:top w:w="50" w:type="dxa"/>
+              <w:left w:w="90" w:type="dxa"/>
+              <w:bottom w:w="50" w:type="dxa"/>
+              <w:right w:w="90" w:type="dxa"/>
+            </w:tcMar>
+          </w:tcPr>
+          <w:p>
+            <w:r>
+              <w:rPr>
+                <w:sz w:val="19"/>
+                <w:szCs w:val="19"/>
+              </w:rPr>
+              <w:t>26 October 2026</w:t>
+            </w:r>
+          </w:p>
+        </w:tc>
+        <w:tc>
+          <w:tcPr>
+            <w:tcW w:w="6438" w:type="dxa"/>
+            <w:tcMar>
+              <w:top w:w="50" w:type="dxa"/>
+              <w:left w:w="90" w:type="dxa"/>
+              <w:bottom w:w="50" w:type="dxa"/>
+              <w:right w:w="90" w:type="dxa"/>
+            </w:tcMar>
+          </w:tcPr>
+          <w:p>
+            <w:r>
+              <w:rPr>
+                <w:sz w:val="19"/>
+                <w:szCs w:val="19"/>
+              </w:rPr>
+              <w:t>Posting a notice on the website (Updates) and retiring a</w:t>
+            </w:r>
+            <w:r>
+              <w:rPr>
+                <w:sz w:val="19"/>
+                <w:szCs w:val="19"/>
+              </w:rPr>
+              <w:t xml:space="preserve"> campaign.</w:t>
+            </w:r>
+          </w:p>
+        </w:tc>
+      </w:tr>
     </w:tbl>
     <w:p>
       <w:pPr>
@@ -1600,15 +1675,7 @@
           <w:sz w:val="20"/>
           <w:szCs w:val="20"/>
         </w:rPr>
-        <w:t>Keep this document up to date: when a feature, setting or server changes, ed</w:t>
-      </w:r>
-      <w:r>
-        <w:rPr>
-          <w:color w:val="5F6B66"/>
-          <w:sz w:val="20"/>
-          <w:szCs w:val="20"/>
-        </w:rPr>
-        <w:t>it the matching section here and add a line to the table above.</w:t>
+        <w:t>Keep this document up to date: when a feature, setting or server changes, edit the matching section here and add a line to the table above.</w:t>
       </w:r>
     </w:p>
     <w:p>
@@ -1629,7 +1696,7 @@
     <w:sdt>
       <w:sdtPr>
         <w:alias w:val="Contents"/>
-        <w:id w:val="-1609033862"/>
+        <w:id w:val="2031067691"/>
       </w:sdtPr>
       <w:sdtEndPr/>
       <w:sdtContent>
@@ -1656,7 +1723,7 @@
           <w:r>
             <w:fldChar w:fldCharType="separate"/>
           </w:r>
-          <w:hyperlink w:anchor="_Toc243815931" w:history="1">
+          <w:hyperlink w:anchor="_Toc243926847" w:history="1">
             <w:r>
               <w:rPr>
                 <w:rStyle w:val="Hyperlink"/>
@@ -1680,7 +1747,7 @@
               <w:rPr>
                 <w:noProof/>
               </w:rPr>
-              <w:instrText xml:space="preserve"> PAGEREF _Toc243815931 \h </w:instrText>
+              <w:instrText xml:space="preserve"> PAGEREF _Toc243926847 \h </w:instrText>
             </w:r>
             <w:r>
               <w:rPr>
@@ -1721,7 +1788,7 @@
               <w:szCs w:val="22"/>
             </w:rPr>
           </w:pPr>
-          <w:hyperlink w:anchor="_Toc243815932" w:history="1">
+          <w:hyperlink w:anchor="_Toc243926848" w:history="1">
             <w:r>
               <w:rPr>
                 <w:rStyle w:val="Hyperlink"/>
@@ -1745,7 +1812,7 @@
               <w:rPr>
                 <w:noProof/>
               </w:rPr>
-              <w:instrText xml:space="preserve"> PAGEREF _Toc243815932 \h </w:instrText>
+              <w:instrText xml:space="preserve"> PAGEREF _Toc243926848 \h </w:instrText>
             </w:r>
             <w:r>
               <w:rPr>
@@ -1786,7 +1853,7 @@
               <w:szCs w:val="22"/>
             </w:rPr>
           </w:pPr>
-          <w:hyperlink w:anchor="_Toc243815933" w:history="1">
+          <w:hyperlink w:anchor="_Toc243926849" w:history="1">
             <w:r>
               <w:rPr>
                 <w:rStyle w:val="Hyperlink"/>
@@ -1810,7 +1877,7 @@
               <w:rPr>
                 <w:noProof/>
               </w:rPr>
-              <w:instrText xml:space="preserve"> PAGEREF _Toc243815933 \h </w:instrText>
+              <w:instrText xml:space="preserve"> PAGEREF _Toc243926849 \h </w:instrText>
             </w:r>
             <w:r>
               <w:rPr>
@@ -1851,7 +1918,7 @@
               <w:szCs w:val="22"/>
             </w:rPr>
           </w:pPr>
-          <w:hyperlink w:anchor="_Toc243815934" w:history="1">
+          <w:hyperlink w:anchor="_Toc243926850" w:history="1">
             <w:r>
               <w:rPr>
                 <w:rStyle w:val="Hyperlink"/>
@@ -1875,7 +1942,7 @@
               <w:rPr>
                 <w:noProof/>
               </w:rPr>
-              <w:instrText xml:space="preserve"> PAGEREF _Toc243815934 \h </w:instrText>
+              <w:instrText xml:space="preserve"> PAGEREF _Toc243926850 \h </w:instrText>
             </w:r>
             <w:r>
               <w:rPr>
@@ -1916,7 +1983,7 @@
               <w:szCs w:val="22"/>
             </w:rPr>
           </w:pPr>
-          <w:hyperlink w:anchor="_Toc243815935" w:history="1">
+          <w:hyperlink w:anchor="_Toc243926851" w:history="1">
             <w:r>
               <w:rPr>
                 <w:rStyle w:val="Hyperlink"/>
@@ -1940,7 +2007,7 @@
               <w:rPr>
                 <w:noProof/>
               </w:rPr>
-              <w:instrText xml:space="preserve"> PAGEREF _Toc243815935 \h </w:instrText>
+              <w:instrText xml:space="preserve"> PAGEREF _Toc243926851 \h </w:instrText>
             </w:r>
             <w:r>
               <w:rPr>
@@ -1981,7 +2048,7 @@
               <w:szCs w:val="22"/>
             </w:rPr>
           </w:pPr>
-          <w:hyperlink w:anchor="_Toc243815936" w:history="1">
+          <w:hyperlink w:anchor="_Toc243926852" w:history="1">
             <w:r>
               <w:rPr>
                 <w:rStyle w:val="Hyperlink"/>
@@ -2005,7 +2072,7 @@
               <w:rPr>
                 <w:noProof/>
               </w:rPr>
-              <w:instrText xml:space="preserve"> PAGEREF _Toc243815936 \h </w:instrText>
+              <w:instrText xml:space="preserve"> PAGEREF _Toc243926852 \h </w:instrText>
             </w:r>
             <w:r>
               <w:rPr>
@@ -2046,7 +2113,7 @@
               <w:szCs w:val="22"/>
             </w:rPr>
           </w:pPr>
-          <w:hyperlink w:anchor="_Toc243815937" w:history="1">
+          <w:hyperlink w:anchor="_Toc243926853" w:history="1">
             <w:r>
               <w:rPr>
                 <w:rStyle w:val="Hyperlink"/>
@@ -2070,7 +2137,7 @@
               <w:rPr>
                 <w:noProof/>
               </w:rPr>
-              <w:instrText xml:space="preserve"> PAGEREF _Toc243815937 \h </w:instrText>
+              <w:instrText xml:space="preserve"> PAGEREF _Toc243926853 \h </w:instrText>
             </w:r>
             <w:r>
               <w:rPr>
@@ -2111,7 +2178,7 @@
               <w:szCs w:val="22"/>
             </w:rPr>
           </w:pPr>
-          <w:hyperlink w:anchor="_Toc243815938" w:history="1">
+          <w:hyperlink w:anchor="_Toc243926854" w:history="1">
             <w:r>
               <w:rPr>
                 <w:rStyle w:val="Hyperlink"/>
@@ -2135,7 +2202,7 @@
               <w:rPr>
                 <w:noProof/>
               </w:rPr>
-              <w:instrText xml:space="preserve"> PAGEREF _Toc243815938 \h </w:instrText>
+              <w:instrText xml:space="preserve"> PAGEREF _Toc243926854 \h </w:instrText>
             </w:r>
             <w:r>
               <w:rPr>
@@ -2176,7 +2243,7 @@
               <w:szCs w:val="22"/>
             </w:rPr>
           </w:pPr>
-          <w:hyperlink w:anchor="_Toc243815939" w:history="1">
+          <w:hyperlink w:anchor="_Toc243926855" w:history="1">
             <w:r>
               <w:rPr>
                 <w:rStyle w:val="Hyperlink"/>
@@ -2200,7 +2267,7 @@
               <w:rPr>
                 <w:noProof/>
               </w:rPr>
-              <w:instrText xml:space="preserve"> PAGEREF _Toc243815939 \h </w:instrText>
+              <w:instrText xml:space="preserve"> PAGEREF _Toc243926855 \h </w:instrText>
             </w:r>
             <w:r>
               <w:rPr>
@@ -2241,7 +2308,7 @@
               <w:szCs w:val="22"/>
             </w:rPr>
           </w:pPr>
-          <w:hyperlink w:anchor="_Toc243815940" w:history="1">
+          <w:hyperlink w:anchor="_Toc243926856" w:history="1">
             <w:r>
               <w:rPr>
                 <w:rStyle w:val="Hyperlink"/>
@@ -2265,7 +2332,7 @@
               <w:rPr>
                 <w:noProof/>
               </w:rPr>
-              <w:instrText xml:space="preserve"> PAGEREF _Toc243815940 \h </w:instrText>
+              <w:instrText xml:space="preserve"> PAGEREF _Toc243926856 \h </w:instrText>
             </w:r>
             <w:r>
               <w:rPr>
@@ -2306,7 +2373,7 @@
               <w:szCs w:val="22"/>
             </w:rPr>
           </w:pPr>
-          <w:hyperlink w:anchor="_Toc243815941" w:history="1">
+          <w:hyperlink w:anchor="_Toc243926857" w:history="1">
             <w:r>
               <w:rPr>
                 <w:rStyle w:val="Hyperlink"/>
@@ -2330,7 +2397,7 @@
               <w:rPr>
                 <w:noProof/>
               </w:rPr>
-              <w:instrText xml:space="preserve"> PAGEREF _Toc243815941 \h </w:instrText>
+              <w:instrText xml:space="preserve"> PAGEREF _Toc243926857 \h </w:instrText>
             </w:r>
             <w:r>
               <w:rPr>
@@ -2371,7 +2438,7 @@
               <w:szCs w:val="22"/>
             </w:rPr>
           </w:pPr>
-          <w:hyperlink w:anchor="_Toc243815942" w:history="1">
+          <w:hyperlink w:anchor="_Toc243926858" w:history="1">
             <w:r>
               <w:rPr>
                 <w:rStyle w:val="Hyperlink"/>
@@ -2395,7 +2462,7 @@
               <w:rPr>
                 <w:noProof/>
               </w:rPr>
-              <w:instrText xml:space="preserve"> PAGEREF _Toc243815942 \h </w:instrText>
+              <w:instrText xml:space="preserve"> PAGEREF _Toc243926858 \h </w:instrText>
             </w:r>
             <w:r>
               <w:rPr>
@@ -2436,7 +2503,7 @@
               <w:szCs w:val="22"/>
             </w:rPr>
           </w:pPr>
-          <w:hyperlink w:anchor="_Toc243815943" w:history="1">
+          <w:hyperlink w:anchor="_Toc243926859" w:history="1">
             <w:r>
               <w:rPr>
                 <w:rStyle w:val="Hyperlink"/>
@@ -2460,7 +2527,7 @@
               <w:rPr>
                 <w:noProof/>
               </w:rPr>
-              <w:instrText xml:space="preserve"> PAGEREF _Toc243815943 \h </w:instrText>
+              <w:instrText xml:space="preserve"> PAGEREF _Toc243926859 \h </w:instrText>
             </w:r>
             <w:r>
               <w:rPr>
@@ -2501,7 +2568,7 @@
               <w:szCs w:val="22"/>
             </w:rPr>
           </w:pPr>
-          <w:hyperlink w:anchor="_Toc243815944" w:history="1">
+          <w:hyperlink w:anchor="_Toc243926860" w:history="1">
             <w:r>
               <w:rPr>
                 <w:rStyle w:val="Hyperlink"/>
@@ -2525,7 +2592,7 @@
               <w:rPr>
                 <w:noProof/>
               </w:rPr>
-              <w:instrText xml:space="preserve"> PAGEREF _Toc243815944 \h </w:instrText>
+              <w:instrText xml:space="preserve"> PAGEREF _Toc243926860 \h </w:instrText>
             </w:r>
             <w:r>
               <w:rPr>
@@ -2566,7 +2633,7 @@
               <w:szCs w:val="22"/>
             </w:rPr>
           </w:pPr>
-          <w:hyperlink w:anchor="_Toc243815945" w:history="1">
+          <w:hyperlink w:anchor="_Toc243926861" w:history="1">
             <w:r>
               <w:rPr>
                 <w:rStyle w:val="Hyperlink"/>
@@ -2590,7 +2657,7 @@
               <w:rPr>
                 <w:noProof/>
               </w:rPr>
-              <w:instrText xml:space="preserve"> PAGEREF _Toc243815945 \h </w:instrText>
+              <w:instrText xml:space="preserve"> PAGEREF _Toc243926861 \h </w:instrText>
             </w:r>
             <w:r>
               <w:rPr>
@@ -2631,7 +2698,7 @@
               <w:szCs w:val="22"/>
             </w:rPr>
           </w:pPr>
-          <w:hyperlink w:anchor="_Toc243815946" w:history="1">
+          <w:hyperlink w:anchor="_Toc243926862" w:history="1">
             <w:r>
               <w:rPr>
                 <w:rStyle w:val="Hyperlink"/>
@@ -2655,7 +2722,7 @@
               <w:rPr>
                 <w:noProof/>
               </w:rPr>
-              <w:instrText xml:space="preserve"> PAGEREF _Toc243815946 \h </w:instrText>
+              <w:instrText xml:space="preserve"> PAGEREF _Toc243926862 \h </w:instrText>
             </w:r>
             <w:r>
               <w:rPr>
@@ -2696,7 +2763,7 @@
               <w:szCs w:val="22"/>
             </w:rPr>
           </w:pPr>
-          <w:hyperlink w:anchor="_Toc243815947" w:history="1">
+          <w:hyperlink w:anchor="_Toc243926863" w:history="1">
             <w:r>
               <w:rPr>
                 <w:rStyle w:val="Hyperlink"/>
@@ -2720,7 +2787,7 @@
               <w:rPr>
                 <w:noProof/>
               </w:rPr>
-              <w:instrText xml:space="preserve"> PAGEREF _Toc243815947 \h </w:instrText>
+              <w:instrText xml:space="preserve"> PAGEREF _Toc243926863 \h </w:instrText>
             </w:r>
             <w:r>
               <w:rPr>
@@ -2761,7 +2828,7 @@
               <w:szCs w:val="22"/>
             </w:rPr>
           </w:pPr>
-          <w:hyperlink w:anchor="_Toc243815948" w:history="1">
+          <w:hyperlink w:anchor="_Toc243926864" w:history="1">
             <w:r>
               <w:rPr>
                 <w:rStyle w:val="Hyperlink"/>
@@ -2785,7 +2852,7 @@
               <w:rPr>
                 <w:noProof/>
               </w:rPr>
-              <w:instrText xml:space="preserve"> PAGEREF _Toc243815948 \h </w:instrText>
+              <w:instrText xml:space="preserve"> PAGEREF _Toc243926864 \h </w:instrText>
             </w:r>
             <w:r>
               <w:rPr>
@@ -2826,7 +2893,7 @@
               <w:szCs w:val="22"/>
             </w:rPr>
           </w:pPr>
-          <w:hyperlink w:anchor="_Toc243815949" w:history="1">
+          <w:hyperlink w:anchor="_Toc243926865" w:history="1">
             <w:r>
               <w:rPr>
                 <w:rStyle w:val="Hyperlink"/>
@@ -2850,7 +2917,7 @@
               <w:rPr>
                 <w:noProof/>
               </w:rPr>
-              <w:instrText xml:space="preserve"> PAGEREF _Toc243815949 \h </w:instrText>
+              <w:instrText xml:space="preserve"> PAGEREF _Toc243926865 \h </w:instrText>
             </w:r>
             <w:r>
               <w:rPr>
@@ -2891,7 +2958,7 @@
               <w:szCs w:val="22"/>
             </w:rPr>
           </w:pPr>
-          <w:hyperlink w:anchor="_Toc243815950" w:history="1">
+          <w:hyperlink w:anchor="_Toc243926866" w:history="1">
             <w:r>
               <w:rPr>
                 <w:rStyle w:val="Hyperlink"/>
@@ -2915,7 +2982,7 @@
               <w:rPr>
                 <w:noProof/>
               </w:rPr>
-              <w:instrText xml:space="preserve"> PAGEREF _Toc243815950 \h </w:instrText>
+              <w:instrText xml:space="preserve"> PAGEREF _Toc243926866 \h </w:instrText>
             </w:r>
             <w:r>
               <w:rPr>
@@ -2956,7 +3023,7 @@
               <w:szCs w:val="22"/>
             </w:rPr>
           </w:pPr>
-          <w:hyperlink w:anchor="_Toc243815951" w:history="1">
+          <w:hyperlink w:anchor="_Toc243926867" w:history="1">
             <w:r>
               <w:rPr>
                 <w:rStyle w:val="Hyperlink"/>
@@ -2980,7 +3047,7 @@
               <w:rPr>
                 <w:noProof/>
               </w:rPr>
-              <w:instrText xml:space="preserve"> PAGEREF _Toc243815951 \h </w:instrText>
+              <w:instrText xml:space="preserve"> PAGEREF _Toc243926867 \h </w:instrText>
             </w:r>
             <w:r>
               <w:rPr>
@@ -3021,7 +3088,7 @@
               <w:szCs w:val="22"/>
             </w:rPr>
           </w:pPr>
-          <w:hyperlink w:anchor="_Toc243815952" w:history="1">
+          <w:hyperlink w:anchor="_Toc243926868" w:history="1">
             <w:r>
               <w:rPr>
                 <w:rStyle w:val="Hyperlink"/>
@@ -3045,7 +3112,7 @@
               <w:rPr>
                 <w:noProof/>
               </w:rPr>
-              <w:instrText xml:space="preserve"> PAGEREF _Toc243815952 \h </w:instrText>
+              <w:instrText xml:space="preserve"> PAGEREF _Toc243926868 \h </w:instrText>
             </w:r>
             <w:r>
               <w:rPr>
@@ -3086,7 +3153,7 @@
               <w:szCs w:val="22"/>
             </w:rPr>
           </w:pPr>
-          <w:hyperlink w:anchor="_Toc243815953" w:history="1">
+          <w:hyperlink w:anchor="_Toc243926869" w:history="1">
             <w:r>
               <w:rPr>
                 <w:rStyle w:val="Hyperlink"/>
@@ -3110,7 +3177,7 @@
               <w:rPr>
                 <w:noProof/>
               </w:rPr>
-              <w:instrText xml:space="preserve"> PAGEREF _Toc243815953 \h </w:instrText>
+              <w:instrText xml:space="preserve"> PAGEREF _Toc243926869 \h </w:instrText>
             </w:r>
             <w:r>
               <w:rPr>
@@ -3151,7 +3218,7 @@
               <w:szCs w:val="22"/>
             </w:rPr>
           </w:pPr>
-          <w:hyperlink w:anchor="_Toc243815954" w:history="1">
+          <w:hyperlink w:anchor="_Toc243926870" w:history="1">
             <w:r>
               <w:rPr>
                 <w:rStyle w:val="Hyperlink"/>
@@ -3175,7 +3242,7 @@
               <w:rPr>
                 <w:noProof/>
               </w:rPr>
-              <w:instrText xml:space="preserve"> PAGEREF _Toc243815954 \h </w:instrText>
+              <w:instrText xml:space="preserve"> PAGEREF _Toc243926870 \h </w:instrText>
             </w:r>
             <w:r>
               <w:rPr>
@@ -3216,7 +3283,7 @@
               <w:szCs w:val="22"/>
             </w:rPr>
           </w:pPr>
-          <w:hyperlink w:anchor="_Toc243815955" w:history="1">
+          <w:hyperlink w:anchor="_Toc243926871" w:history="1">
             <w:r>
               <w:rPr>
                 <w:rStyle w:val="Hyperlink"/>
@@ -3240,7 +3307,7 @@
               <w:rPr>
                 <w:noProof/>
               </w:rPr>
-              <w:instrText xml:space="preserve"> PAGEREF _Toc243815955 \h </w:instrText>
+              <w:instrText xml:space="preserve"> PAGEREF _Toc243926871 \h </w:instrText>
             </w:r>
             <w:r>
               <w:rPr>
@@ -3281,7 +3348,7 @@
               <w:szCs w:val="22"/>
             </w:rPr>
           </w:pPr>
-          <w:hyperlink w:anchor="_Toc243815956" w:history="1">
+          <w:hyperlink w:anchor="_Toc243926872" w:history="1">
             <w:r>
               <w:rPr>
                 <w:rStyle w:val="Hyperlink"/>
@@ -3305,7 +3372,7 @@
               <w:rPr>
                 <w:noProof/>
               </w:rPr>
-              <w:instrText xml:space="preserve"> PAGEREF _Toc243815956 \h </w:instrText>
+              <w:instrText xml:space="preserve"> PAGEREF _Toc243926872 \h </w:instrText>
             </w:r>
             <w:r>
               <w:rPr>
@@ -3346,7 +3413,7 @@
               <w:szCs w:val="22"/>
             </w:rPr>
           </w:pPr>
-          <w:hyperlink w:anchor="_Toc243815957" w:history="1">
+          <w:hyperlink w:anchor="_Toc243926873" w:history="1">
             <w:r>
               <w:rPr>
                 <w:rStyle w:val="Hyperlink"/>
@@ -3370,7 +3437,7 @@
               <w:rPr>
                 <w:noProof/>
               </w:rPr>
-              <w:instrText xml:space="preserve"> PAGEREF _Toc243815957 \h </w:instrText>
+              <w:instrText xml:space="preserve"> PAGEREF _Toc243926873 \h </w:instrText>
             </w:r>
             <w:r>
               <w:rPr>
@@ -3411,7 +3478,7 @@
               <w:szCs w:val="22"/>
             </w:rPr>
           </w:pPr>
-          <w:hyperlink w:anchor="_Toc243815958" w:history="1">
+          <w:hyperlink w:anchor="_Toc243926874" w:history="1">
             <w:r>
               <w:rPr>
                 <w:rStyle w:val="Hyperlink"/>
@@ -3435,7 +3502,137 @@
               <w:rPr>
                 <w:noProof/>
               </w:rPr>
-              <w:instrText xml:space="preserve"> PAGEREF _Toc243815958 \h </w:instrText>
+              <w:instrText xml:space="preserve"> PAGEREF _Toc243926874 \h </w:instrText>
+            </w:r>
+            <w:r>
+              <w:rPr>
+                <w:noProof/>
+              </w:rPr>
+            </w:r>
+            <w:r>
+              <w:rPr>
+                <w:noProof/>
+              </w:rPr>
+              <w:fldChar w:fldCharType="separate"/>
+            </w:r>
+            <w:r>
+              <w:rPr>
+                <w:noProof/>
+              </w:rPr>
+              <w:t>19</w:t>
+            </w:r>
+            <w:r>
+              <w:rPr>
+                <w:noProof/>
+              </w:rPr>
+              <w:fldChar w:fldCharType="end"/>
+            </w:r>
+          </w:hyperlink>
+        </w:p>
+        <w:p>
+          <w:pPr>
+            <w:pStyle w:val="TOC2"/>
+            <w:tabs>
+              <w:tab w:val="right" w:leader="dot" w:pos="9628"/>
+            </w:tabs>
+            <w:rPr>
+              <w:rFonts w:asciiTheme="minorHAnsi" w:eastAsiaTheme="minorEastAsia" w:hAnsiTheme="minorHAnsi" w:cstheme="minorBidi"/>
+              <w:noProof/>
+              <w:color w:val="auto"/>
+              <w:sz w:val="22"/>
+              <w:szCs w:val="22"/>
+            </w:rPr>
+          </w:pPr>
+          <w:hyperlink w:anchor="_Toc243926875" w:history="1">
+            <w:r>
+              <w:rPr>
+                <w:rStyle w:val="Hyperlink"/>
+                <w:noProof/>
+              </w:rPr>
+              <w:t>12.10  Posting a notice (website Updates)</w:t>
+            </w:r>
+            <w:r>
+              <w:rPr>
+                <w:noProof/>
+              </w:rPr>
+              <w:tab/>
+            </w:r>
+            <w:r>
+              <w:rPr>
+                <w:noProof/>
+              </w:rPr>
+              <w:fldChar w:fldCharType="begin"/>
+            </w:r>
+            <w:r>
+              <w:rPr>
+                <w:noProof/>
+              </w:rPr>
+              <w:instrText xml:space="preserve"> PAGEREF _Toc243926875 \h </w:instrText>
+            </w:r>
+            <w:r>
+              <w:rPr>
+                <w:noProof/>
+              </w:rPr>
+            </w:r>
+            <w:r>
+              <w:rPr>
+                <w:noProof/>
+              </w:rPr>
+              <w:fldChar w:fldCharType="separate"/>
+            </w:r>
+            <w:r>
+              <w:rPr>
+                <w:noProof/>
+              </w:rPr>
+              <w:t>19</w:t>
+            </w:r>
+            <w:r>
+              <w:rPr>
+                <w:noProof/>
+              </w:rPr>
+              <w:fldChar w:fldCharType="end"/>
+            </w:r>
+          </w:hyperlink>
+        </w:p>
+        <w:p>
+          <w:pPr>
+            <w:pStyle w:val="TOC2"/>
+            <w:tabs>
+              <w:tab w:val="right" w:leader="dot" w:pos="9628"/>
+            </w:tabs>
+            <w:rPr>
+              <w:rFonts w:asciiTheme="minorHAnsi" w:eastAsiaTheme="minorEastAsia" w:hAnsiTheme="minorHAnsi" w:cstheme="minorBidi"/>
+              <w:noProof/>
+              <w:color w:val="auto"/>
+              <w:sz w:val="22"/>
+              <w:szCs w:val="22"/>
+            </w:rPr>
+          </w:pPr>
+          <w:hyperlink w:anchor="_Toc243926876" w:history="1">
+            <w:r>
+              <w:rPr>
+                <w:rStyle w:val="Hyperlink"/>
+                <w:noProof/>
+              </w:rPr>
+              <w:t>12.11  Retiring a campaign</w:t>
+            </w:r>
+            <w:r>
+              <w:rPr>
+                <w:noProof/>
+              </w:rPr>
+              <w:tab/>
+            </w:r>
+            <w:r>
+              <w:rPr>
+                <w:noProof/>
+              </w:rPr>
+              <w:fldChar w:fldCharType="begin"/>
+            </w:r>
+            <w:r>
+              <w:rPr>
+                <w:noProof/>
+              </w:rPr>
+              <w:instrText xml:space="preserve"> PAGEREF _Toc243926876 \h </w:instrText>
             </w:r>
             <w:r>
               <w:rPr>
@@ -3476,7 +3673,7 @@
               <w:szCs w:val="22"/>
             </w:rPr>
           </w:pPr>
-          <w:hyperlink w:anchor="_Toc243815959" w:history="1">
+          <w:hyperlink w:anchor="_Toc243926877" w:history="1">
             <w:r>
               <w:rPr>
                 <w:rStyle w:val="Hyperlink"/>
@@ -3500,7 +3697,7 @@
               <w:rPr>
                 <w:noProof/>
               </w:rPr>
-              <w:instrText xml:space="preserve"> PAGEREF _Toc243815959 \h </w:instrText>
+              <w:instrText xml:space="preserve"> PAGEREF _Toc243926877 \h </w:instrText>
             </w:r>
             <w:r>
               <w:rPr>
@@ -3517,7 +3714,7 @@
               <w:rPr>
                 <w:noProof/>
               </w:rPr>
-              <w:t>20</w:t>
+              <w:t>21</w:t>
             </w:r>
             <w:r>
               <w:rPr>
@@ -3543,7 +3740,7 @@
       <w:pPr>
         <w:pStyle w:val="Heading1"/>
       </w:pPr>
-      <w:bookmarkStart w:id="1" w:name="_Toc243815931"/>
+      <w:bookmarkStart w:id="1" w:name="_Toc243926847"/>
       <w:r>
         <w:lastRenderedPageBreak/>
         <w:t>1  Running on the HostAfrica server</w:t>
@@ -3568,7 +3765,7 @@
       <w:pPr>
         <w:pStyle w:val="Heading2"/>
       </w:pPr>
-      <w:bookmarkStart w:id="2" w:name="_Toc243815932"/>
+      <w:bookmarkStart w:id="2" w:name="_Toc243926848"/>
       <w:r>
         <w:t>1.1  Signing in to the server</w:t>
       </w:r>
@@ -3604,7 +3801,7 @@
           <w:left w:w="10" w:type="dxa"/>
           <w:right w:w="10" w:type="dxa"/>
         </w:tblCellMar>
-        <w:tblLook w:val="0000" w:firstRow="0" w:lastRow="0" w:firstColumn="0" w:lastColumn="0" w:noHBand="0" w:noVBand="0"/>
+        <w:tblLook w:val="04A0" w:firstRow="1" w:lastRow="0" w:firstColumn="1" w:lastColumn="0" w:noHBand="0" w:noVBand="1"/>
       </w:tblPr>
       <w:tblGrid>
         <w:gridCol w:w="2965"/>
@@ -3985,7 +4182,7 @@
       <w:pPr>
         <w:pStyle w:val="Heading2"/>
       </w:pPr>
-      <w:bookmarkStart w:id="3" w:name="_Toc243815933"/>
+      <w:bookmarkStart w:id="3" w:name="_Toc243926849"/>
       <w:r>
         <w:t>1.2  Putting out a new version</w:t>
       </w:r>
@@ -3996,22 +4193,25 @@
         <w:spacing w:after="120" w:line="276" w:lineRule="auto"/>
       </w:pPr>
       <w:r>
-        <w:t>On the company computer: bash /root/fathersProject/deploy/scripts/make-release.sh, copy the file to the server (scp -i /root/.ssh/dateroem_server deploy/out/dateroem-release-&lt;date&gt;.tar.gz root@dateroemwoods.co.ke:/root/), then on the server sudo bash /srv/</w:t>
-      </w:r>
-      <w:r>
-        <w:t>dateroem/deploy/scripts/install-release.sh /root/dateroem-release-&lt;date&gt;.tar.gz - it keeps the settings, pictures and database, restarts everything and runs the health check. Delete the release file on both sides afterwards: it carries the live keys.</w:t>
+        <w:t>On the com</w:t>
+      </w:r>
+      <w:r>
+        <w:t>pany computer: bash /root/fathersProject/deploy/scripts/make-release.sh, copy the file to the server (scp -i /root/.ssh/dateroem_server deploy/out/dateroem-release-&lt;date&gt;.tar.gz root@dateroemwoods.co.ke:/root/), then on the server sudo bash /srv/dateroem/d</w:t>
+      </w:r>
+      <w:r>
+        <w:t>eploy/scripts/install-release.sh /root/dateroem-release-&lt;date&gt;.tar.gz - it keeps the settings, pictures and database, restarts everything and runs the health check. Delete the release file on both sides afterwards: it carries the live keys.</w:t>
       </w:r>
     </w:p>
     <w:p>
       <w:pPr>
         <w:pStyle w:val="Heading2"/>
       </w:pPr>
-      <w:bookmarkStart w:id="4" w:name="_Toc243815934"/>
-      <w:r>
-        <w:t xml:space="preserve">1.3  </w:t>
-      </w:r>
-      <w:r>
-        <w:t>Left behind at the move</w:t>
+      <w:bookmarkStart w:id="4" w:name="_Toc243926850"/>
+      <w:r>
+        <w:t>1.3  Left behin</w:t>
+      </w:r>
+      <w:r>
+        <w:t>d at the move</w:t>
       </w:r>
       <w:bookmarkEnd w:id="4"/>
     </w:p>
@@ -4020,10 +4220,10 @@
         <w:spacing w:after="120" w:line="276" w:lineRule="auto"/>
       </w:pPr>
       <w:r>
-        <w:t>At the owner's request the two M-Pesa text messages the SuperAdmin's phone had read in (20 and 22 October, while its sync tick could not be switched off) and the two transactions made from them were not carried over, and SMS sync wa</w:t>
-      </w:r>
-      <w:r>
-        <w:t>s switched off for the SuperAdmin; the company computer keeps its full copy. Everything else moved: 4 accounts, the order, 7 products, the payment, 2 approved phones and 2 approved computers.</w:t>
+        <w:t>At the owner's request the two M-Pesa text messages the SuperAdmin's phone had read in (20 and 22 October, while its sync tick could not be switched off) and the two transactions made from them were not carried over, and SMS sync was switched</w:t>
+      </w:r>
+      <w:r>
+        <w:t xml:space="preserve"> off for the SuperAdmin; the company computer keeps its full copy. Everything else moved: 4 accounts, the order, 7 products, the payment, 2 approved phones and 2 approved computers.</w:t>
       </w:r>
     </w:p>
     <w:p>
@@ -4035,7 +4235,7 @@
       <w:pPr>
         <w:pStyle w:val="Heading1"/>
       </w:pPr>
-      <w:bookmarkStart w:id="5" w:name="_Toc243815935"/>
+      <w:bookmarkStart w:id="5" w:name="_Toc243926851"/>
       <w:r>
         <w:lastRenderedPageBreak/>
         <w:t>2  Introduction</w:t>
@@ -4047,10 +4247,10 @@
         <w:spacing w:after="120" w:line="276" w:lineRule="auto"/>
       </w:pPr>
       <w:r>
-        <w:t>Everything runs on one company computer: Windo</w:t>
-      </w:r>
-      <w:r>
-        <w:t>ws 11 with an Ubuntu Linux environment inside it (WSL). The database and all servers run inside Ubuntu; the desktop app, ngrok and Android tools run on Windows. This guide is for the person who keeps that computer and the system running.</w:t>
+        <w:t>Everything runs on one company computer: Windows 11 with</w:t>
+      </w:r>
+      <w:r>
+        <w:t xml:space="preserve"> an Ubuntu Linux environment inside it (WSL). The database and all servers run inside Ubuntu; the desktop app, ngrok and Android tools run on Windows. This guide is for the person who keeps that computer and the system running.</w:t>
       </w:r>
     </w:p>
     <w:p>
@@ -4062,13 +4262,10 @@
       <w:pPr>
         <w:pStyle w:val="Heading1"/>
       </w:pPr>
-      <w:bookmarkStart w:id="6" w:name="_Toc243815936"/>
+      <w:bookmarkStart w:id="6" w:name="_Toc243926852"/>
       <w:r>
         <w:lastRenderedPageBreak/>
-        <w:t xml:space="preserve">3  Where things </w:t>
-      </w:r>
-      <w:r>
-        <w:t>are</w:t>
+        <w:t>3  Where things are</w:t>
       </w:r>
       <w:bookmarkEnd w:id="6"/>
     </w:p>
@@ -4088,7 +4285,7 @@
           <w:left w:w="10" w:type="dxa"/>
           <w:right w:w="10" w:type="dxa"/>
         </w:tblCellMar>
-        <w:tblLook w:val="0000" w:firstRow="0" w:lastRow="0" w:firstColumn="0" w:lastColumn="0" w:noHBand="0" w:noVBand="0"/>
+        <w:tblLook w:val="04A0" w:firstRow="1" w:lastRow="0" w:firstColumn="1" w:lastColumn="0" w:noHBand="0" w:noVBand="1"/>
       </w:tblPr>
       <w:tblGrid>
         <w:gridCol w:w="2944"/>
@@ -4155,7 +4352,17 @@
                 <w:sz w:val="19"/>
                 <w:szCs w:val="19"/>
               </w:rPr>
-              <w:t>Where</w:t>
+              <w:t>W</w:t>
+            </w:r>
+            <w:r>
+              <w:rPr>
+                <w:b/>
+                <w:bCs/>
+                <w:color w:val="FFFFFF"/>
+                <w:sz w:val="19"/>
+                <w:szCs w:val="19"/>
+              </w:rPr>
+              <w:t>here</w:t>
             </w:r>
           </w:p>
         </w:tc>
@@ -4454,14 +4661,7 @@
                 <w:sz w:val="19"/>
                 <w:szCs w:val="19"/>
               </w:rPr>
-              <w:t>/root/fathersProject/media (product</w:t>
-            </w:r>
-            <w:r>
-              <w:rPr>
-                <w:sz w:val="19"/>
-                <w:szCs w:val="19"/>
-              </w:rPr>
-              <w:t>s/, campaigns/)</w:t>
+              <w:t>/root/fathersProject/media (products/, campaigns/)</w:t>
             </w:r>
           </w:p>
         </w:tc>
@@ -4969,7 +5169,7 @@
       <w:pPr>
         <w:pStyle w:val="Heading1"/>
       </w:pPr>
-      <w:bookmarkStart w:id="7" w:name="_Toc243815937"/>
+      <w:bookmarkStart w:id="7" w:name="_Toc243926853"/>
       <w:r>
         <w:lastRenderedPageBreak/>
         <w:t>4  Starting the system</w:t>
@@ -4980,7 +5180,7 @@
       <w:pPr>
         <w:pStyle w:val="Heading2"/>
       </w:pPr>
-      <w:bookmarkStart w:id="8" w:name="_Toc243815938"/>
+      <w:bookmarkStart w:id="8" w:name="_Toc243926854"/>
       <w:r>
         <w:t>4.1  Recommended: the desktop app</w:t>
       </w:r>
@@ -4996,7 +5196,10 @@
         <w:spacing w:after="60" w:line="264" w:lineRule="auto"/>
       </w:pPr>
       <w:r>
-        <w:t>Open "Dateroem Admin Control" from the Start Menu.</w:t>
+        <w:t>Open "Dateroem Admin Con</w:t>
+      </w:r>
+      <w:r>
+        <w:t>trol" from the Start Menu.</w:t>
       </w:r>
     </w:p>
     <w:p>
@@ -5032,10 +5235,10 @@
         <w:t>Start All</w:t>
       </w:r>
       <w:r>
-        <w:t>. Each server shows "Starting... N s", then turns to runni</w:t>
-      </w:r>
-      <w:r>
-        <w:t>ng. The backend can take up to 5 minutes on a first start.</w:t>
+        <w:t>. Each server shows "Starting... N s", then turns to running. The backend can take</w:t>
+      </w:r>
+      <w:r>
+        <w:t xml:space="preserve"> up to 5 minutes on a first start.</w:t>
       </w:r>
     </w:p>
     <w:p>
@@ -5060,7 +5263,7 @@
       <w:pPr>
         <w:pStyle w:val="Heading2"/>
       </w:pPr>
-      <w:bookmarkStart w:id="9" w:name="_Toc243815939"/>
+      <w:bookmarkStart w:id="9" w:name="_Toc243926855"/>
       <w:r>
         <w:t>4.2  Alternative: the launch script</w:t>
       </w:r>
@@ -5083,17 +5286,14 @@
         <w:t>C:\Scripts\Launch-Dateroem.bat</w:t>
       </w:r>
       <w:r>
-        <w:t>. It opens a terminal for each server. Use this only if the desktop app is not a</w:t>
-      </w:r>
-      <w:r>
-        <w:t>vailable.</w:t>
+        <w:t>. It opens a terminal for each server. Use this only if the desktop app is not available.</w:t>
       </w:r>
     </w:p>
     <w:p>
       <w:pPr>
         <w:pStyle w:val="Heading2"/>
       </w:pPr>
-      <w:bookmarkStart w:id="10" w:name="_Toc243815940"/>
+      <w:bookmarkStart w:id="10" w:name="_Toc243926856"/>
       <w:r>
         <w:t>4.3  By hand (inside Ubuntu)</w:t>
       </w:r>
@@ -5169,7 +5369,7 @@
           <w:sz w:val="17"/>
           <w:szCs w:val="17"/>
         </w:rPr>
-        <w:t>cd /root/fathersProject/mobileSe</w:t>
+        <w:t>cd /root/fathersProject/mobileServer &amp;&amp; ve</w:t>
       </w:r>
       <w:r>
         <w:rPr>
@@ -5178,7 +5378,7 @@
           <w:sz w:val="17"/>
           <w:szCs w:val="17"/>
         </w:rPr>
-        <w:t>rver &amp;&amp; venv/bin/uvicorn app.main:app --host 0.0.0.0 --port 8001 &amp;</w:t>
+        <w:t>nv/bin/uvicorn app.main:app --host 0.0.0.0 --port 8001 &amp;</w:t>
       </w:r>
     </w:p>
     <w:p>
@@ -5270,7 +5470,7 @@
           <w:left w:w="10" w:type="dxa"/>
           <w:right w:w="10" w:type="dxa"/>
         </w:tblCellMar>
-        <w:tblLook w:val="0000" w:firstRow="0" w:lastRow="0" w:firstColumn="0" w:lastColumn="0" w:noHBand="0" w:noVBand="0"/>
+        <w:tblLook w:val="04A0" w:firstRow="1" w:lastRow="0" w:firstColumn="1" w:lastColumn="0" w:noHBand="0" w:noVBand="1"/>
       </w:tblPr>
       <w:tblGrid>
         <w:gridCol w:w="3212"/>
@@ -6180,16 +6380,7 @@
           <w:sz w:val="19"/>
           <w:szCs w:val="19"/>
         </w:rPr>
-        <w:t>/root/dateroem_start/frontend_</w:t>
-      </w:r>
-      <w:r>
-        <w:rPr>
-          <w:rFonts w:ascii="Consolas" w:eastAsia="Consolas" w:hAnsi="Consolas" w:cs="Consolas"/>
-          <w:color w:val="3B3F3D"/>
-          <w:sz w:val="19"/>
-          <w:szCs w:val="19"/>
-        </w:rPr>
-        <w:t>bff.sh</w:t>
+        <w:t>/root/dateroem_start/frontend_bff.sh</w:t>
       </w:r>
       <w:r>
         <w:t xml:space="preserve">, </w:t>
@@ -6249,10 +6440,10 @@
       </w:pPr>
       <w:r>
         <w:lastRenderedPageBreak/>
-        <w:t>While a server behind the router is down, visitors see a "We'll be right back" page (the emblem, a short note and the</w:t>
-      </w:r>
-      <w:r>
-        <w:t xml:space="preserve"> company number) that reloads by itself when the site is back, and the apps show "We can't reach Dateroem right now" - never an error page (since 18 October 2026; Caddyfile </w:t>
+        <w:t>While a server behind the router is down, visitors see a "We'll be right back" page (th</w:t>
+      </w:r>
+      <w:r>
+        <w:t xml:space="preserve">e emblem, a short note and the company number) that reloads by itself when the site is back, and the apps show "We can't reach Dateroem right now" - never an error page (since 18 October 2026; Caddyfile </w:t>
       </w:r>
       <w:r>
         <w:rPr>
@@ -6272,7 +6463,10 @@
         <w:spacing w:after="120" w:line="276" w:lineRule="auto"/>
       </w:pPr>
       <w:r>
-        <w:t>On 18 October 2026 the database was cleaned for going live and everything kept numbered from 1 (see the Database document). The record of every old and new number is db_backups/2026-10-18-cleanup-record.txt. Everyone signs in once more after it.</w:t>
+        <w:t>On 18 Oct</w:t>
+      </w:r>
+      <w:r>
+        <w:t>ober 2026 the database was cleaned for going live and everything kept numbered from 1 (see the Database document). The record of every old and new number is db_backups/2026-10-18-cleanup-record.txt. Everyone signs in once more after it.</w:t>
       </w:r>
     </w:p>
     <w:p>
@@ -6284,13 +6478,13 @@
       <w:pPr>
         <w:pStyle w:val="Heading1"/>
       </w:pPr>
-      <w:bookmarkStart w:id="11" w:name="_Toc243815941"/>
+      <w:bookmarkStart w:id="11" w:name="_Toc243926857"/>
       <w:r>
         <w:lastRenderedPageBreak/>
-        <w:t>5  Stopp</w:t>
-      </w:r>
-      <w:r>
-        <w:t>ing the system</w:t>
+        <w:t>5  Stopping the s</w:t>
+      </w:r>
+      <w:r>
+        <w:t>ystem</w:t>
       </w:r>
       <w:bookmarkEnd w:id="11"/>
     </w:p>
@@ -6309,10 +6503,10 @@
         <w:t>Stop All</w:t>
       </w:r>
       <w:r>
-        <w:t xml:space="preserve"> and confirm. Each server shows "Stopping..." until its port is closed. Since 7 October 2026 only the SuperAdmin can stop servers; anyone - signed in or not - can start them,</w:t>
-      </w:r>
-      <w:r>
-        <w:t xml:space="preserve"> so an honest admin can always bring the system back.</w:t>
+        <w:t xml:space="preserve"> and confirm. Each server shows "Stopping..." until its port is closed. Since 7 October 2026 only the SuperAdmin can stop servers; anyone - signed in or not - can start them, so an ho</w:t>
+      </w:r>
+      <w:r>
+        <w:t>nest admin can always bring the system back.</w:t>
       </w:r>
     </w:p>
     <w:p>
@@ -6340,7 +6534,7 @@
       <w:pPr>
         <w:pStyle w:val="Heading2"/>
       </w:pPr>
-      <w:bookmarkStart w:id="12" w:name="_Toc243815942"/>
+      <w:bookmarkStart w:id="12" w:name="_Toc243926858"/>
       <w:r>
         <w:t>5.1  After the move to a hosting provider</w:t>
       </w:r>
@@ -6351,16 +6545,16 @@
         <w:spacing w:after="120" w:line="276" w:lineRule="auto"/>
       </w:pPr>
       <w:r>
-        <w:t>The servers will run as service</w:t>
-      </w:r>
-      <w:r>
-        <w:t>s on the provider's machine: they start when it starts and restart themselves if one stops, so nobody needs to start them by hand. Only the SuperAdmin (the owner) stops or restarts them, in the provider's control panel or by remote login, with a strong pas</w:t>
-      </w:r>
-      <w:r>
-        <w:t xml:space="preserve">sword and two-factor sign-in. The desktop app shows no Servers panel when its server is not this computer, and it should stay that way. An uptime service that checks the website and /api/health every minute and sends an SMS or email when something is down </w:t>
-      </w:r>
-      <w:r>
-        <w:t>tells the SuperAdmin at once.</w:t>
+        <w:t xml:space="preserve">The servers will run as services on the </w:t>
+      </w:r>
+      <w:r>
+        <w:t>provider's machine: they start when it starts and restart themselves if one stops, so nobody needs to start them by hand. Only the SuperAdmin (the owner) stops or restarts them, in the provider's control panel or by remote login, with a strong password and</w:t>
+      </w:r>
+      <w:r>
+        <w:t xml:space="preserve"> two-factor sign-in. The desktop app shows no Servers panel when its server is not this computer, and it should stay that way. An uptime service that checks the website and /api/health every minute and sends an SMS or email when something is down tells the</w:t>
+      </w:r>
+      <w:r>
+        <w:t xml:space="preserve"> SuperAdmin at once.</w:t>
       </w:r>
     </w:p>
     <w:p>
@@ -6417,7 +6611,7 @@
       <w:pPr>
         <w:pStyle w:val="Heading1"/>
       </w:pPr>
-      <w:bookmarkStart w:id="13" w:name="_Toc243815943"/>
+      <w:bookmarkStart w:id="13" w:name="_Toc243926859"/>
       <w:r>
         <w:lastRenderedPageBreak/>
         <w:t>6  The public address</w:t>
@@ -6672,13 +6866,10 @@
       <w:pPr>
         <w:pStyle w:val="Heading1"/>
       </w:pPr>
-      <w:bookmarkStart w:id="14" w:name="_Toc243815944"/>
+      <w:bookmarkStart w:id="14" w:name="_Toc243926860"/>
       <w:r>
         <w:lastRenderedPageBreak/>
-        <w:t>7  Checking he</w:t>
-      </w:r>
-      <w:r>
-        <w:t>alth</w:t>
+        <w:t>7  Checking health</w:t>
       </w:r>
       <w:bookmarkEnd w:id="14"/>
     </w:p>
@@ -6698,7 +6889,7 @@
           <w:left w:w="10" w:type="dxa"/>
           <w:right w:w="10" w:type="dxa"/>
         </w:tblCellMar>
-        <w:tblLook w:val="0000" w:firstRow="0" w:lastRow="0" w:firstColumn="0" w:lastColumn="0" w:noHBand="0" w:noVBand="0"/>
+        <w:tblLook w:val="04A0" w:firstRow="1" w:lastRow="0" w:firstColumn="1" w:lastColumn="0" w:noHBand="0" w:noVBand="1"/>
       </w:tblPr>
       <w:tblGrid>
         <w:gridCol w:w="2409"/>
@@ -7563,7 +7754,7 @@
       <w:pPr>
         <w:pStyle w:val="Heading1"/>
       </w:pPr>
-      <w:bookmarkStart w:id="15" w:name="_Toc243815945"/>
+      <w:bookmarkStart w:id="15" w:name="_Toc243926861"/>
       <w:r>
         <w:lastRenderedPageBreak/>
         <w:t>8  Logs</w:t>
@@ -7586,7 +7777,7 @@
           <w:left w:w="10" w:type="dxa"/>
           <w:right w:w="10" w:type="dxa"/>
         </w:tblCellMar>
-        <w:tblLook w:val="0000" w:firstRow="0" w:lastRow="0" w:firstColumn="0" w:lastColumn="0" w:noHBand="0" w:noVBand="0"/>
+        <w:tblLook w:val="04A0" w:firstRow="1" w:lastRow="0" w:firstColumn="1" w:lastColumn="0" w:noHBand="0" w:noVBand="1"/>
       </w:tblPr>
       <w:tblGrid>
         <w:gridCol w:w="2944"/>
@@ -7972,7 +8163,7 @@
       <w:pPr>
         <w:pStyle w:val="Heading1"/>
       </w:pPr>
-      <w:bookmarkStart w:id="16" w:name="_Toc243815946"/>
+      <w:bookmarkStart w:id="16" w:name="_Toc243926862"/>
       <w:r>
         <w:lastRenderedPageBreak/>
         <w:t>9  Applying changes</w:t>
@@ -7995,7 +8186,7 @@
           <w:left w:w="10" w:type="dxa"/>
           <w:right w:w="10" w:type="dxa"/>
         </w:tblCellMar>
-        <w:tblLook w:val="0000" w:firstRow="0" w:lastRow="0" w:firstColumn="0" w:lastColumn="0" w:noHBand="0" w:noVBand="0"/>
+        <w:tblLook w:val="04A0" w:firstRow="1" w:lastRow="0" w:firstColumn="1" w:lastColumn="0" w:noHBand="0" w:noVBand="1"/>
       </w:tblPr>
       <w:tblGrid>
         <w:gridCol w:w="2944"/>
@@ -8578,7 +8769,7 @@
       <w:pPr>
         <w:pStyle w:val="Heading1"/>
       </w:pPr>
-      <w:bookmarkStart w:id="17" w:name="_Toc243815947"/>
+      <w:bookmarkStart w:id="17" w:name="_Toc243926863"/>
       <w:r>
         <w:lastRenderedPageBreak/>
         <w:t>10  Testing the mobile app</w:t>
@@ -8666,7 +8857,7 @@
       <w:pPr>
         <w:pStyle w:val="Heading1"/>
       </w:pPr>
-      <w:bookmarkStart w:id="18" w:name="_Toc243815948"/>
+      <w:bookmarkStart w:id="18" w:name="_Toc243926864"/>
       <w:r>
         <w:lastRenderedPageBreak/>
         <w:t>11  Routine maintenance</w:t>
@@ -8689,7 +8880,7 @@
           <w:left w:w="10" w:type="dxa"/>
           <w:right w:w="10" w:type="dxa"/>
         </w:tblCellMar>
-        <w:tblLook w:val="0000" w:firstRow="0" w:lastRow="0" w:firstColumn="0" w:lastColumn="0" w:noHBand="0" w:noVBand="0"/>
+        <w:tblLook w:val="04A0" w:firstRow="1" w:lastRow="0" w:firstColumn="1" w:lastColumn="0" w:noHBand="0" w:noVBand="1"/>
       </w:tblPr>
       <w:tblGrid>
         <w:gridCol w:w="1823"/>
@@ -8815,14 +9006,7 @@
                 <w:sz w:val="19"/>
                 <w:szCs w:val="19"/>
               </w:rPr>
-              <w:t>Check all servers are green; look at unassigned transactions and pending refunds; confirm the tunnel is online; answer new cust</w:t>
-            </w:r>
-            <w:r>
-              <w:rPr>
-                <w:sz w:val="19"/>
-                <w:szCs w:val="19"/>
-              </w:rPr>
-              <w:t>omer emails under the Customers label in the business Gmail</w:t>
+              <w:t>Check all servers are green; look at unassigned transactions and pending refunds; confirm the tunnel is online; answer new customer emails under the Customers label in the business Gmail</w:t>
             </w:r>
           </w:p>
         </w:tc>
@@ -8942,14 +9126,7 @@
                 <w:sz w:val="19"/>
                 <w:szCs w:val="19"/>
               </w:rPr>
-              <w:t xml:space="preserve">Install Windows and Ubuntu updates </w:t>
-            </w:r>
-            <w:r>
-              <w:rPr>
-                <w:sz w:val="19"/>
-                <w:szCs w:val="19"/>
-              </w:rPr>
-              <w:t>(then restart and Start All); review user accounts and disable people who left</w:t>
+              <w:t>Install Windows and Ubuntu updates (then restart and Start All); review user accounts and disable people who left</w:t>
             </w:r>
           </w:p>
         </w:tc>
@@ -9486,7 +9663,7 @@
       <w:pPr>
         <w:pStyle w:val="Heading1"/>
       </w:pPr>
-      <w:bookmarkStart w:id="19" w:name="_Toc243815949"/>
+      <w:bookmarkStart w:id="19" w:name="_Toc243926865"/>
       <w:r>
         <w:lastRenderedPageBreak/>
         <w:t>12  Desktop access and the SuperAdmin</w:t>
@@ -9576,7 +9753,7 @@
       <w:pPr>
         <w:pStyle w:val="Heading2"/>
       </w:pPr>
-      <w:bookmarkStart w:id="20" w:name="_Toc243815950"/>
+      <w:bookmarkStart w:id="20" w:name="_Toc243926866"/>
       <w:r>
         <w:t>12.1  If the SuperAdmin's only computer is lost</w:t>
       </w:r>
@@ -9719,7 +9896,7 @@
       <w:pPr>
         <w:pStyle w:val="Heading2"/>
       </w:pPr>
-      <w:bookmarkStart w:id="21" w:name="_Toc243815951"/>
+      <w:bookmarkStart w:id="21" w:name="_Toc243926867"/>
       <w:r>
         <w:t>12.2  Giving the desktop app to another admin</w:t>
       </w:r>
@@ -9739,7 +9916,10 @@
           <w:sz w:val="19"/>
           <w:szCs w:val="19"/>
         </w:rPr>
-        <w:t>admin_server_control\desktop\dist\Date</w:t>
+        <w:t>admin_server_control\desktop\dist\Dateroem Admin Control 1.1.zip</w:t>
+      </w:r>
+      <w:r>
+        <w:t>. The admin unzips it, opens Dateroem Admin Control.exe, signs in and sees that the computer is waiting; approve it in Users &gt; Computers. The copy starts at the public tunnel address (</w:t>
       </w:r>
       <w:r>
         <w:rPr>
@@ -9748,10 +9928,7 @@
           <w:sz w:val="19"/>
           <w:szCs w:val="19"/>
         </w:rPr>
-        <w:t>roem Admin Control 1.1.zip</w:t>
-      </w:r>
-      <w:r>
-        <w:t>. The admin unzips it, opens Dateroem Admin Control.exe, signs in and sees that the computer is waiting; approve it in Users &gt; Computers. The copy starts at the public tunnel address (</w:t>
+        <w:t>/admin-a</w:t>
       </w:r>
       <w:r>
         <w:rPr>
@@ -9760,7 +9937,7 @@
           <w:sz w:val="19"/>
           <w:szCs w:val="19"/>
         </w:rPr>
-        <w:t>/admin-api</w:t>
+        <w:t>pi</w:t>
       </w:r>
       <w:r>
         <w:t xml:space="preserve">), so this computer, the servers and the tunnel must be running for them to work. To make a new zip (after app changes, or with the provider's address after the move), run inside </w:t>
@@ -9794,7 +9971,7 @@
           <w:sz w:val="17"/>
           <w:szCs w:val="17"/>
         </w:rPr>
-        <w:t>venv\Scripts\python.exe build_shared_copy.py ht</w:t>
+        <w:t xml:space="preserve">venv\Scripts\python.exe build_shared_copy.py </w:t>
       </w:r>
       <w:r>
         <w:rPr>
@@ -9803,14 +9980,14 @@
           <w:sz w:val="17"/>
           <w:szCs w:val="17"/>
         </w:rPr>
-        <w:t>tps://&lt;public address&gt;/admin-api</w:t>
+        <w:t>https://&lt;public address&gt;/admin-api</w:t>
       </w:r>
     </w:p>
     <w:p>
       <w:pPr>
         <w:pStyle w:val="Heading2"/>
       </w:pPr>
-      <w:bookmarkStart w:id="22" w:name="_Toc243815952"/>
+      <w:bookmarkStart w:id="22" w:name="_Toc243926868"/>
       <w:r>
         <w:t>12.3  Correcting a username</w:t>
       </w:r>
@@ -9821,17 +9998,17 @@
         <w:spacing w:after="120" w:line="276" w:lineRule="auto"/>
       </w:pPr>
       <w:r>
-        <w:t>If an account was made with a wrong username, the SuperAdmin selects it in Users &gt; Normal Users, presses Edit and changes the Username field. The person signs in with the new username from then o</w:t>
-      </w:r>
-      <w:r>
-        <w:t>n; their sign-in, phone and computer approvals stay as they were.</w:t>
+        <w:t>If an account was made with a wrong username, the SuperAdmin selects it in Users &gt; Normal Users, presses Edit and changes the Username field. The person signs in with the new username from then</w:t>
+      </w:r>
+      <w:r>
+        <w:t xml:space="preserve"> on; their sign-in, phone and computer approvals stay as they were.</w:t>
       </w:r>
     </w:p>
     <w:p>
       <w:pPr>
         <w:pStyle w:val="Heading2"/>
       </w:pPr>
-      <w:bookmarkStart w:id="23" w:name="_Toc243815953"/>
+      <w:bookmarkStart w:id="23" w:name="_Toc243926869"/>
       <w:r>
         <w:t>12.4  Resetting someone's password</w:t>
       </w:r>
@@ -9842,20 +10019,17 @@
         <w:spacing w:after="120" w:line="276" w:lineRule="auto"/>
       </w:pPr>
       <w:r>
-        <w:t>Nobody can see a password, not even the SuperAdmin. If someone forgot theirs: Users &gt; Normal Users, select the account, Reset Password, confirm, and give t</w:t>
-      </w:r>
-      <w:r>
-        <w:t>hem the temporary password shown - in person or by phone, never in a group chat. They are signed out everywhere, and at their next sign-in (website, phone or desktop) they must choose a password of their own before anything else. Only the SuperAdmin resets</w:t>
-      </w:r>
-      <w:r>
-        <w:t xml:space="preserve"> an Admin; the SuperAdmin changes their own from Profile.</w:t>
+        <w:t xml:space="preserve">Nobody can see a password, not even the SuperAdmin. If someone forgot theirs: Users &gt; Normal Users, select the account, Reset Password, confirm, and give them the temporary password shown - in person or by phone, never in a group chat. They are signed out </w:t>
+      </w:r>
+      <w:r>
+        <w:t>everywhere, and at their next sign-in (website, phone or desktop) they must choose a password of their own before anything else. Only the SuperAdmin resets an Admin; the SuperAdmin changes their own from Profile.</w:t>
       </w:r>
     </w:p>
     <w:p>
       <w:pPr>
         <w:pStyle w:val="Heading2"/>
       </w:pPr>
-      <w:bookmarkStart w:id="24" w:name="_Toc243815954"/>
+      <w:bookmarkStart w:id="24" w:name="_Toc243926870"/>
       <w:r>
         <w:lastRenderedPageBreak/>
         <w:t>12.5  The idle lock</w:t>
@@ -9867,17 +10041,20 @@
         <w:spacing w:after="120" w:line="276" w:lineRule="auto"/>
       </w:pPr>
       <w:r>
-        <w:t>The desktop and phone apps lock after 25 minutes untouched (the desktop asks for the password, the phone for the fingerprint), with Still there? a minute before. The SuperAdmin c</w:t>
-      </w:r>
-      <w:r>
-        <w:t>hanges the minutes (5 to 120) in the desktop app: Settings &gt; Idle lock. Other computers and phones take the new value at their next sign-in or start.</w:t>
+        <w:t>The desktop and phone a</w:t>
+      </w:r>
+      <w:r>
+        <w:t>pps lock after 25 minutes untouched (the desktop asks for the password, the phone for the fingerprint), with Still there? a minute before. The SuperAdmin changes the minutes (5 to 120) in the desktop app: Settings &gt; Idle lock. Other computers and phones ta</w:t>
+      </w:r>
+      <w:r>
+        <w:t>ke the new value at their next sign-in or start.</w:t>
       </w:r>
     </w:p>
     <w:p>
       <w:pPr>
         <w:pStyle w:val="Heading2"/>
       </w:pPr>
-      <w:bookmarkStart w:id="25" w:name="_Toc243815955"/>
+      <w:bookmarkStart w:id="25" w:name="_Toc243926871"/>
       <w:r>
         <w:t>12.6  Orders near their promised date</w:t>
       </w:r>
@@ -9888,19 +10065,19 @@
         <w:spacing w:after="120" w:line="276" w:lineRule="auto"/>
       </w:pPr>
       <w:r>
-        <w:t>Check Insights &gt; Orders (desktop) or Orders (phone) daily. Orange orders are close to the date the customer was promised and red ones are past it - put them on a delivery that arrives by then, red first. Admins see the counts on the phone's Home too.</w:t>
+        <w:t>Check Insights &gt; Orders (desktop) or Orders (phone) daily. Orange orders are close to the date the customer was promised and red ones are past it - put them on a deliver</w:t>
+      </w:r>
+      <w:r>
+        <w:t>y that arrives by then, red first. Admins see the counts on the phone's Home too.</w:t>
       </w:r>
     </w:p>
     <w:p>
       <w:pPr>
         <w:pStyle w:val="Heading2"/>
       </w:pPr>
-      <w:bookmarkStart w:id="26" w:name="_Toc243815956"/>
-      <w:r>
-        <w:t xml:space="preserve">12.7 </w:t>
-      </w:r>
-      <w:r>
-        <w:t xml:space="preserve"> Checking worker details</w:t>
+      <w:bookmarkStart w:id="26" w:name="_Toc243926872"/>
+      <w:r>
+        <w:t>12.7  Checking worker details</w:t>
       </w:r>
       <w:bookmarkEnd w:id="26"/>
     </w:p>
@@ -9909,13 +10086,13 @@
         <w:spacing w:after="120" w:line="276" w:lineRule="auto"/>
       </w:pPr>
       <w:r>
-        <w:t xml:space="preserve">Staff fill in their worker details in the phone app (My profile &gt; Worker details). In the desktop app, Users &gt; Worker Details shows who is Waiting for checking. The SuperAdmin selects the person, Open Details, compares the numbers </w:t>
-      </w:r>
-      <w:r>
-        <w:t>with the photos (View Photo), and presses Mark Verified - or Send Back... saying what to fix (the person sees the note on their phone). Each opening is written to the audit log; don't copy the numbers or photos anywhere else. When someone leaves, the detai</w:t>
-      </w:r>
-      <w:r>
-        <w:t>ls stay until the SuperAdmin presses Delete All Details.</w:t>
+        <w:t>Staff fill in their worker details in the phone app (My profile &gt; Worker details). In the desktop app, Users &gt; Worker Details shows who is Waiti</w:t>
+      </w:r>
+      <w:r>
+        <w:t>ng for checking. The SuperAdmin selects the person, Open Details, compares the numbers with the photos (View Photo), and presses Mark Verified - or Send Back... saying what to fix (the person sees the note on their phone). Each opening is written to the au</w:t>
+      </w:r>
+      <w:r>
+        <w:t>dit log; don't copy the numbers or photos anywhere else. When someone leaves, the details stay until the SuperAdmin presses Delete All Details.</w:t>
       </w:r>
     </w:p>
     <w:p>
@@ -9923,17 +10100,17 @@
         <w:spacing w:after="120" w:line="276" w:lineRule="auto"/>
       </w:pPr>
       <w:r>
-        <w:t>The details are encrypted with the worker data key (app.workers.data-secret in the backend's application.properties). Keep a second copy of that file, or of that one line, away from this computer wit</w:t>
-      </w:r>
-      <w:r>
-        <w:t>h the owner: if the key is lost, the details and photos can never be read again, even from a database backup.</w:t>
+        <w:t>The details are encrypted with the worker data key (app.workers.data-secret in the backend's application.propert</w:t>
+      </w:r>
+      <w:r>
+        <w:t>ies). Keep a second copy of that file, or of that one line, away from this computer with the owner: if the key is lost, the details and photos can never be read again, even from a database backup.</w:t>
       </w:r>
     </w:p>
     <w:p>
       <w:pPr>
         <w:pStyle w:val="Heading2"/>
       </w:pPr>
-      <w:bookmarkStart w:id="27" w:name="_Toc243815957"/>
+      <w:bookmarkStart w:id="27" w:name="_Toc243926873"/>
       <w:r>
         <w:t>12.8  Checking that every save arrives</w:t>
       </w:r>
@@ -9944,23 +10121,23 @@
         <w:spacing w:after="120" w:line="276" w:lineRule="auto"/>
       </w:pPr>
       <w:r>
-        <w:t>After changing a form, a server route or a backend save, run python3 scripts/check_field_flow.py in /root/f</w:t>
-      </w:r>
-      <w:r>
-        <w:t>athersProject. It follows each save of the desktop, phone and website (126 on 24 October 2026) through its server into the backend and lists any field dropped on the way (LOST), emptied by edits from an app that never sends it (WIPED), reset to a default (</w:t>
-      </w:r>
-      <w:r>
-        <w:t>RESET) or sent under a name the backend doesn't read (IGNORED); 0 to look at means all is well. Cases checked by hand and meant to be so are listed under KNOWN in the script with the reason. The backup to GitHub runs it first and stops if it finds anything</w:t>
-      </w:r>
-      <w:r>
-        <w:t>.</w:t>
+        <w:t>After changing a for</w:t>
+      </w:r>
+      <w:r>
+        <w:t>m, a server route or a backend save, run python3 scripts/check_field_flow.py in /root/fathersProject. It follows each save of the desktop, phone and website (126 on 24 October 2026) through its server into the backend and lists any field dropped on the way</w:t>
+      </w:r>
+      <w:r>
+        <w:t xml:space="preserve"> (LOST), emptied by edits from an app that never sends it (WIPED), reset to a default (RESET) or sent under a name the backend doesn't read (IGNORED); 0 to look at means all is well. Cases checked by hand and meant to be so are listed under KNOWN in the sc</w:t>
+      </w:r>
+      <w:r>
+        <w:t>ript with the reason. The backup to GitHub runs it first and stops if it finds anything.</w:t>
       </w:r>
     </w:p>
     <w:p>
       <w:pPr>
         <w:pStyle w:val="Heading2"/>
       </w:pPr>
-      <w:bookmarkStart w:id="28" w:name="_Toc243815958"/>
+      <w:bookmarkStart w:id="28" w:name="_Toc243926874"/>
       <w:r>
         <w:t>12.9  Changing a policy</w:t>
       </w:r>
@@ -9971,14 +10148,63 @@
         <w:spacing w:after="120" w:line="276" w:lineRule="auto"/>
       </w:pPr>
       <w:r>
-        <w:t xml:space="preserve">The words of Returns &amp; Refunds, Privacy and Terms are in frontend/website/src/core/policies.js, with the date shown at the top (POLICY_UPDATED - change it with the words). When a refund rule changes, change three places together: </w:t>
-      </w:r>
-      <w:r>
-        <w:t>that file, the Help answer "Can I change or cancel an order after paying?" (desktop FAQs) and the assistant's rules in backend AiChatService.java (the customer guide). Then rebuild the website (see Applying changes) and restart the backend.</w:t>
-      </w:r>
-    </w:p>
-    <w:p>
-      <w:r>
+        <w:t xml:space="preserve">The words of Returns &amp; Refunds, Privacy and Terms are in frontend/website/src/core/policies.js, with the date shown at the top (POLICY_UPDATED </w:t>
+      </w:r>
+      <w:r>
+        <w:t>- change it with the words). When a refund rule changes, change three places together: that file, the Help answer "Can I change or cancel an order after paying?" (desktop FAQs) and the assistant's rules in backend AiChatService.java (the customer guide). T</w:t>
+      </w:r>
+      <w:r>
+        <w:t>hen rebuild the website (see Applying changes) and restart the backend.</w:t>
+      </w:r>
+    </w:p>
+    <w:p>
+      <w:pPr>
+        <w:pStyle w:val="Heading2"/>
+      </w:pPr>
+      <w:bookmarkStart w:id="29" w:name="_Toc243926875"/>
+      <w:r>
+        <w:t>12.10  Posting a notice (website Updates)</w:t>
+      </w:r>
+      <w:bookmarkEnd w:id="29"/>
+    </w:p>
+    <w:p>
+      <w:pPr>
+        <w:spacing w:after="120" w:line="276" w:lineRule="auto"/>
+      </w:pPr>
+      <w:r>
+        <w:t>To tell customers about something coming (an update, a new feature, a holiday closure): desktop app &gt; Notices &gt; New Notice. Write a short titl</w:t>
+      </w:r>
+      <w:r>
+        <w:t>e and the message, choose the last day it shows, keep "Show on the website" ticked and Save. The bell appears on the website straight away and the notice leaves by itself after its last day. To take one down early, Delete it (it can be restored), or Edit i</w:t>
+      </w:r>
+      <w:r>
+        <w:t>t and untick "Show on the website".</w:t>
+      </w:r>
+    </w:p>
+    <w:p>
+      <w:pPr>
+        <w:pStyle w:val="Heading2"/>
+      </w:pPr>
+      <w:bookmarkStart w:id="30" w:name="_Toc243926876"/>
+      <w:r>
+        <w:t>12.11  Retiring a campaign</w:t>
+      </w:r>
+      <w:bookmarkEnd w:id="30"/>
+    </w:p>
+    <w:p>
+      <w:pPr>
+        <w:spacing w:after="120" w:line="276" w:lineRule="auto"/>
+      </w:pPr>
+      <w:r>
+        <w:t>To take a campaign off the website without losing it: desktop app &gt; Marketing, select it, Retire - or on the phone open the campaign and press Retire Campaign. Bring back (desktop button, or th</w:t>
+      </w:r>
+      <w:r>
+        <w:t>e button on the phone's campaign list) puts it back; it shows again while it is Active, within its dates and has a product.</w:t>
+      </w:r>
+    </w:p>
+    <w:p>
+      <w:r>
+        <w:lastRenderedPageBreak/>
         <w:br w:type="page"/>
       </w:r>
     </w:p>
@@ -9986,15 +10212,12 @@
       <w:pPr>
         <w:pStyle w:val="Heading1"/>
       </w:pPr>
-      <w:bookmarkStart w:id="29" w:name="_Toc243815959"/>
+      <w:bookmarkStart w:id="31" w:name="_Toc243926877"/>
       <w:r>
         <w:lastRenderedPageBreak/>
-        <w:t>13  Network n</w:t>
-      </w:r>
-      <w:r>
-        <w:t>otes for this computer</w:t>
-      </w:r>
-      <w:bookmarkEnd w:id="29"/>
+        <w:t>13  Network notes for this computer</w:t>
+      </w:r>
+      <w:bookmarkEnd w:id="31"/>
     </w:p>
     <w:p>
       <w:pPr>
@@ -10006,7 +10229,10 @@
         <w:spacing w:after="60" w:line="264" w:lineRule="auto"/>
       </w:pPr>
       <w:r>
-        <w:t>MySQL runs on port 3309 because something outside the project keeps a phantom listener on 3306.</w:t>
+        <w:t>MySQL runs on port 3309 because something outside the project keeps a phantom listener on 3306</w:t>
+      </w:r>
+      <w:r>
+        <w:t>.</w:t>
       </w:r>
     </w:p>
     <w:p>
@@ -10019,10 +10245,7 @@
         <w:spacing w:after="60" w:line="264" w:lineRule="auto"/>
       </w:pPr>
       <w:r>
-        <w:t>Windows reaches the servers inside Ubuntu through WSL's port forwarding. If Windows tools suddenly cannot reach a running server, restart</w:t>
-      </w:r>
-      <w:r>
-        <w:t xml:space="preserve"> WSL (</w:t>
+        <w:t>Windows reaches the servers inside Ubuntu through WSL's port forwarding. If Windows tools suddenly cannot reach a running server, restart WSL (</w:t>
       </w:r>
       <w:r>
         <w:rPr>
@@ -10047,10 +10270,10 @@
         <w:spacing w:after="60" w:line="264" w:lineRule="auto"/>
       </w:pPr>
       <w:r>
-        <w:t>Java is forced to IPv4 and the website proxy uses 127.0.0.1 instead of "localhost", because "localhost" sometimes resolved to an unreachable IPv6 address he</w:t>
-      </w:r>
-      <w:r>
-        <w:t>re.</w:t>
+        <w:t>Java is forced to</w:t>
+      </w:r>
+      <w:r>
+        <w:t xml:space="preserve"> IPv4 and the website proxy uses 127.0.0.1 instead of "localhost", because "localhost" sometimes resolved to an unreachable IPv6 address here.</w:t>
       </w:r>
     </w:p>
     <w:p>
@@ -10063,7 +10286,10 @@
         <w:spacing w:after="60" w:line="264" w:lineRule="auto"/>
       </w:pPr>
       <w:r>
-        <w:t>Some external services (Safaricom, Groq) occasionally resolve to dead addresses from this network; the backend retries safely.</w:t>
+        <w:t>Some external services (Safaricom, Groq) occasionally resolve to dead addresses from this network; the backend re</w:t>
+      </w:r>
+      <w:r>
+        <w:t>tries safely.</w:t>
       </w:r>
     </w:p>
     <w:p>
@@ -10163,7 +10389,7 @@
         <w:sz w:val="16"/>
         <w:szCs w:val="16"/>
       </w:rPr>
-      <w:t>20</w:t>
+      <w:t>21</w:t>
     </w:r>
     <w:r>
       <w:rPr>
@@ -10212,7 +10438,7 @@
         <w:sz w:val="16"/>
         <w:szCs w:val="16"/>
       </w:rPr>
-      <w:t>20</w:t>
+      <w:t>21</w:t>
     </w:r>
     <w:r>
       <w:rPr>
@@ -10281,15 +10507,7 @@
         <w:sz w:val="16"/>
         <w:szCs w:val="16"/>
       </w:rPr>
-      <w:t>Running and</w:t>
-    </w:r>
-    <w:r>
-      <w:rPr>
-        <w:color w:val="5F6B66"/>
-        <w:sz w:val="16"/>
-        <w:szCs w:val="16"/>
-      </w:rPr>
-      <w:t xml:space="preserve"> Operating the System</w:t>
+      <w:t>Running and Operating the System</w:t>
     </w:r>
   </w:p>
 </w:hdr>
@@ -10304,72 +10522,72 @@
 <file path=word/numbering.xml><?xml version="1.0" encoding="utf-8"?>
 <w:numbering xmlns:wpc="http://schemas.microsoft.com/office/word/2010/wordprocessingCanvas" xmlns:cx="http://schemas.microsoft.com/office/drawing/2014/chartex" xmlns:cx1="http://schemas.microsoft.com/office/drawing/2015/9/8/chartex" xmlns:mc="http://schemas.openxmlformats.org/markup-compatibility/2006" xmlns:o="urn:schemas-microsoft-com:office:office" xmlns:r="http://schemas.openxmlformats.org/officeDocument/2006/relationships" xmlns:m="http://schemas.openxmlformats.org/officeDocument/2006/math" xmlns:v="urn:schemas-microsoft-com:vml" xmlns:wp14="http://schemas.microsoft.com/office/word/2010/wordprocessingDrawing" xmlns:wp="http://schemas.openxmlformats.org/drawingml/2006/wordprocessingDrawing" xmlns:w10="urn:schemas-microsoft-com:office:word" xmlns:w="http://schemas.openxmlformats.org/wordprocessingml/2006/main" xmlns:w14="http://schemas.microsoft.com/office/word/2010/wordml" xmlns:w15="http://schemas.microsoft.com/office/word/2012/wordml" xmlns:w16se="http://schemas.microsoft.com/office/word/2015/wordml/symex" xmlns:wpg="http://schemas.microsoft.com/office/word/2010/wordprocessingGroup" xmlns:wpi="http://schemas.microsoft.com/office/word/2010/wordprocessingInk" xmlns:wne="http://schemas.microsoft.com/office/word/2006/wordml" xmlns:wps="http://schemas.microsoft.com/office/word/2010/wordprocessingShape" mc:Ignorable="w14 w15 w16se wp14">
   <w:abstractNum w:abstractNumId="0" w15:restartNumberingAfterBreak="0">
-    <w:nsid w:val="13402001"/>
+    <w:nsid w:val="30143717"/>
     <w:multiLevelType w:val="hybridMultilevel"/>
-    <w:tmpl w:val="EB2448A8"/>
-    <w:lvl w:ilvl="0" w:tplc="D4E60E22">
+    <w:tmpl w:val="787A66C8"/>
+    <w:lvl w:ilvl="0" w:tplc="7BE81AE0">
       <w:start w:val="1"/>
-      <w:numFmt w:val="decimal"/>
-      <w:lvlText w:val="%1."/>
+      <w:numFmt w:val="bullet"/>
+      <w:lvlText w:val="•"/>
       <w:lvlJc w:val="left"/>
       <w:pPr>
         <w:ind w:left="540" w:hanging="300"/>
       </w:pPr>
     </w:lvl>
-    <w:lvl w:ilvl="1" w:tplc="98FA5422" w:tentative="1">
+    <w:lvl w:ilvl="1" w:tplc="79E2697A" w:tentative="1">
       <w:start w:val="1"/>
-      <w:numFmt w:val="lowerLetter"/>
-      <w:lvlText w:val="%2."/>
+      <w:numFmt w:val="bullet"/>
+      <w:lvlText w:val="–"/>
       <w:lvlJc w:val="left"/>
       <w:pPr>
         <w:ind w:left="940" w:hanging="300"/>
       </w:pPr>
     </w:lvl>
-    <w:lvl w:ilvl="2" w:tplc="1EC019B6" w:tentative="1">
+    <w:lvl w:ilvl="2" w:tplc="F72ABBFC" w:tentative="1">
       <w:start w:val="1"/>
-      <w:numFmt w:val="lowerRoman"/>
-      <w:lvlText w:val="%3."/>
+      <w:numFmt w:val="bullet"/>
+      <w:lvlText w:val="◦"/>
       <w:lvlJc w:val="left"/>
       <w:pPr>
         <w:ind w:left="1340" w:hanging="300"/>
       </w:pPr>
     </w:lvl>
-    <w:lvl w:ilvl="3" w:tplc="CD829E8E">
+    <w:lvl w:ilvl="3" w:tplc="4C3AB42E">
       <w:numFmt w:val="decimal"/>
       <w:lvlText w:val=""/>
       <w:lvlJc w:val="left"/>
     </w:lvl>
-    <w:lvl w:ilvl="4" w:tplc="1CA421BC">
+    <w:lvl w:ilvl="4" w:tplc="C9880704">
       <w:numFmt w:val="decimal"/>
       <w:lvlText w:val=""/>
       <w:lvlJc w:val="left"/>
     </w:lvl>
-    <w:lvl w:ilvl="5" w:tplc="B5006462">
+    <w:lvl w:ilvl="5" w:tplc="84923538">
       <w:numFmt w:val="decimal"/>
       <w:lvlText w:val=""/>
       <w:lvlJc w:val="left"/>
     </w:lvl>
-    <w:lvl w:ilvl="6" w:tplc="93C09B98">
+    <w:lvl w:ilvl="6" w:tplc="1604DD9E">
       <w:numFmt w:val="decimal"/>
       <w:lvlText w:val=""/>
       <w:lvlJc w:val="left"/>
     </w:lvl>
-    <w:lvl w:ilvl="7" w:tplc="9A229390">
+    <w:lvl w:ilvl="7" w:tplc="B0089CB6">
       <w:numFmt w:val="decimal"/>
       <w:lvlText w:val=""/>
       <w:lvlJc w:val="left"/>
     </w:lvl>
-    <w:lvl w:ilvl="8" w:tplc="8440335E">
+    <w:lvl w:ilvl="8" w:tplc="86CCEA08">
       <w:numFmt w:val="decimal"/>
       <w:lvlText w:val=""/>
       <w:lvlJc w:val="left"/>
     </w:lvl>
   </w:abstractNum>
   <w:abstractNum w:abstractNumId="1" w15:restartNumberingAfterBreak="0">
-    <w:nsid w:val="44AB1977"/>
+    <w:nsid w:val="41826B27"/>
     <w:multiLevelType w:val="hybridMultilevel"/>
-    <w:tmpl w:val="3CD41DDE"/>
-    <w:lvl w:ilvl="0" w:tplc="159678B0" w:tentative="1">
+    <w:tmpl w:val="F06E399E"/>
+    <w:lvl w:ilvl="0" w:tplc="DC8C84BE" w:tentative="1">
       <w:start w:val="1"/>
       <w:numFmt w:val="bullet"/>
       <w:lvlText w:val="●"/>
@@ -10378,7 +10596,7 @@
         <w:ind w:left="720" w:hanging="360"/>
       </w:pPr>
     </w:lvl>
-    <w:lvl w:ilvl="1" w:tplc="60C02F96" w:tentative="1">
+    <w:lvl w:ilvl="1" w:tplc="E5047DEE" w:tentative="1">
       <w:start w:val="1"/>
       <w:numFmt w:val="bullet"/>
       <w:lvlText w:val="○"/>
@@ -10387,7 +10605,7 @@
         <w:ind w:left="1440" w:hanging="360"/>
       </w:pPr>
     </w:lvl>
-    <w:lvl w:ilvl="2" w:tplc="E3B4ED46" w:tentative="1">
+    <w:lvl w:ilvl="2" w:tplc="A94C3D00" w:tentative="1">
       <w:start w:val="1"/>
       <w:numFmt w:val="bullet"/>
       <w:lvlText w:val="■"/>
@@ -10396,7 +10614,7 @@
         <w:ind w:left="2160" w:hanging="360"/>
       </w:pPr>
     </w:lvl>
-    <w:lvl w:ilvl="3" w:tplc="1D74365A" w:tentative="1">
+    <w:lvl w:ilvl="3" w:tplc="A1747F74" w:tentative="1">
       <w:start w:val="1"/>
       <w:numFmt w:val="bullet"/>
       <w:lvlText w:val="●"/>
@@ -10405,7 +10623,7 @@
         <w:ind w:left="2880" w:hanging="360"/>
       </w:pPr>
     </w:lvl>
-    <w:lvl w:ilvl="4" w:tplc="8C8AF086" w:tentative="1">
+    <w:lvl w:ilvl="4" w:tplc="0F463532" w:tentative="1">
       <w:start w:val="1"/>
       <w:numFmt w:val="bullet"/>
       <w:lvlText w:val="○"/>
@@ -10414,7 +10632,7 @@
         <w:ind w:left="3600" w:hanging="360"/>
       </w:pPr>
     </w:lvl>
-    <w:lvl w:ilvl="5" w:tplc="EB303652" w:tentative="1">
+    <w:lvl w:ilvl="5" w:tplc="403EDC16" w:tentative="1">
       <w:start w:val="1"/>
       <w:numFmt w:val="bullet"/>
       <w:lvlText w:val="■"/>
@@ -10423,7 +10641,7 @@
         <w:ind w:left="4320" w:hanging="360"/>
       </w:pPr>
     </w:lvl>
-    <w:lvl w:ilvl="6" w:tplc="5F4C7128" w:tentative="1">
+    <w:lvl w:ilvl="6" w:tplc="B0AE8EF4" w:tentative="1">
       <w:start w:val="1"/>
       <w:numFmt w:val="bullet"/>
       <w:lvlText w:val="●"/>
@@ -10432,7 +10650,7 @@
         <w:ind w:left="5040" w:hanging="360"/>
       </w:pPr>
     </w:lvl>
-    <w:lvl w:ilvl="7" w:tplc="75D4B7F8" w:tentative="1">
+    <w:lvl w:ilvl="7" w:tplc="ABA433A8" w:tentative="1">
       <w:start w:val="1"/>
       <w:numFmt w:val="bullet"/>
       <w:lvlText w:val="●"/>
@@ -10441,7 +10659,7 @@
         <w:ind w:left="5760" w:hanging="360"/>
       </w:pPr>
     </w:lvl>
-    <w:lvl w:ilvl="8" w:tplc="5922078A" w:tentative="1">
+    <w:lvl w:ilvl="8" w:tplc="FB5A3610" w:tentative="1">
       <w:start w:val="1"/>
       <w:numFmt w:val="bullet"/>
       <w:lvlText w:val="●"/>
@@ -10452,62 +10670,62 @@
     </w:lvl>
   </w:abstractNum>
   <w:abstractNum w:abstractNumId="2" w15:restartNumberingAfterBreak="0">
-    <w:nsid w:val="56F25A6C"/>
+    <w:nsid w:val="64CD484B"/>
     <w:multiLevelType w:val="hybridMultilevel"/>
-    <w:tmpl w:val="747E6B1E"/>
-    <w:lvl w:ilvl="0" w:tplc="D25002D4">
+    <w:tmpl w:val="33640D76"/>
+    <w:lvl w:ilvl="0" w:tplc="E500B0B0">
       <w:start w:val="1"/>
-      <w:numFmt w:val="bullet"/>
-      <w:lvlText w:val="•"/>
+      <w:numFmt w:val="decimal"/>
+      <w:lvlText w:val="%1."/>
       <w:lvlJc w:val="left"/>
       <w:pPr>
         <w:ind w:left="540" w:hanging="300"/>
       </w:pPr>
     </w:lvl>
-    <w:lvl w:ilvl="1" w:tplc="F3D01D8C" w:tentative="1">
+    <w:lvl w:ilvl="1" w:tplc="FF7A7FE4" w:tentative="1">
       <w:start w:val="1"/>
-      <w:numFmt w:val="bullet"/>
-      <w:lvlText w:val="–"/>
+      <w:numFmt w:val="lowerLetter"/>
+      <w:lvlText w:val="%2."/>
       <w:lvlJc w:val="left"/>
       <w:pPr>
         <w:ind w:left="940" w:hanging="300"/>
       </w:pPr>
     </w:lvl>
-    <w:lvl w:ilvl="2" w:tplc="D66C9874" w:tentative="1">
+    <w:lvl w:ilvl="2" w:tplc="B3380FDC" w:tentative="1">
       <w:start w:val="1"/>
-      <w:numFmt w:val="bullet"/>
-      <w:lvlText w:val="◦"/>
+      <w:numFmt w:val="lowerRoman"/>
+      <w:lvlText w:val="%3."/>
       <w:lvlJc w:val="left"/>
       <w:pPr>
         <w:ind w:left="1340" w:hanging="300"/>
       </w:pPr>
     </w:lvl>
-    <w:lvl w:ilvl="3" w:tplc="2A8EFDE6">
+    <w:lvl w:ilvl="3" w:tplc="AEC8AC9A">
       <w:numFmt w:val="decimal"/>
       <w:lvlText w:val=""/>
       <w:lvlJc w:val="left"/>
     </w:lvl>
-    <w:lvl w:ilvl="4" w:tplc="F348BE6E">
+    <w:lvl w:ilvl="4" w:tplc="01080BAA">
       <w:numFmt w:val="decimal"/>
       <w:lvlText w:val=""/>
       <w:lvlJc w:val="left"/>
     </w:lvl>
-    <w:lvl w:ilvl="5" w:tplc="F4088E00">
+    <w:lvl w:ilvl="5" w:tplc="EAC8C3B4">
       <w:numFmt w:val="decimal"/>
       <w:lvlText w:val=""/>
       <w:lvlJc w:val="left"/>
     </w:lvl>
-    <w:lvl w:ilvl="6" w:tplc="29C6EB3C">
+    <w:lvl w:ilvl="6" w:tplc="8A4AB4CA">
       <w:numFmt w:val="decimal"/>
       <w:lvlText w:val=""/>
       <w:lvlJc w:val="left"/>
     </w:lvl>
-    <w:lvl w:ilvl="7" w:tplc="E86617E0">
+    <w:lvl w:ilvl="7" w:tplc="3F7E4C30">
       <w:numFmt w:val="decimal"/>
       <w:lvlText w:val=""/>
       <w:lvlJc w:val="left"/>
     </w:lvl>
-    <w:lvl w:ilvl="8" w:tplc="36024298">
+    <w:lvl w:ilvl="8" w:tplc="2BFCCBF2">
       <w:numFmt w:val="decimal"/>
       <w:lvlText w:val=""/>
       <w:lvlJc w:val="left"/>
@@ -10520,19 +10738,19 @@
     </w:lvlOverride>
   </w:num>
   <w:num w:numId="2">
+    <w:abstractNumId w:val="2"/>
+    <w:lvlOverride w:ilvl="0">
+      <w:startOverride w:val="1"/>
+    </w:lvlOverride>
+  </w:num>
+  <w:num w:numId="3">
     <w:abstractNumId w:val="0"/>
     <w:lvlOverride w:ilvl="0">
       <w:startOverride w:val="1"/>
     </w:lvlOverride>
   </w:num>
-  <w:num w:numId="3">
+  <w:num w:numId="4">
     <w:abstractNumId w:val="2"/>
-    <w:lvlOverride w:ilvl="0">
-      <w:startOverride w:val="1"/>
-    </w:lvlOverride>
-  </w:num>
-  <w:num w:numId="4">
-    <w:abstractNumId w:val="0"/>
     <w:lvlOverride w:ilvl="0">
       <w:startOverride w:val="1"/>
     </w:lvlOverride>
@@ -11161,7 +11379,7 @@
     <w:autoRedefine/>
     <w:uiPriority w:val="39"/>
     <w:unhideWhenUsed/>
-    <w:rsid w:val="008649D7"/>
+    <w:rsid w:val="00DF7E9A"/>
     <w:pPr>
       <w:spacing w:after="100"/>
     </w:pPr>
@@ -11173,7 +11391,7 @@
     <w:autoRedefine/>
     <w:uiPriority w:val="39"/>
     <w:unhideWhenUsed/>
-    <w:rsid w:val="008649D7"/>
+    <w:rsid w:val="00DF7E9A"/>
     <w:pPr>
       <w:spacing w:after="100"/>
       <w:ind w:left="210"/>
